--- a/assets/MANIFIESTO_CIENTIFICO_NEXORD_ZENODO_2026.docx
+++ b/assets/MANIFIESTO_CIENTIFICO_NEXORD_ZENODO_2026.docx
@@ -69,7 +69,7 @@
         <w:rPr>
           <w:shd w:fill="FFFFFF" w:val="clear"/>
         </w:rPr>
-        <w:t>SOCIOMETRÍA ORDINAL COMPUTACIONAL Y DIAGNÓSTICO DE LA DINÁMICA GRUPAL (PLATAFORMA NEXORD)</w:t>
+        <w:t>SOCIOMETRÍA ORDINAL COMPUTACIONAL Y DIAGNÓSTICO SOCIO-TERMODINÁMICO (PLATAFORMA NEXORD)</w:t>
       </w:r>
     </w:p>
     <w:p>
@@ -85,20 +85,50 @@
         <w:rPr>
           <w:shd w:fill="FFFFFF" w:val="clear"/>
         </w:rPr>
-        <w:t>Manifiesto Científico, Fundamentación Teórico-Metodológica y Guía de Gobernanza en Ciencia Abierta</w:t>
+        <w:t>Manifiesto Científico, Fundamentación Teórico-Metodológica y Propuesta de Gobernanza en Ciencia Abierta</w:t>
       </w:r>
     </w:p>
     <w:p>
       <w:pPr>
         <w:pStyle w:val="Heading3"/>
         <w:bidi w:val="0"/>
-        <w:jc w:val="start"/>
-        <w:rPr>
-          <w:shd w:fill="FFFFFF" w:val="clear"/>
-        </w:rPr>
-      </w:pPr>
-      <w:r>
-        <w:rPr>
+        <w:spacing w:before="90" w:after="60"/>
+        <w:ind w:hanging="0" w:start="0" w:end="0"/>
+        <w:jc w:val="center"/>
+        <w:rPr/>
+      </w:pPr>
+      <w:r>
+        <w:rPr>
+          <w:rStyle w:val="Emphasis"/>
+          <w:b/>
+          <w:i/>
+          <w:color w:val="4A5568"/>
+          <w:shd w:fill="FFFFFF" w:val="clear"/>
+        </w:rPr>
+        <w:t>«Hacia una Física de lo Grupal_JMC»</w:t>
+      </w:r>
+    </w:p>
+    <w:p>
+      <w:pPr>
+        <w:pStyle w:val="Heading4"/>
+        <w:bidi w:val="0"/>
+        <w:spacing w:before="60" w:after="330"/>
+        <w:ind w:hanging="0" w:start="0" w:end="0"/>
+        <w:jc w:val="center"/>
+        <w:rPr>
+          <w:rFonts w:ascii="Inter;sans-serif" w:hAnsi="Inter;sans-serif"/>
+          <w:b/>
+          <w:color w:val="2B6CB0"/>
+          <w:sz w:val="20"/>
+          <w:shd w:fill="FFFFFF" w:val="clear"/>
+        </w:rPr>
+      </w:pPr>
+      <w:r>
+        <w:rPr>
+          <w:rFonts w:ascii="Inter;sans-serif" w:hAnsi="Inter;sans-serif"/>
+          <w:b/>
+          <w:color w:val="2B6CB0"/>
+          <w:sz w:val="20"/>
           <w:shd w:fill="FFFFFF" w:val="clear"/>
         </w:rPr>
         <w:t>Edición Canónica Homologada v8.0 (2026)</w:t>
@@ -161,7 +191,7 @@
         <w:rPr>
           <w:shd w:fill="FFFFFF" w:val="clear"/>
         </w:rPr>
-        <w:t xml:space="preserve"> Creador de la Plataforma NEXORD y Promotor del Banco Sociométrico (BSOC)</w:t>
+        <w:t xml:space="preserve"> Creador de la Plataforma NEXORD y Promotor Científico de la iniciativa del Banco Sociométrico (BSOC)</w:t>
       </w:r>
     </w:p>
     <w:p>
@@ -262,13 +292,13 @@
           <w:rStyle w:val="Strong"/>
           <w:shd w:fill="FFFFFF" w:val="clear"/>
         </w:rPr>
-        <w:t>Ecosistema:</w:t>
-      </w:r>
-      <w:r>
-        <w:rPr>
-          <w:shd w:fill="FFFFFF" w:val="clear"/>
-        </w:rPr>
-        <w:t xml:space="preserve"> VISORD (Visualizador Sociométrico Ordinal)</w:t>
+        <w:t>Ecosistema Maestro:</w:t>
+      </w:r>
+      <w:r>
+        <w:rPr>
+          <w:shd w:fill="FFFFFF" w:val="clear"/>
+        </w:rPr>
+        <w:t xml:space="preserve"> VISORD 3D/4D (Visualizador Sociométrico Ordinal)</w:t>
       </w:r>
     </w:p>
     <w:p>
@@ -282,7 +312,7 @@
           <w:rStyle w:val="Strong"/>
           <w:shd w:fill="FFFFFF" w:val="clear"/>
         </w:rPr>
-        <w:t>Idiomas de la Plataforma:</w:t>
+        <w:t>Idiomas Soportados por la Plataforma NEXORD:</w:t>
       </w:r>
       <w:r>
         <w:rPr>
@@ -10531,6 +10561,7 @@
     <w:lvl w:ilvl="3">
       <w:start w:val="1"/>
       <w:numFmt w:val="none"/>
+      <w:pStyle w:val="Heading4"/>
       <w:suff w:val="nothing"/>
       <w:lvlText w:val=""/>
       <w:lvlJc w:val="start"/>
@@ -10803,6 +10834,23 @@
       <w:szCs w:val="21"/>
     </w:rPr>
   </w:style>
+  <w:style w:type="paragraph" w:styleId="Heading4">
+    <w:name w:val="heading 4"/>
+    <w:basedOn w:val="Ttulo"/>
+    <w:next w:val="BodyText"/>
+    <w:qFormat/>
+    <w:pPr>
+      <w:spacing w:before="120" w:after="120"/>
+      <w:outlineLvl w:val="3"/>
+    </w:pPr>
+    <w:rPr>
+      <w:rFonts w:ascii="Liberation Serif" w:hAnsi="Liberation Serif" w:eastAsia="Songti SC" w:cs="Arial Unicode MS"/>
+      <w:b/>
+      <w:bCs/>
+      <w:sz w:val="24"/>
+      <w:szCs w:val="24"/>
+    </w:rPr>
+  </w:style>
   <w:style w:type="character" w:styleId="EndnoteReference">
     <w:name w:val="endnote reference"/>
     <w:rPr>
@@ -10841,20 +10889,20 @@
       <w:shd w:fill="EDF2F7" w:val="clear"/>
     </w:rPr>
   </w:style>
+  <w:style w:type="character" w:styleId="Emphasis">
+    <w:name w:val="Emphasis"/>
+    <w:qFormat/>
+    <w:rPr>
+      <w:i/>
+      <w:iCs/>
+    </w:rPr>
+  </w:style>
   <w:style w:type="character" w:styleId="Strong">
     <w:name w:val="Strong"/>
     <w:qFormat/>
     <w:rPr>
       <w:b/>
       <w:bCs/>
-    </w:rPr>
-  </w:style>
-  <w:style w:type="character" w:styleId="Emphasis">
-    <w:name w:val="Emphasis"/>
-    <w:qFormat/>
-    <w:rPr>
-      <w:i/>
-      <w:iCs/>
     </w:rPr>
   </w:style>
   <w:style w:type="character" w:styleId="Bolos">

--- a/assets/MANIFIESTO_CIENTIFICO_NEXORD_ZENODO_2026.docx
+++ b/assets/MANIFIESTO_CIENTIFICO_NEXORD_ZENODO_2026.docx
@@ -476,7 +476,7 @@
         <w:rPr>
           <w:shd w:fill="FFFFFF" w:val="clear"/>
         </w:rPr>
-        <w:t>La Sociometría Ordinal Computacional es, en lo esencial, una extensión actualizada de las intuiciones de Jacob Levy Moreno, creador de la Sociometría, y de Kurt Lewin, de la Teoría del Campo, dos grandes de la Psicología Social. Históricamente, la investigación en Psicología de los grupos ha estado condicionada por las limitaciones metodológicas y técnicas propias de la época en las que surgieron. Este Manifiesto parte de:</w:t>
+        <w:t>La Sociometría Ordinal Computacional constituye una actualización formal de las intuiciones fundacionales de Jacob Levy Moreno (Sociometría) y Kurt Lewin (Teoría del Campo), superando mediante el cómputo contemporáneo las restricciones metodológicas de su época. Este Manifiesto articula el modelo a través de siete pilares:</w:t>
       </w:r>
     </w:p>
     <w:p>
@@ -496,7 +496,7 @@
         <w:rPr>
           <w:shd w:fill="FFFFFF" w:val="clear"/>
         </w:rPr>
-        <w:t xml:space="preserve"> La consideración del ‘vínculo relacional’, producto de la interacción humana, como núcleo que constituye la realidad existencial de los grupos. ‘Dar y Recibir’ son los pares de fuerza indisociables que mantienen el necesario intercambio dialéctico de afectos, ideas, intenciones, recursos y acciones para el logro de objetivos comunes. Del equilibrio homeostático permanente que se establece entre los intercambios interpersonales de aceptación y/o conflicto depende la salud personal y grupal, su bienestar, éxito y viabilidad, a corto y medio plazo.</w:t>
+        <w:t xml:space="preserve"> La consideración del vínculo relacional como núcleo constitutivo de la realidad existencial de los grupos. «Dar y Recibir» conforman los polos indisociables de un circuito interactivo continuo, donde la salud, el bienestar y la viabilidad del colectivo dependen del equilibrio homeostático entre los intercambios interpersonales de aceptación y conflicto.</w:t>
       </w:r>
     </w:p>
     <w:p>
@@ -516,49 +516,7 @@
         <w:rPr>
           <w:shd w:fill="FFFFFF" w:val="clear"/>
         </w:rPr>
-        <w:t xml:space="preserve"> La cuantificación más precisa del orden relacional preferencial, con la aplicación de la función inversa al rango (</w:t>
-      </w:r>
-      <w:r>
-        <w:rPr>
-          <w:rStyle w:val="Emphasis"/>
-          <w:shd w:fill="FFFFFF" w:val="clear"/>
-        </w:rPr>
-        <w:t>W</w:t>
-      </w:r>
-      <w:r>
-        <w:rPr>
-          <w:position w:val="-2"/>
-          <w:sz w:val="16"/>
-          <w:shd w:fill="FFFFFF" w:val="clear"/>
-        </w:rPr>
-        <w:t>ij</w:t>
-      </w:r>
-      <w:r>
-        <w:rPr>
-          <w:shd w:fill="FFFFFF" w:val="clear"/>
-        </w:rPr>
-        <w:t xml:space="preserve"> = 1 / </w:t>
-      </w:r>
-      <w:r>
-        <w:rPr>
-          <w:rStyle w:val="Emphasis"/>
-          <w:shd w:fill="FFFFFF" w:val="clear"/>
-        </w:rPr>
-        <w:t>r</w:t>
-      </w:r>
-      <w:r>
-        <w:rPr>
-          <w:position w:val="-2"/>
-          <w:sz w:val="16"/>
-          <w:shd w:fill="FFFFFF" w:val="clear"/>
-        </w:rPr>
-        <w:t>ijk</w:t>
-      </w:r>
-      <w:r>
-        <w:rPr>
-          <w:shd w:fill="FFFFFF" w:val="clear"/>
-        </w:rPr>
-        <w:t>) y los desarrollos teóricos, metodológicos y tecnológicos actuales están en la génesis de NEXORD, como plataforma general de investigación psicosocial sociométrica, con el propósito de intentar formalizar las intuiciones que Moreno y Lewin no pudieron desarrollar en su época.</w:t>
+        <w:t xml:space="preserve"> La cuantificación rigurosa del orden jerárquico de elección mediante la función inversa al rango, formalizando que la mente humana prioriza y elige de manera ordinal sin necesidad de imponer escalas cardinales artificiales.</w:t>
       </w:r>
     </w:p>
     <w:p>
@@ -578,112 +536,7 @@
         <w:rPr>
           <w:shd w:fill="FFFFFF" w:val="clear"/>
         </w:rPr>
-        <w:t xml:space="preserve"> La métrica continua, fruto de esta cuantificación, se articula formalmente, mediante álgebra matricial y tensorial, en el tetragrama de raíz moreniana (</w:t>
-      </w:r>
-      <w:r>
-        <w:rPr>
-          <w:rStyle w:val="Emphasis"/>
-          <w:shd w:fill="FFFFFF" w:val="clear"/>
-        </w:rPr>
-        <w:t>E</w:t>
-      </w:r>
-      <w:r>
-        <w:rPr>
-          <w:shd w:fill="FFFFFF" w:val="clear"/>
-        </w:rPr>
-        <w:t xml:space="preserve">, </w:t>
-      </w:r>
-      <w:r>
-        <w:rPr>
-          <w:rStyle w:val="Emphasis"/>
-          <w:shd w:fill="FFFFFF" w:val="clear"/>
-        </w:rPr>
-        <w:t>R</w:t>
-      </w:r>
-      <w:r>
-        <w:rPr>
-          <w:shd w:fill="FFFFFF" w:val="clear"/>
-        </w:rPr>
-        <w:t xml:space="preserve">, pE, pR; </w:t>
-      </w:r>
-      <w:r>
-        <w:rPr>
-          <w:rStyle w:val="Emphasis"/>
-          <w:shd w:fill="FFFFFF" w:val="clear"/>
-        </w:rPr>
-        <w:t>p</w:t>
-      </w:r>
-      <w:r>
-        <w:rPr>
-          <w:shd w:fill="FFFFFF" w:val="clear"/>
-        </w:rPr>
-        <w:t>: percepciones/expectativas), que definen 3</w:t>
-      </w:r>
-      <w:r>
-        <w:rPr>
-          <w:position w:val="6"/>
-          <w:sz w:val="16"/>
-          <w:shd w:fill="FFFFFF" w:val="clear"/>
-        </w:rPr>
-        <w:t>4</w:t>
-      </w:r>
-      <w:r>
-        <w:rPr>
-          <w:shd w:fill="FFFFFF" w:val="clear"/>
-        </w:rPr>
-        <w:t xml:space="preserve"> = 81 (Q81) figuras de relación diádica; a las que se han añadido dos metapercepciones triádicas (α </w:t>
-      </w:r>
-      <w:r>
-        <w:rPr>
-          <w:rStyle w:val="Emphasis"/>
-          <w:shd w:fill="FFFFFF" w:val="clear"/>
-        </w:rPr>
-        <w:t>E</w:t>
-      </w:r>
-      <w:r>
-        <w:rPr>
-          <w:shd w:fill="FFFFFF" w:val="clear"/>
-        </w:rPr>
-        <w:t xml:space="preserve">, ω </w:t>
-      </w:r>
-      <w:r>
-        <w:rPr>
-          <w:rStyle w:val="Emphasis"/>
-          <w:shd w:fill="FFFFFF" w:val="clear"/>
-        </w:rPr>
-        <w:t>E</w:t>
-      </w:r>
-      <w:r>
-        <w:rPr>
-          <w:shd w:fill="FFFFFF" w:val="clear"/>
-        </w:rPr>
-        <w:t>) sobre la idea que se hace el emisor de las preferencias que realmente expresarán su primer elegido y la persona más rechazada. Estos datos transforman las micro-interacciones (</w:t>
-      </w:r>
-      <w:r>
-        <w:rPr>
-          <w:rStyle w:val="Emphasis"/>
-          <w:shd w:fill="FFFFFF" w:val="clear"/>
-        </w:rPr>
-        <w:t>N</w:t>
-      </w:r>
-      <w:r>
-        <w:rPr>
-          <w:shd w:fill="FFFFFF" w:val="clear"/>
-        </w:rPr>
-        <w:t xml:space="preserve"> × </w:t>
-      </w:r>
-      <w:r>
-        <w:rPr>
-          <w:rStyle w:val="Emphasis"/>
-          <w:shd w:fill="FFFFFF" w:val="clear"/>
-        </w:rPr>
-        <w:t>N</w:t>
-      </w:r>
-      <w:r>
-        <w:rPr>
-          <w:shd w:fill="FFFFFF" w:val="clear"/>
-        </w:rPr>
-        <w:t>) en topologías computables.</w:t>
+        <w:t xml:space="preserve"> La métrica continua, fruto de esta cuantificación del orden preferencial, articulada formalmente en el álgebra del tetragrama relacional y en metapercepciones de reciprocidad, transformando las micro-interacciones interpersonales en una topología plenamente computable.</w:t>
       </w:r>
     </w:p>
     <w:p>
@@ -703,7 +556,7 @@
         <w:rPr>
           <w:shd w:fill="FFFFFF" w:val="clear"/>
         </w:rPr>
-        <w:t xml:space="preserve"> La articulación en 4 densidades elementales (pDA, DA, RC, pRC) y su expansión combinatoria en 14 densidades derivadas (espacio 18D) cuantifican con precisión la masa y el flujo de los intercambios entre los componentes del grupo. Este gradiente permite modelar el conjunto como un sistema socio-termodinámico regido por estados de equilibrio y fricción relacional (Φ), donde la discrepancia dialéctica actúa como condición necesaria de salud y adaptabilidad frente a la entropía del pensamiento grupal (</w:t>
+        <w:t xml:space="preserve"> El modelado socio-termodinámico del colectivo a través de gradientes de densidad y fricción relacional (Φ), donde la discrepancia dialéctica moderada y la plasticidad interna actúan como condiciones necesarias para el aprendizaje y la adaptación frente a la entropía del pensamiento grupal (</w:t>
       </w:r>
       <w:r>
         <w:rPr>
@@ -736,75 +589,7 @@
         <w:rPr>
           <w:shd w:fill="FFFFFF" w:val="clear"/>
         </w:rPr>
-        <w:t xml:space="preserve"> La proyección simultánea en espacios factoriales duales de los actores (como emisores de preferencias al grupo y a la vez receptores de las preferencias grupales) que emergen, no como puntos estáticos, sino como dipolos cinemáticos (DA ⇔ RECIBE) cuyos centroides equilibran analíticamente la emisión y la recepción. Esta formulación revela la dominancia gravitatoria de los ejes principales (</w:t>
-      </w:r>
-      <w:r>
-        <w:rPr>
-          <w:rStyle w:val="Emphasis"/>
-          <w:shd w:fill="FFFFFF" w:val="clear"/>
-        </w:rPr>
-        <w:t>F</w:t>
-      </w:r>
-      <w:r>
-        <w:rPr>
-          <w:position w:val="-2"/>
-          <w:sz w:val="16"/>
-          <w:shd w:fill="FFFFFF" w:val="clear"/>
-        </w:rPr>
-        <w:t>1</w:t>
-      </w:r>
-      <w:r>
-        <w:rPr>
-          <w:shd w:fill="FFFFFF" w:val="clear"/>
-        </w:rPr>
-        <w:t xml:space="preserve"> y </w:t>
-      </w:r>
-      <w:r>
-        <w:rPr>
-          <w:rStyle w:val="Emphasis"/>
-          <w:shd w:fill="FFFFFF" w:val="clear"/>
-        </w:rPr>
-        <w:t>F</w:t>
-      </w:r>
-      <w:r>
-        <w:rPr>
-          <w:position w:val="-2"/>
-          <w:sz w:val="16"/>
-          <w:shd w:fill="FFFFFF" w:val="clear"/>
-        </w:rPr>
-        <w:t>2</w:t>
-      </w:r>
-      <w:r>
-        <w:rPr>
-          <w:shd w:fill="FFFFFF" w:val="clear"/>
-        </w:rPr>
-        <w:t>) y permite la comparación geométrica de estructuras grupales en las variedades de Grassmann Gr(</w:t>
-      </w:r>
-      <w:r>
-        <w:rPr>
-          <w:rStyle w:val="Emphasis"/>
-          <w:shd w:fill="FFFFFF" w:val="clear"/>
-        </w:rPr>
-        <w:t>k</w:t>
-      </w:r>
-      <w:r>
-        <w:rPr>
-          <w:shd w:fill="FFFFFF" w:val="clear"/>
-        </w:rPr>
-        <w:t xml:space="preserve">, </w:t>
-      </w:r>
-      <w:r>
-        <w:rPr>
-          <w:rStyle w:val="Emphasis"/>
-          <w:shd w:fill="FFFFFF" w:val="clear"/>
-        </w:rPr>
-        <w:t>N</w:t>
-      </w:r>
-      <w:r>
-        <w:rPr>
-          <w:shd w:fill="FFFFFF" w:val="clear"/>
-        </w:rPr>
-        <w:t>).</w:t>
+        <w:t xml:space="preserve"> La proyección simultánea en planos factoriales duales, donde los actores se representan a la vez como emisores y receptores de preferencias en equilibrio baricéntrico, permitiendo la comparación geométrica de estructuras grupales mediante variedades topológicas.</w:t>
       </w:r>
     </w:p>
     <w:p>
@@ -824,7 +609,7 @@
         <w:rPr>
           <w:shd w:fill="FFFFFF" w:val="clear"/>
         </w:rPr>
-        <w:t xml:space="preserve"> La versatilidad del diseño multidimensional (G × T × C), permite realizar comparaciones simultáneas intra/inter grupales: transversales, longitudinales y de criterio de preferencia. Esta arquitectura matemática de relaciones abstractas se hace más comprensible, para los no expertos, con los módulos de visualización interactiva VISORD, que facilitan la monitorización y seguimiento de los resultados.</w:t>
+        <w:t xml:space="preserve"> La versatilidad del diseño multidimensional (G × T × C), que integra análisis transversales, longitudinales y de criterios plurales de tarea y afecto, complementado con las herramientas de visualización interactiva de la plataforma VISORD.</w:t>
       </w:r>
     </w:p>
     <w:p>
@@ -844,20 +629,20 @@
         <w:rPr>
           <w:shd w:fill="FFFFFF" w:val="clear"/>
         </w:rPr>
-        <w:t xml:space="preserve"> En su aplicación a estudios de campo con personas reales, NEXORD garantiza un uso exclusivamente formativo, no punitivo, de los datos. Esta exigencia salvaguarda la privacidad por diseño (</w:t>
-      </w:r>
-      <w:r>
-        <w:rPr>
-          <w:rStyle w:val="Emphasis"/>
-          <w:shd w:fill="FFFFFF" w:val="clear"/>
-        </w:rPr>
-        <w:t>Privacy by Design</w:t>
-      </w:r>
-      <w:r>
-        <w:rPr>
-          <w:shd w:fill="FFFFFF" w:val="clear"/>
-        </w:rPr>
-        <w:t>) y exige la acreditación profesional e institucional así como el compromiso explícito del Investigador Principal (IP) conforme a los principios de la Ciencia Abierta, de no dañar jamás con sus informes la autoestima personal ni la reputación social de los participantes, dando por características intrínsecas de la personalidad individual lo que son fenómenos termodinámicos estrictamente grupales.</w:t>
+        <w:t xml:space="preserve"> El compromiso de gobernanza bajo principios de Ética por Diseño (</w:t>
+      </w:r>
+      <w:r>
+        <w:rPr>
+          <w:rStyle w:val="Emphasis"/>
+          <w:shd w:fill="FFFFFF" w:val="clear"/>
+        </w:rPr>
+        <w:t>Ethics by Design</w:t>
+      </w:r>
+      <w:r>
+        <w:rPr>
+          <w:shd w:fill="FFFFFF" w:val="clear"/>
+        </w:rPr>
+        <w:t>) y Ciencia Abierta, garantizando un uso exclusivamente formativo y no punitivo de los datos, orientado a proteger la dignidad de los participantes y a preservar el patrimonio empírico mediante el Banco Sociométrico (BSOC).</w:t>
       </w:r>
     </w:p>
     <w:p>

--- a/assets/MANIFIESTO_CIENTIFICO_NEXORD_ZENODO_2026.docx
+++ b/assets/MANIFIESTO_CIENTIFICO_NEXORD_ZENODO_2026.docx
@@ -15599,7 +15599,7 @@
         <w:rPr>
           <w:shd w:fill="FFFFFF" w:val="clear"/>
         </w:rPr>
-        <w:t xml:space="preserve">), zonas intermedias de oposición (ámbar) y filamentos de alta cizalladura o fricción (magenta, </w:t>
+        <w:t xml:space="preserve">), zonas intermedias de oposición (ámbar) y filamentos de ruptura o fricción (magenta, </w:t>
       </w:r>
       <w:r>
         <w:rPr>

--- a/assets/MANIFIESTO_CIENTIFICO_NEXORD_ZENODO_2026.docx
+++ b/assets/MANIFIESTO_CIENTIFICO_NEXORD_ZENODO_2026.docx
@@ -15250,13 +15250,13 @@
           <w:rStyle w:val="Strong"/>
           <w:shd w:fill="FFFFFF" w:val="clear"/>
         </w:rPr>
-        <w:t>Fondo sumergido (Bentos relacional):</w:t>
-      </w:r>
-      <w:r>
-        <w:rPr>
-          <w:shd w:fill="FFFFFF" w:val="clear"/>
-        </w:rPr>
-        <w:t xml:space="preserve"> Cuencas de atracción de baja cota y alta presión negativa, donde se concentran los estados de rechazo mutuo (</w:t>
+        <w:t>Fondo sumergido:</w:t>
+      </w:r>
+      <w:r>
+        <w:rPr>
+          <w:shd w:fill="FFFFFF" w:val="clear"/>
+        </w:rPr>
+        <w:t xml:space="preserve"> Zona de alta presión negativa, donde se concentran los estados de rechazo mutuo (</w:t>
       </w:r>
       <w:r>
         <w:rPr>
@@ -15293,7 +15293,7 @@
           <w:rStyle w:val="Strong"/>
           <w:shd w:fill="FFFFFF" w:val="clear"/>
         </w:rPr>
-        <w:t>Superficie del agua (Nivel barométrico neutro):</w:t>
+        <w:t>Superficie del agua:</w:t>
       </w:r>
       <w:r>
         <w:rPr>
@@ -15335,7 +15335,7 @@
           <w:rStyle w:val="Strong"/>
           <w:shd w:fill="FFFFFF" w:val="clear"/>
         </w:rPr>
-        <w:t>Cielo abierto (Atmósfera convectiva):</w:t>
+        <w:t>Cielo abierto:</w:t>
       </w:r>
       <w:r>
         <w:rPr>
@@ -15469,7 +15469,7 @@
         <w:rPr>
           <w:shd w:fill="FFFFFF" w:val="clear"/>
         </w:rPr>
-        <w:t xml:space="preserve"> Densidades globales agregadas e inter-estratales entre Grupos (G), entre Tiempos (T) y entre Criterios (C). </w:t>
+        <w:t xml:space="preserve"> Densidades globales agregadas entre Grupos (G), entre Tiempos (T) y entre Criterios (C). </w:t>
       </w:r>
     </w:p>
     <w:p>
@@ -15526,7 +15526,7 @@
         <w:rPr>
           <w:shd w:fill="FFFFFF" w:val="clear"/>
         </w:rPr>
-        <w:t>El VISORD ha surgido de la necesidad de hacer más visibles —y audibles— los procesos y las estructuras relacionales resultantes de la investigación. El ojo y el oído humanos están poco preparados para asimilar ristras de números y coeficientes abstractos; en cambio, tienen una enorme capacidad para percibir de forma intuitiva formas, relieves, cambios tonales, distancias relativas, densidades e iluminaciones.</w:t>
+        <w:t>El VISORD ha surgido de la necesidad de hacer más perceptibles los procesos y las estructuras relacionales resultantes de la investigación. El ojo y el oído humanos están poco preparados para asimilar ristras de números y coeficientes abstractos; en cambio, tienen una enorme capacidad para percibir de forma intuitiva formas, relieves, cambios tonales, distancias relativas, densidades e iluminaciones.</w:t>
       </w:r>
     </w:p>
     <w:p>
@@ -15541,7 +15541,7 @@
         <w:rPr>
           <w:shd w:fill="FFFFFF" w:val="clear"/>
         </w:rPr>
-        <w:t>La «lupa matemática» de la Sociometría Ordinal de NEXORD ha avanzado, mediante sus animaciones VISORD, en la creación de visualizaciones interactivas que facilitan una mejor percepción y comprensión de los fenómenos de interacción grupal. Como ha demostrado fehacientemente la investigación cosmológica, la progresiva matematización ha conseguido hacer ver y oír lo que resulta imperceptible a nuestros sentidos biológicos. Y esa lupa ha sido posible gracias al avance realizado en la cuantificación más precisa de los órdenes de preferencia.</w:t>
+        <w:t>La «lupa matemática» de la Sociometría Ordinal de NEXORD ha avanzado, mediante sus animaciones VISORD, en la creación de visualizaciones interactivas que facilitan una mejor comprensión de los fenómenos de interacción grupal. Como ha demostrado fehacientemente la investigación cosmológica, la progresiva matematización ha conseguido hacer ver y oír lo que resulta imperceptible a nuestros sentidos biológicos. Y esa lupa ha sido posible gracias al avance realizado en la cuantificación más precisa de los órdenes de preferencia.</w:t>
       </w:r>
     </w:p>
     <w:p>
@@ -15586,7 +15586,7 @@
         <w:rPr>
           <w:shd w:fill="FFFFFF" w:val="clear"/>
         </w:rPr>
-        <w:t xml:space="preserve"> Visualización en el espacio continuo de cuencas de atracción (verde esmeralda, </w:t>
+        <w:t xml:space="preserve"> Visualización en el espacio continuo de cuencas de atracción (</w:t>
       </w:r>
       <w:r>
         <w:rPr>
@@ -15599,7 +15599,7 @@
         <w:rPr>
           <w:shd w:fill="FFFFFF" w:val="clear"/>
         </w:rPr>
-        <w:t xml:space="preserve">), zonas intermedias de oposición (ámbar) y filamentos de ruptura o fricción (magenta, </w:t>
+        <w:t>), zonas intermedias de oposición y filamentos de ruptura o fricción (</w:t>
       </w:r>
       <w:r>
         <w:rPr>
@@ -15688,7 +15688,7 @@
         <w:rPr>
           <w:shd w:fill="FFFFFF" w:val="clear"/>
         </w:rPr>
-        <w:t xml:space="preserve"> Proyección simultánea donde el vector diádico DA → RC vertebra la posición de cada sujeto con baricentro exacto en el origen (Δ = 0.000). En el AFC, sobre la tabla de contingencia de recuentos enteros \mathbb{</w:t>
+        <w:t xml:space="preserve"> Proyección simultánea donde el vector diádico DA → RC vertebra la posición de cada sujeto con baricentro en el origen (Δ = 0.000). En el AFC, sobre la tabla de contingencia de recuentos enteros \mathbb{</w:t>
       </w:r>
       <w:r>
         <w:rPr>
@@ -15758,149 +15758,7 @@
         <w:rPr>
           <w:shd w:fill="FFFFFF" w:val="clear"/>
         </w:rPr>
-        <w:t xml:space="preserve"> Proyecciones derivadas de la descomposición espectral y el análisis de correspondencias (Benzécri, 1973; Cornejo, 1988), flanqueadas por ejes verticales de contribución absoluta (CTA) y calidad de representación (COR). Conviene fijar las definiciones formales de estas métricas: la COR (calidad de representación) del elemento </w:t>
-      </w:r>
-      <w:r>
-        <w:rPr>
-          <w:rStyle w:val="Emphasis"/>
-          <w:shd w:fill="FFFFFF" w:val="clear"/>
-        </w:rPr>
-        <w:t>i</w:t>
-      </w:r>
-      <w:r>
-        <w:rPr>
-          <w:shd w:fill="FFFFFF" w:val="clear"/>
-        </w:rPr>
-        <w:t xml:space="preserve"> sobre el eje α es \text{COR}_{</w:t>
-      </w:r>
-      <w:r>
-        <w:rPr>
-          <w:rStyle w:val="Emphasis"/>
-          <w:shd w:fill="FFFFFF" w:val="clear"/>
-        </w:rPr>
-        <w:t>i</w:t>
-      </w:r>
-      <w:r>
-        <w:rPr>
-          <w:shd w:fill="FFFFFF" w:val="clear"/>
-        </w:rPr>
-        <w:t>α} = d</w:t>
-      </w:r>
-      <w:r>
-        <w:rPr>
-          <w:position w:val="6"/>
-          <w:sz w:val="16"/>
-          <w:shd w:fill="FFFFFF" w:val="clear"/>
-        </w:rPr>
-        <w:t>2</w:t>
-      </w:r>
-      <w:r>
-        <w:rPr>
-          <w:shd w:fill="FFFFFF" w:val="clear"/>
-        </w:rPr>
-        <w:t>(</w:t>
-      </w:r>
-      <w:r>
-        <w:rPr>
-          <w:rStyle w:val="Emphasis"/>
-          <w:shd w:fill="FFFFFF" w:val="clear"/>
-        </w:rPr>
-        <w:t>i</w:t>
-      </w:r>
-      <w:r>
-        <w:rPr>
-          <w:shd w:fill="FFFFFF" w:val="clear"/>
-        </w:rPr>
-        <w:t>, α) / d</w:t>
-      </w:r>
-      <w:r>
-        <w:rPr>
-          <w:position w:val="6"/>
-          <w:sz w:val="16"/>
-          <w:shd w:fill="FFFFFF" w:val="clear"/>
-        </w:rPr>
-        <w:t>2</w:t>
-      </w:r>
-      <w:r>
-        <w:rPr>
-          <w:shd w:fill="FFFFFF" w:val="clear"/>
-        </w:rPr>
-        <w:t>(</w:t>
-      </w:r>
-      <w:r>
-        <w:rPr>
-          <w:rStyle w:val="Emphasis"/>
-          <w:shd w:fill="FFFFFF" w:val="clear"/>
-        </w:rPr>
-        <w:t>i</w:t>
-      </w:r>
-      <w:r>
-        <w:rPr>
-          <w:shd w:fill="FFFFFF" w:val="clear"/>
-        </w:rPr>
-        <w:t>, G) ∈ [0, 1], la proporción de la inercia del elemento recuperada sobre ese eje; la CTR (contribución) es \text{CTR}_{</w:t>
-      </w:r>
-      <w:r>
-        <w:rPr>
-          <w:rStyle w:val="Emphasis"/>
-          <w:shd w:fill="FFFFFF" w:val="clear"/>
-        </w:rPr>
-        <w:t>i</w:t>
-      </w:r>
-      <w:r>
-        <w:rPr>
-          <w:shd w:fill="FFFFFF" w:val="clear"/>
-        </w:rPr>
-        <w:t xml:space="preserve">α} = </w:t>
-      </w:r>
-      <w:r>
-        <w:rPr>
-          <w:rStyle w:val="Emphasis"/>
-          <w:shd w:fill="FFFFFF" w:val="clear"/>
-        </w:rPr>
-        <w:t>p</w:t>
-      </w:r>
-      <w:r>
-        <w:rPr>
-          <w:rStyle w:val="Emphasis"/>
-          <w:position w:val="-2"/>
-          <w:sz w:val="16"/>
-          <w:shd w:fill="FFFFFF" w:val="clear"/>
-        </w:rPr>
-        <w:t>i</w:t>
-      </w:r>
-      <w:r>
-        <w:rPr>
-          <w:shd w:fill="FFFFFF" w:val="clear"/>
-        </w:rPr>
-        <w:t xml:space="preserve"> \cdot d</w:t>
-      </w:r>
-      <w:r>
-        <w:rPr>
-          <w:position w:val="6"/>
-          <w:sz w:val="16"/>
-          <w:shd w:fill="FFFFFF" w:val="clear"/>
-        </w:rPr>
-        <w:t>2</w:t>
-      </w:r>
-      <w:r>
-        <w:rPr>
-          <w:shd w:fill="FFFFFF" w:val="clear"/>
-        </w:rPr>
-        <w:t>(</w:t>
-      </w:r>
-      <w:r>
-        <w:rPr>
-          <w:rStyle w:val="Emphasis"/>
-          <w:shd w:fill="FFFFFF" w:val="clear"/>
-        </w:rPr>
-        <w:t>i</w:t>
-      </w:r>
-      <w:r>
-        <w:rPr>
-          <w:shd w:fill="FFFFFF" w:val="clear"/>
-        </w:rPr>
-        <w:t xml:space="preserve">, α) / λ_α, el peso relativo del elemento en la construcción de la varianza de ese eje (las contribuciones sobre un eje suman 100%); la varianza explicada acumulada, λ_α / \sum_β λ_β, es una propiedad del eje derivada de los autovalores, conceptualmente distinta de cualquier contribución elemental (Figura 10). </w:t>
+        <w:t xml:space="preserve"> Proyecciones derivadas de la descomposición espectral y el análisis de correspondencias (Figura 10). </w:t>
       </w:r>
     </w:p>
     <w:p>
@@ -15924,26 +15782,13 @@
           <w:rStyle w:val="Strong"/>
           <w:shd w:fill="FFFFFF" w:val="clear"/>
         </w:rPr>
-        <w:t>Proyección Axonométrica Jerarquizada en el plano 2D de hasta 6 Dimensiones (Algoritmo DIMO / ANCORM):</w:t>
-      </w:r>
-      <w:r>
-        <w:rPr>
-          <w:shd w:fill="FFFFFF" w:val="clear"/>
-        </w:rPr>
-        <w:t xml:space="preserve"> Para superar la limitación clásica de los planos 2D sin perder la interpretabilidad intuitiva del espacio euclídeo, NEXORD incorpora en su motor el método de proyección axonométrica jerárquica de hasta 6 factores factoriales desarrollado por el Dr. José Manuel Cornejo Álvarez (</w:t>
-      </w:r>
-      <w:r>
-        <w:rPr>
-          <w:rStyle w:val="Emphasis"/>
-          <w:shd w:fill="FFFFFF" w:val="clear"/>
-        </w:rPr>
-        <w:t>ver Anexo II para su formulación analítica completa y reglas de tracción por CTA</w:t>
-      </w:r>
-      <w:r>
-        <w:rPr>
-          <w:shd w:fill="FFFFFF" w:val="clear"/>
-        </w:rPr>
-        <w:t xml:space="preserve">). </w:t>
+        <w:t>Proyección Axonométrica Jerarquizada en el plano 2D de hasta 6 Dimensiones (Algoritmo DIMO):</w:t>
+      </w:r>
+      <w:r>
+        <w:rPr>
+          <w:shd w:fill="FFFFFF" w:val="clear"/>
+        </w:rPr>
+        <w:t xml:space="preserve"> Para superar la limitación clásica de los planos 2D sin perder la interpretabilidad intuitiva del espacio euclídeo, NEXORD incorpora en su motor el método de proyección axonométrica jerárquica de hasta 6 factores factoriales desarrollado por el autor. </w:t>
       </w:r>
     </w:p>
     <w:p>
@@ -16159,7 +16004,7 @@
         <w:rPr>
           <w:shd w:fill="FFFFFF" w:val="clear"/>
         </w:rPr>
-        <w:t>NEXORD está configurada como una Plataforma de Investigación Sociométrica Psicosocial que trasciende la concepción tradicional del test sociométrico como una fotografía estática, aislada y unidimensional. La plataforma concibe el campo de las interacciones humanas como un espacio de investigación tensorial abierto, continuo y parametrizable, formalizado sobre el producto cartesiano G × T × C donde el investigador puede diseñar desde estudios puntuales de una sola sociomatriz hasta ambiciosos programas longitudinales y comparativos intergrupales. La formulación matricial no impone restricciones previas sobre el diseño experimental, articulándose sobre cuatro ejes fundamentales:</w:t>
+        <w:t>NEXORD está configurada como una Plataforma de Investigación Sociométrica Psicosocial que trasciende la concepción tradicional del test sociométrico como una fotografía estática, aislada y unidimensional. La plataforma concibe el campo de las interacciones humanas como un espacio de investigación tensorial abierto, continuo y parametrizable, formalizado sobre el producto cartesiano G × T × C donde el investigador puede diseñar desde estudios puntuales de una sola sociomatriz hasta ambiciosos programas longitudinales y comparativos intergrupales. La formulación matricial se articula sobre cuatro ejes fundamentales:</w:t>
       </w:r>
     </w:p>
     <w:p>
@@ -16793,7 +16638,7 @@
         <w:rPr>
           <w:shd w:fill="FFFFFF" w:val="clear"/>
         </w:rPr>
-        <w:t xml:space="preserve"> diez variables contextuales normativas (en 3 modalidades homogéneas por ítem) que sitúan al actor en su coordenada biográfica, de rol formal, antigüedad o estatus institucional. </w:t>
+        <w:t xml:space="preserve"> diez variables contextuales (en 3 modalidades homogéneas por ítem) que sitúan al actor en su coordenada biográfica, de rol formal, antigüedad o estatus institucional. </w:t>
       </w:r>
     </w:p>
     <w:p>
@@ -16845,7 +16690,7 @@
         <w:rPr>
           <w:shd w:fill="FFFFFF" w:val="clear"/>
         </w:rPr>
-        <w:t xml:space="preserve"> dieciséis adjetivos agrupados en 4 factores: (temático, funcional, cognitivo, afectivo) (AAG; Vicente, Cornejo &amp; Barbero, 2006), evaluados en escala par (1–8, sin punto neutro de escape) para mapear el clima cognitivo-emocional y la atmósfera valorativa proyectada sobre el grupo. </w:t>
+        <w:t xml:space="preserve"> dieciséis adjetivos agrupados en 4 factores (temático, funcional, cognitivo, afectivo) (AAG; Vicente, Cornejo &amp; Barbero, 2006), evaluados en escala par (1–8, sin punto medio) para mapear el clima cognitivo-emocional y la atmósfera valorativa proyectada sobre el grupo. </w:t>
       </w:r>
     </w:p>
     <w:p>
@@ -16871,7 +16716,227 @@
         <w:rPr>
           <w:shd w:fill="FFFFFF" w:val="clear"/>
         </w:rPr>
-        <w:t xml:space="preserve"> enriquecen la interpretación clínica sin alterar la pureza métrica del campo relacional. Asimismo, el mantenimiento de este estándar común constituye el marco de referencia del Banco Sociométrico (BSOC) para garantizar la comparabilidad retrospectiva e histórica de sociomatrices provenientes de épocas, culturas y contextos organizacionales muy diversos.</w:t>
+        <w:t xml:space="preserve"> enriquecen la interpretación clínica sin alterar la pureza métrica del campo relacional. Asimismo, el mantenimiento de este estándar común constituye el marco de referencia del Banco Sociométrico (BSOC) para garantizar la comparabilidad retrospectiva e histórica de sociomatrices provenientes de épocas, culturas y contextos organizacionales diversos.</w:t>
+      </w:r>
+    </w:p>
+    <w:p>
+      <w:pPr>
+        <w:pStyle w:val="BodyText"/>
+        <w:bidi w:val="0"/>
+        <w:rPr/>
+      </w:pPr>
+      <w:r>
+        <w:rPr>
+          <w:shd w:fill="FFFFFF" w:val="clear"/>
+        </w:rPr>
+        <w:t xml:space="preserve">La batería </w:t>
+      </w:r>
+      <w:r>
+        <w:rPr>
+          <w:rStyle w:val="Emphasis"/>
+          <w:shd w:fill="FFFFFF" w:val="clear"/>
+        </w:rPr>
+        <w:t>A</w:t>
+      </w:r>
+      <w:r>
+        <w:rPr>
+          <w:position w:val="-2"/>
+          <w:sz w:val="16"/>
+          <w:shd w:fill="FFFFFF" w:val="clear"/>
+        </w:rPr>
+        <w:t>16</w:t>
+      </w:r>
+      <w:r>
+        <w:rPr>
+          <w:shd w:fill="FFFFFF" w:val="clear"/>
+        </w:rPr>
+        <w:t xml:space="preserve"> se estructura en cuatro factores canónicos que agrupan los dieciséis adjetivos normativos del sistema:</w:t>
+      </w:r>
+    </w:p>
+    <w:p>
+      <w:pPr>
+        <w:pStyle w:val="BodyText"/>
+        <w:numPr>
+          <w:ilvl w:val="0"/>
+          <w:numId w:val="22"/>
+        </w:numPr>
+        <w:tabs>
+          <w:tab w:val="clear" w:pos="1134"/>
+          <w:tab w:val="left" w:pos="709" w:leader="none"/>
+        </w:tabs>
+        <w:bidi w:val="0"/>
+        <w:spacing w:before="0" w:after="0"/>
+        <w:ind w:hanging="283" w:start="709"/>
+        <w:rPr/>
+      </w:pPr>
+      <w:r>
+        <w:rPr>
+          <w:rStyle w:val="Strong"/>
+          <w:shd w:fill="FFFFFF" w:val="clear"/>
+        </w:rPr>
+        <w:t>Temático (TEMA):</w:t>
+      </w:r>
+      <w:r>
+        <w:rPr>
+          <w:shd w:fill="FFFFFF" w:val="clear"/>
+        </w:rPr>
+        <w:t xml:space="preserve"> </w:t>
+      </w:r>
+      <w:r>
+        <w:rPr>
+          <w:rStyle w:val="Emphasis"/>
+          <w:shd w:fill="FFFFFF" w:val="clear"/>
+        </w:rPr>
+        <w:t>claro, coherente, flexible, consensuado</w:t>
+      </w:r>
+      <w:r>
+        <w:rPr>
+          <w:shd w:fill="FFFFFF" w:val="clear"/>
+        </w:rPr>
+        <w:t xml:space="preserve">. </w:t>
+      </w:r>
+    </w:p>
+    <w:p>
+      <w:pPr>
+        <w:pStyle w:val="BodyText"/>
+        <w:numPr>
+          <w:ilvl w:val="0"/>
+          <w:numId w:val="22"/>
+        </w:numPr>
+        <w:tabs>
+          <w:tab w:val="clear" w:pos="1134"/>
+          <w:tab w:val="left" w:pos="709" w:leader="none"/>
+        </w:tabs>
+        <w:bidi w:val="0"/>
+        <w:spacing w:before="0" w:after="0"/>
+        <w:ind w:hanging="283" w:start="709"/>
+        <w:rPr/>
+      </w:pPr>
+      <w:r>
+        <w:rPr>
+          <w:rStyle w:val="Strong"/>
+          <w:shd w:fill="FFFFFF" w:val="clear"/>
+        </w:rPr>
+        <w:t>Funcional (FUNC):</w:t>
+      </w:r>
+      <w:r>
+        <w:rPr>
+          <w:shd w:fill="FFFFFF" w:val="clear"/>
+        </w:rPr>
+        <w:t xml:space="preserve"> </w:t>
+      </w:r>
+      <w:r>
+        <w:rPr>
+          <w:rStyle w:val="Emphasis"/>
+          <w:shd w:fill="FFFFFF" w:val="clear"/>
+        </w:rPr>
+        <w:t>productivo, ordenado, activo, ejemplar</w:t>
+      </w:r>
+      <w:r>
+        <w:rPr>
+          <w:shd w:fill="FFFFFF" w:val="clear"/>
+        </w:rPr>
+        <w:t xml:space="preserve">. </w:t>
+      </w:r>
+    </w:p>
+    <w:p>
+      <w:pPr>
+        <w:pStyle w:val="BodyText"/>
+        <w:numPr>
+          <w:ilvl w:val="0"/>
+          <w:numId w:val="22"/>
+        </w:numPr>
+        <w:tabs>
+          <w:tab w:val="clear" w:pos="1134"/>
+          <w:tab w:val="left" w:pos="709" w:leader="none"/>
+        </w:tabs>
+        <w:bidi w:val="0"/>
+        <w:spacing w:before="0" w:after="0"/>
+        <w:ind w:hanging="283" w:start="709"/>
+        <w:rPr/>
+      </w:pPr>
+      <w:r>
+        <w:rPr>
+          <w:rStyle w:val="Strong"/>
+          <w:shd w:fill="FFFFFF" w:val="clear"/>
+        </w:rPr>
+        <w:t>Cognitivo (COGN):</w:t>
+      </w:r>
+      <w:r>
+        <w:rPr>
+          <w:shd w:fill="FFFFFF" w:val="clear"/>
+        </w:rPr>
+        <w:t xml:space="preserve"> </w:t>
+      </w:r>
+      <w:r>
+        <w:rPr>
+          <w:rStyle w:val="Emphasis"/>
+          <w:shd w:fill="FFFFFF" w:val="clear"/>
+        </w:rPr>
+        <w:t>abierto, crítico, perceptivo, expresivo</w:t>
+      </w:r>
+      <w:r>
+        <w:rPr>
+          <w:shd w:fill="FFFFFF" w:val="clear"/>
+        </w:rPr>
+        <w:t xml:space="preserve">. </w:t>
+      </w:r>
+    </w:p>
+    <w:p>
+      <w:pPr>
+        <w:pStyle w:val="BodyText"/>
+        <w:numPr>
+          <w:ilvl w:val="0"/>
+          <w:numId w:val="22"/>
+        </w:numPr>
+        <w:tabs>
+          <w:tab w:val="clear" w:pos="1134"/>
+          <w:tab w:val="left" w:pos="709" w:leader="none"/>
+        </w:tabs>
+        <w:bidi w:val="0"/>
+        <w:ind w:hanging="283" w:start="709"/>
+        <w:rPr/>
+      </w:pPr>
+      <w:r>
+        <w:rPr>
+          <w:rStyle w:val="Strong"/>
+          <w:shd w:fill="FFFFFF" w:val="clear"/>
+        </w:rPr>
+        <w:t>Afectivo (AFEC):</w:t>
+      </w:r>
+      <w:r>
+        <w:rPr>
+          <w:shd w:fill="FFFFFF" w:val="clear"/>
+        </w:rPr>
+        <w:t xml:space="preserve"> </w:t>
+      </w:r>
+      <w:r>
+        <w:rPr>
+          <w:rStyle w:val="Emphasis"/>
+          <w:shd w:fill="FFFFFF" w:val="clear"/>
+        </w:rPr>
+        <w:t>amistoso, leal, colaborador, tolerante</w:t>
+      </w:r>
+      <w:r>
+        <w:rPr>
+          <w:shd w:fill="FFFFFF" w:val="clear"/>
+        </w:rPr>
+        <w:t xml:space="preserve">. </w:t>
+      </w:r>
+    </w:p>
+    <w:p>
+      <w:pPr>
+        <w:pStyle w:val="BodyText"/>
+        <w:bidi w:val="0"/>
+        <w:rPr>
+          <w:shd w:fill="FFFFFF" w:val="clear"/>
+        </w:rPr>
+      </w:pPr>
+      <w:r>
+        <w:rPr>
+          <w:shd w:fill="FFFFFF" w:val="clear"/>
+        </w:rPr>
+        <w:t>Por cada adjetivo, la división dicotómica de la valoración del grupo permite detectar, mediante los centroides de densidad de ambos extremos, sensibilidades distintivas en la percepción de la Actividad Grupal, inclusive cruzada con las variables sociodemográficas.</w:t>
       </w:r>
     </w:p>
     <w:p>
@@ -16929,7 +16994,7 @@
         <w:rPr>
           <w:shd w:fill="FFFFFF" w:val="clear"/>
         </w:rPr>
-        <w:t xml:space="preserve">Tabla 4. Cuadro normativo de la batería de 10 variables contextuales (V₁₀, 3 modalidades) y 16 adjetivos de atribución grupal (A₁₆, 4 × 4, escala par 1–8 sin neutro). </w:t>
+        <w:t xml:space="preserve">Tabla 4. Cuadro de la batería de 10 variables contextuales (V₁₀, 3 modalidades) y 16 adjetivos de atribución grupal (A₁₆, 4 × 4, escala par 1–8 sin puntuación media). </w:t>
       </w:r>
     </w:p>
     <w:p>
@@ -16963,7 +17028,7 @@
           <wp:inline distT="0" distB="0" distL="0" distR="0">
             <wp:extent cx="720090" cy="32470725"/>
             <wp:effectExtent l="0" t="0" r="0" b="0"/>
-            <wp:docPr id="9" name="Imagen9" title="Tabla 5: Catálogo de los 10 Dominios Ecosistémicos"/>
+            <wp:docPr id="9" name="Imagen9" title="Tabla 5: 10 Dominios Ecosistémicos"/>
             <wp:cNvGraphicFramePr>
               <a:graphicFrameLocks xmlns:a="http://schemas.openxmlformats.org/drawingml/2006/main" noChangeAspect="1"/>
             </wp:cNvGraphicFramePr>
@@ -16971,7 +17036,7 @@
               <a:graphicData uri="http://schemas.openxmlformats.org/drawingml/2006/picture">
                 <pic:pic xmlns:pic="http://schemas.openxmlformats.org/drawingml/2006/picture">
                   <pic:nvPicPr>
-                    <pic:cNvPr id="9" name="Imagen9" title="Tabla 5: Catálogo de los 10 Dominios Ecosistémicos"/>
+                    <pic:cNvPr id="9" name="Imagen9" title="Tabla 5: 10 Dominios Ecosistémicos"/>
                     <pic:cNvPicPr>
                       <a:picLocks noChangeAspect="1" noChangeArrowheads="1"/>
                     </pic:cNvPicPr>
@@ -17002,7 +17067,7 @@
         <w:rPr>
           <w:shd w:fill="FFFFFF" w:val="clear"/>
         </w:rPr>
-        <w:t xml:space="preserve">Tabla 5. Catálogo de los 10 dominios ecosistémicos de aplicación con parametrización estructural (α, γ), foco psicosocial y criterios de elección. </w:t>
+        <w:t xml:space="preserve">Tabla 5. Los 10 dominios ecosistémicos de aplicación con parametrización estructural (α, γ), foco psicosocial y criterios de elección. </w:t>
       </w:r>
     </w:p>
     <w:p>
@@ -17239,7 +17304,7 @@
         <w:rPr>
           <w:shd w:fill="FFFFFF" w:val="clear"/>
         </w:rPr>
-        <w:t>Esta métrica determina rigurosamente (Figura 12) si dos grupos comparten la misma morfología relacional con independencia de las diferencias en sus tamaños muestrales. Más allá del acuerdo puntual entre observadores, es la persistencia y constancia temporal de estas configuraciones en el espacio geométrico lo que permite contrastar la solidez de las estructuras relacionales frente a variaciones coyunturales o fluctuaciones aleatorias.</w:t>
+        <w:t>Esta métrica determina rigurosamente (Figura 12) si dos grupos comparten la misma morfología relacional con independencia de las diferencias en sus tamaños muestrales. Aunque el acuerdo entre observadores es un componente apreciable de confiabilidad de los hallazgos de estructuras invariantes, es la persistencia y constancia temporal de estas configuraciones en el espacio geométrico lo que permite contrastar la solidez de las estructuras relacionales frente a variaciones coyunturales o fluctuaciones aleatorias.</w:t>
       </w:r>
     </w:p>
     <w:p>
@@ -17310,7 +17375,7 @@
         <w:rPr>
           <w:shd w:fill="FFFFFF" w:val="clear"/>
         </w:rPr>
-        <w:t xml:space="preserve">A nivel del sujeto individual, la matriz de interdistancias euclídeas de rangos </w:t>
+        <w:t xml:space="preserve">En los individuos, la matriz de interdistancias euclídeas de rangos </w:t>
       </w:r>
       <w:r>
         <w:rPr>
@@ -17437,7 +17502,7 @@
         <w:rPr>
           <w:shd w:fill="FFFFFF" w:val="clear"/>
         </w:rPr>
-        <w:t>6. Investigación Experimental: Laboratorio Físico, Sociometría Dialéctica y Cognición Triádica</w:t>
+        <w:t>6. Investigación Experimental: Sociometría Dialéctica, Sociometría Sintética y Cognición Triádica</w:t>
       </w:r>
     </w:p>
     <w:p>
@@ -17453,7 +17518,7 @@
         <w:rPr>
           <w:shd w:fill="FFFFFF" w:val="clear"/>
         </w:rPr>
-        <w:t>6.1. Monitorización Experimental en el Laboratorio Físico</w:t>
+        <w:t>6.1. Monitorización Experimental en el Laboratorio Presencial</w:t>
       </w:r>
     </w:p>
     <w:p>
@@ -17468,7 +17533,7 @@
         <w:rPr>
           <w:shd w:fill="FFFFFF" w:val="clear"/>
         </w:rPr>
-        <w:t>La plataforma está diseñada para la monitorización de investigaciones experimentales complejas en laboratorio físico: seguimiento diacrónico de tareas de alta interdependencia, simulación de crisis y evaluación continua de intervenciones en dinámicas de grupos reducidos.</w:t>
+        <w:t>La plataforma está diseñada para la monitorización de investigaciones experimentales complejas en laboratorio presencial: seguimiento diacrónico de tareas de alta interdependencia, simulación de crisis y evaluación continua de intervenciones en dinámicas de grupos reducidos.</w:t>
       </w:r>
     </w:p>
     <w:p>
@@ -17499,7 +17564,7 @@
         <w:rPr>
           <w:shd w:fill="FFFFFF" w:val="clear"/>
         </w:rPr>
-        <w:t>En situaciones de cooperación y conflicto (p. ej., dilemas de bienes comunes o dilema del prisionero iterado), NEXORD cuantifica el desacople entre las expectativas cognitivas y la conducta relacional observable, capturando la emergencia de alianzas, deserciones y normas de reciprocidad.</w:t>
+        <w:t>En situaciones de cooperación y conflicto (p. ej., dilemas de bienes comunes o dilema del prisionero iterado), NEXORD cuantifica el desacople entre las expectativas cognitivas y la conducta relacional observable, capturando la emergencia de alianzas, deserciones y normas de reciprocidad. La aplicación a un grupo del formato ORBIT como PRE y/o POST en diseños experimentales se revela como una buena estrategia de contrastación en VD y VI.</w:t>
       </w:r>
     </w:p>
     <w:p>
@@ -17538,7 +17603,7 @@
         <w:pStyle w:val="BodyText"/>
         <w:numPr>
           <w:ilvl w:val="0"/>
-          <w:numId w:val="22"/>
+          <w:numId w:val="23"/>
         </w:numPr>
         <w:tabs>
           <w:tab w:val="clear" w:pos="1134"/>
@@ -17568,7 +17633,7 @@
         <w:pStyle w:val="BodyText"/>
         <w:numPr>
           <w:ilvl w:val="0"/>
-          <w:numId w:val="22"/>
+          <w:numId w:val="23"/>
         </w:numPr>
         <w:tabs>
           <w:tab w:val="clear" w:pos="1134"/>
@@ -17602,7 +17667,7 @@
         <w:rPr>
           <w:shd w:fill="FFFFFF" w:val="clear"/>
         </w:rPr>
-        <w:t>La capacidad de calcular el campo para colectivos de gran tamaño sin pérdida de continuidad analítica resuelve una limitación histórica de la sociometría tradicional, que solía restringirse a grupos pequeños (</w:t>
+        <w:t>La capacidad de calcular las densidades del campo para colectivos de gran tamaño sin pérdida de continuidad analítica resuelve una limitación histórica de la sociometría tradicional, que solía restringirse a grupos pequeños (</w:t>
       </w:r>
       <w:r>
         <w:rPr>
@@ -17702,7 +17767,7 @@
         <w:rPr>
           <w:shd w:fill="FFFFFF" w:val="clear"/>
         </w:rPr>
-        <w:t>La literatura dramática y la narrativa cinematográfica constituyen laboratorios humanos privilegiados: sistemas cerrados, perfectamente documentados y de reactividad cero (el texto no se altera por ser observado). NEXORD ha procesado obras maestras de la dramaturgia y la literatura (</w:t>
+        <w:t>Las obras maestras de la literatura universal y del cine están repletas, directa o indirectamente, de situaciones grupales con descripciones vívidas, realizadas por observadores perspicaces, de los entresijos de las relaciones humanas. El análisis de estas interacciones desde la perspectiva sociométrica constituye una alternativa «no reactiva» valiosa de acceso al estudio de estructuras grupales complejas. NEXORD ha procesado obras maestras de la dramaturgia y la literatura (</w:t>
       </w:r>
       <w:r>
         <w:rPr>
@@ -17772,194 +17837,7 @@
         <w:rPr>
           <w:shd w:fill="FFFFFF" w:val="clear"/>
         </w:rPr>
-        <w:t>NEXORD extiende la captura de expectativas incorporando dos sensores de la teoría de la mente relacional:</w:t>
-      </w:r>
-    </w:p>
-    <w:p>
-      <w:pPr>
-        <w:pStyle w:val="BodyText"/>
-        <w:numPr>
-          <w:ilvl w:val="0"/>
-          <w:numId w:val="23"/>
-        </w:numPr>
-        <w:tabs>
-          <w:tab w:val="clear" w:pos="1134"/>
-          <w:tab w:val="left" w:pos="709" w:leader="none"/>
-        </w:tabs>
-        <w:bidi w:val="0"/>
-        <w:spacing w:before="0" w:after="0"/>
-        <w:ind w:hanging="283" w:start="709"/>
-        <w:rPr/>
-      </w:pPr>
-      <w:r>
-        <w:rPr>
-          <w:rStyle w:val="Strong"/>
-          <w:shd w:fill="FFFFFF" w:val="clear"/>
-        </w:rPr>
-        <w:t xml:space="preserve">Mejor Valorado Esperado (α </w:t>
-      </w:r>
-      <w:r>
-        <w:rPr>
-          <w:rStyle w:val="Emphasis"/>
-          <w:shd w:fill="FFFFFF" w:val="clear"/>
-        </w:rPr>
-        <w:t>E</w:t>
-      </w:r>
-      <w:r>
-        <w:rPr>
-          <w:rStyle w:val="Strong"/>
-          <w:shd w:fill="FFFFFF" w:val="clear"/>
-        </w:rPr>
-        <w:t>):</w:t>
-      </w:r>
-      <w:r>
-        <w:rPr>
-          <w:shd w:fill="FFFFFF" w:val="clear"/>
-        </w:rPr>
-        <w:t xml:space="preserve"> La expectativa de cada sujeto sobre quién será el miembro más elegido por el colectivo. </w:t>
-      </w:r>
-    </w:p>
-    <w:p>
-      <w:pPr>
-        <w:pStyle w:val="BodyText"/>
-        <w:numPr>
-          <w:ilvl w:val="0"/>
-          <w:numId w:val="23"/>
-        </w:numPr>
-        <w:tabs>
-          <w:tab w:val="clear" w:pos="1134"/>
-          <w:tab w:val="left" w:pos="709" w:leader="none"/>
-        </w:tabs>
-        <w:bidi w:val="0"/>
-        <w:ind w:hanging="283" w:start="709"/>
-        <w:rPr/>
-      </w:pPr>
-      <w:r>
-        <w:rPr>
-          <w:rStyle w:val="Strong"/>
-          <w:shd w:fill="FFFFFF" w:val="clear"/>
-        </w:rPr>
-        <w:t xml:space="preserve">Peor Valorado Esperado (ω </w:t>
-      </w:r>
-      <w:r>
-        <w:rPr>
-          <w:rStyle w:val="Emphasis"/>
-          <w:shd w:fill="FFFFFF" w:val="clear"/>
-        </w:rPr>
-        <w:t>E</w:t>
-      </w:r>
-      <w:r>
-        <w:rPr>
-          <w:rStyle w:val="Strong"/>
-          <w:shd w:fill="FFFFFF" w:val="clear"/>
-        </w:rPr>
-        <w:t>):</w:t>
-      </w:r>
-      <w:r>
-        <w:rPr>
-          <w:shd w:fill="FFFFFF" w:val="clear"/>
-        </w:rPr>
-        <w:t xml:space="preserve"> La expectativa de cada sujeto sobre quién concentrará el mayor rechazo o descarte grupal. </w:t>
-      </w:r>
-    </w:p>
-    <w:p>
-      <w:pPr>
-        <w:pStyle w:val="BodyText"/>
-        <w:bidi w:val="0"/>
-        <w:rPr/>
-      </w:pPr>
-      <w:r>
-        <w:rPr>
-          <w:shd w:fill="FFFFFF" w:val="clear"/>
-        </w:rPr>
-        <w:t xml:space="preserve">Estas métricas cuantifican la precisión de lectura de campo o lucidez sistémica (Tsankova &amp; Tair, 2021) mediante la distancia euclídea entre la expectativa emitida y la realidad colectiva observada: Δ_α = \|α </w:t>
-      </w:r>
-      <w:r>
-        <w:rPr>
-          <w:rStyle w:val="Emphasis"/>
-          <w:shd w:fill="FFFFFF" w:val="clear"/>
-        </w:rPr>
-        <w:t>E</w:t>
-      </w:r>
-      <w:r>
-        <w:rPr>
-          <w:shd w:fill="FFFFFF" w:val="clear"/>
-        </w:rPr>
-        <w:t xml:space="preserve"> - \text{Elección Real}(α)\| y Δ_ω = \|ω </w:t>
-      </w:r>
-      <w:r>
-        <w:rPr>
-          <w:rStyle w:val="Emphasis"/>
-          <w:shd w:fill="FFFFFF" w:val="clear"/>
-        </w:rPr>
-        <w:t>E</w:t>
-      </w:r>
-      <w:r>
-        <w:rPr>
-          <w:shd w:fill="FFFFFF" w:val="clear"/>
-        </w:rPr>
-        <w:t xml:space="preserve"> - \text{Elección Real}(ω)\|.</w:t>
-      </w:r>
-    </w:p>
-    <w:p>
-      <w:pPr>
-        <w:pStyle w:val="BodyText"/>
-        <w:bidi w:val="0"/>
-        <w:rPr>
-          <w:shd w:fill="FFFFFF" w:val="clear"/>
-        </w:rPr>
-      </w:pPr>
-      <w:r>
-        <w:rPr>
-          <w:shd w:fill="FFFFFF" w:val="clear"/>
-        </w:rPr>
-        <w:t>Sujetos con Δ_α ≈ 0 y Δ_ω ≈ 0 operan como sensores naturales de la dinámica del grupo, cuya perspectiva anticipa cambios de fase estructurales.</w:t>
-      </w:r>
-    </w:p>
-    <w:p>
-      <w:pPr>
-        <w:pStyle w:val="Heading3"/>
-        <w:bidi w:val="0"/>
-        <w:jc w:val="start"/>
-        <w:rPr>
-          <w:shd w:fill="FFFFFF" w:val="clear"/>
-        </w:rPr>
-      </w:pPr>
-      <w:r>
-        <w:rPr>
-          <w:shd w:fill="FFFFFF" w:val="clear"/>
-        </w:rPr>
-        <w:t>6.6. Simulación Sociométrica In Silico: el Motor PLATINUM</w:t>
-      </w:r>
-    </w:p>
-    <w:p>
-      <w:pPr>
-        <w:pStyle w:val="BodyText"/>
-        <w:bidi w:val="0"/>
-        <w:rPr>
-          <w:shd w:fill="FFFFFF" w:val="clear"/>
-        </w:rPr>
-      </w:pPr>
-      <w:r>
-        <w:rPr>
-          <w:shd w:fill="FFFFFF" w:val="clear"/>
-        </w:rPr>
-        <w:t>La realización concreta de un estudio sociométrico real comporta dificultades, trabajo y tiempo considerables. Para desplegar la investigación metodológica, la formación investigadora y la calibración instrumental sin esa carga —y sin exposición alguna de sujetos humanos—, NEXORD integra un motor de simulación sociométrica in silico (PLATINUM), en la línea de lo que la Biología Sintética o la Epidemiología Computacional representan para sus respectivos campos: no se trata de inventar ruido estadístico desconectado de la naturaleza humana, sino de extrapolar las leyes topológicas de la sociometría —sus valencias y dinámicas reales— para modelar organizaciones plausibles y desafiantes que fuerzan a los algoritmos preventivos de la plataforma a demostrar su fiabilidad in vitro antes de actuar sobre tejido social vivo. La simulación ya no es un dibujo: es una biografía social reproducible.</w:t>
-      </w:r>
-    </w:p>
-    <w:p>
-      <w:pPr>
-        <w:pStyle w:val="BodyText"/>
-        <w:bidi w:val="0"/>
-        <w:rPr>
-          <w:shd w:fill="FFFFFF" w:val="clear"/>
-        </w:rPr>
-      </w:pPr>
-      <w:r>
-        <w:rPr>
-          <w:shd w:fill="FFFFFF" w:val="clear"/>
-        </w:rPr>
-        <w:t>El investigador define el escenario deseado en el espacio de diseño G × T × C (grupos, oleadas temporales, criterios con sus consignas literales, tamaños muestrales y dominio de contexto), mediante un archivo estándar de parámetros o mediante asistente interactivo guiado, y gobierna la morfología del colectivo mediante familias de moduladores paramétricos continuos:</w:t>
+        <w:t>NEXORD incorpora a la sociometría de las metapercepciones y expectativas diádicas el nivel de las metapercepciones triádicas. Al preguntar a cada participante sobre las preferencias que cree que expresarán los sujetos que él mismo ha colocado en su primer y último puesto en la lista, se configura un espacio de cognición social triádica articulado por dos sensores fundamentales:</w:t>
       </w:r>
     </w:p>
     <w:p>
@@ -17983,13 +17861,27 @@
           <w:rStyle w:val="Strong"/>
           <w:shd w:fill="FFFFFF" w:val="clear"/>
         </w:rPr>
-        <w:t>(a) Termodinámicos:</w:t>
-      </w:r>
-      <w:r>
-        <w:rPr>
-          <w:shd w:fill="FFFFFF" w:val="clear"/>
-        </w:rPr>
-        <w:t xml:space="preserve"> densidad objetivo de valencia, saturación de nodos estrella, tolerancia de convergencia. </w:t>
+        <w:t xml:space="preserve">Mejor Valorado (α </w:t>
+      </w:r>
+      <w:r>
+        <w:rPr>
+          <w:rStyle w:val="Emphasis"/>
+          <w:shd w:fill="FFFFFF" w:val="clear"/>
+        </w:rPr>
+        <w:t>E</w:t>
+      </w:r>
+      <w:r>
+        <w:rPr>
+          <w:rStyle w:val="Strong"/>
+          <w:shd w:fill="FFFFFF" w:val="clear"/>
+        </w:rPr>
+        <w:t>):</w:t>
+      </w:r>
+      <w:r>
+        <w:rPr>
+          <w:shd w:fill="FFFFFF" w:val="clear"/>
+        </w:rPr>
+        <w:t xml:space="preserve"> La expectativa de cada sujeto sobre quién será el miembro más elegido por el colectivo. </w:t>
       </w:r>
     </w:p>
     <w:p>
@@ -18004,7 +17896,6 @@
           <w:tab w:val="left" w:pos="709" w:leader="none"/>
         </w:tabs>
         <w:bidi w:val="0"/>
-        <w:spacing w:before="0" w:after="0"/>
         <w:ind w:hanging="283" w:start="709"/>
         <w:rPr/>
       </w:pPr>
@@ -18013,153 +17904,127 @@
           <w:rStyle w:val="Strong"/>
           <w:shd w:fill="FFFFFF" w:val="clear"/>
         </w:rPr>
-        <w:t>(b) De gravedad cinética y ensamblaje:</w:t>
-      </w:r>
-      <w:r>
-        <w:rPr>
-          <w:shd w:fill="FFFFFF" w:val="clear"/>
-        </w:rPr>
-        <w:t xml:space="preserve"> cohesión, transparencia metaperceptiva, sesgo intergrupal, ruido térmico, reciprocidad, triangulación y facciones latentes. </w:t>
+        <w:t xml:space="preserve">Peor Valorado (ω </w:t>
+      </w:r>
+      <w:r>
+        <w:rPr>
+          <w:rStyle w:val="Emphasis"/>
+          <w:shd w:fill="FFFFFF" w:val="clear"/>
+        </w:rPr>
+        <w:t>E</w:t>
+      </w:r>
+      <w:r>
+        <w:rPr>
+          <w:rStyle w:val="Strong"/>
+          <w:shd w:fill="FFFFFF" w:val="clear"/>
+        </w:rPr>
+        <w:t>):</w:t>
+      </w:r>
+      <w:r>
+        <w:rPr>
+          <w:shd w:fill="FFFFFF" w:val="clear"/>
+        </w:rPr>
+        <w:t xml:space="preserve"> La expectativa de cada sujeto sobre quién concentrará el mayor rechazo o descarte grupal. </w:t>
       </w:r>
     </w:p>
     <w:p>
       <w:pPr>
         <w:pStyle w:val="BodyText"/>
-        <w:numPr>
-          <w:ilvl w:val="0"/>
-          <w:numId w:val="24"/>
-        </w:numPr>
-        <w:tabs>
-          <w:tab w:val="clear" w:pos="1134"/>
-          <w:tab w:val="left" w:pos="709" w:leader="none"/>
-        </w:tabs>
-        <w:bidi w:val="0"/>
-        <w:spacing w:before="0" w:after="0"/>
-        <w:ind w:hanging="283" w:start="709"/>
+        <w:bidi w:val="0"/>
         <w:rPr/>
       </w:pPr>
       <w:r>
         <w:rPr>
-          <w:rStyle w:val="Strong"/>
-          <w:shd w:fill="FFFFFF" w:val="clear"/>
-        </w:rPr>
-        <w:t>(c) Temporales longitudinales:</w:t>
-      </w:r>
-      <w:r>
-        <w:rPr>
-          <w:shd w:fill="FFFFFF" w:val="clear"/>
-        </w:rPr>
-        <w:t xml:space="preserve"> inercia estructural, olvido de agravios y ruptura exógena. </w:t>
+          <w:shd w:fill="FFFFFF" w:val="clear"/>
+        </w:rPr>
+        <w:t xml:space="preserve">Estas métricas cuantifican la precisión de lectura de campo o lucidez sistémica (Tsankova &amp; Tair, 2021) mediante la distancia euclídea entre la expectativa emitida y la realidad colectiva observada: Δ_α = \|α </w:t>
+      </w:r>
+      <w:r>
+        <w:rPr>
+          <w:rStyle w:val="Emphasis"/>
+          <w:shd w:fill="FFFFFF" w:val="clear"/>
+        </w:rPr>
+        <w:t>E</w:t>
+      </w:r>
+      <w:r>
+        <w:rPr>
+          <w:shd w:fill="FFFFFF" w:val="clear"/>
+        </w:rPr>
+        <w:t xml:space="preserve"> - \text{Elección Real}(α)\| y Δ_ω = \|ω </w:t>
+      </w:r>
+      <w:r>
+        <w:rPr>
+          <w:rStyle w:val="Emphasis"/>
+          <w:shd w:fill="FFFFFF" w:val="clear"/>
+        </w:rPr>
+        <w:t>E</w:t>
+      </w:r>
+      <w:r>
+        <w:rPr>
+          <w:shd w:fill="FFFFFF" w:val="clear"/>
+        </w:rPr>
+        <w:t xml:space="preserve"> - \text{Elección Real}(ω)\|.</w:t>
       </w:r>
     </w:p>
     <w:p>
       <w:pPr>
         <w:pStyle w:val="BodyText"/>
-        <w:numPr>
-          <w:ilvl w:val="0"/>
-          <w:numId w:val="24"/>
-        </w:numPr>
-        <w:tabs>
-          <w:tab w:val="clear" w:pos="1134"/>
-          <w:tab w:val="left" w:pos="709" w:leader="none"/>
-        </w:tabs>
-        <w:bidi w:val="0"/>
-        <w:ind w:hanging="283" w:start="709"/>
-        <w:rPr/>
-      </w:pPr>
-      <w:r>
-        <w:rPr>
-          <w:rStyle w:val="Strong"/>
-          <w:shd w:fill="FFFFFF" w:val="clear"/>
-        </w:rPr>
-        <w:t>(d) Contextuales:</w:t>
-      </w:r>
-      <w:r>
-        <w:rPr>
-          <w:shd w:fill="FFFFFF" w:val="clear"/>
-        </w:rPr>
-        <w:t xml:space="preserve"> baterías </w:t>
-      </w:r>
-      <w:r>
-        <w:rPr>
-          <w:rStyle w:val="Emphasis"/>
-          <w:shd w:fill="FFFFFF" w:val="clear"/>
-        </w:rPr>
-        <w:t>V</w:t>
-      </w:r>
-      <w:r>
-        <w:rPr>
-          <w:position w:val="-2"/>
-          <w:sz w:val="16"/>
-          <w:shd w:fill="FFFFFF" w:val="clear"/>
-        </w:rPr>
-        <w:t>10</w:t>
-      </w:r>
-      <w:r>
-        <w:rPr>
-          <w:shd w:fill="FFFFFF" w:val="clear"/>
-        </w:rPr>
-        <w:t xml:space="preserve"> y </w:t>
-      </w:r>
-      <w:r>
-        <w:rPr>
-          <w:rStyle w:val="Emphasis"/>
-          <w:shd w:fill="FFFFFF" w:val="clear"/>
-        </w:rPr>
-        <w:t>A</w:t>
-      </w:r>
-      <w:r>
-        <w:rPr>
-          <w:position w:val="-2"/>
-          <w:sz w:val="16"/>
-          <w:shd w:fill="FFFFFF" w:val="clear"/>
-        </w:rPr>
-        <w:t>16</w:t>
-      </w:r>
-      <w:r>
-        <w:rPr>
-          <w:shd w:fill="FFFFFF" w:val="clear"/>
-        </w:rPr>
-        <w:t xml:space="preserve"> y el catálogo de los 10 dominios de calibración α / γ (Tabla 5). </w:t>
+        <w:bidi w:val="0"/>
+        <w:rPr>
+          <w:shd w:fill="FFFFFF" w:val="clear"/>
+        </w:rPr>
+      </w:pPr>
+      <w:r>
+        <w:rPr>
+          <w:shd w:fill="FFFFFF" w:val="clear"/>
+        </w:rPr>
+        <w:t>Sujetos con Δ_α ≈ 0 y Δ_ω ≈ 0 operan como sensores naturales de la dinámica del grupo, cuya perspectiva anticipa cambios de fase estructurales.</w:t>
+      </w:r>
+    </w:p>
+    <w:p>
+      <w:pPr>
+        <w:pStyle w:val="Heading3"/>
+        <w:bidi w:val="0"/>
+        <w:jc w:val="start"/>
+        <w:rPr>
+          <w:shd w:fill="FFFFFF" w:val="clear"/>
+        </w:rPr>
+      </w:pPr>
+      <w:r>
+        <w:rPr>
+          <w:shd w:fill="FFFFFF" w:val="clear"/>
+        </w:rPr>
+        <w:t>6.6. Simulación Sociométrica In Silico</w:t>
       </w:r>
     </w:p>
     <w:p>
       <w:pPr>
         <w:pStyle w:val="BodyText"/>
         <w:bidi w:val="0"/>
-        <w:rPr/>
-      </w:pPr>
-      <w:r>
-        <w:rPr>
-          <w:shd w:fill="FFFFFF" w:val="clear"/>
-        </w:rPr>
-        <w:t>La reproducibilidad es absoluta: la semilla pseudoaleatoria garantiza la regeneración bit a bit de cualquier corpus, y el tamaño de lote habilita réplicas Monte Carlo. Cada simulación se identifica con una clave estandarizada (</w:t>
-      </w:r>
-      <w:r>
-        <w:rPr>
-          <w:rStyle w:val="Textooriginal"/>
-          <w:shd w:fill="FFFFFF" w:val="clear"/>
-        </w:rPr>
-        <w:t>SIMUL-...</w:t>
-      </w:r>
-      <w:r>
-        <w:rPr>
-          <w:shd w:fill="FFFFFF" w:val="clear"/>
-        </w:rPr>
-        <w:t>) y codifica sus sujetos con las etiquetas posicionales formales (</w:t>
-      </w:r>
-      <w:r>
-        <w:rPr>
-          <w:rStyle w:val="Textooriginal"/>
-          <w:shd w:fill="FFFFFF" w:val="clear"/>
-        </w:rPr>
-        <w:t>1A1a</w:t>
-      </w:r>
-      <w:r>
-        <w:rPr>
-          <w:shd w:fill="FFFFFF" w:val="clear"/>
-        </w:rPr>
-        <w:t>...), preservando la anonimidad por diseño; SIMUL se sitúa así junto a PROPIO, REAL y CULTURAL en el catálogo de las cuatro categorías operativas de datos de la plataforma:</w:t>
+        <w:rPr>
+          <w:shd w:fill="FFFFFF" w:val="clear"/>
+        </w:rPr>
+      </w:pPr>
+      <w:r>
+        <w:rPr>
+          <w:shd w:fill="FFFFFF" w:val="clear"/>
+        </w:rPr>
+        <w:t>La realización concreta de un estudio sociométrico real comporta dificultades, trabajo y tiempo considerables. Para desplegar la investigación metodológica, la formación investigadora y la calibración instrumental sin esa carga —y sin exposición alguna de sujetos humanos—, NEXORD integra un algoritmo de simulación sociométrica in silico, en la línea de lo que la Biología Sintética o la Epidemiología Computacional representan para sus respectivos campos: no se trata de inventar ruido estadístico desconectado de la naturaleza humana, sino de extrapolar las leyes topológicas de la sociometría —sus valencias y dinámicas reales— para modelar organizaciones plausibles y desafiantes que fuerzan a los algoritmos preventivos de la plataforma a demostrar su fiabilidad in vitro antes de actuar sobre tejido social vivo. La simulación ya no es un dibujo: es una biografía social reproducible.</w:t>
+      </w:r>
+    </w:p>
+    <w:p>
+      <w:pPr>
+        <w:pStyle w:val="BodyText"/>
+        <w:bidi w:val="0"/>
+        <w:rPr>
+          <w:shd w:fill="FFFFFF" w:val="clear"/>
+        </w:rPr>
+      </w:pPr>
+      <w:r>
+        <w:rPr>
+          <w:shd w:fill="FFFFFF" w:val="clear"/>
+        </w:rPr>
+        <w:t>El investigador define el escenario deseado en el espacio de diseño G × T × C (grupos, oleadas temporales, criterios con sus consignas literales, tamaños muestrales y dominio de contexto), mediante un archivo estándar de parámetros o mediante asistente interactivo guiado, y gobierna la morfología del colectivo mediante familias de moduladores paramétricos continuos:</w:t>
       </w:r>
     </w:p>
     <w:p>
@@ -18183,55 +18048,13 @@
           <w:rStyle w:val="Strong"/>
           <w:shd w:fill="FFFFFF" w:val="clear"/>
         </w:rPr>
-        <w:t>REAL (Corpus Empíricos de Campo):</w:t>
-      </w:r>
-      <w:r>
-        <w:rPr>
-          <w:shd w:fill="FFFFFF" w:val="clear"/>
-        </w:rPr>
-        <w:t xml:space="preserve"> Datos obtenidos de colectivos humanos vivos (organizaciones laborales, aulas educativas, equipos deportivos o unidades asistenciales), recogidos mediante los protocolos de captura web de la plataforma bajo estricto consentimiento informado, salvaguarda de privacidad y compromiso de uso exclusivamente formativo y no punitivo (§6.7 y §7.1). Esta modalidad faculta al motor de simulación para estimar por defecto —si fuera conveniente o necesario— los valores de las Variables Contextuales (</w:t>
-      </w:r>
-      <w:r>
-        <w:rPr>
-          <w:rStyle w:val="Emphasis"/>
-          <w:shd w:fill="FFFFFF" w:val="clear"/>
-        </w:rPr>
-        <w:t>V</w:t>
-      </w:r>
-      <w:r>
-        <w:rPr>
-          <w:position w:val="-2"/>
-          <w:sz w:val="16"/>
-          <w:shd w:fill="FFFFFF" w:val="clear"/>
-        </w:rPr>
-        <w:t>10</w:t>
-      </w:r>
-      <w:r>
-        <w:rPr>
-          <w:shd w:fill="FFFFFF" w:val="clear"/>
-        </w:rPr>
-        <w:t>) y de los Adjetivos de Atribución Grupal (</w:t>
-      </w:r>
-      <w:r>
-        <w:rPr>
-          <w:rStyle w:val="Emphasis"/>
-          <w:shd w:fill="FFFFFF" w:val="clear"/>
-        </w:rPr>
-        <w:t>A</w:t>
-      </w:r>
-      <w:r>
-        <w:rPr>
-          <w:position w:val="-2"/>
-          <w:sz w:val="16"/>
-          <w:shd w:fill="FFFFFF" w:val="clear"/>
-        </w:rPr>
-        <w:t>16</w:t>
-      </w:r>
-      <w:r>
-        <w:rPr>
-          <w:shd w:fill="FFFFFF" w:val="clear"/>
-        </w:rPr>
-        <w:t xml:space="preserve">) a partir de los datos sociométricos recogidos y la información complementaria aportada por el Investigador Principal, cuando dichos datos de contexto no hayan podido ser recabados directamente en el campo. </w:t>
+        <w:t>(a) Termodinámicos:</w:t>
+      </w:r>
+      <w:r>
+        <w:rPr>
+          <w:shd w:fill="FFFFFF" w:val="clear"/>
+        </w:rPr>
+        <w:t xml:space="preserve"> densidad objetivo de valencia, saturación de nodos estrella, tolerancia de convergencia. </w:t>
       </w:r>
     </w:p>
     <w:p>
@@ -18255,13 +18078,13 @@
           <w:rStyle w:val="Strong"/>
           <w:shd w:fill="FFFFFF" w:val="clear"/>
         </w:rPr>
-        <w:t>PROPIO (Corpus del Investigador):</w:t>
-      </w:r>
-      <w:r>
-        <w:rPr>
-          <w:shd w:fill="FFFFFF" w:val="clear"/>
-        </w:rPr>
-        <w:t xml:space="preserve"> Sociomatrices y diseños singulares aportados directamente por el usuario, docente o consultor para su explotación particular, docencia o intervención específica en sus propios grupos naturales; permite al simulador recoger los datos diseñados por el propio Investigador Principal y, si es conveniente, completar datos faltantes para garantizar la continuidad analítica del estudio. </w:t>
+        <w:t>(b) De gravedad cinética y ensamblaje:</w:t>
+      </w:r>
+      <w:r>
+        <w:rPr>
+          <w:shd w:fill="FFFFFF" w:val="clear"/>
+        </w:rPr>
+        <w:t xml:space="preserve"> cohesión, transparencia metaperceptiva, sesgo intergrupal, ruido térmico, reciprocidad, triangulación y facciones latentes. </w:t>
       </w:r>
     </w:p>
     <w:p>
@@ -18285,39 +18108,13 @@
           <w:rStyle w:val="Strong"/>
           <w:shd w:fill="FFFFFF" w:val="clear"/>
         </w:rPr>
-        <w:t>CULTURAL (Laboratorios de Reactividad Cero):</w:t>
-      </w:r>
-      <w:r>
-        <w:rPr>
-          <w:shd w:fill="FFFFFF" w:val="clear"/>
-        </w:rPr>
-        <w:t xml:space="preserve"> Redes relacionales extraídas de textos dramáticos, guiones cinematográficos u obras literarias maestras (</w:t>
-      </w:r>
-      <w:r>
-        <w:rPr>
-          <w:rStyle w:val="Emphasis"/>
-          <w:shd w:fill="FFFFFF" w:val="clear"/>
-        </w:rPr>
-        <w:t>Doce hombres sin piedad</w:t>
-      </w:r>
-      <w:r>
-        <w:rPr>
-          <w:shd w:fill="FFFFFF" w:val="clear"/>
-        </w:rPr>
-        <w:t xml:space="preserve">, </w:t>
-      </w:r>
-      <w:r>
-        <w:rPr>
-          <w:rStyle w:val="Emphasis"/>
-          <w:shd w:fill="FFFFFF" w:val="clear"/>
-        </w:rPr>
-        <w:t>La casa de Bernarda Alba</w:t>
-      </w:r>
-      <w:r>
-        <w:rPr>
-          <w:shd w:fill="FFFFFF" w:val="clear"/>
-        </w:rPr>
-        <w:t xml:space="preserve">, etc.), que constituyen sistemas relacionales cerrados y exhaustivamente documentados donde las dinámicas de grupo se despliegan con reactividad cero del observador (§6.4); en esta modalidad, el sistema revisa la codificación realizada y completa lo necesario para el análisis. </w:t>
+        <w:t>(c) Temporales longitudinales:</w:t>
+      </w:r>
+      <w:r>
+        <w:rPr>
+          <w:shd w:fill="FFFFFF" w:val="clear"/>
+        </w:rPr>
+        <w:t xml:space="preserve"> inercia estructural, olvido de agravios y ruptura exógena. </w:t>
       </w:r>
     </w:p>
     <w:p>
@@ -18340,28 +18137,94 @@
           <w:rStyle w:val="Strong"/>
           <w:shd w:fill="FFFFFF" w:val="clear"/>
         </w:rPr>
-        <w:t>SIMUL (Simulación In Silico):</w:t>
-      </w:r>
-      <w:r>
-        <w:rPr>
-          <w:shd w:fill="FFFFFF" w:val="clear"/>
-        </w:rPr>
-        <w:t xml:space="preserve"> Escenarios sintéticos generados algorítmicamente por el motor PLATINUM gobernando paramétricamente las leyes del campo (atracción, fricción, reciprocidad, clustering), empleados para la calibración del instrumental, el desarrollo metodológico y la formación investigadora sin exposición ni sobrecarga de participantes humanos. </w:t>
+        <w:t>(d) Contextuales:</w:t>
+      </w:r>
+      <w:r>
+        <w:rPr>
+          <w:shd w:fill="FFFFFF" w:val="clear"/>
+        </w:rPr>
+        <w:t xml:space="preserve"> baterías </w:t>
+      </w:r>
+      <w:r>
+        <w:rPr>
+          <w:rStyle w:val="Emphasis"/>
+          <w:shd w:fill="FFFFFF" w:val="clear"/>
+        </w:rPr>
+        <w:t>V</w:t>
+      </w:r>
+      <w:r>
+        <w:rPr>
+          <w:position w:val="-2"/>
+          <w:sz w:val="16"/>
+          <w:shd w:fill="FFFFFF" w:val="clear"/>
+        </w:rPr>
+        <w:t>10</w:t>
+      </w:r>
+      <w:r>
+        <w:rPr>
+          <w:shd w:fill="FFFFFF" w:val="clear"/>
+        </w:rPr>
+        <w:t xml:space="preserve"> y </w:t>
+      </w:r>
+      <w:r>
+        <w:rPr>
+          <w:rStyle w:val="Emphasis"/>
+          <w:shd w:fill="FFFFFF" w:val="clear"/>
+        </w:rPr>
+        <w:t>A</w:t>
+      </w:r>
+      <w:r>
+        <w:rPr>
+          <w:position w:val="-2"/>
+          <w:sz w:val="16"/>
+          <w:shd w:fill="FFFFFF" w:val="clear"/>
+        </w:rPr>
+        <w:t>16</w:t>
+      </w:r>
+      <w:r>
+        <w:rPr>
+          <w:shd w:fill="FFFFFF" w:val="clear"/>
+        </w:rPr>
+        <w:t xml:space="preserve"> y el catálogo de los 10 dominios de calibración α / γ (Tabla 5). </w:t>
       </w:r>
     </w:p>
     <w:p>
       <w:pPr>
         <w:pStyle w:val="BodyText"/>
         <w:bidi w:val="0"/>
-        <w:rPr>
-          <w:shd w:fill="FFFFFF" w:val="clear"/>
-        </w:rPr>
-      </w:pPr>
-      <w:r>
-        <w:rPr>
-          <w:shd w:fill="FFFFFF" w:val="clear"/>
-        </w:rPr>
-        <w:t>El circuito operativo articula cuatro eslabones:</w:t>
+        <w:rPr/>
+      </w:pPr>
+      <w:r>
+        <w:rPr>
+          <w:shd w:fill="FFFFFF" w:val="clear"/>
+        </w:rPr>
+        <w:t>La reproducibilidad es absoluta: la semilla pseudoaleatoria garantiza la regeneración bit a bit de cualquier corpus, y el tamaño de lote habilita réplicas Monte Carlo. Cada simulación se identifica con una clave estandarizada (</w:t>
+      </w:r>
+      <w:r>
+        <w:rPr>
+          <w:rStyle w:val="Textooriginal"/>
+          <w:shd w:fill="FFFFFF" w:val="clear"/>
+        </w:rPr>
+        <w:t>SIMUL-...</w:t>
+      </w:r>
+      <w:r>
+        <w:rPr>
+          <w:shd w:fill="FFFFFF" w:val="clear"/>
+        </w:rPr>
+        <w:t>) y codifica sus sujetos con las etiquetas posicionales formales (</w:t>
+      </w:r>
+      <w:r>
+        <w:rPr>
+          <w:rStyle w:val="Textooriginal"/>
+          <w:shd w:fill="FFFFFF" w:val="clear"/>
+        </w:rPr>
+        <w:t>1A1a</w:t>
+      </w:r>
+      <w:r>
+        <w:rPr>
+          <w:shd w:fill="FFFFFF" w:val="clear"/>
+        </w:rPr>
+        <w:t>...), preservando la anonimidad por diseño; SIMUL se sitúa así junto a PROPIO, REAL y CULTURAL en el catálogo de las cuatro categorías operativas de datos de la plataforma:</w:t>
       </w:r>
     </w:p>
     <w:p>
@@ -18378,15 +18241,62 @@
         <w:bidi w:val="0"/>
         <w:spacing w:before="0" w:after="0"/>
         <w:ind w:hanging="283" w:start="709"/>
-        <w:rPr>
-          <w:shd w:fill="FFFFFF" w:val="clear"/>
-        </w:rPr>
-      </w:pPr>
-      <w:r>
-        <w:rPr>
-          <w:shd w:fill="FFFFFF" w:val="clear"/>
-        </w:rPr>
-        <w:t xml:space="preserve">Definición del escenario. </w:t>
+        <w:rPr/>
+      </w:pPr>
+      <w:r>
+        <w:rPr>
+          <w:rStyle w:val="Strong"/>
+          <w:shd w:fill="FFFFFF" w:val="clear"/>
+        </w:rPr>
+        <w:t>REAL (Corpus Empíricos de Campo):</w:t>
+      </w:r>
+      <w:r>
+        <w:rPr>
+          <w:shd w:fill="FFFFFF" w:val="clear"/>
+        </w:rPr>
+        <w:t xml:space="preserve"> Datos obtenidos de colectivos humanos vivos (organizaciones laborales, aulas educativas, equipos deportivos o unidades asistenciales), recogidos mediante los protocolos de captura web de la plataforma bajo estricto consentimiento informado, salvaguarda de privacidad y compromiso de uso exclusivamente formativo y no punitivo (§6.7 y §7.1). Esta modalidad faculta al algoritmo de simulación para estimar por defecto —si fuera conveniente o necesario— los valores de las Variables Contextuales (</w:t>
+      </w:r>
+      <w:r>
+        <w:rPr>
+          <w:rStyle w:val="Emphasis"/>
+          <w:shd w:fill="FFFFFF" w:val="clear"/>
+        </w:rPr>
+        <w:t>V</w:t>
+      </w:r>
+      <w:r>
+        <w:rPr>
+          <w:position w:val="-2"/>
+          <w:sz w:val="16"/>
+          <w:shd w:fill="FFFFFF" w:val="clear"/>
+        </w:rPr>
+        <w:t>10</w:t>
+      </w:r>
+      <w:r>
+        <w:rPr>
+          <w:shd w:fill="FFFFFF" w:val="clear"/>
+        </w:rPr>
+        <w:t>) y de los Adjetivos de Atribución Grupal (</w:t>
+      </w:r>
+      <w:r>
+        <w:rPr>
+          <w:rStyle w:val="Emphasis"/>
+          <w:shd w:fill="FFFFFF" w:val="clear"/>
+        </w:rPr>
+        <w:t>A</w:t>
+      </w:r>
+      <w:r>
+        <w:rPr>
+          <w:position w:val="-2"/>
+          <w:sz w:val="16"/>
+          <w:shd w:fill="FFFFFF" w:val="clear"/>
+        </w:rPr>
+        <w:t>16</w:t>
+      </w:r>
+      <w:r>
+        <w:rPr>
+          <w:shd w:fill="FFFFFF" w:val="clear"/>
+        </w:rPr>
+        <w:t xml:space="preserve">) a partir de los datos sociométricos recogidos y la información complementaria aportada por el Investigador Principal, cuando dichos datos de contexto no hayan podido ser recabados directamente en el campo. </w:t>
       </w:r>
     </w:p>
     <w:p>
@@ -18403,15 +18313,20 @@
         <w:bidi w:val="0"/>
         <w:spacing w:before="0" w:after="0"/>
         <w:ind w:hanging="283" w:start="709"/>
-        <w:rPr>
-          <w:shd w:fill="FFFFFF" w:val="clear"/>
-        </w:rPr>
-      </w:pPr>
-      <w:r>
-        <w:rPr>
-          <w:shd w:fill="FFFFFF" w:val="clear"/>
-        </w:rPr>
-        <w:t xml:space="preserve">Generación del eslabón factual de simulación por el motor PLATINUM. </w:t>
+        <w:rPr/>
+      </w:pPr>
+      <w:r>
+        <w:rPr>
+          <w:rStyle w:val="Strong"/>
+          <w:shd w:fill="FFFFFF" w:val="clear"/>
+        </w:rPr>
+        <w:t>PROPIO (Corpus del Investigador):</w:t>
+      </w:r>
+      <w:r>
+        <w:rPr>
+          <w:shd w:fill="FFFFFF" w:val="clear"/>
+        </w:rPr>
+        <w:t xml:space="preserve"> Sociomatrices y diseños singulares aportados directamente por el usuario, docente o consultor para su explotación particular, docencia o intervención específica en sus propios grupos naturales; permite al simulador recoger los datos diseñados por el propio Investigador Principal y, si es conveniente, completar datos faltantes para garantizar la continuidad analítica del estudio. </w:t>
       </w:r>
     </w:p>
     <w:p>
@@ -18428,15 +18343,46 @@
         <w:bidi w:val="0"/>
         <w:spacing w:before="0" w:after="0"/>
         <w:ind w:hanging="283" w:start="709"/>
-        <w:rPr>
-          <w:shd w:fill="FFFFFF" w:val="clear"/>
-        </w:rPr>
-      </w:pPr>
-      <w:r>
-        <w:rPr>
-          <w:shd w:fill="FFFFFF" w:val="clear"/>
-        </w:rPr>
-        <w:t xml:space="preserve">Ingestión por el orquestador factorial (255 indicadores, matrices SMIb, proyecciones AFC/PCA y geometría de Grassmann). </w:t>
+        <w:rPr/>
+      </w:pPr>
+      <w:r>
+        <w:rPr>
+          <w:rStyle w:val="Strong"/>
+          <w:shd w:fill="FFFFFF" w:val="clear"/>
+        </w:rPr>
+        <w:t>CULTURAL (Laboratorios de Reactividad Cero):</w:t>
+      </w:r>
+      <w:r>
+        <w:rPr>
+          <w:shd w:fill="FFFFFF" w:val="clear"/>
+        </w:rPr>
+        <w:t xml:space="preserve"> Redes relacionales extraídas de textos dramáticos, guiones cinematográficos u obras literarias maestras (</w:t>
+      </w:r>
+      <w:r>
+        <w:rPr>
+          <w:rStyle w:val="Emphasis"/>
+          <w:shd w:fill="FFFFFF" w:val="clear"/>
+        </w:rPr>
+        <w:t>Doce hombres sin piedad</w:t>
+      </w:r>
+      <w:r>
+        <w:rPr>
+          <w:shd w:fill="FFFFFF" w:val="clear"/>
+        </w:rPr>
+        <w:t xml:space="preserve">, </w:t>
+      </w:r>
+      <w:r>
+        <w:rPr>
+          <w:rStyle w:val="Emphasis"/>
+          <w:shd w:fill="FFFFFF" w:val="clear"/>
+        </w:rPr>
+        <w:t>La casa de Bernarda Alba</w:t>
+      </w:r>
+      <w:r>
+        <w:rPr>
+          <w:shd w:fill="FFFFFF" w:val="clear"/>
+        </w:rPr>
+        <w:t xml:space="preserve">, etc.), que constituyen sistemas relacionales cerrados y exhaustivamente documentados donde las dinámicas de grupo se despliegan con reactividad cero del observador (§6.4); en esta modalidad, el sistema revisa la codificación realizada y completa lo necesario para el análisis. </w:t>
       </w:r>
     </w:p>
     <w:p>
@@ -18452,225 +18398,35 @@
         </w:tabs>
         <w:bidi w:val="0"/>
         <w:ind w:hanging="283" w:start="709"/>
-        <w:rPr>
-          <w:shd w:fill="FFFFFF" w:val="clear"/>
-        </w:rPr>
-      </w:pPr>
-      <w:r>
-        <w:rPr>
-          <w:shd w:fill="FFFFFF" w:val="clear"/>
-        </w:rPr>
-        <w:t xml:space="preserve">Proyección VISORD 3D/4D y transferencia a la web promocional. </w:t>
+        <w:rPr/>
+      </w:pPr>
+      <w:r>
+        <w:rPr>
+          <w:rStyle w:val="Strong"/>
+          <w:shd w:fill="FFFFFF" w:val="clear"/>
+        </w:rPr>
+        <w:t>SIMUL (Simulación In Silico):</w:t>
+      </w:r>
+      <w:r>
+        <w:rPr>
+          <w:shd w:fill="FFFFFF" w:val="clear"/>
+        </w:rPr>
+        <w:t xml:space="preserve"> Escenarios sintéticos generados algorítmicamente gobernando paramétricamente las leyes del campo (atracción, fricción, reciprocidad, clustering), empleados para la calibración del instrumental, el desarrollo metodológico y la formación investigadora sin exposición ni sobrecarga de participantes humanos. </w:t>
       </w:r>
     </w:p>
     <w:p>
       <w:pPr>
         <w:pStyle w:val="BodyText"/>
         <w:bidi w:val="0"/>
-        <w:rPr/>
-      </w:pPr>
-      <w:r>
-        <w:rPr>
-          <w:shd w:fill="FFFFFF" w:val="clear"/>
-        </w:rPr>
-        <w:t>Los corpus simulados constituyen, asimismo, el banco de verdad conocida (</w:t>
-      </w:r>
-      <w:r>
-        <w:rPr>
-          <w:rStyle w:val="Emphasis"/>
-          <w:shd w:fill="FFFFFF" w:val="clear"/>
-        </w:rPr>
-        <w:t>ground truth</w:t>
-      </w:r>
-      <w:r>
-        <w:rPr>
-          <w:shd w:fill="FFFFFF" w:val="clear"/>
-        </w:rPr>
-        <w:t>) sobre el que los indicadores del sistema (IDA, Φ, ICE y las densidades del Pentagrama) pueden contrastarse bajo regímenes de parámetros conocidos a priori y el sustrato de las visualizaciones públicas del ecosistema VISORD.</w:t>
-      </w:r>
-    </w:p>
-    <w:p>
-      <w:pPr>
-        <w:pStyle w:val="Heading3"/>
-        <w:bidi w:val="0"/>
-        <w:jc w:val="start"/>
-        <w:rPr>
-          <w:shd w:fill="FFFFFF" w:val="clear"/>
-        </w:rPr>
-      </w:pPr>
-      <w:r>
-        <w:rPr>
-          <w:shd w:fill="FFFFFF" w:val="clear"/>
-        </w:rPr>
-        <w:t>6.7. Captura de Campo Asistida por Web</w:t>
-      </w:r>
-    </w:p>
-    <w:p>
-      <w:pPr>
-        <w:pStyle w:val="BodyText"/>
-        <w:bidi w:val="0"/>
-        <w:rPr/>
-      </w:pPr>
-      <w:r>
-        <w:rPr>
-          <w:shd w:fill="FFFFFF" w:val="clear"/>
-        </w:rPr>
-        <w:t>NEXORD permite la realización logística —práctica, rápida, personalizada y con alto control de validez— de la recogida de respuestas sociométricas en completos y complejos diseños de estudio de campo, administrados íntegramente vía web. El Investigador Principal es el único interlocutor y último responsable del estudio: diseña con NEXORD la configuración concreta (grupos simultáneos, oleadas temporales de recogida longitudinal, criterios y consignas, censos de miembros y canales de contacto), programa el momento de conexión y dispensa a cada participante un protocolo o cuestionario aleatorizado (</w:t>
-      </w:r>
-      <w:r>
-        <w:rPr>
-          <w:rStyle w:val="Textooriginal"/>
-          <w:shd w:fill="FFFFFF" w:val="clear"/>
-        </w:rPr>
-        <w:t>.html</w:t>
-      </w:r>
-      <w:r>
-        <w:rPr>
-          <w:shd w:fill="FFFFFF" w:val="clear"/>
-        </w:rPr>
-        <w:t>) que cumplimenta en privado desde su propio smartphone.</w:t>
-      </w:r>
-    </w:p>
-    <w:p>
-      <w:pPr>
-        <w:pStyle w:val="BodyText"/>
-        <w:bidi w:val="0"/>
-        <w:rPr>
-          <w:shd w:fill="FFFFFF" w:val="clear"/>
-        </w:rPr>
-      </w:pPr>
-      <w:r>
-        <w:rPr>
-          <w:shd w:fill="FFFFFF" w:val="clear"/>
-        </w:rPr>
-        <w:t>La infraestructura integra controles de validez logística en cada eslabón: solicitud previa de consentimiento informado —y, para menores, la autorización expresa de tutores—; fotografías o avatares exclusivos para el reconocimiento de las personas y listas de nombres aleatorizadas que neutralizan sesgos de orden; control de los tiempos de respuesta y repesca de miembros retrasados; y, al cierre del estudio, la entrega de un código privado e intransferible que abre a cada participante el acceso a su report personal: los resultados generales de su grupo, sus resultados individuales y sugerencias constructivas de actuación o de reestructuración de actitudes y tareas, en coherencia con los derechos de devolución no estigmatizante (§7.3).</w:t>
-      </w:r>
-    </w:p>
-    <w:p>
-      <w:pPr>
-        <w:pStyle w:val="BodyText"/>
-        <w:bidi w:val="0"/>
-        <w:rPr>
-          <w:shd w:fill="FFFFFF" w:val="clear"/>
-        </w:rPr>
-      </w:pPr>
-      <w:r>
-        <w:rPr>
-          <w:shd w:fill="FFFFFF" w:val="clear"/>
-        </w:rPr>
-        <w:t>En conjunto, la plasticidad sociométrica que NEXORD pone en manos del investigador es muy amplia —cualquier configuración del espacio G × T × C, en cualquiera de los modos de adquisición descritos— y puede aportar valiosos conocimientos sobre invariantes relacionales que hasta ahora han resultado difíciles de determinar.</w:t>
-      </w:r>
-    </w:p>
-    <w:p>
-      <w:pPr>
-        <w:pStyle w:val="Heading3"/>
-        <w:bidi w:val="0"/>
-        <w:jc w:val="start"/>
-        <w:rPr>
-          <w:shd w:fill="FFFFFF" w:val="clear"/>
-        </w:rPr>
-      </w:pPr>
-      <w:r>
-        <w:rPr>
-          <w:shd w:fill="FFFFFF" w:val="clear"/>
-        </w:rPr>
-        <w:t>6.8. Horizontes de Futuro: Hacia una Sociometría Científica «Adulta» y la Física de lo Social a Gran Escala</w:t>
-      </w:r>
-    </w:p>
-    <w:p>
-      <w:pPr>
-        <w:pStyle w:val="BodyText"/>
-        <w:bidi w:val="0"/>
-        <w:rPr>
-          <w:shd w:fill="FFFFFF" w:val="clear"/>
-        </w:rPr>
-      </w:pPr>
-      <w:r>
-        <w:rPr>
-          <w:shd w:fill="FFFFFF" w:val="clear"/>
-        </w:rPr>
-        <w:t>El desarrollo histórico de la sociometría, desde las intuiciones fundacionales de J. L. Moreno en los años treinta hasta la formalización no paramétrica de NEXORD, ha estado enfocado primordialmente en el nivel intra-grupal: el individuo como unidad electora y el grupo inmediato como espacio de interacción.</w:t>
-      </w:r>
-    </w:p>
-    <w:p>
-      <w:pPr>
-        <w:pStyle w:val="BodyText"/>
-        <w:bidi w:val="0"/>
-        <w:rPr/>
-      </w:pPr>
-      <w:r>
-        <w:rPr>
-          <w:shd w:fill="FFFFFF" w:val="clear"/>
-        </w:rPr>
-        <w:t xml:space="preserve">Sin embargo, los grandes retos de la convivencia en las sociedades complejas —desde la fricción interdepartamental en organizaciones hasta las fracturas territoriales o los alineamientos geopolíticos— exigen dar un salto cualitativo: </w:t>
-      </w:r>
-      <w:r>
-        <w:rPr>
-          <w:rStyle w:val="Strong"/>
-          <w:shd w:fill="FFFFFF" w:val="clear"/>
-        </w:rPr>
-        <w:t>tratar al grupo entero como unidad relacional activa dentro de una Sociometría Ordinal Intergrupal (SOI)</w:t>
-      </w:r>
-      <w:r>
-        <w:rPr>
-          <w:shd w:fill="FFFFFF" w:val="clear"/>
-        </w:rPr>
-        <w:t>. No se trata de impartir doctrina, sino de abrir horizontes hacia una sociometría científica plenamente madura, capaz de abordar la complejidad de los sistemas sociales a gran escala.</w:t>
-      </w:r>
-    </w:p>
-    <w:p>
-      <w:pPr>
-        <w:pStyle w:val="Heading4"/>
-        <w:keepNext w:val="true"/>
-        <w:bidi w:val="0"/>
-        <w:spacing w:before="330" w:after="120"/>
-        <w:ind w:hanging="0" w:start="0" w:end="0"/>
-        <w:jc w:val="start"/>
-        <w:rPr>
-          <w:b/>
-          <w:color w:val="8B0000"/>
-          <w:sz w:val="20"/>
-          <w:shd w:fill="FFFFFF" w:val="clear"/>
-        </w:rPr>
-      </w:pPr>
-      <w:r>
-        <w:rPr>
-          <w:b/>
-          <w:color w:val="8B0000"/>
-          <w:sz w:val="20"/>
-          <w:shd w:fill="FFFFFF" w:val="clear"/>
-        </w:rPr>
-        <w:t>1. El sustrato cognitivo-emocional: de Sherif y Festinger al mapa ordinal</w:t>
-      </w:r>
-    </w:p>
-    <w:p>
-      <w:pPr>
-        <w:pStyle w:val="BodyText"/>
-        <w:bidi w:val="0"/>
-        <w:rPr>
-          <w:shd w:fill="FFFFFF" w:val="clear"/>
-        </w:rPr>
-      </w:pPr>
-      <w:r>
-        <w:rPr>
-          <w:shd w:fill="FFFFFF" w:val="clear"/>
-        </w:rPr>
-        <w:t>Las relaciones entre colectivos rara vez se deciden exclusivamente sobre balances económicos o acuerdos contractuales explícitos. Se articulan sobre un denso sustrato de representaciones sociales, estereotipos compartidos, simpatías identitarias y percepciones mutuas de amenaza o liderazgo.</w:t>
-      </w:r>
-    </w:p>
-    <w:p>
-      <w:pPr>
-        <w:pStyle w:val="BodyText"/>
-        <w:bidi w:val="0"/>
-        <w:rPr>
-          <w:shd w:fill="FFFFFF" w:val="clear"/>
-        </w:rPr>
-      </w:pPr>
-      <w:r>
-        <w:rPr>
-          <w:shd w:fill="FFFFFF" w:val="clear"/>
-        </w:rPr>
-        <w:t>La psicología social clásica ya intuyó este territorio en investigaciones pioneras de enorme calado:</w:t>
+        <w:rPr>
+          <w:shd w:fill="FFFFFF" w:val="clear"/>
+        </w:rPr>
+      </w:pPr>
+      <w:r>
+        <w:rPr>
+          <w:shd w:fill="FFFFFF" w:val="clear"/>
+        </w:rPr>
+        <w:t>El circuito operativo articula cuatro eslabones:</w:t>
       </w:r>
     </w:p>
     <w:p>
@@ -18687,52 +18443,15 @@
         <w:bidi w:val="0"/>
         <w:spacing w:before="0" w:after="0"/>
         <w:ind w:hanging="283" w:start="709"/>
-        <w:rPr/>
-      </w:pPr>
-      <w:r>
-        <w:rPr>
-          <w:shd w:fill="FFFFFF" w:val="clear"/>
-        </w:rPr>
-        <w:t xml:space="preserve">Los experimentos de campo de </w:t>
-      </w:r>
-      <w:r>
-        <w:rPr>
-          <w:rStyle w:val="Strong"/>
-          <w:shd w:fill="FFFFFF" w:val="clear"/>
-        </w:rPr>
-        <w:t>Muzafer Sherif</w:t>
-      </w:r>
-      <w:r>
-        <w:rPr>
-          <w:shd w:fill="FFFFFF" w:val="clear"/>
-        </w:rPr>
-        <w:t xml:space="preserve"> en las colonias de vacaciones (</w:t>
-      </w:r>
-      <w:r>
-        <w:rPr>
-          <w:rStyle w:val="Emphasis"/>
-          <w:shd w:fill="FFFFFF" w:val="clear"/>
-        </w:rPr>
-        <w:t>Robbers Cave</w:t>
-      </w:r>
-      <w:r>
-        <w:rPr>
-          <w:shd w:fill="FFFFFF" w:val="clear"/>
-        </w:rPr>
-        <w:t xml:space="preserve">), que evidenciaron con qué facilidad dos colectivos en competición caen en la hostilidad mutua y cómo solo las </w:t>
-      </w:r>
-      <w:r>
-        <w:rPr>
-          <w:rStyle w:val="Emphasis"/>
-          <w:shd w:fill="FFFFFF" w:val="clear"/>
-        </w:rPr>
-        <w:t>metas supraordenadas</w:t>
-      </w:r>
-      <w:r>
-        <w:rPr>
-          <w:shd w:fill="FFFFFF" w:val="clear"/>
-        </w:rPr>
-        <w:t xml:space="preserve"> logran reconfigurar el campo relacional. </w:t>
+        <w:rPr>
+          <w:shd w:fill="FFFFFF" w:val="clear"/>
+        </w:rPr>
+      </w:pPr>
+      <w:r>
+        <w:rPr>
+          <w:shd w:fill="FFFFFF" w:val="clear"/>
+        </w:rPr>
+        <w:t xml:space="preserve">Definición del escenario. </w:t>
       </w:r>
     </w:p>
     <w:p>
@@ -18749,39 +18468,15 @@
         <w:bidi w:val="0"/>
         <w:spacing w:before="0" w:after="0"/>
         <w:ind w:hanging="283" w:start="709"/>
-        <w:rPr/>
-      </w:pPr>
-      <w:r>
-        <w:rPr>
-          <w:shd w:fill="FFFFFF" w:val="clear"/>
-        </w:rPr>
-        <w:t xml:space="preserve">Las aportaciones fundamentales de </w:t>
-      </w:r>
-      <w:r>
-        <w:rPr>
-          <w:rStyle w:val="Strong"/>
-          <w:shd w:fill="FFFFFF" w:val="clear"/>
-        </w:rPr>
-        <w:t>Leon Festinger</w:t>
-      </w:r>
-      <w:r>
-        <w:rPr>
-          <w:shd w:fill="FFFFFF" w:val="clear"/>
-        </w:rPr>
-        <w:t xml:space="preserve"> sobre los procesos de comparación social, que explican la génesis del </w:t>
-      </w:r>
-      <w:r>
-        <w:rPr>
-          <w:rStyle w:val="Strong"/>
-          <w:shd w:fill="FFFFFF" w:val="clear"/>
-        </w:rPr>
-        <w:t>favoritismo intragrupal y la discriminación exogrupal</w:t>
-      </w:r>
-      <w:r>
-        <w:rPr>
-          <w:shd w:fill="FFFFFF" w:val="clear"/>
-        </w:rPr>
-        <w:t xml:space="preserve">: la necesidad de los grupos de compararse con otros para salvaguardar una identidad positiva, generando mecanismos espontáneos de inclusión preferente hacia los propios y de postergación hacia los ajenos. </w:t>
+        <w:rPr>
+          <w:shd w:fill="FFFFFF" w:val="clear"/>
+        </w:rPr>
+      </w:pPr>
+      <w:r>
+        <w:rPr>
+          <w:shd w:fill="FFFFFF" w:val="clear"/>
+        </w:rPr>
+        <w:t xml:space="preserve">Generación del eslabón factual de simulación por el algoritmo de simulación. </w:t>
       </w:r>
     </w:p>
     <w:p>
@@ -18796,27 +18491,83 @@
           <w:tab w:val="left" w:pos="709" w:leader="none"/>
         </w:tabs>
         <w:bidi w:val="0"/>
+        <w:spacing w:before="0" w:after="0"/>
         <w:ind w:hanging="283" w:start="709"/>
+        <w:rPr>
+          <w:shd w:fill="FFFFFF" w:val="clear"/>
+        </w:rPr>
+      </w:pPr>
+      <w:r>
+        <w:rPr>
+          <w:shd w:fill="FFFFFF" w:val="clear"/>
+        </w:rPr>
+        <w:t xml:space="preserve">Ingestión por el orquestador factorial (255 indicadores, matrices SMIb, proyecciones AFC/PCA y geometría de Grassmann). </w:t>
+      </w:r>
+    </w:p>
+    <w:p>
+      <w:pPr>
+        <w:pStyle w:val="BodyText"/>
+        <w:numPr>
+          <w:ilvl w:val="0"/>
+          <w:numId w:val="27"/>
+        </w:numPr>
+        <w:tabs>
+          <w:tab w:val="clear" w:pos="1134"/>
+          <w:tab w:val="left" w:pos="709" w:leader="none"/>
+        </w:tabs>
+        <w:bidi w:val="0"/>
+        <w:ind w:hanging="283" w:start="709"/>
+        <w:rPr>
+          <w:shd w:fill="FFFFFF" w:val="clear"/>
+        </w:rPr>
+      </w:pPr>
+      <w:r>
+        <w:rPr>
+          <w:shd w:fill="FFFFFF" w:val="clear"/>
+        </w:rPr>
+        <w:t xml:space="preserve">Proyección VISORD 3D/4D y transferencia a la web promocional. </w:t>
+      </w:r>
+    </w:p>
+    <w:p>
+      <w:pPr>
+        <w:pStyle w:val="BodyText"/>
+        <w:bidi w:val="0"/>
         <w:rPr/>
       </w:pPr>
       <w:r>
         <w:rPr>
           <w:shd w:fill="FFFFFF" w:val="clear"/>
         </w:rPr>
-        <w:t xml:space="preserve">Las formulaciones sobre el </w:t>
-      </w:r>
-      <w:r>
-        <w:rPr>
-          <w:rStyle w:val="Emphasis"/>
-          <w:shd w:fill="FFFFFF" w:val="clear"/>
-        </w:rPr>
-        <w:t>grupo mínimo</w:t>
-      </w:r>
-      <w:r>
-        <w:rPr>
-          <w:shd w:fill="FFFFFF" w:val="clear"/>
-        </w:rPr>
-        <w:t xml:space="preserve"> y la categorización social, que demostraron que basta una distinción simbólica mínima para que estos sesgos de diferenciación intergrupal se activen de forma inmediata. </w:t>
+        <w:t>Los corpus simulados constituyen, asimismo, el banco de verdad conocida (</w:t>
+      </w:r>
+      <w:r>
+        <w:rPr>
+          <w:rStyle w:val="Emphasis"/>
+          <w:shd w:fill="FFFFFF" w:val="clear"/>
+        </w:rPr>
+        <w:t>ground truth</w:t>
+      </w:r>
+      <w:r>
+        <w:rPr>
+          <w:shd w:fill="FFFFFF" w:val="clear"/>
+        </w:rPr>
+        <w:t>) sobre el que los indicadores del sistema (IDA, Φ, ICE y las densidades del Pentagrama) pueden contrastarse bajo regímenes de parámetros conocidos a priori y el sustrato de las visualizaciones públicas del ecosistema VISORD.</w:t>
+      </w:r>
+    </w:p>
+    <w:p>
+      <w:pPr>
+        <w:pStyle w:val="Heading3"/>
+        <w:bidi w:val="0"/>
+        <w:jc w:val="start"/>
+        <w:rPr>
+          <w:shd w:fill="FFFFFF" w:val="clear"/>
+        </w:rPr>
+      </w:pPr>
+      <w:r>
+        <w:rPr>
+          <w:shd w:fill="FFFFFF" w:val="clear"/>
+        </w:rPr>
+        <w:t>6.7. Captura de Campo Asistida por Web</w:t>
       </w:r>
     </w:p>
     <w:p>
@@ -18829,33 +18580,107 @@
         <w:rPr>
           <w:shd w:fill="FFFFFF" w:val="clear"/>
         </w:rPr>
-        <w:t xml:space="preserve">Lo que aquellas investigaciones demostraron en el laboratorio encuentra en la metodología ordinal de NEXORD su instrumento natural de captura a gran escala: las comunidades humanas no miden sus afectos ni sus rivalidades con escalas métricas artificiales; </w:t>
+        <w:t>NEXORD permite la realización logística —práctica, rápida, personalizada y con alto control de validez— de la recogida de respuestas sociométricas en completos y complejos diseños de estudio de campo, administrados íntegramente vía web. El Investigador Principal es el único interlocutor y último responsable del estudio: diseña con NEXORD la configuración concreta (grupos simultáneos, oleadas temporales de recogida longitudinal, criterios y consignas, censos de miembros y canales de contacto), programa el momento de conexión y dispensa a cada participante un protocolo o cuestionario aleatorizado (</w:t>
+      </w:r>
+      <w:r>
+        <w:rPr>
+          <w:rStyle w:val="Textooriginal"/>
+          <w:shd w:fill="FFFFFF" w:val="clear"/>
+        </w:rPr>
+        <w:t>.html</w:t>
+      </w:r>
+      <w:r>
+        <w:rPr>
+          <w:shd w:fill="FFFFFF" w:val="clear"/>
+        </w:rPr>
+        <w:t>) que cumplimenta en privado desde su propio smartphone.</w:t>
+      </w:r>
+    </w:p>
+    <w:p>
+      <w:pPr>
+        <w:pStyle w:val="BodyText"/>
+        <w:bidi w:val="0"/>
+        <w:rPr>
+          <w:shd w:fill="FFFFFF" w:val="clear"/>
+        </w:rPr>
+      </w:pPr>
+      <w:r>
+        <w:rPr>
+          <w:shd w:fill="FFFFFF" w:val="clear"/>
+        </w:rPr>
+        <w:t>La infraestructura integra controles de validez logística en cada eslabón: solicitud previa de consentimiento informado —y, para menores, la autorización expresa de tutores—; fotografías o avatares exclusivos para el reconocimiento de las personas y listas de nombres aleatorizadas que neutralizan sesgos de orden; control de los tiempos de respuesta y repesca de miembros retrasados; y, al cierre del estudio, la entrega de un código privado e intransferible que abre a cada participante el acceso a su report personal: los resultados generales de su grupo, sus resultados individuales y sugerencias constructivas de actuación o de reestructuración de actitudes y tareas, en coherencia con los derechos de devolución no estigmatizante (§7.3).</w:t>
+      </w:r>
+    </w:p>
+    <w:p>
+      <w:pPr>
+        <w:pStyle w:val="BodyText"/>
+        <w:bidi w:val="0"/>
+        <w:rPr>
+          <w:shd w:fill="FFFFFF" w:val="clear"/>
+        </w:rPr>
+      </w:pPr>
+      <w:r>
+        <w:rPr>
+          <w:shd w:fill="FFFFFF" w:val="clear"/>
+        </w:rPr>
+        <w:t>En conjunto, la plasticidad sociométrica que NEXORD pone en manos del investigador es muy amplia —cualquier configuración del espacio G × T × C, en cualquiera de los modos de adquisición descritos— y puede aportar valiosos conocimientos sobre invariantes relacionales que hasta ahora han resultado difíciles de aislar.</w:t>
+      </w:r>
+    </w:p>
+    <w:p>
+      <w:pPr>
+        <w:pStyle w:val="Heading3"/>
+        <w:bidi w:val="0"/>
+        <w:jc w:val="start"/>
+        <w:rPr>
+          <w:shd w:fill="FFFFFF" w:val="clear"/>
+        </w:rPr>
+      </w:pPr>
+      <w:r>
+        <w:rPr>
+          <w:shd w:fill="FFFFFF" w:val="clear"/>
+        </w:rPr>
+        <w:t>6.8. Horizontes de Futuro: Hacia una Sociometría Científica de mayor amplitud y la Física de lo Social a Gran Escala</w:t>
+      </w:r>
+    </w:p>
+    <w:p>
+      <w:pPr>
+        <w:pStyle w:val="BodyText"/>
+        <w:bidi w:val="0"/>
+        <w:rPr>
+          <w:shd w:fill="FFFFFF" w:val="clear"/>
+        </w:rPr>
+      </w:pPr>
+      <w:r>
+        <w:rPr>
+          <w:shd w:fill="FFFFFF" w:val="clear"/>
+        </w:rPr>
+        <w:t>El desarrollo histórico de la sociometría, desde las intuiciones fundacionales de J. L. Moreno en los años treinta hasta la formalización no paramétrica de NEXORD, ha estado enfocado primordialmente en el nivel intra-grupal: el individuo como unidad electora y el grupo inmediato como espacio de interacción.</w:t>
+      </w:r>
+    </w:p>
+    <w:p>
+      <w:pPr>
+        <w:pStyle w:val="BodyText"/>
+        <w:bidi w:val="0"/>
+        <w:rPr/>
+      </w:pPr>
+      <w:r>
+        <w:rPr>
+          <w:shd w:fill="FFFFFF" w:val="clear"/>
+        </w:rPr>
+        <w:t xml:space="preserve">Sin embargo, los grandes retos de la convivencia en las sociedades complejas —desde la fricción interdepartamental en organizaciones hasta las fracturas territoriales o los alineamientos geopolíticos— exigen dar un salto cualitativo: </w:t>
       </w:r>
       <w:r>
         <w:rPr>
           <w:rStyle w:val="Strong"/>
           <w:shd w:fill="FFFFFF" w:val="clear"/>
         </w:rPr>
-        <w:t>ordenan sus preferencias de forma heurística</w:t>
-      </w:r>
-      <w:r>
-        <w:rPr>
-          <w:shd w:fill="FFFFFF" w:val="clear"/>
-        </w:rPr>
-        <w:t xml:space="preserve">. El favoritismo intragrupal y el recelo hacia el exogrupo son, en esencia, </w:t>
-      </w:r>
-      <w:r>
-        <w:rPr>
-          <w:rStyle w:val="Strong"/>
-          <w:shd w:fill="FFFFFF" w:val="clear"/>
-        </w:rPr>
-        <w:t>operaciones ordinales de jerarquización social</w:t>
-      </w:r>
-      <w:r>
-        <w:rPr>
-          <w:shd w:fill="FFFFFF" w:val="clear"/>
-        </w:rPr>
-        <w:t>: sabemos con claridad meridiana a quién colocamos en primer lugar como aliado natural, a quién situamos en la periferia de nuestra confianza y hacia quién dirigimos el rechazo.</w:t>
+        <w:t>tratar al grupo entero como unidad relacional activa dentro de una Sociometría Ordinal Intergrupal (SOI)</w:t>
+      </w:r>
+      <w:r>
+        <w:rPr>
+          <w:shd w:fill="FFFFFF" w:val="clear"/>
+        </w:rPr>
+        <w:t>. No se trata de impartir doctrina, sino de abrir horizontes hacia una sociometría científica plenamente madura, capaz de abordar la complejidad de los sistemas relacionales a gran escala.</w:t>
       </w:r>
     </w:p>
     <w:p>
@@ -18880,7 +18705,7 @@
           <w:sz w:val="20"/>
           <w:shd w:fill="FFFFFF" w:val="clear"/>
         </w:rPr>
-        <w:t>2. La termodinámica social como herramienta analítica</w:t>
+        <w:t>1. El sustrato cognitivo-emocional: de Sherif y Festinger al mapa ordinal</w:t>
       </w:r>
     </w:p>
     <w:p>
@@ -18895,7 +18720,22 @@
         <w:rPr>
           <w:shd w:fill="FFFFFF" w:val="clear"/>
         </w:rPr>
-        <w:t>La extensión intergrupal plantea un interrogante técnico evidente: los colectivos no tienen una «cabeza única» que responda un test. Es aquí donde los conceptos de la física estadística y la termodinámica social dejan de ser una metáfora para convertirse en herramienta operativa:</w:t>
+        <w:t>Las relaciones entre colectivos rara vez se deciden exclusivamente sobre balances económicos o acuerdos contractuales explícitos. Se articulan sobre un denso sustrato de representaciones sociales, estereotipos compartidos, simpatías identitarias y percepciones mutuas de amenaza o liderazgo.</w:t>
+      </w:r>
+    </w:p>
+    <w:p>
+      <w:pPr>
+        <w:pStyle w:val="BodyText"/>
+        <w:bidi w:val="0"/>
+        <w:rPr>
+          <w:shd w:fill="FFFFFF" w:val="clear"/>
+        </w:rPr>
+      </w:pPr>
+      <w:r>
+        <w:rPr>
+          <w:shd w:fill="FFFFFF" w:val="clear"/>
+        </w:rPr>
+        <w:t>La psicología social clásica ya intuyó este territorio en investigaciones pioneras de enorme calado:</w:t>
       </w:r>
     </w:p>
     <w:p>
@@ -18910,47 +18750,217 @@
           <w:tab w:val="left" w:pos="709" w:leader="none"/>
         </w:tabs>
         <w:bidi w:val="0"/>
+        <w:spacing w:before="0" w:after="0"/>
         <w:ind w:hanging="283" w:start="709"/>
         <w:rPr/>
       </w:pPr>
       <w:r>
         <w:rPr>
+          <w:shd w:fill="FFFFFF" w:val="clear"/>
+        </w:rPr>
+        <w:t xml:space="preserve">Los experimentos de campo de </w:t>
+      </w:r>
+      <w:r>
+        <w:rPr>
           <w:rStyle w:val="Strong"/>
           <w:shd w:fill="FFFFFF" w:val="clear"/>
         </w:rPr>
-        <w:t>La Entropía Interna del Colectivo Emisor:</w:t>
-      </w:r>
-      <w:r>
-        <w:rPr>
-          <w:shd w:fill="FFFFFF" w:val="clear"/>
-        </w:rPr>
-        <w:t xml:space="preserve"> </w:t>
+        <w:t>Muzafer Sherif</w:t>
+      </w:r>
+      <w:r>
+        <w:rPr>
+          <w:shd w:fill="FFFFFF" w:val="clear"/>
+        </w:rPr>
+        <w:t xml:space="preserve"> en las colonias de vacaciones (</w:t>
+      </w:r>
+      <w:r>
+        <w:rPr>
+          <w:rStyle w:val="Emphasis"/>
+          <w:shd w:fill="FFFFFF" w:val="clear"/>
+        </w:rPr>
+        <w:t>Robbers Cave</w:t>
+      </w:r>
+      <w:r>
+        <w:rPr>
+          <w:shd w:fill="FFFFFF" w:val="clear"/>
+        </w:rPr>
+        <w:t xml:space="preserve">), que evidenciaron con qué facilidad dos colectivos en competición caen en la hostilidad mutua y cómo solo las </w:t>
+      </w:r>
+      <w:r>
+        <w:rPr>
+          <w:rStyle w:val="Emphasis"/>
+          <w:shd w:fill="FFFFFF" w:val="clear"/>
+        </w:rPr>
+        <w:t>metas supraordenadas</w:t>
+      </w:r>
+      <w:r>
+        <w:rPr>
+          <w:shd w:fill="FFFFFF" w:val="clear"/>
+        </w:rPr>
+        <w:t xml:space="preserve"> logran reconfigurar el campo relacional. </w:t>
       </w:r>
     </w:p>
     <w:p>
       <w:pPr>
         <w:pStyle w:val="BodyText"/>
-        <w:bidi w:val="0"/>
+        <w:numPr>
+          <w:ilvl w:val="0"/>
+          <w:numId w:val="28"/>
+        </w:numPr>
+        <w:tabs>
+          <w:tab w:val="clear" w:pos="1134"/>
+          <w:tab w:val="left" w:pos="709" w:leader="none"/>
+        </w:tabs>
+        <w:bidi w:val="0"/>
+        <w:spacing w:before="0" w:after="0"/>
+        <w:ind w:hanging="283" w:start="709"/>
         <w:rPr/>
       </w:pPr>
       <w:r>
         <w:rPr>
           <w:shd w:fill="FFFFFF" w:val="clear"/>
         </w:rPr>
-        <w:t xml:space="preserve">Mediante el motor intra-grupal de NEXORD, es posible agregar los rankings individuales de un colectivo para obtener su consenso mediano (Kemeny-Mallows), cuantificando al mismo tiempo su dispersión o </w:t>
-      </w:r>
-      <w:r>
-        <w:rPr>
-          <w:rStyle w:val="Emphasis"/>
-          <w:shd w:fill="FFFFFF" w:val="clear"/>
-        </w:rPr>
-        <w:t>entropía interna</w:t>
-      </w:r>
-      <w:r>
-        <w:rPr>
-          <w:shd w:fill="FFFFFF" w:val="clear"/>
-        </w:rPr>
-        <w:t xml:space="preserve"> (S). Un grupo internamente cohesionado (baja entropía) actúa con alta inercia relacional, proyectando hacia el exterior un vector de alianzas nítido y firme. Por el contrario, un grupo fragmentado (alta entropía) emite una señal difusa y volátil.</w:t>
+        <w:t xml:space="preserve">Las aportaciones fundamentales de </w:t>
+      </w:r>
+      <w:r>
+        <w:rPr>
+          <w:rStyle w:val="Strong"/>
+          <w:shd w:fill="FFFFFF" w:val="clear"/>
+        </w:rPr>
+        <w:t>Leon Festinger</w:t>
+      </w:r>
+      <w:r>
+        <w:rPr>
+          <w:shd w:fill="FFFFFF" w:val="clear"/>
+        </w:rPr>
+        <w:t xml:space="preserve"> sobre los procesos de comparación social, que explican la génesis del </w:t>
+      </w:r>
+      <w:r>
+        <w:rPr>
+          <w:rStyle w:val="Strong"/>
+          <w:shd w:fill="FFFFFF" w:val="clear"/>
+        </w:rPr>
+        <w:t>favoritismo intragrupal y la discriminación exogrupal</w:t>
+      </w:r>
+      <w:r>
+        <w:rPr>
+          <w:shd w:fill="FFFFFF" w:val="clear"/>
+        </w:rPr>
+        <w:t xml:space="preserve">: la necesidad de los grupos de compararse con otros para salvaguardar una identidad positiva, generando mecanismos espontáneos de inclusión preferente hacia los propios y de postergación hacia los ajenos. </w:t>
+      </w:r>
+    </w:p>
+    <w:p>
+      <w:pPr>
+        <w:pStyle w:val="BodyText"/>
+        <w:numPr>
+          <w:ilvl w:val="0"/>
+          <w:numId w:val="28"/>
+        </w:numPr>
+        <w:tabs>
+          <w:tab w:val="clear" w:pos="1134"/>
+          <w:tab w:val="left" w:pos="709" w:leader="none"/>
+        </w:tabs>
+        <w:bidi w:val="0"/>
+        <w:ind w:hanging="283" w:start="709"/>
+        <w:rPr/>
+      </w:pPr>
+      <w:r>
+        <w:rPr>
+          <w:shd w:fill="FFFFFF" w:val="clear"/>
+        </w:rPr>
+        <w:t xml:space="preserve">Las formulaciones sobre el </w:t>
+      </w:r>
+      <w:r>
+        <w:rPr>
+          <w:rStyle w:val="Emphasis"/>
+          <w:shd w:fill="FFFFFF" w:val="clear"/>
+        </w:rPr>
+        <w:t>grupo mínimo</w:t>
+      </w:r>
+      <w:r>
+        <w:rPr>
+          <w:shd w:fill="FFFFFF" w:val="clear"/>
+        </w:rPr>
+        <w:t xml:space="preserve"> y la categorización social, que demostraron que basta una distinción simbólica mínima para que estos sesgos de diferenciación intergrupal se activen de forma inmediata. </w:t>
+      </w:r>
+    </w:p>
+    <w:p>
+      <w:pPr>
+        <w:pStyle w:val="BodyText"/>
+        <w:bidi w:val="0"/>
+        <w:rPr/>
+      </w:pPr>
+      <w:r>
+        <w:rPr>
+          <w:shd w:fill="FFFFFF" w:val="clear"/>
+        </w:rPr>
+        <w:t xml:space="preserve">Lo que aquellas investigaciones demostraron en el laboratorio encuentra en la metodología ordinal de NEXORD su instrumento natural de captura a gran escala: las comunidades humanas no miden sus afectos ni sus rivalidades con escalas métricas artificiales; </w:t>
+      </w:r>
+      <w:r>
+        <w:rPr>
+          <w:rStyle w:val="Strong"/>
+          <w:shd w:fill="FFFFFF" w:val="clear"/>
+        </w:rPr>
+        <w:t>ordenan sus preferencias de forma heurística</w:t>
+      </w:r>
+      <w:r>
+        <w:rPr>
+          <w:shd w:fill="FFFFFF" w:val="clear"/>
+        </w:rPr>
+        <w:t xml:space="preserve">. El favoritismo intragrupal y el recelo hacia el exogrupo son, en esencia, </w:t>
+      </w:r>
+      <w:r>
+        <w:rPr>
+          <w:rStyle w:val="Strong"/>
+          <w:shd w:fill="FFFFFF" w:val="clear"/>
+        </w:rPr>
+        <w:t>operaciones ordinales de jerarquización social</w:t>
+      </w:r>
+      <w:r>
+        <w:rPr>
+          <w:shd w:fill="FFFFFF" w:val="clear"/>
+        </w:rPr>
+        <w:t>: sabemos con claridad meridiana a quién colocamos en primer lugar como aliado natural, a quién situamos en la periferia de nuestra confianza y hacia quién dirigimos el rechazo.</w:t>
+      </w:r>
+    </w:p>
+    <w:p>
+      <w:pPr>
+        <w:pStyle w:val="Heading4"/>
+        <w:keepNext w:val="true"/>
+        <w:bidi w:val="0"/>
+        <w:spacing w:before="330" w:after="120"/>
+        <w:ind w:hanging="0" w:start="0" w:end="0"/>
+        <w:jc w:val="start"/>
+        <w:rPr>
+          <w:b/>
+          <w:color w:val="8B0000"/>
+          <w:sz w:val="20"/>
+          <w:shd w:fill="FFFFFF" w:val="clear"/>
+        </w:rPr>
+      </w:pPr>
+      <w:r>
+        <w:rPr>
+          <w:b/>
+          <w:color w:val="8B0000"/>
+          <w:sz w:val="20"/>
+          <w:shd w:fill="FFFFFF" w:val="clear"/>
+        </w:rPr>
+        <w:t>2. La termodinámica social como herramienta analítica</w:t>
+      </w:r>
+    </w:p>
+    <w:p>
+      <w:pPr>
+        <w:pStyle w:val="BodyText"/>
+        <w:bidi w:val="0"/>
+        <w:rPr>
+          <w:shd w:fill="FFFFFF" w:val="clear"/>
+        </w:rPr>
+      </w:pPr>
+      <w:r>
+        <w:rPr>
+          <w:shd w:fill="FFFFFF" w:val="clear"/>
+        </w:rPr>
+        <w:t>La extensión intergrupal plantea un interrogante técnico evidente: los colectivos no tienen una «cabeza única» que responda un test. Es aquí donde los conceptos de la física estadística y la termodinámica social dejan de ser una metáfora para convertirse en herramienta operativa:</w:t>
       </w:r>
     </w:p>
     <w:p>
@@ -18973,7 +18983,7 @@
           <w:rStyle w:val="Strong"/>
           <w:shd w:fill="FFFFFF" w:val="clear"/>
         </w:rPr>
-        <w:t>Temperatura Social y Transiciones de Fase:</w:t>
+        <w:t>La Entropía Interna del Colectivo Emisor:</w:t>
       </w:r>
       <w:r>
         <w:rPr>
@@ -18992,33 +19002,20 @@
         <w:rPr>
           <w:shd w:fill="FFFFFF" w:val="clear"/>
         </w:rPr>
-        <w:t xml:space="preserve">La polarización y el extremismo en las atribuciones intergrupales permiten modelar la </w:t>
-      </w:r>
-      <w:r>
-        <w:rPr>
-          <w:rStyle w:val="Emphasis"/>
-          <w:shd w:fill="FFFFFF" w:val="clear"/>
-        </w:rPr>
-        <w:t>temperatura social</w:t>
-      </w:r>
-      <w:r>
-        <w:rPr>
-          <w:shd w:fill="FFFFFF" w:val="clear"/>
-        </w:rPr>
-        <w:t xml:space="preserve"> del sistema. A temperaturas moderadas, las alianzas y negociaciones son fluidas; cuando la temperatura de conflicto rebasa un umbral crítico, el sistema experimenta </w:t>
-      </w:r>
-      <w:r>
-        <w:rPr>
-          <w:rStyle w:val="Emphasis"/>
-          <w:shd w:fill="FFFFFF" w:val="clear"/>
-        </w:rPr>
-        <w:t>transiciones de fase</w:t>
-      </w:r>
-      <w:r>
-        <w:rPr>
-          <w:shd w:fill="FFFFFF" w:val="clear"/>
-        </w:rPr>
-        <w:t>, colapsando de golpe en bloques antagónicos y trincheras rígidas.</w:t>
+        <w:t xml:space="preserve">Mediante el motor intra-grupal de NEXORD, es posible agregar los rankings individuales de un colectivo para obtener su consenso mediano (Kemeny-Mallows), cuantificando al mismo tiempo su dispersión o </w:t>
+      </w:r>
+      <w:r>
+        <w:rPr>
+          <w:rStyle w:val="Emphasis"/>
+          <w:shd w:fill="FFFFFF" w:val="clear"/>
+        </w:rPr>
+        <w:t>entropía interna</w:t>
+      </w:r>
+      <w:r>
+        <w:rPr>
+          <w:shd w:fill="FFFFFF" w:val="clear"/>
+        </w:rPr>
+        <w:t xml:space="preserve"> (S). Un grupo internamente cohesionado (baja entropía) actúa con alta inercia relacional, proyectando hacia el exterior un vector de alianzas nítido y firme. Por el contrario, un grupo fragmentado (alta entropía) emite una señal difusa y volátil.</w:t>
       </w:r>
     </w:p>
     <w:p>
@@ -19041,7 +19038,7 @@
           <w:rStyle w:val="Strong"/>
           <w:shd w:fill="FFFFFF" w:val="clear"/>
         </w:rPr>
-        <w:t>Asimetría de Nexo y Actores de Mediación:</w:t>
+        <w:t>Temperatura Social y Transiciones de Fase:</w:t>
       </w:r>
       <w:r>
         <w:rPr>
@@ -19060,283 +19057,33 @@
         <w:rPr>
           <w:shd w:fill="FFFFFF" w:val="clear"/>
         </w:rPr>
-        <w:t>La asimetría ordinal |</w:t>
-      </w:r>
-      <w:r>
-        <w:rPr>
-          <w:rStyle w:val="Emphasis"/>
-          <w:shd w:fill="FFFFFF" w:val="clear"/>
-        </w:rPr>
-        <w:t>R</w:t>
-      </w:r>
-      <w:r>
-        <w:rPr>
-          <w:position w:val="-2"/>
-          <w:sz w:val="16"/>
-          <w:shd w:fill="FFFFFF" w:val="clear"/>
-        </w:rPr>
-        <w:t>ij</w:t>
-      </w:r>
-      <w:r>
-        <w:rPr>
-          <w:shd w:fill="FFFFFF" w:val="clear"/>
-        </w:rPr>
-        <w:t xml:space="preserve"> - </w:t>
-      </w:r>
-      <w:r>
-        <w:rPr>
-          <w:rStyle w:val="Emphasis"/>
-          <w:shd w:fill="FFFFFF" w:val="clear"/>
-        </w:rPr>
-        <w:t>R</w:t>
-      </w:r>
-      <w:r>
-        <w:rPr>
-          <w:position w:val="-2"/>
-          <w:sz w:val="16"/>
-          <w:shd w:fill="FFFFFF" w:val="clear"/>
-        </w:rPr>
-        <w:t>ji</w:t>
-      </w:r>
-      <w:r>
-        <w:rPr>
-          <w:shd w:fill="FFFFFF" w:val="clear"/>
-        </w:rPr>
-        <w:t>| detecta de inmediato relaciones de dominación, dependencia o falta de correspondencia entre comunidades, señalando asimismo a aquellos colectivos que, al recibir reconocimiento transversal desde posiciones enfrentadas, están llamados a desempeñar una función de puente o mediación.</w:t>
-      </w:r>
-    </w:p>
-    <w:p>
-      <w:pPr>
-        <w:pStyle w:val="Heading4"/>
-        <w:keepNext w:val="true"/>
-        <w:bidi w:val="0"/>
-        <w:spacing w:before="330" w:after="120"/>
-        <w:ind w:hanging="0" w:start="0" w:end="0"/>
-        <w:jc w:val="start"/>
-        <w:rPr>
-          <w:b/>
-          <w:color w:val="8B0000"/>
-          <w:sz w:val="20"/>
-          <w:shd w:fill="FFFFFF" w:val="clear"/>
-        </w:rPr>
-      </w:pPr>
-      <w:r>
-        <w:rPr>
-          <w:b/>
-          <w:color w:val="8B0000"/>
-          <w:sz w:val="20"/>
-          <w:shd w:fill="FFFFFF" w:val="clear"/>
-        </w:rPr>
-        <w:t>3. Un horizonte abierto para las nuevas generaciones</w:t>
-      </w:r>
-    </w:p>
-    <w:p>
-      <w:pPr>
-        <w:pStyle w:val="BodyText"/>
-        <w:bidi w:val="0"/>
-        <w:rPr>
-          <w:shd w:fill="FFFFFF" w:val="clear"/>
-        </w:rPr>
-      </w:pPr>
-      <w:r>
-        <w:rPr>
-          <w:shd w:fill="FFFFFF" w:val="clear"/>
-        </w:rPr>
-        <w:t>La Sociometría Ordinal Intergrupal no pretende agotar la inmensa complejidad de los lazos humanos, sino brindar un marco metodológico libre de supuestos métricos espurios para investigarla.</w:t>
-      </w:r>
-    </w:p>
-    <w:p>
-      <w:pPr>
-        <w:pStyle w:val="BodyText"/>
-        <w:bidi w:val="0"/>
-        <w:rPr>
-          <w:shd w:fill="FFFFFF" w:val="clear"/>
-        </w:rPr>
-      </w:pPr>
-      <w:r>
-        <w:rPr>
-          <w:shd w:fill="FFFFFF" w:val="clear"/>
-        </w:rPr>
-        <w:t>Dejar constancia de estas posibilidades en el presente Manifiesto responde al anhelo de tender un puente entre la tradición experimental psicosocial y las herramientas contemporáneas de los sistemas complejos. Es una invitación abierta para que las futuras generaciones de investigadores tomen el testigo y apliquen esta lente a la comprensión y mejora de la convivencia humana, desde la escala comunitaria hasta el escenario internacional.</w:t>
-      </w:r>
-    </w:p>
-    <w:p>
-      <w:pPr>
-        <w:pStyle w:val="Lneahorizontal"/>
-        <w:bidi w:val="0"/>
-        <w:jc w:val="start"/>
-        <w:rPr/>
-      </w:pPr>
-      <w:r>
-        <w:rPr/>
-      </w:r>
-    </w:p>
-    <w:p>
-      <w:pPr>
-        <w:pStyle w:val="Heading2"/>
-        <w:bidi w:val="0"/>
-        <w:rPr>
-          <w:shd w:fill="FFFFFF" w:val="clear"/>
-        </w:rPr>
-      </w:pPr>
-      <w:r>
-        <w:rPr>
-          <w:shd w:fill="FFFFFF" w:val="clear"/>
-        </w:rPr>
-        <w:t>7. Gobernanza Institucional, Ética por Diseño y Ciencia Abierta</w:t>
-      </w:r>
-    </w:p>
-    <w:p>
-      <w:pPr>
-        <w:pStyle w:val="Heading3"/>
-        <w:bidi w:val="0"/>
-        <w:jc w:val="start"/>
-        <w:rPr>
-          <w:shd w:fill="FFFFFF" w:val="clear"/>
-        </w:rPr>
-      </w:pPr>
-      <w:r>
-        <w:rPr>
-          <w:shd w:fill="FFFFFF" w:val="clear"/>
-        </w:rPr>
-        <w:t>7.1. Ética por Diseño y Uso Estrictamente No Punitivo</w:t>
-      </w:r>
-    </w:p>
-    <w:p>
-      <w:pPr>
-        <w:pStyle w:val="BodyText"/>
-        <w:bidi w:val="0"/>
-        <w:rPr/>
-      </w:pPr>
-      <w:r>
-        <w:rPr>
-          <w:shd w:fill="FFFFFF" w:val="clear"/>
-        </w:rPr>
-        <w:t>NEXORD incorpora salvaguardas éticas en el núcleo de su diseño algorítmico (</w:t>
-      </w:r>
-      <w:r>
-        <w:rPr>
-          <w:rStyle w:val="Emphasis"/>
-          <w:shd w:fill="FFFFFF" w:val="clear"/>
-        </w:rPr>
-        <w:t>Ethics by Design</w:t>
-      </w:r>
-      <w:r>
-        <w:rPr>
-          <w:shd w:fill="FFFFFF" w:val="clear"/>
-        </w:rPr>
-        <w:t>). El sistema prohíbe de forma explícita el uso de la sociometría para fines punitivos, expedientes disciplinarios, despidos o listas de descarte. Cualquier procesamiento sobre colectivos reales (categoría REAL) exige la autenticación, tutela y responsabilidad de un Investigador Principal (IP) debidamente acreditado.</w:t>
-      </w:r>
-    </w:p>
-    <w:p>
-      <w:pPr>
-        <w:pStyle w:val="Heading3"/>
-        <w:bidi w:val="0"/>
-        <w:jc w:val="start"/>
-        <w:rPr>
-          <w:shd w:fill="FFFFFF" w:val="clear"/>
-        </w:rPr>
-      </w:pPr>
-      <w:r>
-        <w:rPr>
-          <w:shd w:fill="FFFFFF" w:val="clear"/>
-        </w:rPr>
-        <w:t>7.2. Ciencia Abierta, Protocolo Clélie y Custodia en el Banco Sociométrico (BSOC)</w:t>
-      </w:r>
-    </w:p>
-    <w:p>
-      <w:pPr>
-        <w:pStyle w:val="BodyText"/>
-        <w:bidi w:val="0"/>
-        <w:rPr/>
-      </w:pPr>
-      <w:r>
-        <w:rPr>
-          <w:shd w:fill="FFFFFF" w:val="clear"/>
-        </w:rPr>
-        <w:t>En cumplimiento estricto de los principios de Ciencia Abierta y Datos FAIR (</w:t>
-      </w:r>
-      <w:r>
-        <w:rPr>
-          <w:rStyle w:val="Emphasis"/>
-          <w:shd w:fill="FFFFFF" w:val="clear"/>
-        </w:rPr>
-        <w:t>Findable, Accessible, Interoperable, Reusable</w:t>
-      </w:r>
-      <w:r>
-        <w:rPr>
-          <w:shd w:fill="FFFFFF" w:val="clear"/>
-        </w:rPr>
-        <w:t>), los fundamentos metodológicos y matemáticos de la plataforma son de acceso público.</w:t>
-      </w:r>
-    </w:p>
-    <w:p>
-      <w:pPr>
-        <w:pStyle w:val="BodyText"/>
-        <w:bidi w:val="0"/>
-        <w:rPr/>
-      </w:pPr>
-      <w:r>
-        <w:rPr>
-          <w:shd w:fill="FFFFFF" w:val="clear"/>
-        </w:rPr>
-        <w:t>Los datos de campo se anonimizan bajo códigos alfanuméricos normalizados (</w:t>
-      </w:r>
-      <w:r>
-        <w:rPr>
-          <w:rStyle w:val="Textooriginal"/>
-          <w:shd w:fill="FFFFFF" w:val="clear"/>
-        </w:rPr>
-        <w:t>1A1a</w:t>
-      </w:r>
-      <w:r>
-        <w:rPr>
-          <w:shd w:fill="FFFFFF" w:val="clear"/>
-        </w:rPr>
-        <w:t xml:space="preserve"> … </w:t>
-      </w:r>
-      <w:r>
-        <w:rPr>
-          <w:rStyle w:val="Textooriginal"/>
-          <w:shd w:fill="FFFFFF" w:val="clear"/>
-        </w:rPr>
-        <w:t>5A1a</w:t>
-      </w:r>
-      <w:r>
-        <w:rPr>
-          <w:shd w:fill="FFFFFF" w:val="clear"/>
-        </w:rPr>
-        <w:t>) y se protegen mediante sellado criptográfico inmutable con algoritmo SHA3-512 (Protocolo Clélie), bajo la custodia académica del Banco Sociométrico (BSOC).</w:t>
-      </w:r>
-    </w:p>
-    <w:p>
-      <w:pPr>
-        <w:pStyle w:val="BodyText"/>
-        <w:bidi w:val="0"/>
-        <w:rPr>
-          <w:shd w:fill="FFFFFF" w:val="clear"/>
-        </w:rPr>
-      </w:pPr>
-      <w:r>
-        <w:rPr>
-          <w:shd w:fill="FFFFFF" w:val="clear"/>
-        </w:rPr>
-        <w:t>El BSOC tiene su origen en la idea de dar un uso retrospectivo a los numerosísimos estudios sociométricos realizados anteriormente: el BSOC nace para preservar y poner en valor el amplio patrimonio empírico generado a lo largo de décadas de investigación psicosocial, permitiendo que sociomatrices procedentes de estudios locales e históricos puedan integrarse en investigaciones retrospectivas, comparativas y metaanálisis. Consolidada la donación de sociomatrices al banco bajo el protocolo estándar SMIb —que unifica ambos formatos de captura (MORENO y ORBIT)—, ese acervo histórico se convierte en capital científico reutilizable bajo los principios FAIR, preservando la inversión empírica de generaciones previas de investigadores.</w:t>
-      </w:r>
-    </w:p>
-    <w:p>
-      <w:pPr>
-        <w:pStyle w:val="BodyText"/>
-        <w:bidi w:val="0"/>
-        <w:rPr>
-          <w:shd w:fill="FFFFFF" w:val="clear"/>
-        </w:rPr>
-      </w:pPr>
-      <w:r>
-        <w:rPr>
-          <w:shd w:fill="FFFFFF" w:val="clear"/>
-        </w:rPr>
-        <w:t>La Plataforma NEXORD se materializa en cuatro elementos integrados:</w:t>
+        <w:t xml:space="preserve">La polarización y el extremismo en las atribuciones intergrupales permiten modelar la </w:t>
+      </w:r>
+      <w:r>
+        <w:rPr>
+          <w:rStyle w:val="Emphasis"/>
+          <w:shd w:fill="FFFFFF" w:val="clear"/>
+        </w:rPr>
+        <w:t>temperatura social</w:t>
+      </w:r>
+      <w:r>
+        <w:rPr>
+          <w:shd w:fill="FFFFFF" w:val="clear"/>
+        </w:rPr>
+        <w:t xml:space="preserve"> del sistema. A temperaturas moderadas, las alianzas y negociaciones son fluidas; cuando la temperatura de conflicto rebasa un umbral crítico, el sistema experimenta </w:t>
+      </w:r>
+      <w:r>
+        <w:rPr>
+          <w:rStyle w:val="Emphasis"/>
+          <w:shd w:fill="FFFFFF" w:val="clear"/>
+        </w:rPr>
+        <w:t>transiciones de fase</w:t>
+      </w:r>
+      <w:r>
+        <w:rPr>
+          <w:shd w:fill="FFFFFF" w:val="clear"/>
+        </w:rPr>
+        <w:t>, colapsando de golpe en bloques antagónicos y trincheras rígidas.</w:t>
       </w:r>
     </w:p>
     <w:p>
@@ -19351,17 +19098,310 @@
           <w:tab w:val="left" w:pos="709" w:leader="none"/>
         </w:tabs>
         <w:bidi w:val="0"/>
-        <w:spacing w:before="0" w:after="0"/>
         <w:ind w:hanging="283" w:start="709"/>
-        <w:rPr>
-          <w:shd w:fill="FFFFFF" w:val="clear"/>
-        </w:rPr>
-      </w:pPr>
-      <w:r>
-        <w:rPr>
-          <w:shd w:fill="FFFFFF" w:val="clear"/>
-        </w:rPr>
-        <w:t xml:space="preserve">La suite computacional en código Python que implementa la totalidad del aparato formal (en revisión y mejora continua, distribuida bajo acreditación institucional conforme a §7.4). </w:t>
+        <w:rPr/>
+      </w:pPr>
+      <w:r>
+        <w:rPr>
+          <w:rStyle w:val="Strong"/>
+          <w:shd w:fill="FFFFFF" w:val="clear"/>
+        </w:rPr>
+        <w:t>Asimetría de Nexo y Actores de Mediación:</w:t>
+      </w:r>
+      <w:r>
+        <w:rPr>
+          <w:shd w:fill="FFFFFF" w:val="clear"/>
+        </w:rPr>
+        <w:t xml:space="preserve"> </w:t>
+      </w:r>
+    </w:p>
+    <w:p>
+      <w:pPr>
+        <w:pStyle w:val="BodyText"/>
+        <w:bidi w:val="0"/>
+        <w:rPr/>
+      </w:pPr>
+      <w:r>
+        <w:rPr>
+          <w:shd w:fill="FFFFFF" w:val="clear"/>
+        </w:rPr>
+        <w:t>La asimetría ordinal |</w:t>
+      </w:r>
+      <w:r>
+        <w:rPr>
+          <w:rStyle w:val="Emphasis"/>
+          <w:shd w:fill="FFFFFF" w:val="clear"/>
+        </w:rPr>
+        <w:t>R</w:t>
+      </w:r>
+      <w:r>
+        <w:rPr>
+          <w:position w:val="-2"/>
+          <w:sz w:val="16"/>
+          <w:shd w:fill="FFFFFF" w:val="clear"/>
+        </w:rPr>
+        <w:t>ij</w:t>
+      </w:r>
+      <w:r>
+        <w:rPr>
+          <w:shd w:fill="FFFFFF" w:val="clear"/>
+        </w:rPr>
+        <w:t xml:space="preserve"> - </w:t>
+      </w:r>
+      <w:r>
+        <w:rPr>
+          <w:rStyle w:val="Emphasis"/>
+          <w:shd w:fill="FFFFFF" w:val="clear"/>
+        </w:rPr>
+        <w:t>R</w:t>
+      </w:r>
+      <w:r>
+        <w:rPr>
+          <w:position w:val="-2"/>
+          <w:sz w:val="16"/>
+          <w:shd w:fill="FFFFFF" w:val="clear"/>
+        </w:rPr>
+        <w:t>ji</w:t>
+      </w:r>
+      <w:r>
+        <w:rPr>
+          <w:shd w:fill="FFFFFF" w:val="clear"/>
+        </w:rPr>
+        <w:t>| detecta de inmediato relaciones de dominación, dependencia o falta de correspondencia entre comunidades, señalando asimismo a aquellos colectivos que, al recibir reconocimiento transversal desde posiciones enfrentadas, están llamados a desempeñar una función de puente o mediación.</w:t>
+      </w:r>
+    </w:p>
+    <w:p>
+      <w:pPr>
+        <w:pStyle w:val="Heading4"/>
+        <w:keepNext w:val="true"/>
+        <w:bidi w:val="0"/>
+        <w:spacing w:before="330" w:after="120"/>
+        <w:ind w:hanging="0" w:start="0" w:end="0"/>
+        <w:jc w:val="start"/>
+        <w:rPr>
+          <w:b/>
+          <w:color w:val="8B0000"/>
+          <w:sz w:val="20"/>
+          <w:shd w:fill="FFFFFF" w:val="clear"/>
+        </w:rPr>
+      </w:pPr>
+      <w:r>
+        <w:rPr>
+          <w:b/>
+          <w:color w:val="8B0000"/>
+          <w:sz w:val="20"/>
+          <w:shd w:fill="FFFFFF" w:val="clear"/>
+        </w:rPr>
+        <w:t>3. Un horizonte abierto para las nuevas generaciones</w:t>
+      </w:r>
+    </w:p>
+    <w:p>
+      <w:pPr>
+        <w:pStyle w:val="BodyText"/>
+        <w:bidi w:val="0"/>
+        <w:rPr>
+          <w:shd w:fill="FFFFFF" w:val="clear"/>
+        </w:rPr>
+      </w:pPr>
+      <w:r>
+        <w:rPr>
+          <w:shd w:fill="FFFFFF" w:val="clear"/>
+        </w:rPr>
+        <w:t>La Sociometría Ordinal Intergrupal no pretende agotar la inmensa complejidad de los lazos humanos, sino brindar un marco metodológico libre de supuestos métricos espurios para investigarla.</w:t>
+      </w:r>
+    </w:p>
+    <w:p>
+      <w:pPr>
+        <w:pStyle w:val="BodyText"/>
+        <w:bidi w:val="0"/>
+        <w:rPr>
+          <w:shd w:fill="FFFFFF" w:val="clear"/>
+        </w:rPr>
+      </w:pPr>
+      <w:r>
+        <w:rPr>
+          <w:shd w:fill="FFFFFF" w:val="clear"/>
+        </w:rPr>
+        <w:t>Dejar constancia de estas posibilidades en el presente Manifiesto responde al anhelo de tender un puente entre la tradición experimental psicosocial y las herramientas contemporáneas de los sistemas complejos. Es una invitación abierta para que las futuras generaciones de investigadores tomen el testigo y apliquen esta lente a la comprensión y mejora de la convivencia humana, desde la escala comunitaria hasta el escenario internacional.</w:t>
+      </w:r>
+    </w:p>
+    <w:p>
+      <w:pPr>
+        <w:pStyle w:val="Lneahorizontal"/>
+        <w:bidi w:val="0"/>
+        <w:jc w:val="start"/>
+        <w:rPr/>
+      </w:pPr>
+      <w:r>
+        <w:rPr/>
+      </w:r>
+    </w:p>
+    <w:p>
+      <w:pPr>
+        <w:pStyle w:val="Heading2"/>
+        <w:bidi w:val="0"/>
+        <w:rPr>
+          <w:shd w:fill="FFFFFF" w:val="clear"/>
+        </w:rPr>
+      </w:pPr>
+      <w:r>
+        <w:rPr>
+          <w:shd w:fill="FFFFFF" w:val="clear"/>
+        </w:rPr>
+        <w:t>7. Gobernanza Institucional, Ética por Diseño y Ciencia Abierta</w:t>
+      </w:r>
+    </w:p>
+    <w:p>
+      <w:pPr>
+        <w:pStyle w:val="Heading3"/>
+        <w:bidi w:val="0"/>
+        <w:jc w:val="start"/>
+        <w:rPr>
+          <w:shd w:fill="FFFFFF" w:val="clear"/>
+        </w:rPr>
+      </w:pPr>
+      <w:r>
+        <w:rPr>
+          <w:shd w:fill="FFFFFF" w:val="clear"/>
+        </w:rPr>
+        <w:t>7.1. Ética por Diseño y Uso Estrictamente No Punitivo</w:t>
+      </w:r>
+    </w:p>
+    <w:p>
+      <w:pPr>
+        <w:pStyle w:val="BodyText"/>
+        <w:bidi w:val="0"/>
+        <w:rPr/>
+      </w:pPr>
+      <w:r>
+        <w:rPr>
+          <w:shd w:fill="FFFFFF" w:val="clear"/>
+        </w:rPr>
+        <w:t>NEXORD incorpora salvaguardas éticas en el núcleo de su diseño algorítmico (</w:t>
+      </w:r>
+      <w:r>
+        <w:rPr>
+          <w:rStyle w:val="Emphasis"/>
+          <w:shd w:fill="FFFFFF" w:val="clear"/>
+        </w:rPr>
+        <w:t>Ethics by Design</w:t>
+      </w:r>
+      <w:r>
+        <w:rPr>
+          <w:shd w:fill="FFFFFF" w:val="clear"/>
+        </w:rPr>
+        <w:t>). El sistema prohíbe de forma explícita el uso de la sociometría para fines punitivos, expedientes disciplinarios, despidos o listas de descarte. Cualquier procesamiento sobre colectivos reales (categoría REAL) exige la autenticación, tutela y responsabilidad de un Investigador Principal (IP) debidamente acreditado profesional e institucionalmente.</w:t>
+      </w:r>
+    </w:p>
+    <w:p>
+      <w:pPr>
+        <w:pStyle w:val="Heading3"/>
+        <w:bidi w:val="0"/>
+        <w:jc w:val="start"/>
+        <w:rPr>
+          <w:shd w:fill="FFFFFF" w:val="clear"/>
+        </w:rPr>
+      </w:pPr>
+      <w:r>
+        <w:rPr>
+          <w:shd w:fill="FFFFFF" w:val="clear"/>
+        </w:rPr>
+        <w:t>7.2. Ciencia Abierta, Protocolo Clélie y Custodia en el Banco Sociométrico (BSOC)</w:t>
+      </w:r>
+    </w:p>
+    <w:p>
+      <w:pPr>
+        <w:pStyle w:val="BodyText"/>
+        <w:bidi w:val="0"/>
+        <w:rPr/>
+      </w:pPr>
+      <w:r>
+        <w:rPr>
+          <w:shd w:fill="FFFFFF" w:val="clear"/>
+        </w:rPr>
+        <w:t>En cumplimiento estricto de los principios de Ciencia Abierta y Datos FAIR (</w:t>
+      </w:r>
+      <w:r>
+        <w:rPr>
+          <w:rStyle w:val="Emphasis"/>
+          <w:shd w:fill="FFFFFF" w:val="clear"/>
+        </w:rPr>
+        <w:t>Findable, Accessible, Interoperable, Reusable</w:t>
+      </w:r>
+      <w:r>
+        <w:rPr>
+          <w:shd w:fill="FFFFFF" w:val="clear"/>
+        </w:rPr>
+        <w:t>), los fundamentos metodológicos y matemáticos de la plataforma son de acceso público.</w:t>
+      </w:r>
+    </w:p>
+    <w:p>
+      <w:pPr>
+        <w:pStyle w:val="BodyText"/>
+        <w:bidi w:val="0"/>
+        <w:rPr/>
+      </w:pPr>
+      <w:r>
+        <w:rPr>
+          <w:shd w:fill="FFFFFF" w:val="clear"/>
+        </w:rPr>
+        <w:t>Los datos de campo se anonimizan bajo códigos alfanuméricos normalizados (</w:t>
+      </w:r>
+      <w:r>
+        <w:rPr>
+          <w:rStyle w:val="Textooriginal"/>
+          <w:shd w:fill="FFFFFF" w:val="clear"/>
+        </w:rPr>
+        <w:t>1A1a</w:t>
+      </w:r>
+      <w:r>
+        <w:rPr>
+          <w:shd w:fill="FFFFFF" w:val="clear"/>
+        </w:rPr>
+        <w:t xml:space="preserve"> … </w:t>
+      </w:r>
+      <w:r>
+        <w:rPr>
+          <w:rStyle w:val="Textooriginal"/>
+          <w:shd w:fill="FFFFFF" w:val="clear"/>
+        </w:rPr>
+        <w:t>5A1a</w:t>
+      </w:r>
+      <w:r>
+        <w:rPr>
+          <w:shd w:fill="FFFFFF" w:val="clear"/>
+        </w:rPr>
+        <w:t>) y se protegen mediante sellado criptográfico inmutable con algoritmo SHA3-512 (Protocolo Clélie), bajo la custodia académica del Banco Sociométrico (BSOC).</w:t>
+      </w:r>
+    </w:p>
+    <w:p>
+      <w:pPr>
+        <w:pStyle w:val="BodyText"/>
+        <w:bidi w:val="0"/>
+        <w:rPr>
+          <w:shd w:fill="FFFFFF" w:val="clear"/>
+        </w:rPr>
+      </w:pPr>
+      <w:r>
+        <w:rPr>
+          <w:shd w:fill="FFFFFF" w:val="clear"/>
+        </w:rPr>
+        <w:t>El BSOC tiene su origen en la idea de dar un uso retrospectivo a los numerosísimos estudios sociométricos realizados anteriormente: el BSOC nace para preservar y poner en valor el amplio patrimonio empírico generado a lo largo de décadas de investigación psicosocial, permitiendo que sociomatrices procedentes de estudios locales e históricos puedan integrarse en investigaciones retrospectivas, comparativas y metaanálisis. Consolidada la donación de sociomatrices al banco bajo el protocolo estándar SMIb —que unifica ambos formatos de captura (MORENO y ORBIT)—, ese acervo histórico se convierte en capital científico reutilizable bajo los principios FAIR, preservando la inversión empírica de generaciones previas de investigadores.</w:t>
+      </w:r>
+    </w:p>
+    <w:p>
+      <w:pPr>
+        <w:pStyle w:val="BodyText"/>
+        <w:bidi w:val="0"/>
+        <w:rPr>
+          <w:shd w:fill="FFFFFF" w:val="clear"/>
+        </w:rPr>
+      </w:pPr>
+      <w:r>
+        <w:rPr>
+          <w:shd w:fill="FFFFFF" w:val="clear"/>
+        </w:rPr>
+        <w:t>La Plataforma NEXORD se materializa en cuatro elementos integrados:</w:t>
       </w:r>
     </w:p>
     <w:p>
@@ -19369,7 +19409,7 @@
         <w:pStyle w:val="BodyText"/>
         <w:numPr>
           <w:ilvl w:val="0"/>
-          <w:numId w:val="31"/>
+          <w:numId w:val="32"/>
         </w:numPr>
         <w:tabs>
           <w:tab w:val="clear" w:pos="1134"/>
@@ -19386,7 +19426,7 @@
         <w:rPr>
           <w:shd w:fill="FFFFFF" w:val="clear"/>
         </w:rPr>
-        <w:t xml:space="preserve">El presente Manifiesto Científico, de acceso abierto con DOI en Zenodo/CERN. </w:t>
+        <w:t xml:space="preserve">La suite computacional en código Python que implementa la totalidad del aparato formal (en revisión y mejora continua, distribuida bajo acreditación institucional conforme a §7.4). </w:t>
       </w:r>
     </w:p>
     <w:p>
@@ -19394,7 +19434,32 @@
         <w:pStyle w:val="BodyText"/>
         <w:numPr>
           <w:ilvl w:val="0"/>
-          <w:numId w:val="31"/>
+          <w:numId w:val="32"/>
+        </w:numPr>
+        <w:tabs>
+          <w:tab w:val="clear" w:pos="1134"/>
+          <w:tab w:val="left" w:pos="709" w:leader="none"/>
+        </w:tabs>
+        <w:bidi w:val="0"/>
+        <w:spacing w:before="0" w:after="0"/>
+        <w:ind w:hanging="283" w:start="709"/>
+        <w:rPr>
+          <w:shd w:fill="FFFFFF" w:val="clear"/>
+        </w:rPr>
+      </w:pPr>
+      <w:r>
+        <w:rPr>
+          <w:shd w:fill="FFFFFF" w:val="clear"/>
+        </w:rPr>
+        <w:t xml:space="preserve">El presente Manifiesto Científico, de acceso abierto con DOI en Zenodo/CERN. </w:t>
+      </w:r>
+    </w:p>
+    <w:p>
+      <w:pPr>
+        <w:pStyle w:val="BodyText"/>
+        <w:numPr>
+          <w:ilvl w:val="0"/>
+          <w:numId w:val="32"/>
         </w:numPr>
         <w:tabs>
           <w:tab w:val="clear" w:pos="1134"/>
@@ -19430,7 +19495,7 @@
         <w:pStyle w:val="BodyText"/>
         <w:numPr>
           <w:ilvl w:val="0"/>
-          <w:numId w:val="31"/>
+          <w:numId w:val="32"/>
         </w:numPr>
         <w:tabs>
           <w:tab w:val="clear" w:pos="1134"/>
@@ -19578,21 +19643,6 @@
           <w:shd w:fill="FFFFFF" w:val="clear"/>
         </w:rPr>
         <w:t>Conviene precisar el alcance de esta declaración. El presente Manifiesto es un documento puramente programático —la exposición de las características teóricas, metodológicas y pragmáticas del proyecto—: ni él, ni la Plataforma informática, ni sus algoritmos son objeto de la protección de la propiedad intelectual; el Manifiesto se difunde abiertamente bajo licencia CC BY 4.0, y el control que aquí se defiende no es un control del conocimiento, sino del acceso operativo al instrumento.</w:t>
-      </w:r>
-    </w:p>
-    <w:p>
-      <w:pPr>
-        <w:pStyle w:val="BodyText"/>
-        <w:bidi w:val="0"/>
-        <w:rPr>
-          <w:shd w:fill="FFFFFF" w:val="clear"/>
-        </w:rPr>
-      </w:pPr>
-      <w:r>
-        <w:rPr>
-          <w:shd w:fill="FFFFFF" w:val="clear"/>
-        </w:rPr>
-        <w:t>Desde el inicio del proyecto, su creador ha albergado la intención de legar el software a una institución universitaria o centro de investigación que lo acoja —a través de su fundación de transferencia—, que sería la depositaria y administradora única del software bajo su exclusiva supervisión, en caso de ampliar algún día su distribución a otros centros internacionales interesados. Como culminación de este esfuerzo y en correspondencia con mi condición de Profesor Emérito Jubilado de la Universitat de Barcelona (UB), manifiesto mi ofrecimiento formal de legar la titularidad y derechos de la Plataforma NEXORD a la Universitat de Barcelona a través de su fundación de transferencia (la Fundació Bosch i Gimpera, FBG), para que asuma su custodia institucional, la supervisión de sus estrictas garantías éticas y la gestión de convenios internacionales con centros acreditados de todo el mundo.</w:t>
       </w:r>
     </w:p>
     <w:p>
@@ -19723,7 +19773,7 @@
         <w:rPr>
           <w:shd w:fill="FFFFFF" w:val="clear"/>
         </w:rPr>
-        <w:t>8.2. Anexo II: Métricas Factoriales (COR, CTA, CTR), Ejes Verticales Slender y Proyección 2D(6) (Algoritmo DIMO / ANCORM)</w:t>
+        <w:t>8.2. Anexo II: Métricas Factoriales (COR, CTA, CTR), Ejes Verticales Slender y Proyección 2D(6) (Algoritmo DIMO)</w:t>
       </w:r>
     </w:p>
     <w:p>
@@ -19786,7 +19836,7 @@
         <w:pStyle w:val="BodyText"/>
         <w:numPr>
           <w:ilvl w:val="0"/>
-          <w:numId w:val="32"/>
+          <w:numId w:val="33"/>
         </w:numPr>
         <w:tabs>
           <w:tab w:val="clear" w:pos="1134"/>
@@ -19865,7 +19915,7 @@
         <w:pStyle w:val="BodyText"/>
         <w:numPr>
           <w:ilvl w:val="0"/>
-          <w:numId w:val="32"/>
+          <w:numId w:val="33"/>
         </w:numPr>
         <w:tabs>
           <w:tab w:val="clear" w:pos="1134"/>
@@ -19961,7 +20011,7 @@
           <w:sz w:val="20"/>
           <w:shd w:fill="FFFFFF" w:val="clear"/>
         </w:rPr>
-        <w:t>2. Proyección Axonométrica Jerarquizada en el plano 2D de hasta 6 Factores Factoriales (Algoritmo DIMO / ANCORM del Dr. J. M. Cornejo Álvarez)</w:t>
+        <w:t>2. Proyección Axonométrica Jerarquizada en el plano 2D de hasta 6 Factores Factoriales (Algoritmo DIMO)</w:t>
       </w:r>
     </w:p>
     <w:p>
@@ -19974,7 +20024,7 @@
         <w:rPr>
           <w:shd w:fill="FFFFFF" w:val="clear"/>
         </w:rPr>
-        <w:t>Desarrollado en la tesis doctoral sobre Análisis de Correspondencias del Dr. Cornejo, el algoritmo DIMO resuelve la representación visual en un único plano bidimensional (X, Y) de hasta 6 factores jerarquizados (</w:t>
+        <w:t>El algoritmo DIMO resuelve la representación visual en un único plano bidimensional (X, Y) de hasta 6 factores jerarquizados (</w:t>
       </w:r>
       <w:r>
         <w:rPr>
@@ -20016,21 +20066,7 @@
         <w:rPr>
           <w:shd w:fill="FFFFFF" w:val="clear"/>
         </w:rPr>
-        <w:t>) derivados de la descomposición espectral Benzécri \chi</w:t>
-      </w:r>
-      <w:r>
-        <w:rPr>
-          <w:position w:val="6"/>
-          <w:sz w:val="16"/>
-          <w:shd w:fill="FFFFFF" w:val="clear"/>
-        </w:rPr>
-        <w:t>2</w:t>
-      </w:r>
-      <w:r>
-        <w:rPr>
-          <w:shd w:fill="FFFFFF" w:val="clear"/>
-        </w:rPr>
-        <w:t>, sin recurrir a recursos pictóricos auxiliares (como variaciones de color o grosor de nodo) que pudieran dificultar la lectura métrica precisa:</w:t>
+        <w:t>) derivados de la descomposición espectral, sin recurrir a recursos pictóricos auxiliares (como variaciones de color o grosor de nodo) que pudieran dificultar la lectura métrica precisa:</w:t>
       </w:r>
     </w:p>
     <w:p>
@@ -20038,7 +20074,7 @@
         <w:pStyle w:val="BodyText"/>
         <w:numPr>
           <w:ilvl w:val="0"/>
-          <w:numId w:val="33"/>
+          <w:numId w:val="34"/>
         </w:numPr>
         <w:tabs>
           <w:tab w:val="clear" w:pos="1134"/>
@@ -20054,7 +20090,79 @@
           <w:rStyle w:val="Strong"/>
           <w:shd w:fill="FFFFFF" w:val="clear"/>
         </w:rPr>
-        <w:t>Anclaje Basal Cartesiano (</w:t>
+        <w:t>Anclaje Basal Cartesiano:</w:t>
+      </w:r>
+      <w:r>
+        <w:rPr>
+          <w:shd w:fill="FFFFFF" w:val="clear"/>
+        </w:rPr>
+        <w:t xml:space="preserve"> Los dos primeros factores —que concentran la masa crítica de inercia del campo relacional— determinan la posición cartesiana inicial (</w:t>
+      </w:r>
+      <w:r>
+        <w:rPr>
+          <w:rStyle w:val="Emphasis"/>
+          <w:shd w:fill="FFFFFF" w:val="clear"/>
+        </w:rPr>
+        <w:t>f</w:t>
+      </w:r>
+      <w:r>
+        <w:rPr>
+          <w:position w:val="-2"/>
+          <w:sz w:val="16"/>
+          <w:shd w:fill="FFFFFF" w:val="clear"/>
+        </w:rPr>
+        <w:t>1</w:t>
+      </w:r>
+      <w:r>
+        <w:rPr>
+          <w:shd w:fill="FFFFFF" w:val="clear"/>
+        </w:rPr>
+        <w:t xml:space="preserve">, </w:t>
+      </w:r>
+      <w:r>
+        <w:rPr>
+          <w:rStyle w:val="Emphasis"/>
+          <w:shd w:fill="FFFFFF" w:val="clear"/>
+        </w:rPr>
+        <w:t>f</w:t>
+      </w:r>
+      <w:r>
+        <w:rPr>
+          <w:position w:val="-2"/>
+          <w:sz w:val="16"/>
+          <w:shd w:fill="FFFFFF" w:val="clear"/>
+        </w:rPr>
+        <w:t>2</w:t>
+      </w:r>
+      <w:r>
+        <w:rPr>
+          <w:shd w:fill="FFFFFF" w:val="clear"/>
+        </w:rPr>
+        <w:t xml:space="preserve">) de cada sujeto. </w:t>
+      </w:r>
+    </w:p>
+    <w:p>
+      <w:pPr>
+        <w:pStyle w:val="BodyText"/>
+        <w:numPr>
+          <w:ilvl w:val="0"/>
+          <w:numId w:val="34"/>
+        </w:numPr>
+        <w:tabs>
+          <w:tab w:val="clear" w:pos="1134"/>
+          <w:tab w:val="left" w:pos="709" w:leader="none"/>
+        </w:tabs>
+        <w:bidi w:val="0"/>
+        <w:spacing w:before="0" w:after="0"/>
+        <w:ind w:hanging="283" w:start="709"/>
+        <w:rPr/>
+      </w:pPr>
+      <w:r>
+        <w:rPr>
+          <w:rStyle w:val="Strong"/>
+          <w:shd w:fill="FFFFFF" w:val="clear"/>
+        </w:rPr>
+        <w:t>Despliegue Radial por Cuadrantes para Factores Superiores (</w:t>
       </w:r>
       <w:r>
         <w:rPr>
@@ -20070,7 +20178,7 @@
           <w:sz w:val="16"/>
           <w:shd w:fill="FFFFFF" w:val="clear"/>
         </w:rPr>
-        <w:t>1</w:t>
+        <w:t>3</w:t>
       </w:r>
       <w:r>
         <w:rPr>
@@ -20093,38 +20201,34 @@
           <w:sz w:val="16"/>
           <w:shd w:fill="FFFFFF" w:val="clear"/>
         </w:rPr>
-        <w:t>2</w:t>
+        <w:t>4</w:t>
       </w:r>
       <w:r>
         <w:rPr>
           <w:rStyle w:val="Strong"/>
           <w:shd w:fill="FFFFFF" w:val="clear"/>
         </w:rPr>
-        <w:t>):</w:t>
-      </w:r>
-      <w:r>
-        <w:rPr>
-          <w:shd w:fill="FFFFFF" w:val="clear"/>
-        </w:rPr>
-        <w:t xml:space="preserve"> Los dos primeros factores —que concentran la masa crítica de inercia del campo relacional— determinan la posición cartesiana inicial (</w:t>
-      </w:r>
-      <w:r>
-        <w:rPr>
-          <w:rStyle w:val="Emphasis"/>
-          <w:shd w:fill="FFFFFF" w:val="clear"/>
-        </w:rPr>
-        <w:t>f</w:t>
-      </w:r>
-      <w:r>
-        <w:rPr>
+        <w:t xml:space="preserve">, </w:t>
+      </w:r>
+      <w:r>
+        <w:rPr>
+          <w:rStyle w:val="Emphasis"/>
+          <w:shd w:fill="FFFFFF" w:val="clear"/>
+        </w:rPr>
+        <w:t>F</w:t>
+      </w:r>
+      <w:r>
+        <w:rPr>
+          <w:rStyle w:val="Strong"/>
           <w:position w:val="-2"/>
           <w:sz w:val="16"/>
           <w:shd w:fill="FFFFFF" w:val="clear"/>
         </w:rPr>
-        <w:t>1</w:t>
-      </w:r>
-      <w:r>
-        <w:rPr>
+        <w:t>5</w:t>
+      </w:r>
+      <w:r>
+        <w:rPr>
+          <w:rStyle w:val="Strong"/>
           <w:shd w:fill="FFFFFF" w:val="clear"/>
         </w:rPr>
         <w:t xml:space="preserve">, </w:t>
@@ -20134,21 +20238,29 @@
           <w:rStyle w:val="Emphasis"/>
           <w:shd w:fill="FFFFFF" w:val="clear"/>
         </w:rPr>
-        <w:t>f</w:t>
-      </w:r>
-      <w:r>
-        <w:rPr>
+        <w:t>F</w:t>
+      </w:r>
+      <w:r>
+        <w:rPr>
+          <w:rStyle w:val="Strong"/>
           <w:position w:val="-2"/>
           <w:sz w:val="16"/>
           <w:shd w:fill="FFFFFF" w:val="clear"/>
         </w:rPr>
-        <w:t>2</w:t>
-      </w:r>
-      <w:r>
-        <w:rPr>
-          <w:shd w:fill="FFFFFF" w:val="clear"/>
-        </w:rPr>
-        <w:t xml:space="preserve">) de cada sujeto. </w:t>
+        <w:t>6</w:t>
+      </w:r>
+      <w:r>
+        <w:rPr>
+          <w:rStyle w:val="Strong"/>
+          <w:shd w:fill="FFFFFF" w:val="clear"/>
+        </w:rPr>
+        <w:t>):</w:t>
+      </w:r>
+      <w:r>
+        <w:rPr>
+          <w:shd w:fill="FFFFFF" w:val="clear"/>
+        </w:rPr>
+        <w:t xml:space="preserve"> Cada cuadrante del plano se subdivide mediante cortes de 33^\circ y 66^\circ en sectores angulares normalizados que albergan las direcciones de los ejes sucesivos. Los vectores axonométricos se proyectan en razones geométricas exactas (1/3, 2/3, 1/2). </w:t>
       </w:r>
     </w:p>
     <w:p>
@@ -20156,129 +20268,7 @@
         <w:pStyle w:val="BodyText"/>
         <w:numPr>
           <w:ilvl w:val="0"/>
-          <w:numId w:val="33"/>
-        </w:numPr>
-        <w:tabs>
-          <w:tab w:val="clear" w:pos="1134"/>
-          <w:tab w:val="left" w:pos="709" w:leader="none"/>
-        </w:tabs>
-        <w:bidi w:val="0"/>
-        <w:spacing w:before="0" w:after="0"/>
-        <w:ind w:hanging="283" w:start="709"/>
-        <w:rPr/>
-      </w:pPr>
-      <w:r>
-        <w:rPr>
-          <w:rStyle w:val="Strong"/>
-          <w:shd w:fill="FFFFFF" w:val="clear"/>
-        </w:rPr>
-        <w:t>Despliegue Radial por Cuadrantes para Factores Superiores (</w:t>
-      </w:r>
-      <w:r>
-        <w:rPr>
-          <w:rStyle w:val="Emphasis"/>
-          <w:shd w:fill="FFFFFF" w:val="clear"/>
-        </w:rPr>
-        <w:t>F</w:t>
-      </w:r>
-      <w:r>
-        <w:rPr>
-          <w:rStyle w:val="Strong"/>
-          <w:position w:val="-2"/>
-          <w:sz w:val="16"/>
-          <w:shd w:fill="FFFFFF" w:val="clear"/>
-        </w:rPr>
-        <w:t>3</w:t>
-      </w:r>
-      <w:r>
-        <w:rPr>
-          <w:rStyle w:val="Strong"/>
-          <w:shd w:fill="FFFFFF" w:val="clear"/>
-        </w:rPr>
-        <w:t xml:space="preserve">, </w:t>
-      </w:r>
-      <w:r>
-        <w:rPr>
-          <w:rStyle w:val="Emphasis"/>
-          <w:shd w:fill="FFFFFF" w:val="clear"/>
-        </w:rPr>
-        <w:t>F</w:t>
-      </w:r>
-      <w:r>
-        <w:rPr>
-          <w:rStyle w:val="Strong"/>
-          <w:position w:val="-2"/>
-          <w:sz w:val="16"/>
-          <w:shd w:fill="FFFFFF" w:val="clear"/>
-        </w:rPr>
-        <w:t>4</w:t>
-      </w:r>
-      <w:r>
-        <w:rPr>
-          <w:rStyle w:val="Strong"/>
-          <w:shd w:fill="FFFFFF" w:val="clear"/>
-        </w:rPr>
-        <w:t xml:space="preserve">, </w:t>
-      </w:r>
-      <w:r>
-        <w:rPr>
-          <w:rStyle w:val="Emphasis"/>
-          <w:shd w:fill="FFFFFF" w:val="clear"/>
-        </w:rPr>
-        <w:t>F</w:t>
-      </w:r>
-      <w:r>
-        <w:rPr>
-          <w:rStyle w:val="Strong"/>
-          <w:position w:val="-2"/>
-          <w:sz w:val="16"/>
-          <w:shd w:fill="FFFFFF" w:val="clear"/>
-        </w:rPr>
-        <w:t>5</w:t>
-      </w:r>
-      <w:r>
-        <w:rPr>
-          <w:rStyle w:val="Strong"/>
-          <w:shd w:fill="FFFFFF" w:val="clear"/>
-        </w:rPr>
-        <w:t xml:space="preserve">, </w:t>
-      </w:r>
-      <w:r>
-        <w:rPr>
-          <w:rStyle w:val="Emphasis"/>
-          <w:shd w:fill="FFFFFF" w:val="clear"/>
-        </w:rPr>
-        <w:t>F</w:t>
-      </w:r>
-      <w:r>
-        <w:rPr>
-          <w:rStyle w:val="Strong"/>
-          <w:position w:val="-2"/>
-          <w:sz w:val="16"/>
-          <w:shd w:fill="FFFFFF" w:val="clear"/>
-        </w:rPr>
-        <w:t>6</w:t>
-      </w:r>
-      <w:r>
-        <w:rPr>
-          <w:rStyle w:val="Strong"/>
-          <w:shd w:fill="FFFFFF" w:val="clear"/>
-        </w:rPr>
-        <w:t>):</w:t>
-      </w:r>
-      <w:r>
-        <w:rPr>
-          <w:shd w:fill="FFFFFF" w:val="clear"/>
-        </w:rPr>
-        <w:t xml:space="preserve"> Cada cuadrante del plano se subdivide mediante cortes de 33^\circ y 66^\circ en sectores angulares normalizados que albergan las direcciones de los ejes sucesivos. Los vectores axonométricos se proyectan en razones geométricas exactas (1/3, 2/3, 1/2). </w:t>
-      </w:r>
-    </w:p>
-    <w:p>
-      <w:pPr>
-        <w:pStyle w:val="BodyText"/>
-        <w:numPr>
-          <w:ilvl w:val="0"/>
-          <w:numId w:val="33"/>
+          <w:numId w:val="34"/>
         </w:numPr>
         <w:tabs>
           <w:tab w:val="clear" w:pos="1134"/>
@@ -20372,7 +20362,7 @@
         <w:pStyle w:val="BodyText"/>
         <w:numPr>
           <w:ilvl w:val="0"/>
-          <w:numId w:val="34"/>
+          <w:numId w:val="35"/>
         </w:numPr>
         <w:tabs>
           <w:tab w:val="clear" w:pos="1134"/>
@@ -20768,7 +20758,7 @@
         <w:pStyle w:val="BodyText"/>
         <w:numPr>
           <w:ilvl w:val="0"/>
-          <w:numId w:val="35"/>
+          <w:numId w:val="36"/>
         </w:numPr>
         <w:tabs>
           <w:tab w:val="clear" w:pos="1134"/>
@@ -20804,172 +20794,6 @@
           <w:shd w:fill="FFFFFF" w:val="clear"/>
         </w:rPr>
         <w:t xml:space="preserve">. Barcelona: PPU. </w:t>
-      </w:r>
-    </w:p>
-    <w:p>
-      <w:pPr>
-        <w:pStyle w:val="BodyText"/>
-        <w:numPr>
-          <w:ilvl w:val="0"/>
-          <w:numId w:val="35"/>
-        </w:numPr>
-        <w:tabs>
-          <w:tab w:val="clear" w:pos="1134"/>
-          <w:tab w:val="left" w:pos="709" w:leader="none"/>
-        </w:tabs>
-        <w:bidi w:val="0"/>
-        <w:spacing w:before="0" w:after="0"/>
-        <w:ind w:hanging="283" w:start="709"/>
-        <w:rPr/>
-      </w:pPr>
-      <w:r>
-        <w:rPr>
-          <w:rStyle w:val="Strong"/>
-          <w:shd w:fill="FFFFFF" w:val="clear"/>
-        </w:rPr>
-        <w:t>Vicente, R., Cornejo, J. M., &amp; Barbero, F. (2006).</w:t>
-      </w:r>
-      <w:r>
-        <w:rPr>
-          <w:shd w:fill="FFFFFF" w:val="clear"/>
-        </w:rPr>
-        <w:t xml:space="preserve"> Análisis de la Actividad Grupal (AAG). </w:t>
-      </w:r>
-      <w:r>
-        <w:rPr>
-          <w:rStyle w:val="Emphasis"/>
-          <w:shd w:fill="FFFFFF" w:val="clear"/>
-        </w:rPr>
-        <w:t>Anuario de Psicología</w:t>
-      </w:r>
-      <w:r>
-        <w:rPr>
-          <w:shd w:fill="FFFFFF" w:val="clear"/>
-        </w:rPr>
-        <w:t xml:space="preserve">, 37(3), 299–320. </w:t>
-      </w:r>
-    </w:p>
-    <w:p>
-      <w:pPr>
-        <w:pStyle w:val="BodyText"/>
-        <w:numPr>
-          <w:ilvl w:val="0"/>
-          <w:numId w:val="35"/>
-        </w:numPr>
-        <w:tabs>
-          <w:tab w:val="clear" w:pos="1134"/>
-          <w:tab w:val="left" w:pos="709" w:leader="none"/>
-        </w:tabs>
-        <w:bidi w:val="0"/>
-        <w:spacing w:before="0" w:after="0"/>
-        <w:ind w:hanging="283" w:start="709"/>
-        <w:rPr/>
-      </w:pPr>
-      <w:r>
-        <w:rPr>
-          <w:rStyle w:val="Strong"/>
-          <w:shd w:fill="FFFFFF" w:val="clear"/>
-        </w:rPr>
-        <w:t>Cornejo, J. M. (2026).</w:t>
-      </w:r>
-      <w:r>
-        <w:rPr>
-          <w:shd w:fill="FFFFFF" w:val="clear"/>
-        </w:rPr>
-        <w:t xml:space="preserve"> </w:t>
-      </w:r>
-      <w:r>
-        <w:rPr>
-          <w:rStyle w:val="Emphasis"/>
-          <w:shd w:fill="FFFFFF" w:val="clear"/>
-        </w:rPr>
-        <w:t>Computational Ordinal Sociometry (NEXORD): An updated mathematical extension of Moreno and Lewin's foundational insights</w:t>
-      </w:r>
-      <w:r>
-        <w:rPr>
-          <w:shd w:fill="FFFFFF" w:val="clear"/>
-        </w:rPr>
-        <w:t xml:space="preserve">. Technical Monograph Series, Banco Sociométrico (BSOC). https://doi.org/10.5281/zenodo.18941691 </w:t>
-      </w:r>
-    </w:p>
-    <w:p>
-      <w:pPr>
-        <w:pStyle w:val="BodyText"/>
-        <w:numPr>
-          <w:ilvl w:val="0"/>
-          <w:numId w:val="35"/>
-        </w:numPr>
-        <w:tabs>
-          <w:tab w:val="clear" w:pos="1134"/>
-          <w:tab w:val="left" w:pos="709" w:leader="none"/>
-        </w:tabs>
-        <w:bidi w:val="0"/>
-        <w:ind w:hanging="283" w:start="709"/>
-        <w:rPr/>
-      </w:pPr>
-      <w:r>
-        <w:rPr>
-          <w:rStyle w:val="Strong"/>
-          <w:shd w:fill="FFFFFF" w:val="clear"/>
-        </w:rPr>
-        <w:t>Cornejo Álvarez, J. M., &amp; Morales Domínguez, J. F. (en prensa).</w:t>
-      </w:r>
-      <w:r>
-        <w:rPr>
-          <w:shd w:fill="FFFFFF" w:val="clear"/>
-        </w:rPr>
-        <w:t xml:space="preserve"> Sociometría Ordinal Computacional. La Plataforma NEXORD: Hacia una Física de lo Grupal. </w:t>
-      </w:r>
-      <w:r>
-        <w:rPr>
-          <w:rStyle w:val="Emphasis"/>
-          <w:shd w:fill="FFFFFF" w:val="clear"/>
-        </w:rPr>
-        <w:t>Psicothema</w:t>
-      </w:r>
-      <w:r>
-        <w:rPr>
-          <w:shd w:fill="FFFFFF" w:val="clear"/>
-        </w:rPr>
-        <w:t xml:space="preserve">. </w:t>
-      </w:r>
-    </w:p>
-    <w:p>
-      <w:pPr>
-        <w:pStyle w:val="Heading3"/>
-        <w:bidi w:val="0"/>
-        <w:spacing w:before="90" w:after="60"/>
-        <w:ind w:hanging="0" w:start="0" w:end="0"/>
-        <w:jc w:val="center"/>
-        <w:rPr>
-          <w:b/>
-          <w:i/>
-          <w:color w:val="475569"/>
-          <w:shd w:fill="FFFFFF" w:val="clear"/>
-        </w:rPr>
-      </w:pPr>
-      <w:r>
-        <w:rPr>
-          <w:b/>
-          <w:i/>
-          <w:color w:val="475569"/>
-          <w:shd w:fill="FFFFFF" w:val="clear"/>
-        </w:rPr>
-        <w:t>II. Raíces Históricas, Dinámica de Grupos y Teoría del Campo</w:t>
-      </w:r>
-    </w:p>
-    <w:p>
-      <w:pPr>
-        <w:pStyle w:val="BodyText"/>
-        <w:bidi w:val="0"/>
-        <w:rPr/>
-      </w:pPr>
-      <w:r>
-        <w:rPr>
-          <w:rStyle w:val="Emphasis"/>
-          <w:shd w:fill="FFFFFF" w:val="clear"/>
-        </w:rPr>
-        <w:t>La genealogía vincular: del mapa afectivo fundacional al campo hodológico de fuerzas y presiones de grupo.</w:t>
       </w:r>
     </w:p>
     <w:p>
@@ -20993,39 +20817,26 @@
           <w:rStyle w:val="Strong"/>
           <w:shd w:fill="FFFFFF" w:val="clear"/>
         </w:rPr>
-        <w:t>Scudéry, M. de (1654).</w:t>
-      </w:r>
-      <w:r>
-        <w:rPr>
-          <w:shd w:fill="FFFFFF" w:val="clear"/>
-        </w:rPr>
-        <w:t xml:space="preserve"> </w:t>
-      </w:r>
-      <w:r>
-        <w:rPr>
-          <w:rStyle w:val="Emphasis"/>
-          <w:shd w:fill="FFFFFF" w:val="clear"/>
-        </w:rPr>
-        <w:t>Clélie, histoire romaine</w:t>
-      </w:r>
-      <w:r>
-        <w:rPr>
-          <w:shd w:fill="FFFFFF" w:val="clear"/>
-        </w:rPr>
-        <w:t xml:space="preserve">. Paris: Augustin Courbé. </w:t>
-      </w:r>
-      <w:r>
-        <w:rPr>
-          <w:rStyle w:val="Emphasis"/>
-          <w:shd w:fill="FFFFFF" w:val="clear"/>
-        </w:rPr>
-        <w:t>(Precursora histórica de la cartografía relacional y afectiva: la Carte de Tendre).</w:t>
-      </w:r>
-      <w:r>
-        <w:rPr>
-          <w:shd w:fill="FFFFFF" w:val="clear"/>
-        </w:rPr>
-        <w:t xml:space="preserve"> </w:t>
+        <w:t>Vicente, R., Cornejo, J. M., &amp; Barbero, F. (2006).</w:t>
+      </w:r>
+      <w:r>
+        <w:rPr>
+          <w:shd w:fill="FFFFFF" w:val="clear"/>
+        </w:rPr>
+        <w:t xml:space="preserve"> Análisis de la Actividad Grupal (AAG). </w:t>
+      </w:r>
+      <w:r>
+        <w:rPr>
+          <w:rStyle w:val="Emphasis"/>
+          <w:shd w:fill="FFFFFF" w:val="clear"/>
+        </w:rPr>
+        <w:t>Anuario de Psicología</w:t>
+      </w:r>
+      <w:r>
+        <w:rPr>
+          <w:shd w:fill="FFFFFF" w:val="clear"/>
+        </w:rPr>
+        <w:t xml:space="preserve">, 37(3), 299–320. </w:t>
       </w:r>
     </w:p>
     <w:p>
@@ -21049,7 +20860,7 @@
           <w:rStyle w:val="Strong"/>
           <w:shd w:fill="FFFFFF" w:val="clear"/>
         </w:rPr>
-        <w:t>Moreno, J. L. (1934).</w:t>
+        <w:t>Cornejo, J. M. (2026).</w:t>
       </w:r>
       <w:r>
         <w:rPr>
@@ -21062,13 +20873,13 @@
           <w:rStyle w:val="Emphasis"/>
           <w:shd w:fill="FFFFFF" w:val="clear"/>
         </w:rPr>
-        <w:t>Who shall survive? A new approach to the problem of human interrelations</w:t>
-      </w:r>
-      <w:r>
-        <w:rPr>
-          <w:shd w:fill="FFFFFF" w:val="clear"/>
-        </w:rPr>
-        <w:t xml:space="preserve">. Washington, DC: Nervous and Mental Disease Publishing Co. </w:t>
+        <w:t>Computational Ordinal Sociometry (NEXORD): An updated mathematical extension of Moreno and Lewin's foundational insights</w:t>
+      </w:r>
+      <w:r>
+        <w:rPr>
+          <w:shd w:fill="FFFFFF" w:val="clear"/>
+        </w:rPr>
+        <w:t xml:space="preserve">. Technical Monograph Series, Banco Sociométrico (BSOC). https://doi.org/10.5281/zenodo.18941691 </w:t>
       </w:r>
     </w:p>
     <w:p>
@@ -21083,7 +20894,6 @@
           <w:tab w:val="left" w:pos="709" w:leader="none"/>
         </w:tabs>
         <w:bidi w:val="0"/>
-        <w:spacing w:before="0" w:after="0"/>
         <w:ind w:hanging="283" w:start="709"/>
         <w:rPr/>
       </w:pPr>
@@ -21092,154 +20902,26 @@
           <w:rStyle w:val="Strong"/>
           <w:shd w:fill="FFFFFF" w:val="clear"/>
         </w:rPr>
-        <w:t>Lewin, K. (1951).</w:t>
-      </w:r>
-      <w:r>
-        <w:rPr>
-          <w:shd w:fill="FFFFFF" w:val="clear"/>
-        </w:rPr>
-        <w:t xml:space="preserve"> </w:t>
-      </w:r>
-      <w:r>
-        <w:rPr>
-          <w:rStyle w:val="Emphasis"/>
-          <w:shd w:fill="FFFFFF" w:val="clear"/>
-        </w:rPr>
-        <w:t>Field theory in social science: Selected theoretical papers</w:t>
-      </w:r>
-      <w:r>
-        <w:rPr>
-          <w:shd w:fill="FFFFFF" w:val="clear"/>
-        </w:rPr>
-        <w:t xml:space="preserve"> (D. Cartwright, Ed.). New York: Harper &amp; Row. </w:t>
-      </w:r>
-    </w:p>
-    <w:p>
-      <w:pPr>
-        <w:pStyle w:val="BodyText"/>
-        <w:numPr>
-          <w:ilvl w:val="0"/>
-          <w:numId w:val="36"/>
-        </w:numPr>
-        <w:tabs>
-          <w:tab w:val="clear" w:pos="1134"/>
-          <w:tab w:val="left" w:pos="709" w:leader="none"/>
-        </w:tabs>
-        <w:bidi w:val="0"/>
-        <w:spacing w:before="0" w:after="0"/>
-        <w:ind w:hanging="283" w:start="709"/>
-        <w:rPr/>
-      </w:pPr>
-      <w:r>
-        <w:rPr>
-          <w:rStyle w:val="Strong"/>
-          <w:shd w:fill="FFFFFF" w:val="clear"/>
-        </w:rPr>
-        <w:t>Bales, R. F. (1950).</w:t>
-      </w:r>
-      <w:r>
-        <w:rPr>
-          <w:shd w:fill="FFFFFF" w:val="clear"/>
-        </w:rPr>
-        <w:t xml:space="preserve"> </w:t>
-      </w:r>
-      <w:r>
-        <w:rPr>
-          <w:rStyle w:val="Emphasis"/>
-          <w:shd w:fill="FFFFFF" w:val="clear"/>
-        </w:rPr>
-        <w:t>Interaction process analysis: A method for the study of small groups</w:t>
-      </w:r>
-      <w:r>
-        <w:rPr>
-          <w:shd w:fill="FFFFFF" w:val="clear"/>
-        </w:rPr>
-        <w:t xml:space="preserve">. Cambridge, MA: Addison-Wesley. </w:t>
-      </w:r>
-    </w:p>
-    <w:p>
-      <w:pPr>
-        <w:pStyle w:val="BodyText"/>
-        <w:numPr>
-          <w:ilvl w:val="0"/>
-          <w:numId w:val="36"/>
-        </w:numPr>
-        <w:tabs>
-          <w:tab w:val="clear" w:pos="1134"/>
-          <w:tab w:val="left" w:pos="709" w:leader="none"/>
-        </w:tabs>
-        <w:bidi w:val="0"/>
-        <w:spacing w:before="0" w:after="0"/>
-        <w:ind w:hanging="283" w:start="709"/>
-        <w:rPr/>
-      </w:pPr>
-      <w:r>
-        <w:rPr>
-          <w:rStyle w:val="Strong"/>
-          <w:shd w:fill="FFFFFF" w:val="clear"/>
-        </w:rPr>
-        <w:t>Festinger, L. (1950).</w:t>
-      </w:r>
-      <w:r>
-        <w:rPr>
-          <w:shd w:fill="FFFFFF" w:val="clear"/>
-        </w:rPr>
-        <w:t xml:space="preserve"> Informal social communication. </w:t>
-      </w:r>
-      <w:r>
-        <w:rPr>
-          <w:rStyle w:val="Emphasis"/>
-          <w:shd w:fill="FFFFFF" w:val="clear"/>
-        </w:rPr>
-        <w:t>Psychological Review</w:t>
-      </w:r>
-      <w:r>
-        <w:rPr>
-          <w:shd w:fill="FFFFFF" w:val="clear"/>
-        </w:rPr>
-        <w:t xml:space="preserve">, 57(5), 271–282. https://doi.org/10.1037/h0056932 </w:t>
-      </w:r>
-    </w:p>
-    <w:p>
-      <w:pPr>
-        <w:pStyle w:val="BodyText"/>
-        <w:numPr>
-          <w:ilvl w:val="0"/>
-          <w:numId w:val="36"/>
-        </w:numPr>
-        <w:tabs>
-          <w:tab w:val="clear" w:pos="1134"/>
-          <w:tab w:val="left" w:pos="709" w:leader="none"/>
-        </w:tabs>
-        <w:bidi w:val="0"/>
-        <w:ind w:hanging="283" w:start="709"/>
-        <w:rPr/>
-      </w:pPr>
-      <w:r>
-        <w:rPr>
-          <w:rStyle w:val="Strong"/>
-          <w:shd w:fill="FFFFFF" w:val="clear"/>
-        </w:rPr>
-        <w:t>Janis, I. L. (1972).</w:t>
-      </w:r>
-      <w:r>
-        <w:rPr>
-          <w:shd w:fill="FFFFFF" w:val="clear"/>
-        </w:rPr>
-        <w:t xml:space="preserve"> </w:t>
-      </w:r>
-      <w:r>
-        <w:rPr>
-          <w:rStyle w:val="Emphasis"/>
-          <w:shd w:fill="FFFFFF" w:val="clear"/>
-        </w:rPr>
-        <w:t>Victims of Groupthink: A psychological study of foreign-policy decisions and fiascoes</w:t>
-      </w:r>
-      <w:r>
-        <w:rPr>
-          <w:shd w:fill="FFFFFF" w:val="clear"/>
-        </w:rPr>
-        <w:t xml:space="preserve">. Boston: Houghton Mifflin. </w:t>
+        <w:t>Cornejo Álvarez, J. M., &amp; Morales Domínguez, J. F. (en prensa).</w:t>
+      </w:r>
+      <w:r>
+        <w:rPr>
+          <w:shd w:fill="FFFFFF" w:val="clear"/>
+        </w:rPr>
+        <w:t xml:space="preserve"> Sociometría Ordinal Computacional. La Plataforma NEXORD: Hacia una Física de lo Grupal. </w:t>
+      </w:r>
+      <w:r>
+        <w:rPr>
+          <w:rStyle w:val="Emphasis"/>
+          <w:shd w:fill="FFFFFF" w:val="clear"/>
+        </w:rPr>
+        <w:t>Psicothema</w:t>
+      </w:r>
+      <w:r>
+        <w:rPr>
+          <w:shd w:fill="FFFFFF" w:val="clear"/>
+        </w:rPr>
+        <w:t xml:space="preserve">. </w:t>
       </w:r>
     </w:p>
     <w:p>
@@ -21263,7 +20945,7 @@
           <w:color w:val="475569"/>
           <w:shd w:fill="FFFFFF" w:val="clear"/>
         </w:rPr>
-        <w:t>III. Interdependencia Diádica, Metapercepción, Ostracismo y Dinámica de Exclusión</w:t>
+        <w:t>II. Raíces Históricas, Dinámica de Grupos y Teoría del Campo</w:t>
       </w:r>
     </w:p>
     <w:p>
@@ -21277,7 +20959,7 @@
           <w:rStyle w:val="Emphasis"/>
           <w:shd w:fill="FFFFFF" w:val="clear"/>
         </w:rPr>
-        <w:t>El átomo social relacional: expectativas cruzadas, balance afectivo, modelado actor-pareja y psicología de la invisibilidad.</w:t>
+        <w:t>La genealogía vincular: del mapa afectivo fundacional al campo hodológico de fuerzas y presiones de grupo.</w:t>
       </w:r>
     </w:p>
     <w:p>
@@ -21301,7 +20983,7 @@
           <w:rStyle w:val="Strong"/>
           <w:shd w:fill="FFFFFF" w:val="clear"/>
         </w:rPr>
-        <w:t>Heider, F. (1958).</w:t>
+        <w:t>Scudéry, M. de (1654).</w:t>
       </w:r>
       <w:r>
         <w:rPr>
@@ -21314,13 +20996,26 @@
           <w:rStyle w:val="Emphasis"/>
           <w:shd w:fill="FFFFFF" w:val="clear"/>
         </w:rPr>
-        <w:t>The psychology of interpersonal relations</w:t>
-      </w:r>
-      <w:r>
-        <w:rPr>
-          <w:shd w:fill="FFFFFF" w:val="clear"/>
-        </w:rPr>
-        <w:t xml:space="preserve">. New York: John Wiley &amp; Sons. </w:t>
+        <w:t>Clélie, histoire romaine</w:t>
+      </w:r>
+      <w:r>
+        <w:rPr>
+          <w:shd w:fill="FFFFFF" w:val="clear"/>
+        </w:rPr>
+        <w:t xml:space="preserve">. Paris: Augustin Courbé. </w:t>
+      </w:r>
+      <w:r>
+        <w:rPr>
+          <w:rStyle w:val="Emphasis"/>
+          <w:shd w:fill="FFFFFF" w:val="clear"/>
+        </w:rPr>
+        <w:t>(Precursora histórica de la cartografía relacional y afectiva: la Carte de Tendre).</w:t>
+      </w:r>
+      <w:r>
+        <w:rPr>
+          <w:shd w:fill="FFFFFF" w:val="clear"/>
+        </w:rPr>
+        <w:t xml:space="preserve"> </w:t>
       </w:r>
     </w:p>
     <w:p>
@@ -21344,26 +21039,26 @@
           <w:rStyle w:val="Strong"/>
           <w:shd w:fill="FFFFFF" w:val="clear"/>
         </w:rPr>
-        <w:t>Kenny, D. A., &amp; Garcia, R. L. (2012).</w:t>
-      </w:r>
-      <w:r>
-        <w:rPr>
-          <w:shd w:fill="FFFFFF" w:val="clear"/>
-        </w:rPr>
-        <w:t xml:space="preserve"> Using the Actor–Partner Interdependence Model to study the effects of group composition. </w:t>
-      </w:r>
-      <w:r>
-        <w:rPr>
-          <w:rStyle w:val="Emphasis"/>
-          <w:shd w:fill="FFFFFF" w:val="clear"/>
-        </w:rPr>
-        <w:t>Small Group Research</w:t>
-      </w:r>
-      <w:r>
-        <w:rPr>
-          <w:shd w:fill="FFFFFF" w:val="clear"/>
-        </w:rPr>
-        <w:t xml:space="preserve">, 43(4), 468–496. https://doi.org/10.1177/1046496412444424 </w:t>
+        <w:t>Moreno, J. L. (1934).</w:t>
+      </w:r>
+      <w:r>
+        <w:rPr>
+          <w:shd w:fill="FFFFFF" w:val="clear"/>
+        </w:rPr>
+        <w:t xml:space="preserve"> </w:t>
+      </w:r>
+      <w:r>
+        <w:rPr>
+          <w:rStyle w:val="Emphasis"/>
+          <w:shd w:fill="FFFFFF" w:val="clear"/>
+        </w:rPr>
+        <w:t>Who shall survive? A new approach to the problem of human interrelations</w:t>
+      </w:r>
+      <w:r>
+        <w:rPr>
+          <w:shd w:fill="FFFFFF" w:val="clear"/>
+        </w:rPr>
+        <w:t xml:space="preserve">. Washington, DC: Nervous and Mental Disease Publishing Co. </w:t>
       </w:r>
     </w:p>
     <w:p>
@@ -21387,26 +21082,26 @@
           <w:rStyle w:val="Strong"/>
           <w:shd w:fill="FFFFFF" w:val="clear"/>
         </w:rPr>
-        <w:t>Tsankova, E., &amp; Tair, E. (2021).</w:t>
-      </w:r>
-      <w:r>
-        <w:rPr>
-          <w:shd w:fill="FFFFFF" w:val="clear"/>
-        </w:rPr>
-        <w:t xml:space="preserve"> Meta-accuracy in sociometric status perceptions. </w:t>
-      </w:r>
-      <w:r>
-        <w:rPr>
-          <w:rStyle w:val="Emphasis"/>
-          <w:shd w:fill="FFFFFF" w:val="clear"/>
-        </w:rPr>
-        <w:t>Frontiers in Psychology</w:t>
-      </w:r>
-      <w:r>
-        <w:rPr>
-          <w:shd w:fill="FFFFFF" w:val="clear"/>
-        </w:rPr>
-        <w:t xml:space="preserve">, 12, 650502. https://doi.org/10.3389/fpsyg.2021.650502 </w:t>
+        <w:t>Lewin, K. (1951).</w:t>
+      </w:r>
+      <w:r>
+        <w:rPr>
+          <w:shd w:fill="FFFFFF" w:val="clear"/>
+        </w:rPr>
+        <w:t xml:space="preserve"> </w:t>
+      </w:r>
+      <w:r>
+        <w:rPr>
+          <w:rStyle w:val="Emphasis"/>
+          <w:shd w:fill="FFFFFF" w:val="clear"/>
+        </w:rPr>
+        <w:t>Field theory in social science: Selected theoretical papers</w:t>
+      </w:r>
+      <w:r>
+        <w:rPr>
+          <w:shd w:fill="FFFFFF" w:val="clear"/>
+        </w:rPr>
+        <w:t xml:space="preserve"> (D. Cartwright, Ed.). New York: Harper &amp; Row. </w:t>
       </w:r>
     </w:p>
     <w:p>
@@ -21421,6 +21116,7 @@
           <w:tab w:val="left" w:pos="709" w:leader="none"/>
         </w:tabs>
         <w:bidi w:val="0"/>
+        <w:spacing w:before="0" w:after="0"/>
         <w:ind w:hanging="283" w:start="709"/>
         <w:rPr/>
       </w:pPr>
@@ -21429,26 +21125,111 @@
           <w:rStyle w:val="Strong"/>
           <w:shd w:fill="FFFFFF" w:val="clear"/>
         </w:rPr>
-        <w:t>Williams, K. D. (2007).</w:t>
-      </w:r>
-      <w:r>
-        <w:rPr>
-          <w:shd w:fill="FFFFFF" w:val="clear"/>
-        </w:rPr>
-        <w:t xml:space="preserve"> Ostracism. </w:t>
-      </w:r>
-      <w:r>
-        <w:rPr>
-          <w:rStyle w:val="Emphasis"/>
-          <w:shd w:fill="FFFFFF" w:val="clear"/>
-        </w:rPr>
-        <w:t>Annual Review of Psychology</w:t>
-      </w:r>
-      <w:r>
-        <w:rPr>
-          <w:shd w:fill="FFFFFF" w:val="clear"/>
-        </w:rPr>
-        <w:t xml:space="preserve">, 58, 425–452. https://doi.org/10.1146/annurev.psych.58.110405.085641 </w:t>
+        <w:t>Bales, R. F. (1950).</w:t>
+      </w:r>
+      <w:r>
+        <w:rPr>
+          <w:shd w:fill="FFFFFF" w:val="clear"/>
+        </w:rPr>
+        <w:t xml:space="preserve"> </w:t>
+      </w:r>
+      <w:r>
+        <w:rPr>
+          <w:rStyle w:val="Emphasis"/>
+          <w:shd w:fill="FFFFFF" w:val="clear"/>
+        </w:rPr>
+        <w:t>Interaction process analysis: A method for the study of small groups</w:t>
+      </w:r>
+      <w:r>
+        <w:rPr>
+          <w:shd w:fill="FFFFFF" w:val="clear"/>
+        </w:rPr>
+        <w:t xml:space="preserve">. Cambridge, MA: Addison-Wesley. </w:t>
+      </w:r>
+    </w:p>
+    <w:p>
+      <w:pPr>
+        <w:pStyle w:val="BodyText"/>
+        <w:numPr>
+          <w:ilvl w:val="0"/>
+          <w:numId w:val="37"/>
+        </w:numPr>
+        <w:tabs>
+          <w:tab w:val="clear" w:pos="1134"/>
+          <w:tab w:val="left" w:pos="709" w:leader="none"/>
+        </w:tabs>
+        <w:bidi w:val="0"/>
+        <w:spacing w:before="0" w:after="0"/>
+        <w:ind w:hanging="283" w:start="709"/>
+        <w:rPr/>
+      </w:pPr>
+      <w:r>
+        <w:rPr>
+          <w:rStyle w:val="Strong"/>
+          <w:shd w:fill="FFFFFF" w:val="clear"/>
+        </w:rPr>
+        <w:t>Festinger, L. (1950).</w:t>
+      </w:r>
+      <w:r>
+        <w:rPr>
+          <w:shd w:fill="FFFFFF" w:val="clear"/>
+        </w:rPr>
+        <w:t xml:space="preserve"> Informal social communication. </w:t>
+      </w:r>
+      <w:r>
+        <w:rPr>
+          <w:rStyle w:val="Emphasis"/>
+          <w:shd w:fill="FFFFFF" w:val="clear"/>
+        </w:rPr>
+        <w:t>Psychological Review</w:t>
+      </w:r>
+      <w:r>
+        <w:rPr>
+          <w:shd w:fill="FFFFFF" w:val="clear"/>
+        </w:rPr>
+        <w:t xml:space="preserve">, 57(5), 271–282. https://doi.org/10.1037/h0056932 </w:t>
+      </w:r>
+    </w:p>
+    <w:p>
+      <w:pPr>
+        <w:pStyle w:val="BodyText"/>
+        <w:numPr>
+          <w:ilvl w:val="0"/>
+          <w:numId w:val="37"/>
+        </w:numPr>
+        <w:tabs>
+          <w:tab w:val="clear" w:pos="1134"/>
+          <w:tab w:val="left" w:pos="709" w:leader="none"/>
+        </w:tabs>
+        <w:bidi w:val="0"/>
+        <w:ind w:hanging="283" w:start="709"/>
+        <w:rPr/>
+      </w:pPr>
+      <w:r>
+        <w:rPr>
+          <w:rStyle w:val="Strong"/>
+          <w:shd w:fill="FFFFFF" w:val="clear"/>
+        </w:rPr>
+        <w:t>Janis, I. L. (1972).</w:t>
+      </w:r>
+      <w:r>
+        <w:rPr>
+          <w:shd w:fill="FFFFFF" w:val="clear"/>
+        </w:rPr>
+        <w:t xml:space="preserve"> </w:t>
+      </w:r>
+      <w:r>
+        <w:rPr>
+          <w:rStyle w:val="Emphasis"/>
+          <w:shd w:fill="FFFFFF" w:val="clear"/>
+        </w:rPr>
+        <w:t>Victims of Groupthink: A psychological study of foreign-policy decisions and fiascoes</w:t>
+      </w:r>
+      <w:r>
+        <w:rPr>
+          <w:shd w:fill="FFFFFF" w:val="clear"/>
+        </w:rPr>
+        <w:t xml:space="preserve">. Boston: Houghton Mifflin. </w:t>
       </w:r>
     </w:p>
     <w:p>
@@ -21472,7 +21253,7 @@
           <w:color w:val="475569"/>
           <w:shd w:fill="FFFFFF" w:val="clear"/>
         </w:rPr>
-        <w:t>IV. Transición Computacional, Medición Psicométrica y Aplicación Inclusiva</w:t>
+        <w:t>III. Interdependencia Diádica, Metapercepción, Ostracismo y Dinámica de Exclusión</w:t>
       </w:r>
     </w:p>
     <w:p>
@@ -21486,7 +21267,7 @@
           <w:rStyle w:val="Emphasis"/>
           <w:shd w:fill="FFFFFF" w:val="clear"/>
         </w:rPr>
-        <w:t>De la informatización pionera del sociograma a la precisión métrica en entornos educativos y de inclusión.</w:t>
+        <w:t>El átomo social relacional: expectativas cruzadas, balance afectivo, modelado actor-pareja y psicología de la invisibilidad.</w:t>
       </w:r>
     </w:p>
     <w:p>
@@ -21510,26 +21291,26 @@
           <w:rStyle w:val="Strong"/>
           <w:shd w:fill="FFFFFF" w:val="clear"/>
         </w:rPr>
-        <w:t>Barrasa, Á., &amp; Gil, F. (2004).</w:t>
-      </w:r>
-      <w:r>
-        <w:rPr>
-          <w:shd w:fill="FFFFFF" w:val="clear"/>
-        </w:rPr>
-        <w:t xml:space="preserve"> Un programa informático para el cálculo y la representación de índices y valores sociométricos. </w:t>
-      </w:r>
-      <w:r>
-        <w:rPr>
-          <w:rStyle w:val="Emphasis"/>
-          <w:shd w:fill="FFFFFF" w:val="clear"/>
-        </w:rPr>
-        <w:t>Psicothema</w:t>
-      </w:r>
-      <w:r>
-        <w:rPr>
-          <w:shd w:fill="FFFFFF" w:val="clear"/>
-        </w:rPr>
-        <w:t xml:space="preserve">, 16(2), 329–335. </w:t>
+        <w:t>Heider, F. (1958).</w:t>
+      </w:r>
+      <w:r>
+        <w:rPr>
+          <w:shd w:fill="FFFFFF" w:val="clear"/>
+        </w:rPr>
+        <w:t xml:space="preserve"> </w:t>
+      </w:r>
+      <w:r>
+        <w:rPr>
+          <w:rStyle w:val="Emphasis"/>
+          <w:shd w:fill="FFFFFF" w:val="clear"/>
+        </w:rPr>
+        <w:t>The psychology of interpersonal relations</w:t>
+      </w:r>
+      <w:r>
+        <w:rPr>
+          <w:shd w:fill="FFFFFF" w:val="clear"/>
+        </w:rPr>
+        <w:t xml:space="preserve">. New York: John Wiley &amp; Sons. </w:t>
       </w:r>
     </w:p>
     <w:p>
@@ -21553,26 +21334,26 @@
           <w:rStyle w:val="Strong"/>
           <w:shd w:fill="FFFFFF" w:val="clear"/>
         </w:rPr>
-        <w:t>Terry, R. (2000).</w:t>
-      </w:r>
-      <w:r>
-        <w:rPr>
-          <w:shd w:fill="FFFFFF" w:val="clear"/>
-        </w:rPr>
-        <w:t xml:space="preserve"> Recent advances in measurement theory and the use of sociometric techniques. </w:t>
-      </w:r>
-      <w:r>
-        <w:rPr>
-          <w:rStyle w:val="Emphasis"/>
-          <w:shd w:fill="FFFFFF" w:val="clear"/>
-        </w:rPr>
-        <w:t>New Directions for Child and Adolescent Development</w:t>
-      </w:r>
-      <w:r>
-        <w:rPr>
-          <w:shd w:fill="FFFFFF" w:val="clear"/>
-        </w:rPr>
-        <w:t xml:space="preserve">, 2000(88), 27–41. https://doi.org/10.1002/cd.23220008804 </w:t>
+        <w:t>Kenny, D. A., &amp; Garcia, R. L. (2012).</w:t>
+      </w:r>
+      <w:r>
+        <w:rPr>
+          <w:shd w:fill="FFFFFF" w:val="clear"/>
+        </w:rPr>
+        <w:t xml:space="preserve"> Using the Actor–Partner Interdependence Model to study the effects of group composition. </w:t>
+      </w:r>
+      <w:r>
+        <w:rPr>
+          <w:rStyle w:val="Emphasis"/>
+          <w:shd w:fill="FFFFFF" w:val="clear"/>
+        </w:rPr>
+        <w:t>Small Group Research</w:t>
+      </w:r>
+      <w:r>
+        <w:rPr>
+          <w:shd w:fill="FFFFFF" w:val="clear"/>
+        </w:rPr>
+        <w:t xml:space="preserve">, 43(4), 468–496. https://doi.org/10.1177/1046496412444424 </w:t>
       </w:r>
     </w:p>
     <w:p>
@@ -21587,6 +21368,7 @@
           <w:tab w:val="left" w:pos="709" w:leader="none"/>
         </w:tabs>
         <w:bidi w:val="0"/>
+        <w:spacing w:before="0" w:after="0"/>
         <w:ind w:hanging="283" w:start="709"/>
         <w:rPr/>
       </w:pPr>
@@ -21595,26 +21377,68 @@
           <w:rStyle w:val="Strong"/>
           <w:shd w:fill="FFFFFF" w:val="clear"/>
         </w:rPr>
-        <w:t>Avramidis, E., Strogilos, V., Aroni, K., &amp; Kankaraki, C. T. (2017).</w:t>
-      </w:r>
-      <w:r>
-        <w:rPr>
-          <w:shd w:fill="FFFFFF" w:val="clear"/>
-        </w:rPr>
-        <w:t xml:space="preserve"> Using sociometric techniques to assess the social inclusion of children with special educational needs in mainstream schools: A methodological review. </w:t>
-      </w:r>
-      <w:r>
-        <w:rPr>
-          <w:rStyle w:val="Emphasis"/>
-          <w:shd w:fill="FFFFFF" w:val="clear"/>
-        </w:rPr>
-        <w:t>International Journal of Research &amp; Method in Education</w:t>
-      </w:r>
-      <w:r>
-        <w:rPr>
-          <w:shd w:fill="FFFFFF" w:val="clear"/>
-        </w:rPr>
-        <w:t xml:space="preserve">, 40(4), 337–356. https://doi.org/10.1080/1743727X.2015.1111803 </w:t>
+        <w:t>Tsankova, E., &amp; Tair, E. (2021).</w:t>
+      </w:r>
+      <w:r>
+        <w:rPr>
+          <w:shd w:fill="FFFFFF" w:val="clear"/>
+        </w:rPr>
+        <w:t xml:space="preserve"> Meta-accuracy in sociometric status perceptions. </w:t>
+      </w:r>
+      <w:r>
+        <w:rPr>
+          <w:rStyle w:val="Emphasis"/>
+          <w:shd w:fill="FFFFFF" w:val="clear"/>
+        </w:rPr>
+        <w:t>Frontiers in Psychology</w:t>
+      </w:r>
+      <w:r>
+        <w:rPr>
+          <w:shd w:fill="FFFFFF" w:val="clear"/>
+        </w:rPr>
+        <w:t xml:space="preserve">, 12, 650502. https://doi.org/10.3389/fpsyg.2021.650502 </w:t>
+      </w:r>
+    </w:p>
+    <w:p>
+      <w:pPr>
+        <w:pStyle w:val="BodyText"/>
+        <w:numPr>
+          <w:ilvl w:val="0"/>
+          <w:numId w:val="38"/>
+        </w:numPr>
+        <w:tabs>
+          <w:tab w:val="clear" w:pos="1134"/>
+          <w:tab w:val="left" w:pos="709" w:leader="none"/>
+        </w:tabs>
+        <w:bidi w:val="0"/>
+        <w:ind w:hanging="283" w:start="709"/>
+        <w:rPr/>
+      </w:pPr>
+      <w:r>
+        <w:rPr>
+          <w:rStyle w:val="Strong"/>
+          <w:shd w:fill="FFFFFF" w:val="clear"/>
+        </w:rPr>
+        <w:t>Williams, K. D. (2007).</w:t>
+      </w:r>
+      <w:r>
+        <w:rPr>
+          <w:shd w:fill="FFFFFF" w:val="clear"/>
+        </w:rPr>
+        <w:t xml:space="preserve"> Ostracism. </w:t>
+      </w:r>
+      <w:r>
+        <w:rPr>
+          <w:rStyle w:val="Emphasis"/>
+          <w:shd w:fill="FFFFFF" w:val="clear"/>
+        </w:rPr>
+        <w:t>Annual Review of Psychology</w:t>
+      </w:r>
+      <w:r>
+        <w:rPr>
+          <w:shd w:fill="FFFFFF" w:val="clear"/>
+        </w:rPr>
+        <w:t xml:space="preserve">, 58, 425–452. https://doi.org/10.1146/annurev.psych.58.110405.085641 </w:t>
       </w:r>
     </w:p>
     <w:p>
@@ -21638,7 +21462,7 @@
           <w:color w:val="475569"/>
           <w:shd w:fill="FFFFFF" w:val="clear"/>
         </w:rPr>
-        <w:t>V. Modelado Estadístico de Redes Ordinales, Redes Firmadas y Grafos Espectrales</w:t>
+        <w:t>IV. Transición Computacional, Medición Psicométrica y Aplicación Inclusiva</w:t>
       </w:r>
     </w:p>
     <w:p>
@@ -21652,7 +21476,7 @@
           <w:rStyle w:val="Emphasis"/>
           <w:shd w:fill="FFFFFF" w:val="clear"/>
         </w:rPr>
-        <w:t>El sustrato matemático del orden preferencial, concordancia de rangos, polaridad dual (elección/rechazo) y conectividad de red.</w:t>
+        <w:t>De la informatización pionera del sociograma a la precisión métrica en entornos educativos y de inclusión.</w:t>
       </w:r>
     </w:p>
     <w:p>
@@ -21676,26 +21500,26 @@
           <w:rStyle w:val="Strong"/>
           <w:shd w:fill="FFFFFF" w:val="clear"/>
         </w:rPr>
-        <w:t>Kendall, M. G. (1938).</w:t>
-      </w:r>
-      <w:r>
-        <w:rPr>
-          <w:shd w:fill="FFFFFF" w:val="clear"/>
-        </w:rPr>
-        <w:t xml:space="preserve"> A new measure of rank correlation. </w:t>
-      </w:r>
-      <w:r>
-        <w:rPr>
-          <w:rStyle w:val="Emphasis"/>
-          <w:shd w:fill="FFFFFF" w:val="clear"/>
-        </w:rPr>
-        <w:t>Biometrika</w:t>
-      </w:r>
-      <w:r>
-        <w:rPr>
-          <w:shd w:fill="FFFFFF" w:val="clear"/>
-        </w:rPr>
-        <w:t xml:space="preserve">, 30(1/2), 81–93. https://doi.org/10.1093/biomet/30.1-2.81 </w:t>
+        <w:t>Barrasa, Á., &amp; Gil, F. (2004).</w:t>
+      </w:r>
+      <w:r>
+        <w:rPr>
+          <w:shd w:fill="FFFFFF" w:val="clear"/>
+        </w:rPr>
+        <w:t xml:space="preserve"> Un programa informático para el cálculo y la representación de índices y valores sociométricos. </w:t>
+      </w:r>
+      <w:r>
+        <w:rPr>
+          <w:rStyle w:val="Emphasis"/>
+          <w:shd w:fill="FFFFFF" w:val="clear"/>
+        </w:rPr>
+        <w:t>Psicothema</w:t>
+      </w:r>
+      <w:r>
+        <w:rPr>
+          <w:shd w:fill="FFFFFF" w:val="clear"/>
+        </w:rPr>
+        <w:t xml:space="preserve">, 16(2), 329–335. </w:t>
       </w:r>
     </w:p>
     <w:p>
@@ -21719,26 +21543,26 @@
           <w:rStyle w:val="Strong"/>
           <w:shd w:fill="FFFFFF" w:val="clear"/>
         </w:rPr>
-        <w:t>Fiedler, M. (1973).</w:t>
-      </w:r>
-      <w:r>
-        <w:rPr>
-          <w:shd w:fill="FFFFFF" w:val="clear"/>
-        </w:rPr>
-        <w:t xml:space="preserve"> Algebraic connectivity of graphs. </w:t>
-      </w:r>
-      <w:r>
-        <w:rPr>
-          <w:rStyle w:val="Emphasis"/>
-          <w:shd w:fill="FFFFFF" w:val="clear"/>
-        </w:rPr>
-        <w:t>Czechoslovak Mathematical Journal</w:t>
-      </w:r>
-      <w:r>
-        <w:rPr>
-          <w:shd w:fill="FFFFFF" w:val="clear"/>
-        </w:rPr>
-        <w:t xml:space="preserve">, 23(2), 298–305. </w:t>
+        <w:t>Terry, R. (2000).</w:t>
+      </w:r>
+      <w:r>
+        <w:rPr>
+          <w:shd w:fill="FFFFFF" w:val="clear"/>
+        </w:rPr>
+        <w:t xml:space="preserve"> Recent advances in measurement theory and the use of sociometric techniques. </w:t>
+      </w:r>
+      <w:r>
+        <w:rPr>
+          <w:rStyle w:val="Emphasis"/>
+          <w:shd w:fill="FFFFFF" w:val="clear"/>
+        </w:rPr>
+        <w:t>New Directions for Child and Adolescent Development</w:t>
+      </w:r>
+      <w:r>
+        <w:rPr>
+          <w:shd w:fill="FFFFFF" w:val="clear"/>
+        </w:rPr>
+        <w:t xml:space="preserve">, 2000(88), 27–41. https://doi.org/10.1002/cd.23220008804 </w:t>
       </w:r>
     </w:p>
     <w:p>
@@ -21753,7 +21577,6 @@
           <w:tab w:val="left" w:pos="709" w:leader="none"/>
         </w:tabs>
         <w:bidi w:val="0"/>
-        <w:spacing w:before="0" w:after="0"/>
         <w:ind w:hanging="283" w:start="709"/>
         <w:rPr/>
       </w:pPr>
@@ -21762,197 +21585,26 @@
           <w:rStyle w:val="Strong"/>
           <w:shd w:fill="FFFFFF" w:val="clear"/>
         </w:rPr>
-        <w:t>Aref, S., &amp; Wilson, M. C. (2021).</w:t>
-      </w:r>
-      <w:r>
-        <w:rPr>
-          <w:shd w:fill="FFFFFF" w:val="clear"/>
-        </w:rPr>
-        <w:t xml:space="preserve"> The frustration index is a key measure for analysing signed networks. </w:t>
-      </w:r>
-      <w:r>
-        <w:rPr>
-          <w:rStyle w:val="Emphasis"/>
-          <w:shd w:fill="FFFFFF" w:val="clear"/>
-        </w:rPr>
-        <w:t>Journal of Complex Networks</w:t>
-      </w:r>
-      <w:r>
-        <w:rPr>
-          <w:shd w:fill="FFFFFF" w:val="clear"/>
-        </w:rPr>
-        <w:t xml:space="preserve">, 7(2), cnz006. https://doi.org/10.1093/comnet/cnz006 </w:t>
-      </w:r>
-    </w:p>
-    <w:p>
-      <w:pPr>
-        <w:pStyle w:val="BodyText"/>
-        <w:numPr>
-          <w:ilvl w:val="0"/>
-          <w:numId w:val="39"/>
-        </w:numPr>
-        <w:tabs>
-          <w:tab w:val="clear" w:pos="1134"/>
-          <w:tab w:val="left" w:pos="709" w:leader="none"/>
-        </w:tabs>
-        <w:bidi w:val="0"/>
-        <w:spacing w:before="0" w:after="0"/>
-        <w:ind w:hanging="283" w:start="709"/>
-        <w:rPr/>
-      </w:pPr>
-      <w:r>
-        <w:rPr>
-          <w:rStyle w:val="Strong"/>
-          <w:shd w:fill="FFFFFF" w:val="clear"/>
-        </w:rPr>
-        <w:t>Borsboom, D., Deserno, M. K., Rhemtulla, M., Epskamp, S., Fried, E. I., McNally, R. J., ... &amp; Waldorp, L. J. (2021).</w:t>
-      </w:r>
-      <w:r>
-        <w:rPr>
-          <w:shd w:fill="FFFFFF" w:val="clear"/>
-        </w:rPr>
-        <w:t xml:space="preserve"> Network analysis of multivariate data in psychological science. </w:t>
-      </w:r>
-      <w:r>
-        <w:rPr>
-          <w:rStyle w:val="Emphasis"/>
-          <w:shd w:fill="FFFFFF" w:val="clear"/>
-        </w:rPr>
-        <w:t>Nature Reviews Methods Primers</w:t>
-      </w:r>
-      <w:r>
-        <w:rPr>
-          <w:shd w:fill="FFFFFF" w:val="clear"/>
-        </w:rPr>
-        <w:t xml:space="preserve">, 1(1), 58. https://doi.org/10.1038/s43586-021-00055-w </w:t>
-      </w:r>
-    </w:p>
-    <w:p>
-      <w:pPr>
-        <w:pStyle w:val="BodyText"/>
-        <w:numPr>
-          <w:ilvl w:val="0"/>
-          <w:numId w:val="39"/>
-        </w:numPr>
-        <w:tabs>
-          <w:tab w:val="clear" w:pos="1134"/>
-          <w:tab w:val="left" w:pos="709" w:leader="none"/>
-        </w:tabs>
-        <w:bidi w:val="0"/>
-        <w:spacing w:before="0" w:after="0"/>
-        <w:ind w:hanging="283" w:start="709"/>
-        <w:rPr/>
-      </w:pPr>
-      <w:r>
-        <w:rPr>
-          <w:rStyle w:val="Strong"/>
-          <w:shd w:fill="FFFFFF" w:val="clear"/>
-        </w:rPr>
-        <w:t>Cucuringu, M., Mantzaris, A. V., &amp; Roberts, J. (2023).</w:t>
-      </w:r>
-      <w:r>
-        <w:rPr>
-          <w:shd w:fill="FFFFFF" w:val="clear"/>
-        </w:rPr>
-        <w:t xml:space="preserve"> The Bradley-Terry stochastic block model for directed ranking networks. </w:t>
-      </w:r>
-      <w:r>
-        <w:rPr>
-          <w:rStyle w:val="Emphasis"/>
-          <w:shd w:fill="FFFFFF" w:val="clear"/>
-        </w:rPr>
-        <w:t>Journal of Complex Networks</w:t>
-      </w:r>
-      <w:r>
-        <w:rPr>
-          <w:shd w:fill="FFFFFF" w:val="clear"/>
-        </w:rPr>
-        <w:t xml:space="preserve">, 11(4), cnad025. https://doi.org/10.1093/comnet/cnad025 </w:t>
-      </w:r>
-    </w:p>
-    <w:p>
-      <w:pPr>
-        <w:pStyle w:val="BodyText"/>
-        <w:numPr>
-          <w:ilvl w:val="0"/>
-          <w:numId w:val="39"/>
-        </w:numPr>
-        <w:tabs>
-          <w:tab w:val="clear" w:pos="1134"/>
-          <w:tab w:val="left" w:pos="709" w:leader="none"/>
-        </w:tabs>
-        <w:bidi w:val="0"/>
-        <w:spacing w:before="0" w:after="0"/>
-        <w:ind w:hanging="283" w:start="709"/>
-        <w:rPr/>
-      </w:pPr>
-      <w:r>
-        <w:rPr>
-          <w:rStyle w:val="Strong"/>
-          <w:shd w:fill="FFFFFF" w:val="clear"/>
-        </w:rPr>
-        <w:t>Diaz-Diaz, F., &amp; Estrada, E. (2025).</w:t>
-      </w:r>
-      <w:r>
-        <w:rPr>
-          <w:shd w:fill="FFFFFF" w:val="clear"/>
-        </w:rPr>
-        <w:t xml:space="preserve"> Signed graphs in data sciences via communicability geometry. </w:t>
-      </w:r>
-      <w:r>
-        <w:rPr>
-          <w:rStyle w:val="Emphasis"/>
-          <w:shd w:fill="FFFFFF" w:val="clear"/>
-        </w:rPr>
-        <w:t>Information Sciences</w:t>
-      </w:r>
-      <w:r>
-        <w:rPr>
-          <w:shd w:fill="FFFFFF" w:val="clear"/>
-        </w:rPr>
-        <w:t xml:space="preserve">, 688, 121110. https://doi.org/10.1016/j.ins.2024.121110 </w:t>
-      </w:r>
-    </w:p>
-    <w:p>
-      <w:pPr>
-        <w:pStyle w:val="BodyText"/>
-        <w:numPr>
-          <w:ilvl w:val="0"/>
-          <w:numId w:val="39"/>
-        </w:numPr>
-        <w:tabs>
-          <w:tab w:val="clear" w:pos="1134"/>
-          <w:tab w:val="left" w:pos="709" w:leader="none"/>
-        </w:tabs>
-        <w:bidi w:val="0"/>
-        <w:ind w:hanging="283" w:start="709"/>
-        <w:rPr/>
-      </w:pPr>
-      <w:r>
-        <w:rPr>
-          <w:rStyle w:val="Strong"/>
-          <w:shd w:fill="FFFFFF" w:val="clear"/>
-        </w:rPr>
-        <w:t>Krivitsky, P. N., &amp; Butts, C. T. (2017).</w:t>
-      </w:r>
-      <w:r>
-        <w:rPr>
-          <w:shd w:fill="FFFFFF" w:val="clear"/>
-        </w:rPr>
-        <w:t xml:space="preserve"> Exponential-family random graph models for rank-order relational data. </w:t>
-      </w:r>
-      <w:r>
-        <w:rPr>
-          <w:rStyle w:val="Emphasis"/>
-          <w:shd w:fill="FFFFFF" w:val="clear"/>
-        </w:rPr>
-        <w:t>Sociological Methodology</w:t>
-      </w:r>
-      <w:r>
-        <w:rPr>
-          <w:shd w:fill="FFFFFF" w:val="clear"/>
-        </w:rPr>
-        <w:t xml:space="preserve">, 47(1), 68–112. https://doi.org/10.1111/socm.12038 </w:t>
+        <w:t>Avramidis, E., Strogilos, V., Aroni, K., &amp; Kankaraki, C. T. (2017).</w:t>
+      </w:r>
+      <w:r>
+        <w:rPr>
+          <w:shd w:fill="FFFFFF" w:val="clear"/>
+        </w:rPr>
+        <w:t xml:space="preserve"> Using sociometric techniques to assess the social inclusion of children with special educational needs in mainstream schools: A methodological review. </w:t>
+      </w:r>
+      <w:r>
+        <w:rPr>
+          <w:rStyle w:val="Emphasis"/>
+          <w:shd w:fill="FFFFFF" w:val="clear"/>
+        </w:rPr>
+        <w:t>International Journal of Research &amp; Method in Education</w:t>
+      </w:r>
+      <w:r>
+        <w:rPr>
+          <w:shd w:fill="FFFFFF" w:val="clear"/>
+        </w:rPr>
+        <w:t xml:space="preserve">, 40(4), 337–356. https://doi.org/10.1080/1743727X.2015.1111803 </w:t>
       </w:r>
     </w:p>
     <w:p>
@@ -21976,7 +21628,7 @@
           <w:color w:val="475569"/>
           <w:shd w:fill="FFFFFF" w:val="clear"/>
         </w:rPr>
-        <w:t>VI. Física Relacional, Teoría de la Información y Termodinámica de Sistemas Complejos</w:t>
+        <w:t>V. Modelado Estadístico de Redes Ordinales, Redes Firmadas y Grafos Espectrales</w:t>
       </w:r>
     </w:p>
     <w:p>
@@ -21990,7 +21642,7 @@
           <w:rStyle w:val="Emphasis"/>
           <w:shd w:fill="FFFFFF" w:val="clear"/>
         </w:rPr>
-        <w:t>La física del campo grupal: observación relativa (Rovelli), información integrada irreductible (Tononi) y autoorganización fuera del equilibrio (Nicolis &amp; Prigogine).</w:t>
+        <w:t>El sustrato matemático del orden preferencial, concordancia de rangos, polaridad dual (elección/rechazo) y conectividad de red.</w:t>
       </w:r>
     </w:p>
     <w:p>
@@ -22014,26 +21666,26 @@
           <w:rStyle w:val="Strong"/>
           <w:shd w:fill="FFFFFF" w:val="clear"/>
         </w:rPr>
-        <w:t>Nicolis, G., &amp; Prigogine, I. (1977).</w:t>
-      </w:r>
-      <w:r>
-        <w:rPr>
-          <w:shd w:fill="FFFFFF" w:val="clear"/>
-        </w:rPr>
-        <w:t xml:space="preserve"> </w:t>
-      </w:r>
-      <w:r>
-        <w:rPr>
-          <w:rStyle w:val="Emphasis"/>
-          <w:shd w:fill="FFFFFF" w:val="clear"/>
-        </w:rPr>
-        <w:t>Self-organization in nonequilibrium systems: From dissipative structures to order through fluctuations</w:t>
-      </w:r>
-      <w:r>
-        <w:rPr>
-          <w:shd w:fill="FFFFFF" w:val="clear"/>
-        </w:rPr>
-        <w:t xml:space="preserve">. New York: John Wiley &amp; Sons. </w:t>
+        <w:t>Kendall, M. G. (1938).</w:t>
+      </w:r>
+      <w:r>
+        <w:rPr>
+          <w:shd w:fill="FFFFFF" w:val="clear"/>
+        </w:rPr>
+        <w:t xml:space="preserve"> A new measure of rank correlation. </w:t>
+      </w:r>
+      <w:r>
+        <w:rPr>
+          <w:rStyle w:val="Emphasis"/>
+          <w:shd w:fill="FFFFFF" w:val="clear"/>
+        </w:rPr>
+        <w:t>Biometrika</w:t>
+      </w:r>
+      <w:r>
+        <w:rPr>
+          <w:shd w:fill="FFFFFF" w:val="clear"/>
+        </w:rPr>
+        <w:t xml:space="preserve">, 30(1/2), 81–93. https://doi.org/10.1093/biomet/30.1-2.81 </w:t>
       </w:r>
     </w:p>
     <w:p>
@@ -22057,26 +21709,26 @@
           <w:rStyle w:val="Strong"/>
           <w:shd w:fill="FFFFFF" w:val="clear"/>
         </w:rPr>
-        <w:t>Rovelli, C. (1996).</w:t>
-      </w:r>
-      <w:r>
-        <w:rPr>
-          <w:shd w:fill="FFFFFF" w:val="clear"/>
-        </w:rPr>
-        <w:t xml:space="preserve"> Relational quantum mechanics. </w:t>
-      </w:r>
-      <w:r>
-        <w:rPr>
-          <w:rStyle w:val="Emphasis"/>
-          <w:shd w:fill="FFFFFF" w:val="clear"/>
-        </w:rPr>
-        <w:t>International Journal of Theoretical Physics</w:t>
-      </w:r>
-      <w:r>
-        <w:rPr>
-          <w:shd w:fill="FFFFFF" w:val="clear"/>
-        </w:rPr>
-        <w:t xml:space="preserve">, 35(8), 1637–1678. https://doi.org/10.1007/BF02302262 </w:t>
+        <w:t>Fiedler, M. (1973).</w:t>
+      </w:r>
+      <w:r>
+        <w:rPr>
+          <w:shd w:fill="FFFFFF" w:val="clear"/>
+        </w:rPr>
+        <w:t xml:space="preserve"> Algebraic connectivity of graphs. </w:t>
+      </w:r>
+      <w:r>
+        <w:rPr>
+          <w:rStyle w:val="Emphasis"/>
+          <w:shd w:fill="FFFFFF" w:val="clear"/>
+        </w:rPr>
+        <w:t>Czechoslovak Mathematical Journal</w:t>
+      </w:r>
+      <w:r>
+        <w:rPr>
+          <w:shd w:fill="FFFFFF" w:val="clear"/>
+        </w:rPr>
+        <w:t xml:space="preserve">, 23(2), 298–305. </w:t>
       </w:r>
     </w:p>
     <w:p>
@@ -22091,6 +21743,7 @@
           <w:tab w:val="left" w:pos="709" w:leader="none"/>
         </w:tabs>
         <w:bidi w:val="0"/>
+        <w:spacing w:before="0" w:after="0"/>
         <w:ind w:hanging="283" w:start="709"/>
         <w:rPr/>
       </w:pPr>
@@ -22099,26 +21752,197 @@
           <w:rStyle w:val="Strong"/>
           <w:shd w:fill="FFFFFF" w:val="clear"/>
         </w:rPr>
-        <w:t>Tononi, G. (2004).</w:t>
-      </w:r>
-      <w:r>
-        <w:rPr>
-          <w:shd w:fill="FFFFFF" w:val="clear"/>
-        </w:rPr>
-        <w:t xml:space="preserve"> An information integration theory of consciousness. </w:t>
-      </w:r>
-      <w:r>
-        <w:rPr>
-          <w:rStyle w:val="Emphasis"/>
-          <w:shd w:fill="FFFFFF" w:val="clear"/>
-        </w:rPr>
-        <w:t>BMC Neuroscience</w:t>
-      </w:r>
-      <w:r>
-        <w:rPr>
-          <w:shd w:fill="FFFFFF" w:val="clear"/>
-        </w:rPr>
-        <w:t xml:space="preserve">, 5(1), 42. https://doi.org/10.1186/1471-2202-5-42 </w:t>
+        <w:t>Aref, S., &amp; Wilson, M. C. (2021).</w:t>
+      </w:r>
+      <w:r>
+        <w:rPr>
+          <w:shd w:fill="FFFFFF" w:val="clear"/>
+        </w:rPr>
+        <w:t xml:space="preserve"> The frustration index is a key measure for analysing signed networks. </w:t>
+      </w:r>
+      <w:r>
+        <w:rPr>
+          <w:rStyle w:val="Emphasis"/>
+          <w:shd w:fill="FFFFFF" w:val="clear"/>
+        </w:rPr>
+        <w:t>Journal of Complex Networks</w:t>
+      </w:r>
+      <w:r>
+        <w:rPr>
+          <w:shd w:fill="FFFFFF" w:val="clear"/>
+        </w:rPr>
+        <w:t xml:space="preserve">, 7(2), cnz006. https://doi.org/10.1093/comnet/cnz006 </w:t>
+      </w:r>
+    </w:p>
+    <w:p>
+      <w:pPr>
+        <w:pStyle w:val="BodyText"/>
+        <w:numPr>
+          <w:ilvl w:val="0"/>
+          <w:numId w:val="40"/>
+        </w:numPr>
+        <w:tabs>
+          <w:tab w:val="clear" w:pos="1134"/>
+          <w:tab w:val="left" w:pos="709" w:leader="none"/>
+        </w:tabs>
+        <w:bidi w:val="0"/>
+        <w:spacing w:before="0" w:after="0"/>
+        <w:ind w:hanging="283" w:start="709"/>
+        <w:rPr/>
+      </w:pPr>
+      <w:r>
+        <w:rPr>
+          <w:rStyle w:val="Strong"/>
+          <w:shd w:fill="FFFFFF" w:val="clear"/>
+        </w:rPr>
+        <w:t>Borsboom, D., Deserno, M. K., Rhemtulla, M., Epskamp, S., Fried, E. I., McNally, R. J., ... &amp; Waldorp, L. J. (2021).</w:t>
+      </w:r>
+      <w:r>
+        <w:rPr>
+          <w:shd w:fill="FFFFFF" w:val="clear"/>
+        </w:rPr>
+        <w:t xml:space="preserve"> Network analysis of multivariate data in psychological science. </w:t>
+      </w:r>
+      <w:r>
+        <w:rPr>
+          <w:rStyle w:val="Emphasis"/>
+          <w:shd w:fill="FFFFFF" w:val="clear"/>
+        </w:rPr>
+        <w:t>Nature Reviews Methods Primers</w:t>
+      </w:r>
+      <w:r>
+        <w:rPr>
+          <w:shd w:fill="FFFFFF" w:val="clear"/>
+        </w:rPr>
+        <w:t xml:space="preserve">, 1(1), 58. https://doi.org/10.1038/s43586-021-00055-w </w:t>
+      </w:r>
+    </w:p>
+    <w:p>
+      <w:pPr>
+        <w:pStyle w:val="BodyText"/>
+        <w:numPr>
+          <w:ilvl w:val="0"/>
+          <w:numId w:val="40"/>
+        </w:numPr>
+        <w:tabs>
+          <w:tab w:val="clear" w:pos="1134"/>
+          <w:tab w:val="left" w:pos="709" w:leader="none"/>
+        </w:tabs>
+        <w:bidi w:val="0"/>
+        <w:spacing w:before="0" w:after="0"/>
+        <w:ind w:hanging="283" w:start="709"/>
+        <w:rPr/>
+      </w:pPr>
+      <w:r>
+        <w:rPr>
+          <w:rStyle w:val="Strong"/>
+          <w:shd w:fill="FFFFFF" w:val="clear"/>
+        </w:rPr>
+        <w:t>Cucuringu, M., Mantzaris, A. V., &amp; Roberts, J. (2023).</w:t>
+      </w:r>
+      <w:r>
+        <w:rPr>
+          <w:shd w:fill="FFFFFF" w:val="clear"/>
+        </w:rPr>
+        <w:t xml:space="preserve"> The Bradley-Terry stochastic block model for directed ranking networks. </w:t>
+      </w:r>
+      <w:r>
+        <w:rPr>
+          <w:rStyle w:val="Emphasis"/>
+          <w:shd w:fill="FFFFFF" w:val="clear"/>
+        </w:rPr>
+        <w:t>Journal of Complex Networks</w:t>
+      </w:r>
+      <w:r>
+        <w:rPr>
+          <w:shd w:fill="FFFFFF" w:val="clear"/>
+        </w:rPr>
+        <w:t xml:space="preserve">, 11(4), cnad025. https://doi.org/10.1093/comnet/cnad025 </w:t>
+      </w:r>
+    </w:p>
+    <w:p>
+      <w:pPr>
+        <w:pStyle w:val="BodyText"/>
+        <w:numPr>
+          <w:ilvl w:val="0"/>
+          <w:numId w:val="40"/>
+        </w:numPr>
+        <w:tabs>
+          <w:tab w:val="clear" w:pos="1134"/>
+          <w:tab w:val="left" w:pos="709" w:leader="none"/>
+        </w:tabs>
+        <w:bidi w:val="0"/>
+        <w:spacing w:before="0" w:after="0"/>
+        <w:ind w:hanging="283" w:start="709"/>
+        <w:rPr/>
+      </w:pPr>
+      <w:r>
+        <w:rPr>
+          <w:rStyle w:val="Strong"/>
+          <w:shd w:fill="FFFFFF" w:val="clear"/>
+        </w:rPr>
+        <w:t>Diaz-Diaz, F., &amp; Estrada, E. (2025).</w:t>
+      </w:r>
+      <w:r>
+        <w:rPr>
+          <w:shd w:fill="FFFFFF" w:val="clear"/>
+        </w:rPr>
+        <w:t xml:space="preserve"> Signed graphs in data sciences via communicability geometry. </w:t>
+      </w:r>
+      <w:r>
+        <w:rPr>
+          <w:rStyle w:val="Emphasis"/>
+          <w:shd w:fill="FFFFFF" w:val="clear"/>
+        </w:rPr>
+        <w:t>Information Sciences</w:t>
+      </w:r>
+      <w:r>
+        <w:rPr>
+          <w:shd w:fill="FFFFFF" w:val="clear"/>
+        </w:rPr>
+        <w:t xml:space="preserve">, 688, 121110. https://doi.org/10.1016/j.ins.2024.121110 </w:t>
+      </w:r>
+    </w:p>
+    <w:p>
+      <w:pPr>
+        <w:pStyle w:val="BodyText"/>
+        <w:numPr>
+          <w:ilvl w:val="0"/>
+          <w:numId w:val="40"/>
+        </w:numPr>
+        <w:tabs>
+          <w:tab w:val="clear" w:pos="1134"/>
+          <w:tab w:val="left" w:pos="709" w:leader="none"/>
+        </w:tabs>
+        <w:bidi w:val="0"/>
+        <w:ind w:hanging="283" w:start="709"/>
+        <w:rPr/>
+      </w:pPr>
+      <w:r>
+        <w:rPr>
+          <w:rStyle w:val="Strong"/>
+          <w:shd w:fill="FFFFFF" w:val="clear"/>
+        </w:rPr>
+        <w:t>Krivitsky, P. N., &amp; Butts, C. T. (2017).</w:t>
+      </w:r>
+      <w:r>
+        <w:rPr>
+          <w:shd w:fill="FFFFFF" w:val="clear"/>
+        </w:rPr>
+        <w:t xml:space="preserve"> Exponential-family random graph models for rank-order relational data. </w:t>
+      </w:r>
+      <w:r>
+        <w:rPr>
+          <w:rStyle w:val="Emphasis"/>
+          <w:shd w:fill="FFFFFF" w:val="clear"/>
+        </w:rPr>
+        <w:t>Sociological Methodology</w:t>
+      </w:r>
+      <w:r>
+        <w:rPr>
+          <w:shd w:fill="FFFFFF" w:val="clear"/>
+        </w:rPr>
+        <w:t xml:space="preserve">, 47(1), 68–112. https://doi.org/10.1111/socm.12038 </w:t>
       </w:r>
     </w:p>
     <w:p>
@@ -22142,7 +21966,7 @@
           <w:color w:val="475569"/>
           <w:shd w:fill="FFFFFF" w:val="clear"/>
         </w:rPr>
-        <w:t>VII. Geometría Matricial, Variedades de Grassmann y Análisis Multivariante</w:t>
+        <w:t>VI. Física Relacional, Teoría de la Información y Termodinámica de Sistemas Complejos</w:t>
       </w:r>
     </w:p>
     <w:p>
@@ -22156,7 +21980,7 @@
           <w:rStyle w:val="Emphasis"/>
           <w:shd w:fill="FFFFFF" w:val="clear"/>
         </w:rPr>
-        <w:t>Optimización en variedades, proyección factorial y distancias métricas continuas del espacio relacional.</w:t>
+        <w:t>La física del campo grupal: observación relativa (Rovelli), información integrada irreductible (Tononi) y autoorganización fuera del equilibrio (Nicolis &amp; Prigogine).</w:t>
       </w:r>
     </w:p>
     <w:p>
@@ -22180,7 +22004,7 @@
           <w:rStyle w:val="Strong"/>
           <w:shd w:fill="FFFFFF" w:val="clear"/>
         </w:rPr>
-        <w:t>Benzécri, J.-P. (1973).</w:t>
+        <w:t>Nicolis, G., &amp; Prigogine, I. (1977).</w:t>
       </w:r>
       <w:r>
         <w:rPr>
@@ -22193,13 +22017,13 @@
           <w:rStyle w:val="Emphasis"/>
           <w:shd w:fill="FFFFFF" w:val="clear"/>
         </w:rPr>
-        <w:t>L'Analyse des Données: T. 2, L'Analyse des Correspondances</w:t>
-      </w:r>
-      <w:r>
-        <w:rPr>
-          <w:shd w:fill="FFFFFF" w:val="clear"/>
-        </w:rPr>
-        <w:t xml:space="preserve">. Paris: Dunod. </w:t>
+        <w:t>Self-organization in nonequilibrium systems: From dissipative structures to order through fluctuations</w:t>
+      </w:r>
+      <w:r>
+        <w:rPr>
+          <w:shd w:fill="FFFFFF" w:val="clear"/>
+        </w:rPr>
+        <w:t xml:space="preserve">. New York: John Wiley &amp; Sons. </w:t>
       </w:r>
     </w:p>
     <w:p>
@@ -22223,26 +22047,26 @@
           <w:rStyle w:val="Strong"/>
           <w:shd w:fill="FFFFFF" w:val="clear"/>
         </w:rPr>
-        <w:t>Absil, P.-A., Mahony, R., &amp; Sepulchre, R. (2008).</w:t>
-      </w:r>
-      <w:r>
-        <w:rPr>
-          <w:shd w:fill="FFFFFF" w:val="clear"/>
-        </w:rPr>
-        <w:t xml:space="preserve"> </w:t>
-      </w:r>
-      <w:r>
-        <w:rPr>
-          <w:rStyle w:val="Emphasis"/>
-          <w:shd w:fill="FFFFFF" w:val="clear"/>
-        </w:rPr>
-        <w:t>Optimization algorithms on matrix manifolds</w:t>
-      </w:r>
-      <w:r>
-        <w:rPr>
-          <w:shd w:fill="FFFFFF" w:val="clear"/>
-        </w:rPr>
-        <w:t xml:space="preserve">. Princeton, NJ: Princeton University Press. </w:t>
+        <w:t>Rovelli, C. (1996).</w:t>
+      </w:r>
+      <w:r>
+        <w:rPr>
+          <w:shd w:fill="FFFFFF" w:val="clear"/>
+        </w:rPr>
+        <w:t xml:space="preserve"> Relational quantum mechanics. </w:t>
+      </w:r>
+      <w:r>
+        <w:rPr>
+          <w:rStyle w:val="Emphasis"/>
+          <w:shd w:fill="FFFFFF" w:val="clear"/>
+        </w:rPr>
+        <w:t>International Journal of Theoretical Physics</w:t>
+      </w:r>
+      <w:r>
+        <w:rPr>
+          <w:shd w:fill="FFFFFF" w:val="clear"/>
+        </w:rPr>
+        <w:t xml:space="preserve">, 35(8), 1637–1678. https://doi.org/10.1007/BF02302262 </w:t>
       </w:r>
     </w:p>
     <w:p>
@@ -22251,6 +22075,172 @@
         <w:numPr>
           <w:ilvl w:val="0"/>
           <w:numId w:val="41"/>
+        </w:numPr>
+        <w:tabs>
+          <w:tab w:val="clear" w:pos="1134"/>
+          <w:tab w:val="left" w:pos="709" w:leader="none"/>
+        </w:tabs>
+        <w:bidi w:val="0"/>
+        <w:ind w:hanging="283" w:start="709"/>
+        <w:rPr/>
+      </w:pPr>
+      <w:r>
+        <w:rPr>
+          <w:rStyle w:val="Strong"/>
+          <w:shd w:fill="FFFFFF" w:val="clear"/>
+        </w:rPr>
+        <w:t>Tononi, G. (2004).</w:t>
+      </w:r>
+      <w:r>
+        <w:rPr>
+          <w:shd w:fill="FFFFFF" w:val="clear"/>
+        </w:rPr>
+        <w:t xml:space="preserve"> An information integration theory of consciousness. </w:t>
+      </w:r>
+      <w:r>
+        <w:rPr>
+          <w:rStyle w:val="Emphasis"/>
+          <w:shd w:fill="FFFFFF" w:val="clear"/>
+        </w:rPr>
+        <w:t>BMC Neuroscience</w:t>
+      </w:r>
+      <w:r>
+        <w:rPr>
+          <w:shd w:fill="FFFFFF" w:val="clear"/>
+        </w:rPr>
+        <w:t xml:space="preserve">, 5(1), 42. https://doi.org/10.1186/1471-2202-5-42 </w:t>
+      </w:r>
+    </w:p>
+    <w:p>
+      <w:pPr>
+        <w:pStyle w:val="Heading3"/>
+        <w:bidi w:val="0"/>
+        <w:spacing w:before="90" w:after="60"/>
+        <w:ind w:hanging="0" w:start="0" w:end="0"/>
+        <w:jc w:val="center"/>
+        <w:rPr>
+          <w:b/>
+          <w:i/>
+          <w:color w:val="475569"/>
+          <w:shd w:fill="FFFFFF" w:val="clear"/>
+        </w:rPr>
+      </w:pPr>
+      <w:r>
+        <w:rPr>
+          <w:b/>
+          <w:i/>
+          <w:color w:val="475569"/>
+          <w:shd w:fill="FFFFFF" w:val="clear"/>
+        </w:rPr>
+        <w:t>VII. Geometría Matricial, Variedades de Grassmann y Análisis Multivariante</w:t>
+      </w:r>
+    </w:p>
+    <w:p>
+      <w:pPr>
+        <w:pStyle w:val="BodyText"/>
+        <w:bidi w:val="0"/>
+        <w:rPr/>
+      </w:pPr>
+      <w:r>
+        <w:rPr>
+          <w:rStyle w:val="Emphasis"/>
+          <w:shd w:fill="FFFFFF" w:val="clear"/>
+        </w:rPr>
+        <w:t>Optimización en variedades, proyección factorial y distancias métricas continuas del espacio relacional.</w:t>
+      </w:r>
+    </w:p>
+    <w:p>
+      <w:pPr>
+        <w:pStyle w:val="BodyText"/>
+        <w:numPr>
+          <w:ilvl w:val="0"/>
+          <w:numId w:val="42"/>
+        </w:numPr>
+        <w:tabs>
+          <w:tab w:val="clear" w:pos="1134"/>
+          <w:tab w:val="left" w:pos="709" w:leader="none"/>
+        </w:tabs>
+        <w:bidi w:val="0"/>
+        <w:spacing w:before="0" w:after="0"/>
+        <w:ind w:hanging="283" w:start="709"/>
+        <w:rPr/>
+      </w:pPr>
+      <w:r>
+        <w:rPr>
+          <w:rStyle w:val="Strong"/>
+          <w:shd w:fill="FFFFFF" w:val="clear"/>
+        </w:rPr>
+        <w:t>Benzécri, J.-P. (1973).</w:t>
+      </w:r>
+      <w:r>
+        <w:rPr>
+          <w:shd w:fill="FFFFFF" w:val="clear"/>
+        </w:rPr>
+        <w:t xml:space="preserve"> </w:t>
+      </w:r>
+      <w:r>
+        <w:rPr>
+          <w:rStyle w:val="Emphasis"/>
+          <w:shd w:fill="FFFFFF" w:val="clear"/>
+        </w:rPr>
+        <w:t>L'Analyse des Données: T. 2, L'Analyse des Correspondances</w:t>
+      </w:r>
+      <w:r>
+        <w:rPr>
+          <w:shd w:fill="FFFFFF" w:val="clear"/>
+        </w:rPr>
+        <w:t xml:space="preserve">. Paris: Dunod. </w:t>
+      </w:r>
+    </w:p>
+    <w:p>
+      <w:pPr>
+        <w:pStyle w:val="BodyText"/>
+        <w:numPr>
+          <w:ilvl w:val="0"/>
+          <w:numId w:val="42"/>
+        </w:numPr>
+        <w:tabs>
+          <w:tab w:val="clear" w:pos="1134"/>
+          <w:tab w:val="left" w:pos="709" w:leader="none"/>
+        </w:tabs>
+        <w:bidi w:val="0"/>
+        <w:spacing w:before="0" w:after="0"/>
+        <w:ind w:hanging="283" w:start="709"/>
+        <w:rPr/>
+      </w:pPr>
+      <w:r>
+        <w:rPr>
+          <w:rStyle w:val="Strong"/>
+          <w:shd w:fill="FFFFFF" w:val="clear"/>
+        </w:rPr>
+        <w:t>Absil, P.-A., Mahony, R., &amp; Sepulchre, R. (2008).</w:t>
+      </w:r>
+      <w:r>
+        <w:rPr>
+          <w:shd w:fill="FFFFFF" w:val="clear"/>
+        </w:rPr>
+        <w:t xml:space="preserve"> </w:t>
+      </w:r>
+      <w:r>
+        <w:rPr>
+          <w:rStyle w:val="Emphasis"/>
+          <w:shd w:fill="FFFFFF" w:val="clear"/>
+        </w:rPr>
+        <w:t>Optimization algorithms on matrix manifolds</w:t>
+      </w:r>
+      <w:r>
+        <w:rPr>
+          <w:shd w:fill="FFFFFF" w:val="clear"/>
+        </w:rPr>
+        <w:t xml:space="preserve">. Princeton, NJ: Princeton University Press. </w:t>
+      </w:r>
+    </w:p>
+    <w:p>
+      <w:pPr>
+        <w:pStyle w:val="BodyText"/>
+        <w:numPr>
+          <w:ilvl w:val="0"/>
+          <w:numId w:val="42"/>
         </w:numPr>
         <w:tabs>
           <w:tab w:val="clear" w:pos="1134"/>
@@ -25648,8 +25638,8 @@
   <w:abstractNum w:abstractNumId="26">
     <w:lvl w:ilvl="0">
       <w:start w:val="1"/>
-      <w:numFmt w:val="decimal"/>
-      <w:lvlText w:val="%1."/>
+      <w:numFmt w:val="bullet"/>
+      <w:lvlText w:val=""/>
       <w:lvlJc w:val="start"/>
       <w:pPr>
         <w:tabs>
@@ -25657,12 +25647,14 @@
         </w:tabs>
         <w:ind w:start="709" w:hanging="283"/>
       </w:pPr>
-      <w:rPr/>
+      <w:rPr>
+        <w:rFonts w:ascii="Symbol" w:hAnsi="Symbol" w:cs="Symbol" w:hint="default"/>
+      </w:rPr>
     </w:lvl>
     <w:lvl w:ilvl="1">
       <w:start w:val="1"/>
-      <w:numFmt w:val="decimal"/>
-      <w:lvlText w:val="%2."/>
+      <w:numFmt w:val="bullet"/>
+      <w:lvlText w:val=""/>
       <w:lvlJc w:val="start"/>
       <w:pPr>
         <w:tabs>
@@ -25670,12 +25662,14 @@
         </w:tabs>
         <w:ind w:start="1418" w:hanging="283"/>
       </w:pPr>
-      <w:rPr/>
+      <w:rPr>
+        <w:rFonts w:ascii="Symbol" w:hAnsi="Symbol" w:cs="Symbol" w:hint="default"/>
+      </w:rPr>
     </w:lvl>
     <w:lvl w:ilvl="2">
       <w:start w:val="1"/>
-      <w:numFmt w:val="decimal"/>
-      <w:lvlText w:val="%3."/>
+      <w:numFmt w:val="bullet"/>
+      <w:lvlText w:val=""/>
       <w:lvlJc w:val="start"/>
       <w:pPr>
         <w:tabs>
@@ -25683,12 +25677,14 @@
         </w:tabs>
         <w:ind w:start="2127" w:hanging="283"/>
       </w:pPr>
-      <w:rPr/>
+      <w:rPr>
+        <w:rFonts w:ascii="Symbol" w:hAnsi="Symbol" w:cs="Symbol" w:hint="default"/>
+      </w:rPr>
     </w:lvl>
     <w:lvl w:ilvl="3">
       <w:start w:val="1"/>
-      <w:numFmt w:val="decimal"/>
-      <w:lvlText w:val="%4."/>
+      <w:numFmt w:val="bullet"/>
+      <w:lvlText w:val=""/>
       <w:lvlJc w:val="start"/>
       <w:pPr>
         <w:tabs>
@@ -25696,12 +25692,14 @@
         </w:tabs>
         <w:ind w:start="2836" w:hanging="283"/>
       </w:pPr>
-      <w:rPr/>
+      <w:rPr>
+        <w:rFonts w:ascii="Symbol" w:hAnsi="Symbol" w:cs="Symbol" w:hint="default"/>
+      </w:rPr>
     </w:lvl>
     <w:lvl w:ilvl="4">
       <w:start w:val="1"/>
-      <w:numFmt w:val="decimal"/>
-      <w:lvlText w:val="%5."/>
+      <w:numFmt w:val="bullet"/>
+      <w:lvlText w:val=""/>
       <w:lvlJc w:val="start"/>
       <w:pPr>
         <w:tabs>
@@ -25709,12 +25707,14 @@
         </w:tabs>
         <w:ind w:start="3545" w:hanging="283"/>
       </w:pPr>
-      <w:rPr/>
+      <w:rPr>
+        <w:rFonts w:ascii="Symbol" w:hAnsi="Symbol" w:cs="Symbol" w:hint="default"/>
+      </w:rPr>
     </w:lvl>
     <w:lvl w:ilvl="5">
       <w:start w:val="1"/>
-      <w:numFmt w:val="decimal"/>
-      <w:lvlText w:val="%6."/>
+      <w:numFmt w:val="bullet"/>
+      <w:lvlText w:val=""/>
       <w:lvlJc w:val="start"/>
       <w:pPr>
         <w:tabs>
@@ -25722,12 +25722,14 @@
         </w:tabs>
         <w:ind w:start="4254" w:hanging="283"/>
       </w:pPr>
-      <w:rPr/>
+      <w:rPr>
+        <w:rFonts w:ascii="Symbol" w:hAnsi="Symbol" w:cs="Symbol" w:hint="default"/>
+      </w:rPr>
     </w:lvl>
     <w:lvl w:ilvl="6">
       <w:start w:val="1"/>
-      <w:numFmt w:val="decimal"/>
-      <w:lvlText w:val="%7."/>
+      <w:numFmt w:val="bullet"/>
+      <w:lvlText w:val=""/>
       <w:lvlJc w:val="start"/>
       <w:pPr>
         <w:tabs>
@@ -25735,12 +25737,14 @@
         </w:tabs>
         <w:ind w:start="4963" w:hanging="283"/>
       </w:pPr>
-      <w:rPr/>
+      <w:rPr>
+        <w:rFonts w:ascii="Symbol" w:hAnsi="Symbol" w:cs="Symbol" w:hint="default"/>
+      </w:rPr>
     </w:lvl>
     <w:lvl w:ilvl="7">
       <w:start w:val="1"/>
-      <w:numFmt w:val="decimal"/>
-      <w:lvlText w:val="%8."/>
+      <w:numFmt w:val="bullet"/>
+      <w:lvlText w:val=""/>
       <w:lvlJc w:val="start"/>
       <w:pPr>
         <w:tabs>
@@ -25748,12 +25752,14 @@
         </w:tabs>
         <w:ind w:start="5672" w:hanging="283"/>
       </w:pPr>
-      <w:rPr/>
+      <w:rPr>
+        <w:rFonts w:ascii="Symbol" w:hAnsi="Symbol" w:cs="Symbol" w:hint="default"/>
+      </w:rPr>
     </w:lvl>
     <w:lvl w:ilvl="8">
       <w:start w:val="1"/>
-      <w:numFmt w:val="decimal"/>
-      <w:lvlText w:val="%9."/>
+      <w:numFmt w:val="bullet"/>
+      <w:lvlText w:val=""/>
       <w:lvlJc w:val="start"/>
       <w:pPr>
         <w:tabs>
@@ -25761,12 +25767,133 @@
         </w:tabs>
         <w:ind w:start="6381" w:hanging="283"/>
       </w:pPr>
-      <w:rPr/>
+      <w:rPr>
+        <w:rFonts w:ascii="Symbol" w:hAnsi="Symbol" w:cs="Symbol" w:hint="default"/>
+      </w:rPr>
     </w:lvl>
   </w:abstractNum>
   <w:abstractNum w:abstractNumId="27">
     <w:lvl w:ilvl="0">
       <w:start w:val="1"/>
+      <w:numFmt w:val="decimal"/>
+      <w:lvlText w:val="%1."/>
+      <w:lvlJc w:val="start"/>
+      <w:pPr>
+        <w:tabs>
+          <w:tab w:val="num" w:pos="709"/>
+        </w:tabs>
+        <w:ind w:start="709" w:hanging="283"/>
+      </w:pPr>
+      <w:rPr/>
+    </w:lvl>
+    <w:lvl w:ilvl="1">
+      <w:start w:val="1"/>
+      <w:numFmt w:val="decimal"/>
+      <w:lvlText w:val="%2."/>
+      <w:lvlJc w:val="start"/>
+      <w:pPr>
+        <w:tabs>
+          <w:tab w:val="num" w:pos="1418"/>
+        </w:tabs>
+        <w:ind w:start="1418" w:hanging="283"/>
+      </w:pPr>
+      <w:rPr/>
+    </w:lvl>
+    <w:lvl w:ilvl="2">
+      <w:start w:val="1"/>
+      <w:numFmt w:val="decimal"/>
+      <w:lvlText w:val="%3."/>
+      <w:lvlJc w:val="start"/>
+      <w:pPr>
+        <w:tabs>
+          <w:tab w:val="num" w:pos="2127"/>
+        </w:tabs>
+        <w:ind w:start="2127" w:hanging="283"/>
+      </w:pPr>
+      <w:rPr/>
+    </w:lvl>
+    <w:lvl w:ilvl="3">
+      <w:start w:val="1"/>
+      <w:numFmt w:val="decimal"/>
+      <w:lvlText w:val="%4."/>
+      <w:lvlJc w:val="start"/>
+      <w:pPr>
+        <w:tabs>
+          <w:tab w:val="num" w:pos="2836"/>
+        </w:tabs>
+        <w:ind w:start="2836" w:hanging="283"/>
+      </w:pPr>
+      <w:rPr/>
+    </w:lvl>
+    <w:lvl w:ilvl="4">
+      <w:start w:val="1"/>
+      <w:numFmt w:val="decimal"/>
+      <w:lvlText w:val="%5."/>
+      <w:lvlJc w:val="start"/>
+      <w:pPr>
+        <w:tabs>
+          <w:tab w:val="num" w:pos="3545"/>
+        </w:tabs>
+        <w:ind w:start="3545" w:hanging="283"/>
+      </w:pPr>
+      <w:rPr/>
+    </w:lvl>
+    <w:lvl w:ilvl="5">
+      <w:start w:val="1"/>
+      <w:numFmt w:val="decimal"/>
+      <w:lvlText w:val="%6."/>
+      <w:lvlJc w:val="start"/>
+      <w:pPr>
+        <w:tabs>
+          <w:tab w:val="num" w:pos="4254"/>
+        </w:tabs>
+        <w:ind w:start="4254" w:hanging="283"/>
+      </w:pPr>
+      <w:rPr/>
+    </w:lvl>
+    <w:lvl w:ilvl="6">
+      <w:start w:val="1"/>
+      <w:numFmt w:val="decimal"/>
+      <w:lvlText w:val="%7."/>
+      <w:lvlJc w:val="start"/>
+      <w:pPr>
+        <w:tabs>
+          <w:tab w:val="num" w:pos="4963"/>
+        </w:tabs>
+        <w:ind w:start="4963" w:hanging="283"/>
+      </w:pPr>
+      <w:rPr/>
+    </w:lvl>
+    <w:lvl w:ilvl="7">
+      <w:start w:val="1"/>
+      <w:numFmt w:val="decimal"/>
+      <w:lvlText w:val="%8."/>
+      <w:lvlJc w:val="start"/>
+      <w:pPr>
+        <w:tabs>
+          <w:tab w:val="num" w:pos="5672"/>
+        </w:tabs>
+        <w:ind w:start="5672" w:hanging="283"/>
+      </w:pPr>
+      <w:rPr/>
+    </w:lvl>
+    <w:lvl w:ilvl="8">
+      <w:start w:val="1"/>
+      <w:numFmt w:val="decimal"/>
+      <w:lvlText w:val="%9."/>
+      <w:lvlJc w:val="start"/>
+      <w:pPr>
+        <w:tabs>
+          <w:tab w:val="num" w:pos="6381"/>
+        </w:tabs>
+        <w:ind w:start="6381" w:hanging="283"/>
+      </w:pPr>
+      <w:rPr/>
+    </w:lvl>
+  </w:abstractNum>
+  <w:abstractNum w:abstractNumId="28">
+    <w:lvl w:ilvl="0">
+      <w:start w:val="1"/>
       <w:numFmt w:val="bullet"/>
       <w:lvlText w:val=""/>
       <w:lvlJc w:val="start"/>
@@ -25901,125 +26028,6 @@
       </w:rPr>
     </w:lvl>
   </w:abstractNum>
-  <w:abstractNum w:abstractNumId="28">
-    <w:lvl w:ilvl="0">
-      <w:start w:val="1"/>
-      <w:numFmt w:val="decimal"/>
-      <w:lvlText w:val="%1."/>
-      <w:lvlJc w:val="start"/>
-      <w:pPr>
-        <w:tabs>
-          <w:tab w:val="num" w:pos="709"/>
-        </w:tabs>
-        <w:ind w:start="709" w:hanging="283"/>
-      </w:pPr>
-      <w:rPr/>
-    </w:lvl>
-    <w:lvl w:ilvl="1">
-      <w:start w:val="1"/>
-      <w:numFmt w:val="decimal"/>
-      <w:lvlText w:val="%2."/>
-      <w:lvlJc w:val="start"/>
-      <w:pPr>
-        <w:tabs>
-          <w:tab w:val="num" w:pos="1418"/>
-        </w:tabs>
-        <w:ind w:start="1418" w:hanging="283"/>
-      </w:pPr>
-      <w:rPr/>
-    </w:lvl>
-    <w:lvl w:ilvl="2">
-      <w:start w:val="1"/>
-      <w:numFmt w:val="decimal"/>
-      <w:lvlText w:val="%3."/>
-      <w:lvlJc w:val="start"/>
-      <w:pPr>
-        <w:tabs>
-          <w:tab w:val="num" w:pos="2127"/>
-        </w:tabs>
-        <w:ind w:start="2127" w:hanging="283"/>
-      </w:pPr>
-      <w:rPr/>
-    </w:lvl>
-    <w:lvl w:ilvl="3">
-      <w:start w:val="1"/>
-      <w:numFmt w:val="decimal"/>
-      <w:lvlText w:val="%4."/>
-      <w:lvlJc w:val="start"/>
-      <w:pPr>
-        <w:tabs>
-          <w:tab w:val="num" w:pos="2836"/>
-        </w:tabs>
-        <w:ind w:start="2836" w:hanging="283"/>
-      </w:pPr>
-      <w:rPr/>
-    </w:lvl>
-    <w:lvl w:ilvl="4">
-      <w:start w:val="1"/>
-      <w:numFmt w:val="decimal"/>
-      <w:lvlText w:val="%5."/>
-      <w:lvlJc w:val="start"/>
-      <w:pPr>
-        <w:tabs>
-          <w:tab w:val="num" w:pos="3545"/>
-        </w:tabs>
-        <w:ind w:start="3545" w:hanging="283"/>
-      </w:pPr>
-      <w:rPr/>
-    </w:lvl>
-    <w:lvl w:ilvl="5">
-      <w:start w:val="1"/>
-      <w:numFmt w:val="decimal"/>
-      <w:lvlText w:val="%6."/>
-      <w:lvlJc w:val="start"/>
-      <w:pPr>
-        <w:tabs>
-          <w:tab w:val="num" w:pos="4254"/>
-        </w:tabs>
-        <w:ind w:start="4254" w:hanging="283"/>
-      </w:pPr>
-      <w:rPr/>
-    </w:lvl>
-    <w:lvl w:ilvl="6">
-      <w:start w:val="1"/>
-      <w:numFmt w:val="decimal"/>
-      <w:lvlText w:val="%7."/>
-      <w:lvlJc w:val="start"/>
-      <w:pPr>
-        <w:tabs>
-          <w:tab w:val="num" w:pos="4963"/>
-        </w:tabs>
-        <w:ind w:start="4963" w:hanging="283"/>
-      </w:pPr>
-      <w:rPr/>
-    </w:lvl>
-    <w:lvl w:ilvl="7">
-      <w:start w:val="1"/>
-      <w:numFmt w:val="decimal"/>
-      <w:lvlText w:val="%8."/>
-      <w:lvlJc w:val="start"/>
-      <w:pPr>
-        <w:tabs>
-          <w:tab w:val="num" w:pos="5672"/>
-        </w:tabs>
-        <w:ind w:start="5672" w:hanging="283"/>
-      </w:pPr>
-      <w:rPr/>
-    </w:lvl>
-    <w:lvl w:ilvl="8">
-      <w:start w:val="1"/>
-      <w:numFmt w:val="decimal"/>
-      <w:lvlText w:val="%9."/>
-      <w:lvlJc w:val="start"/>
-      <w:pPr>
-        <w:tabs>
-          <w:tab w:val="num" w:pos="6381"/>
-        </w:tabs>
-        <w:ind w:start="6381" w:hanging="283"/>
-      </w:pPr>
-      <w:rPr/>
-    </w:lvl>
-  </w:abstractNum>
   <w:abstractNum w:abstractNumId="29">
     <w:lvl w:ilvl="0">
       <w:start w:val="1"/>
@@ -26380,6 +26388,125 @@
   <w:abstractNum w:abstractNumId="32">
     <w:lvl w:ilvl="0">
       <w:start w:val="1"/>
+      <w:numFmt w:val="decimal"/>
+      <w:lvlText w:val="%1."/>
+      <w:lvlJc w:val="start"/>
+      <w:pPr>
+        <w:tabs>
+          <w:tab w:val="num" w:pos="709"/>
+        </w:tabs>
+        <w:ind w:start="709" w:hanging="283"/>
+      </w:pPr>
+      <w:rPr/>
+    </w:lvl>
+    <w:lvl w:ilvl="1">
+      <w:start w:val="1"/>
+      <w:numFmt w:val="decimal"/>
+      <w:lvlText w:val="%2."/>
+      <w:lvlJc w:val="start"/>
+      <w:pPr>
+        <w:tabs>
+          <w:tab w:val="num" w:pos="1418"/>
+        </w:tabs>
+        <w:ind w:start="1418" w:hanging="283"/>
+      </w:pPr>
+      <w:rPr/>
+    </w:lvl>
+    <w:lvl w:ilvl="2">
+      <w:start w:val="1"/>
+      <w:numFmt w:val="decimal"/>
+      <w:lvlText w:val="%3."/>
+      <w:lvlJc w:val="start"/>
+      <w:pPr>
+        <w:tabs>
+          <w:tab w:val="num" w:pos="2127"/>
+        </w:tabs>
+        <w:ind w:start="2127" w:hanging="283"/>
+      </w:pPr>
+      <w:rPr/>
+    </w:lvl>
+    <w:lvl w:ilvl="3">
+      <w:start w:val="1"/>
+      <w:numFmt w:val="decimal"/>
+      <w:lvlText w:val="%4."/>
+      <w:lvlJc w:val="start"/>
+      <w:pPr>
+        <w:tabs>
+          <w:tab w:val="num" w:pos="2836"/>
+        </w:tabs>
+        <w:ind w:start="2836" w:hanging="283"/>
+      </w:pPr>
+      <w:rPr/>
+    </w:lvl>
+    <w:lvl w:ilvl="4">
+      <w:start w:val="1"/>
+      <w:numFmt w:val="decimal"/>
+      <w:lvlText w:val="%5."/>
+      <w:lvlJc w:val="start"/>
+      <w:pPr>
+        <w:tabs>
+          <w:tab w:val="num" w:pos="3545"/>
+        </w:tabs>
+        <w:ind w:start="3545" w:hanging="283"/>
+      </w:pPr>
+      <w:rPr/>
+    </w:lvl>
+    <w:lvl w:ilvl="5">
+      <w:start w:val="1"/>
+      <w:numFmt w:val="decimal"/>
+      <w:lvlText w:val="%6."/>
+      <w:lvlJc w:val="start"/>
+      <w:pPr>
+        <w:tabs>
+          <w:tab w:val="num" w:pos="4254"/>
+        </w:tabs>
+        <w:ind w:start="4254" w:hanging="283"/>
+      </w:pPr>
+      <w:rPr/>
+    </w:lvl>
+    <w:lvl w:ilvl="6">
+      <w:start w:val="1"/>
+      <w:numFmt w:val="decimal"/>
+      <w:lvlText w:val="%7."/>
+      <w:lvlJc w:val="start"/>
+      <w:pPr>
+        <w:tabs>
+          <w:tab w:val="num" w:pos="4963"/>
+        </w:tabs>
+        <w:ind w:start="4963" w:hanging="283"/>
+      </w:pPr>
+      <w:rPr/>
+    </w:lvl>
+    <w:lvl w:ilvl="7">
+      <w:start w:val="1"/>
+      <w:numFmt w:val="decimal"/>
+      <w:lvlText w:val="%8."/>
+      <w:lvlJc w:val="start"/>
+      <w:pPr>
+        <w:tabs>
+          <w:tab w:val="num" w:pos="5672"/>
+        </w:tabs>
+        <w:ind w:start="5672" w:hanging="283"/>
+      </w:pPr>
+      <w:rPr/>
+    </w:lvl>
+    <w:lvl w:ilvl="8">
+      <w:start w:val="1"/>
+      <w:numFmt w:val="decimal"/>
+      <w:lvlText w:val="%9."/>
+      <w:lvlJc w:val="start"/>
+      <w:pPr>
+        <w:tabs>
+          <w:tab w:val="num" w:pos="6381"/>
+        </w:tabs>
+        <w:ind w:start="6381" w:hanging="283"/>
+      </w:pPr>
+      <w:rPr/>
+    </w:lvl>
+  </w:abstractNum>
+  <w:abstractNum w:abstractNumId="33">
+    <w:lvl w:ilvl="0">
+      <w:start w:val="1"/>
       <w:numFmt w:val="bullet"/>
       <w:lvlText w:val=""/>
       <w:lvlJc w:val="start"/>
@@ -26514,7 +26641,7 @@
       </w:rPr>
     </w:lvl>
   </w:abstractNum>
-  <w:abstractNum w:abstractNumId="33">
+  <w:abstractNum w:abstractNumId="34">
     <w:lvl w:ilvl="0">
       <w:start w:val="1"/>
       <w:numFmt w:val="bullet"/>
@@ -26651,7 +26778,7 @@
       </w:rPr>
     </w:lvl>
   </w:abstractNum>
-  <w:abstractNum w:abstractNumId="34">
+  <w:abstractNum w:abstractNumId="35">
     <w:lvl w:ilvl="0">
       <w:start w:val="1"/>
       <w:numFmt w:val="bullet"/>
@@ -26788,125 +26915,6 @@
       </w:rPr>
     </w:lvl>
   </w:abstractNum>
-  <w:abstractNum w:abstractNumId="35">
-    <w:lvl w:ilvl="0">
-      <w:start w:val="1"/>
-      <w:numFmt w:val="decimal"/>
-      <w:lvlText w:val="%1."/>
-      <w:lvlJc w:val="start"/>
-      <w:pPr>
-        <w:tabs>
-          <w:tab w:val="num" w:pos="709"/>
-        </w:tabs>
-        <w:ind w:start="709" w:hanging="283"/>
-      </w:pPr>
-      <w:rPr/>
-    </w:lvl>
-    <w:lvl w:ilvl="1">
-      <w:start w:val="1"/>
-      <w:numFmt w:val="decimal"/>
-      <w:lvlText w:val="%2."/>
-      <w:lvlJc w:val="start"/>
-      <w:pPr>
-        <w:tabs>
-          <w:tab w:val="num" w:pos="1418"/>
-        </w:tabs>
-        <w:ind w:start="1418" w:hanging="283"/>
-      </w:pPr>
-      <w:rPr/>
-    </w:lvl>
-    <w:lvl w:ilvl="2">
-      <w:start w:val="1"/>
-      <w:numFmt w:val="decimal"/>
-      <w:lvlText w:val="%3."/>
-      <w:lvlJc w:val="start"/>
-      <w:pPr>
-        <w:tabs>
-          <w:tab w:val="num" w:pos="2127"/>
-        </w:tabs>
-        <w:ind w:start="2127" w:hanging="283"/>
-      </w:pPr>
-      <w:rPr/>
-    </w:lvl>
-    <w:lvl w:ilvl="3">
-      <w:start w:val="1"/>
-      <w:numFmt w:val="decimal"/>
-      <w:lvlText w:val="%4."/>
-      <w:lvlJc w:val="start"/>
-      <w:pPr>
-        <w:tabs>
-          <w:tab w:val="num" w:pos="2836"/>
-        </w:tabs>
-        <w:ind w:start="2836" w:hanging="283"/>
-      </w:pPr>
-      <w:rPr/>
-    </w:lvl>
-    <w:lvl w:ilvl="4">
-      <w:start w:val="1"/>
-      <w:numFmt w:val="decimal"/>
-      <w:lvlText w:val="%5."/>
-      <w:lvlJc w:val="start"/>
-      <w:pPr>
-        <w:tabs>
-          <w:tab w:val="num" w:pos="3545"/>
-        </w:tabs>
-        <w:ind w:start="3545" w:hanging="283"/>
-      </w:pPr>
-      <w:rPr/>
-    </w:lvl>
-    <w:lvl w:ilvl="5">
-      <w:start w:val="1"/>
-      <w:numFmt w:val="decimal"/>
-      <w:lvlText w:val="%6."/>
-      <w:lvlJc w:val="start"/>
-      <w:pPr>
-        <w:tabs>
-          <w:tab w:val="num" w:pos="4254"/>
-        </w:tabs>
-        <w:ind w:start="4254" w:hanging="283"/>
-      </w:pPr>
-      <w:rPr/>
-    </w:lvl>
-    <w:lvl w:ilvl="6">
-      <w:start w:val="1"/>
-      <w:numFmt w:val="decimal"/>
-      <w:lvlText w:val="%7."/>
-      <w:lvlJc w:val="start"/>
-      <w:pPr>
-        <w:tabs>
-          <w:tab w:val="num" w:pos="4963"/>
-        </w:tabs>
-        <w:ind w:start="4963" w:hanging="283"/>
-      </w:pPr>
-      <w:rPr/>
-    </w:lvl>
-    <w:lvl w:ilvl="7">
-      <w:start w:val="1"/>
-      <w:numFmt w:val="decimal"/>
-      <w:lvlText w:val="%8."/>
-      <w:lvlJc w:val="start"/>
-      <w:pPr>
-        <w:tabs>
-          <w:tab w:val="num" w:pos="5672"/>
-        </w:tabs>
-        <w:ind w:start="5672" w:hanging="283"/>
-      </w:pPr>
-      <w:rPr/>
-    </w:lvl>
-    <w:lvl w:ilvl="8">
-      <w:start w:val="1"/>
-      <w:numFmt w:val="decimal"/>
-      <w:lvlText w:val="%9."/>
-      <w:lvlJc w:val="start"/>
-      <w:pPr>
-        <w:tabs>
-          <w:tab w:val="num" w:pos="6381"/>
-        </w:tabs>
-        <w:ind w:start="6381" w:hanging="283"/>
-      </w:pPr>
-      <w:rPr/>
-    </w:lvl>
-  </w:abstractNum>
   <w:abstractNum w:abstractNumId="36">
     <w:lvl w:ilvl="0">
       <w:start w:val="1"/>
@@ -27622,6 +27630,125 @@
     </w:lvl>
   </w:abstractNum>
   <w:abstractNum w:abstractNumId="42">
+    <w:lvl w:ilvl="0">
+      <w:start w:val="1"/>
+      <w:numFmt w:val="decimal"/>
+      <w:lvlText w:val="%1."/>
+      <w:lvlJc w:val="start"/>
+      <w:pPr>
+        <w:tabs>
+          <w:tab w:val="num" w:pos="709"/>
+        </w:tabs>
+        <w:ind w:start="709" w:hanging="283"/>
+      </w:pPr>
+      <w:rPr/>
+    </w:lvl>
+    <w:lvl w:ilvl="1">
+      <w:start w:val="1"/>
+      <w:numFmt w:val="decimal"/>
+      <w:lvlText w:val="%2."/>
+      <w:lvlJc w:val="start"/>
+      <w:pPr>
+        <w:tabs>
+          <w:tab w:val="num" w:pos="1418"/>
+        </w:tabs>
+        <w:ind w:start="1418" w:hanging="283"/>
+      </w:pPr>
+      <w:rPr/>
+    </w:lvl>
+    <w:lvl w:ilvl="2">
+      <w:start w:val="1"/>
+      <w:numFmt w:val="decimal"/>
+      <w:lvlText w:val="%3."/>
+      <w:lvlJc w:val="start"/>
+      <w:pPr>
+        <w:tabs>
+          <w:tab w:val="num" w:pos="2127"/>
+        </w:tabs>
+        <w:ind w:start="2127" w:hanging="283"/>
+      </w:pPr>
+      <w:rPr/>
+    </w:lvl>
+    <w:lvl w:ilvl="3">
+      <w:start w:val="1"/>
+      <w:numFmt w:val="decimal"/>
+      <w:lvlText w:val="%4."/>
+      <w:lvlJc w:val="start"/>
+      <w:pPr>
+        <w:tabs>
+          <w:tab w:val="num" w:pos="2836"/>
+        </w:tabs>
+        <w:ind w:start="2836" w:hanging="283"/>
+      </w:pPr>
+      <w:rPr/>
+    </w:lvl>
+    <w:lvl w:ilvl="4">
+      <w:start w:val="1"/>
+      <w:numFmt w:val="decimal"/>
+      <w:lvlText w:val="%5."/>
+      <w:lvlJc w:val="start"/>
+      <w:pPr>
+        <w:tabs>
+          <w:tab w:val="num" w:pos="3545"/>
+        </w:tabs>
+        <w:ind w:start="3545" w:hanging="283"/>
+      </w:pPr>
+      <w:rPr/>
+    </w:lvl>
+    <w:lvl w:ilvl="5">
+      <w:start w:val="1"/>
+      <w:numFmt w:val="decimal"/>
+      <w:lvlText w:val="%6."/>
+      <w:lvlJc w:val="start"/>
+      <w:pPr>
+        <w:tabs>
+          <w:tab w:val="num" w:pos="4254"/>
+        </w:tabs>
+        <w:ind w:start="4254" w:hanging="283"/>
+      </w:pPr>
+      <w:rPr/>
+    </w:lvl>
+    <w:lvl w:ilvl="6">
+      <w:start w:val="1"/>
+      <w:numFmt w:val="decimal"/>
+      <w:lvlText w:val="%7."/>
+      <w:lvlJc w:val="start"/>
+      <w:pPr>
+        <w:tabs>
+          <w:tab w:val="num" w:pos="4963"/>
+        </w:tabs>
+        <w:ind w:start="4963" w:hanging="283"/>
+      </w:pPr>
+      <w:rPr/>
+    </w:lvl>
+    <w:lvl w:ilvl="7">
+      <w:start w:val="1"/>
+      <w:numFmt w:val="decimal"/>
+      <w:lvlText w:val="%8."/>
+      <w:lvlJc w:val="start"/>
+      <w:pPr>
+        <w:tabs>
+          <w:tab w:val="num" w:pos="5672"/>
+        </w:tabs>
+        <w:ind w:start="5672" w:hanging="283"/>
+      </w:pPr>
+      <w:rPr/>
+    </w:lvl>
+    <w:lvl w:ilvl="8">
+      <w:start w:val="1"/>
+      <w:numFmt w:val="decimal"/>
+      <w:lvlText w:val="%9."/>
+      <w:lvlJc w:val="start"/>
+      <w:pPr>
+        <w:tabs>
+          <w:tab w:val="num" w:pos="6381"/>
+        </w:tabs>
+        <w:ind w:start="6381" w:hanging="283"/>
+      </w:pPr>
+      <w:rPr/>
+    </w:lvl>
+  </w:abstractNum>
+  <w:abstractNum w:abstractNumId="43">
     <w:lvl w:ilvl="0">
       <w:start w:val="1"/>
       <w:numFmt w:val="none"/>
@@ -27868,6 +27995,9 @@
   </w:num>
   <w:num w:numId="42">
     <w:abstractNumId w:val="42"/>
+  </w:num>
+  <w:num w:numId="43">
+    <w:abstractNumId w:val="43"/>
   </w:num>
 </w:numbering>
 </file>

--- a/assets/MANIFIESTO_CIENTIFICO_NEXORD_ZENODO_2026.docx
+++ b/assets/MANIFIESTO_CIENTIFICO_NEXORD_ZENODO_2026.docx
@@ -2625,7 +2625,7 @@
         <w:rPr>
           <w:shd w:fill="FFFFFF" w:val="clear"/>
         </w:rPr>
-        <w:t>Esta invariancia algebraica constituye el fundamento que hace posible la transposición bidireccional y exacta entre la sociomatriz clásica de Moreno y la sociomatriz ORBIT, así como la posterior derivación de los tetragramas relacionales (Figuras 3–5):</w:t>
+        <w:t>Esta invariancia algebraica constituye el fundamento que hace posible la transposición bidireccional y exacta entre la sociomatriz clásica de Moreno y la sociomatriz ORBIT, así como la posterior derivación de los tetragramas relacionales:</w:t>
       </w:r>
     </w:p>
     <w:p>
@@ -2649,13 +2649,13 @@
           <w:rStyle w:val="Strong"/>
           <w:shd w:fill="FFFFFF" w:val="clear"/>
         </w:rPr>
-        <w:t>Figura 3.</w:t>
-      </w:r>
-      <w:r>
-        <w:rPr>
-          <w:shd w:fill="FFFFFF" w:val="clear"/>
-        </w:rPr>
-        <w:t xml:space="preserve"> Sociomatriz clásica de Moreno (</w:t>
+        <w:t>Matriz clásica de Moreno:</w:t>
+      </w:r>
+      <w:r>
+        <w:rPr>
+          <w:shd w:fill="FFFFFF" w:val="clear"/>
+        </w:rPr>
+        <w:t xml:space="preserve"> Sociomatriz (</w:t>
       </w:r>
       <w:r>
         <w:rPr>
@@ -2681,7 +2681,7 @@
         <w:rPr>
           <w:shd w:fill="FFFFFF" w:val="clear"/>
         </w:rPr>
-        <w:t xml:space="preserve">, pE, pR) en formato Excel para </w:t>
+        <w:t xml:space="preserve">, pE, pR) en formato de entrada para </w:t>
       </w:r>
       <w:r>
         <w:rPr>
@@ -2796,13 +2796,13 @@
           <w:rStyle w:val="Strong"/>
           <w:shd w:fill="FFFFFF" w:val="clear"/>
         </w:rPr>
-        <w:t>Figura 4.</w:t>
-      </w:r>
-      <w:r>
-        <w:rPr>
-          <w:shd w:fill="FFFFFF" w:val="clear"/>
-        </w:rPr>
-        <w:t xml:space="preserve"> Sociomatriz ORBIT A(</w:t>
+        <w:t>Sociomatriz ORBIT:</w:t>
+      </w:r>
+      <w:r>
+        <w:rPr>
+          <w:shd w:fill="FFFFFF" w:val="clear"/>
+        </w:rPr>
+        <w:t xml:space="preserve"> Formato A(</w:t>
       </w:r>
       <w:r>
         <w:rPr>
@@ -2942,7 +2942,7 @@
           <w:rStyle w:val="Strong"/>
           <w:shd w:fill="FFFFFF" w:val="clear"/>
         </w:rPr>
-        <w:t>Figura 5.</w:t>
+        <w:t>Matrices SMI:</w:t>
       </w:r>
       <w:r>
         <w:rPr>
@@ -4843,7 +4843,7 @@
           <w:sz w:val="20"/>
           <w:shd w:fill="FFFFFF" w:val="clear"/>
         </w:rPr>
-        <w:t>Tabla 1: Sintaxis — los 12 símbolos del alfabeto relacional NEXORD</w:t>
+        <w:t>Tabla 1. Sintaxis — los 12 símbolos del alfabeto relacional NEXORD</w:t>
       </w:r>
     </w:p>
     <w:tbl>
@@ -6774,7 +6774,7 @@
           <w:sz w:val="20"/>
           <w:shd w:fill="FFFFFF" w:val="clear"/>
         </w:rPr>
-        <w:t>Tabla 3. Retícula Q81 (9 × 9): clasificación de las 81 figuras relacionales diádicas posibles, indexadas por antidiagonales de valencia creciente (1 = [Rr] … 41 = i¿?! … 81 = &lt;Ee&gt;).</w:t>
+        <w:t>Tabla 3a. Retícula Q81 (9 × 9): clasificación de las 81 figuras relacionales diádicas posibles, indexadas por antidiagonales de valencia creciente (1 = [Rr] … 41 = i¿?! … 81 = &lt;Ee&gt;).</w:t>
       </w:r>
     </w:p>
     <w:p>
@@ -14865,7 +14865,7 @@
           <w:sz w:val="20"/>
           <w:shd w:fill="FFFFFF" w:val="clear"/>
         </w:rPr>
-        <w:t>4.4.2. Los 3 Prismas Duales y el Pentagrama 10D (Figuras 8b y 8)</w:t>
+        <w:t>4.4.2. Los 3 Prismas Duales y el Pentagrama 10D (Figuras 3 y 4)</w:t>
       </w:r>
     </w:p>
     <w:p>
@@ -14975,7 +14975,7 @@
         <w:rPr>
           <w:shd w:fill="FFFFFF" w:val="clear"/>
         </w:rPr>
-        <w:t xml:space="preserve"> (Figura 8b): el </w:t>
+        <w:t xml:space="preserve"> (Figura 3): el </w:t>
       </w:r>
       <w:r>
         <w:rPr>
@@ -15033,7 +15033,7 @@
           <wp:inline distT="0" distB="0" distL="0" distR="0">
             <wp:extent cx="720090" cy="29718000"/>
             <wp:effectExtent l="0" t="0" r="0" b="0"/>
-            <wp:docPr id="3" name="Imagen3" title="Figura 8b: Arquitectura Canónica del Espacio Relacional 18D y los 3 Prismas Duales"/>
+            <wp:docPr id="3" name="Imagen3" title="Figura 3: Arquitectura Canónica del Espacio Relacional 18D y los 3 Prismas Duales"/>
             <wp:cNvGraphicFramePr>
               <a:graphicFrameLocks xmlns:a="http://schemas.openxmlformats.org/drawingml/2006/main" noChangeAspect="1"/>
             </wp:cNvGraphicFramePr>
@@ -15041,7 +15041,7 @@
               <a:graphicData uri="http://schemas.openxmlformats.org/drawingml/2006/picture">
                 <pic:pic xmlns:pic="http://schemas.openxmlformats.org/drawingml/2006/picture">
                   <pic:nvPicPr>
-                    <pic:cNvPr id="3" name="Imagen3" title="Figura 8b: Arquitectura Canónica del Espacio Relacional 18D y los 3 Prismas Duales"/>
+                    <pic:cNvPr id="3" name="Imagen3" title="Figura 3: Arquitectura Canónica del Espacio Relacional 18D y los 3 Prismas Duales"/>
                     <pic:cNvPicPr>
                       <a:picLocks noChangeAspect="1" noChangeArrowheads="1"/>
                     </pic:cNvPicPr>
@@ -15072,7 +15072,7 @@
         <w:rPr>
           <w:shd w:fill="FFFFFF" w:val="clear"/>
         </w:rPr>
-        <w:t xml:space="preserve">Figura 8b. Arquitectura Canónica del Espacio Relacional 18D y los 3 Prismas Duales: Estructuración del tetragrama en 4 densidades elementales (D1–D4), saldos globales invariantes (SDR, BDR) y descomposición en los tres ejes fundamentales: Operativo (10D), Ontológico (14D) y Dialéctico (18D). </w:t>
+        <w:t xml:space="preserve">Figura 3. Arquitectura Canónica del Espacio Relacional 18D y los 3 Prismas Duales: Estructuración del tetragrama en 4 densidades elementales (D1–D4), saldos globales invariantes (SDR, BDR) y descomposición en los tres ejes fundamentales: Operativo (10D), Ontológico (14D) y Dialéctico (18D). </w:t>
       </w:r>
     </w:p>
     <w:p>
@@ -15098,7 +15098,7 @@
         <w:rPr>
           <w:shd w:fill="FFFFFF" w:val="clear"/>
         </w:rPr>
-        <w:t xml:space="preserve"> (Figura 8) articula las diez densidades canónicas desacoplando la emisión activa (SDA, BDA) del estatus receptivo (SRC, BRC), culminando en los invariantes globales SDR y BDR. La discrepancia analítica entre la energía total movilizada y el flujo neto resultante define formalmente la </w:t>
+        <w:t xml:space="preserve"> (Figura 4) articula las diez densidades canónicas desacoplando la emisión activa (SDA, BDA) del estatus receptivo (SRC, BRC), culminando en los invariantes globales SDR y BDR. La discrepancia analítica entre la energía total movilizada y el flujo neto resultante define formalmente la </w:t>
       </w:r>
       <w:r>
         <w:rPr>
@@ -15130,7 +15130,7 @@
           <wp:inline distT="0" distB="0" distL="0" distR="0">
             <wp:extent cx="720090" cy="30003750"/>
             <wp:effectExtent l="0" t="0" r="0" b="0"/>
-            <wp:docPr id="4" name="Imagen4" title="Figura 8: Pentagrama Socio-Termodinámico (10D)"/>
+            <wp:docPr id="4" name="Imagen4" title="Figura 4: Pentagrama Socio-Termodinámico (10D)"/>
             <wp:cNvGraphicFramePr>
               <a:graphicFrameLocks xmlns:a="http://schemas.openxmlformats.org/drawingml/2006/main" noChangeAspect="1"/>
             </wp:cNvGraphicFramePr>
@@ -15138,7 +15138,7 @@
               <a:graphicData uri="http://schemas.openxmlformats.org/drawingml/2006/picture">
                 <pic:pic xmlns:pic="http://schemas.openxmlformats.org/drawingml/2006/picture">
                   <pic:nvPicPr>
-                    <pic:cNvPr id="4" name="Imagen4" title="Figura 8: Pentagrama Socio-Termodinámico (10D)"/>
+                    <pic:cNvPr id="4" name="Imagen4" title="Figura 4: Pentagrama Socio-Termodinámico (10D)"/>
                     <pic:cNvPicPr>
                       <a:picLocks noChangeAspect="1" noChangeArrowheads="1"/>
                     </pic:cNvPicPr>
@@ -15169,7 +15169,7 @@
         <w:rPr>
           <w:shd w:fill="FFFFFF" w:val="clear"/>
         </w:rPr>
-        <w:t xml:space="preserve">Figura 8. Pentagrama Socio-Termodinámico con las 10 densidades canónicas: desacoplamiento emisión/recepción y transición al continuo termodinámico; la brecha I_desgaste = BDR − SDR cuantifica la energía disipada en fricción. </w:t>
+        <w:t xml:space="preserve">Figura 4. Pentagrama Socio-Termodinámico con las 10 densidades canónicas: desacoplamiento emisión/recepción y transición al continuo termodinámico; la brecha I_desgaste = BDR − SDR cuantifica la energía disipada en fricción. </w:t>
       </w:r>
     </w:p>
     <w:p>
@@ -15580,39 +15580,99 @@
           <w:rStyle w:val="Strong"/>
           <w:shd w:fill="FFFFFF" w:val="clear"/>
         </w:rPr>
-        <w:t>Sociogramas Continuos Tridimensionales (VISORD 3D/4D):</w:t>
-      </w:r>
-      <w:r>
-        <w:rPr>
-          <w:shd w:fill="FFFFFF" w:val="clear"/>
-        </w:rPr>
-        <w:t xml:space="preserve"> Visualización en el espacio continuo de cuencas de atracción (</w:t>
-      </w:r>
-      <w:r>
-        <w:rPr>
-          <w:rStyle w:val="Textooriginal"/>
-          <w:shd w:fill="FFFFFF" w:val="clear"/>
-        </w:rPr>
-        <w:t>&lt;Ee&gt;</w:t>
-      </w:r>
-      <w:r>
-        <w:rPr>
-          <w:shd w:fill="FFFFFF" w:val="clear"/>
-        </w:rPr>
-        <w:t>), zonas intermedias de oposición y filamentos de ruptura o fricción (</w:t>
-      </w:r>
-      <w:r>
-        <w:rPr>
-          <w:rStyle w:val="Textooriginal"/>
-          <w:shd w:fill="FFFFFF" w:val="clear"/>
-        </w:rPr>
-        <w:t>[Rr]</w:t>
-      </w:r>
-      <w:r>
-        <w:rPr>
-          <w:shd w:fill="FFFFFF" w:val="clear"/>
-        </w:rPr>
-        <w:t xml:space="preserve">), con navegación temporal diacrónica (Figura 11). </w:t>
+        <w:t xml:space="preserve">Planos Factoriales Duales Paralelos (Biplot MESO </w:t>
+      </w:r>
+      <w:r>
+        <w:rPr>
+          <w:rStyle w:val="Emphasis"/>
+          <w:shd w:fill="FFFFFF" w:val="clear"/>
+        </w:rPr>
+        <w:t>F</w:t>
+      </w:r>
+      <w:r>
+        <w:rPr>
+          <w:rStyle w:val="Strong"/>
+          <w:position w:val="-2"/>
+          <w:sz w:val="16"/>
+          <w:shd w:fill="FFFFFF" w:val="clear"/>
+        </w:rPr>
+        <w:t>1</w:t>
+      </w:r>
+      <w:r>
+        <w:rPr>
+          <w:rStyle w:val="Strong"/>
+          <w:shd w:fill="FFFFFF" w:val="clear"/>
+        </w:rPr>
+        <w:t xml:space="preserve"> × </w:t>
+      </w:r>
+      <w:r>
+        <w:rPr>
+          <w:rStyle w:val="Emphasis"/>
+          <w:shd w:fill="FFFFFF" w:val="clear"/>
+        </w:rPr>
+        <w:t>F</w:t>
+      </w:r>
+      <w:r>
+        <w:rPr>
+          <w:rStyle w:val="Strong"/>
+          <w:position w:val="-2"/>
+          <w:sz w:val="16"/>
+          <w:shd w:fill="FFFFFF" w:val="clear"/>
+        </w:rPr>
+        <w:t>2</w:t>
+      </w:r>
+      <w:r>
+        <w:rPr>
+          <w:rStyle w:val="Strong"/>
+          <w:shd w:fill="FFFFFF" w:val="clear"/>
+        </w:rPr>
+        <w:t>, espacio dual AFC ∥ PCA):</w:t>
+      </w:r>
+      <w:r>
+        <w:rPr>
+          <w:shd w:fill="FFFFFF" w:val="clear"/>
+        </w:rPr>
+        <w:t xml:space="preserve"> Proyección simultánea donde el vector diádico DA → RC vertebra la posición de cada sujeto con baricentro en el origen (Δ = 0.000). En el AFC, sobre la tabla de contingencia de recuentos enteros \mathbb{</w:t>
+      </w:r>
+      <w:r>
+        <w:rPr>
+          <w:rStyle w:val="Emphasis"/>
+          <w:shd w:fill="FFFFFF" w:val="clear"/>
+        </w:rPr>
+        <w:t>N</w:t>
+      </w:r>
+      <w:r>
+        <w:rPr>
+          <w:shd w:fill="FFFFFF" w:val="clear"/>
+        </w:rPr>
+        <w:t>}_0 bajo la métrica \chi</w:t>
+      </w:r>
+      <w:r>
+        <w:rPr>
+          <w:position w:val="6"/>
+          <w:sz w:val="16"/>
+          <w:shd w:fill="FFFFFF" w:val="clear"/>
+        </w:rPr>
+        <w:t>2</w:t>
+      </w:r>
+      <w:r>
+        <w:rPr>
+          <w:shd w:fill="FFFFFF" w:val="clear"/>
+        </w:rPr>
+        <w:t>; en el PCA, sobre la matriz de densidades continuas \pm \mathbb{</w:t>
+      </w:r>
+      <w:r>
+        <w:rPr>
+          <w:rStyle w:val="Emphasis"/>
+          <w:shd w:fill="FFFFFF" w:val="clear"/>
+        </w:rPr>
+        <w:t>R</w:t>
+      </w:r>
+      <w:r>
+        <w:rPr>
+          <w:shd w:fill="FFFFFF" w:val="clear"/>
+        </w:rPr>
+        <w:t xml:space="preserve">} estandarizadas. El contraste evidencia la aportación sustantiva de la socio-termodinámica relacional (Figura 5). </w:t>
       </w:r>
     </w:p>
     <w:p>
@@ -15636,99 +15696,13 @@
           <w:rStyle w:val="Strong"/>
           <w:shd w:fill="FFFFFF" w:val="clear"/>
         </w:rPr>
-        <w:t xml:space="preserve">Planos Factoriales Duales Paralelos (Biplot MESO </w:t>
-      </w:r>
-      <w:r>
-        <w:rPr>
-          <w:rStyle w:val="Emphasis"/>
-          <w:shd w:fill="FFFFFF" w:val="clear"/>
-        </w:rPr>
-        <w:t>F</w:t>
-      </w:r>
-      <w:r>
-        <w:rPr>
-          <w:rStyle w:val="Strong"/>
-          <w:position w:val="-2"/>
-          <w:sz w:val="16"/>
-          <w:shd w:fill="FFFFFF" w:val="clear"/>
-        </w:rPr>
-        <w:t>1</w:t>
-      </w:r>
-      <w:r>
-        <w:rPr>
-          <w:rStyle w:val="Strong"/>
-          <w:shd w:fill="FFFFFF" w:val="clear"/>
-        </w:rPr>
-        <w:t xml:space="preserve"> × </w:t>
-      </w:r>
-      <w:r>
-        <w:rPr>
-          <w:rStyle w:val="Emphasis"/>
-          <w:shd w:fill="FFFFFF" w:val="clear"/>
-        </w:rPr>
-        <w:t>F</w:t>
-      </w:r>
-      <w:r>
-        <w:rPr>
-          <w:rStyle w:val="Strong"/>
-          <w:position w:val="-2"/>
-          <w:sz w:val="16"/>
-          <w:shd w:fill="FFFFFF" w:val="clear"/>
-        </w:rPr>
-        <w:t>2</w:t>
-      </w:r>
-      <w:r>
-        <w:rPr>
-          <w:rStyle w:val="Strong"/>
-          <w:shd w:fill="FFFFFF" w:val="clear"/>
-        </w:rPr>
-        <w:t>, espacio dual AFC ∥ PCA):</w:t>
-      </w:r>
-      <w:r>
-        <w:rPr>
-          <w:shd w:fill="FFFFFF" w:val="clear"/>
-        </w:rPr>
-        <w:t xml:space="preserve"> Proyección simultánea donde el vector diádico DA → RC vertebra la posición de cada sujeto con baricentro en el origen (Δ = 0.000). En el AFC, sobre la tabla de contingencia de recuentos enteros \mathbb{</w:t>
-      </w:r>
-      <w:r>
-        <w:rPr>
-          <w:rStyle w:val="Emphasis"/>
-          <w:shd w:fill="FFFFFF" w:val="clear"/>
-        </w:rPr>
-        <w:t>N</w:t>
-      </w:r>
-      <w:r>
-        <w:rPr>
-          <w:shd w:fill="FFFFFF" w:val="clear"/>
-        </w:rPr>
-        <w:t>}_0 bajo la métrica \chi</w:t>
-      </w:r>
-      <w:r>
-        <w:rPr>
-          <w:position w:val="6"/>
-          <w:sz w:val="16"/>
-          <w:shd w:fill="FFFFFF" w:val="clear"/>
-        </w:rPr>
-        <w:t>2</w:t>
-      </w:r>
-      <w:r>
-        <w:rPr>
-          <w:shd w:fill="FFFFFF" w:val="clear"/>
-        </w:rPr>
-        <w:t>; en el PCA, sobre la matriz de densidades continuas \pm \mathbb{</w:t>
-      </w:r>
-      <w:r>
-        <w:rPr>
-          <w:rStyle w:val="Emphasis"/>
-          <w:shd w:fill="FFFFFF" w:val="clear"/>
-        </w:rPr>
-        <w:t>R</w:t>
-      </w:r>
-      <w:r>
-        <w:rPr>
-          <w:shd w:fill="FFFFFF" w:val="clear"/>
-        </w:rPr>
-        <w:t xml:space="preserve">} estandarizadas. El contraste evidencia la aportación sustantiva de la socio-termodinámica relacional (Figura 9). </w:t>
+        <w:t>Ejes Slender Verticales 1D:</w:t>
+      </w:r>
+      <w:r>
+        <w:rPr>
+          <w:shd w:fill="FFFFFF" w:val="clear"/>
+        </w:rPr>
+        <w:t xml:space="preserve"> Proyecciones derivadas de la descomposición espectral y el análisis de correspondencias (Figura 6). </w:t>
       </w:r>
     </w:p>
     <w:p>
@@ -15752,13 +15726,39 @@
           <w:rStyle w:val="Strong"/>
           <w:shd w:fill="FFFFFF" w:val="clear"/>
         </w:rPr>
-        <w:t>Ejes Slender Verticales 1D:</w:t>
-      </w:r>
-      <w:r>
-        <w:rPr>
-          <w:shd w:fill="FFFFFF" w:val="clear"/>
-        </w:rPr>
-        <w:t xml:space="preserve"> Proyecciones derivadas de la descomposición espectral y el análisis de correspondencias (Figura 10). </w:t>
+        <w:t>Sociogramas Continuos Tridimensionales (VISORD 3D/4D):</w:t>
+      </w:r>
+      <w:r>
+        <w:rPr>
+          <w:shd w:fill="FFFFFF" w:val="clear"/>
+        </w:rPr>
+        <w:t xml:space="preserve"> Visualización en el espacio continuo de cuencas de atracción (</w:t>
+      </w:r>
+      <w:r>
+        <w:rPr>
+          <w:rStyle w:val="Textooriginal"/>
+          <w:shd w:fill="FFFFFF" w:val="clear"/>
+        </w:rPr>
+        <w:t>&lt;Ee&gt;</w:t>
+      </w:r>
+      <w:r>
+        <w:rPr>
+          <w:shd w:fill="FFFFFF" w:val="clear"/>
+        </w:rPr>
+        <w:t>), zonas intermedias de oposición y filamentos de ruptura o fricción (</w:t>
+      </w:r>
+      <w:r>
+        <w:rPr>
+          <w:rStyle w:val="Textooriginal"/>
+          <w:shd w:fill="FFFFFF" w:val="clear"/>
+        </w:rPr>
+        <w:t>[Rr]</w:t>
+      </w:r>
+      <w:r>
+        <w:rPr>
+          <w:shd w:fill="FFFFFF" w:val="clear"/>
+        </w:rPr>
+        <w:t xml:space="preserve">), con navegación temporal diacrónica (Figura 7). </w:t>
       </w:r>
     </w:p>
     <w:p>
@@ -15836,7 +15836,7 @@
           <wp:inline distT="0" distB="0" distL="0" distR="0">
             <wp:extent cx="720090" cy="21431250"/>
             <wp:effectExtent l="0" t="0" r="0" b="0"/>
-            <wp:docPr id="5" name="Imagen5" title="Figura 9: Planos Duales en Paralelo (Biplot MESO F1 × F2, AFC ∥ PCA)"/>
+            <wp:docPr id="5" name="Imagen5" title="Figura 5: Planos Duales en Paralelo (Biplot MESO F1 × F2, AFC ∥ PCA)"/>
             <wp:cNvGraphicFramePr>
               <a:graphicFrameLocks xmlns:a="http://schemas.openxmlformats.org/drawingml/2006/main" noChangeAspect="1"/>
             </wp:cNvGraphicFramePr>
@@ -15844,7 +15844,7 @@
               <a:graphicData uri="http://schemas.openxmlformats.org/drawingml/2006/picture">
                 <pic:pic xmlns:pic="http://schemas.openxmlformats.org/drawingml/2006/picture">
                   <pic:nvPicPr>
-                    <pic:cNvPr id="5" name="Imagen5" title="Figura 9: Planos Duales en Paralelo (Biplot MESO F1 × F2, AFC ∥ PCA)"/>
+                    <pic:cNvPr id="5" name="Imagen5" title="Figura 5: Planos Duales en Paralelo (Biplot MESO F1 × F2, AFC ∥ PCA)"/>
                     <pic:cNvPicPr>
                       <a:picLocks noChangeAspect="1" noChangeArrowheads="1"/>
                     </pic:cNvPicPr>
@@ -15875,7 +15875,7 @@
         <w:rPr>
           <w:shd w:fill="FFFFFF" w:val="clear"/>
         </w:rPr>
-        <w:t xml:space="preserve">Figura 9. PLANOS DUALES EN PARALELO (Biplot MESO F1 × F2, espacio dual AFC ∥ PCA): el vector diádico DA ⟶ RC con baricentro en el origen (Δ = 0.000). (A) AFC sobre frecuencias de las figuras Q81 en emisores y receptores (contingencia ℕ₀, métrica χ²); (B) PCA sobre las 10 densidades en los mismos sujetos (continuo ±ℝ). El contraste evidencia la aportación sustantiva de la termodinámica relacional. </w:t>
+        <w:t xml:space="preserve">Figura 5. PLANOS DUALES EN PARALELO (Biplot MESO F1 × F2, espacio dual AFC ∥ PCA): el vector diádico DA ⟶ RC con baricentro en el origen (Δ = 0.000). (A) AFC sobre frecuencias de las figuras Q81 en emisores y receptores (contingencia ℕ₀, métrica χ²); (B) PCA sobre las 10 densidades en los mismos sujetos (continuo ±ℝ). El contraste evidencia la aportación sustantiva de la termodinámica relacional. </w:t>
       </w:r>
       <w:r>
         <w:rPr>
@@ -15885,7 +15885,7 @@
           <wp:inline distT="0" distB="0" distL="0" distR="0">
             <wp:extent cx="720090" cy="31432500"/>
             <wp:effectExtent l="0" t="0" r="0" b="0"/>
-            <wp:docPr id="6" name="Imagen6" title="Figura 10: Ejes verticales factoriales 1D (COR–CTA–CTR)"/>
+            <wp:docPr id="6" name="Imagen6" title="Figura 6: Ejes verticales factoriales 1D (COR–CTA–CTR)"/>
             <wp:cNvGraphicFramePr>
               <a:graphicFrameLocks xmlns:a="http://schemas.openxmlformats.org/drawingml/2006/main" noChangeAspect="1"/>
             </wp:cNvGraphicFramePr>
@@ -15893,7 +15893,7 @@
               <a:graphicData uri="http://schemas.openxmlformats.org/drawingml/2006/picture">
                 <pic:pic xmlns:pic="http://schemas.openxmlformats.org/drawingml/2006/picture">
                   <pic:nvPicPr>
-                    <pic:cNvPr id="6" name="Imagen6" title="Figura 10: Ejes verticales factoriales 1D (COR–CTA–CTR)"/>
+                    <pic:cNvPr id="6" name="Imagen6" title="Figura 6: Ejes verticales factoriales 1D (COR–CTA–CTR)"/>
                     <pic:cNvPicPr>
                       <a:picLocks noChangeAspect="1" noChangeArrowheads="1"/>
                     </pic:cNvPicPr>
@@ -15924,7 +15924,7 @@
         <w:rPr>
           <w:shd w:fill="FFFFFF" w:val="clear"/>
         </w:rPr>
-        <w:t xml:space="preserve">Figura 10. Ejes verticales factoriales 1D (Ejes 1 y 2, matriz SDR): calidad métrica bilateral COR–CTA–CTR de sujetos y figuras Q81, evitando la saturación de los diagramas 2D. </w:t>
+        <w:t xml:space="preserve">Figura 6. Ejes verticales factoriales 1D (Ejes 1 y 2, matriz SDR): calidad métrica bilateral COR–CTA–CTR de sujetos y figuras Q81, evitando la saturación de los diagramas 2D. </w:t>
       </w:r>
       <w:r>
         <w:rPr>
@@ -15934,7 +15934,7 @@
           <wp:inline distT="0" distB="0" distL="0" distR="0">
             <wp:extent cx="720090" cy="10668000"/>
             <wp:effectExtent l="0" t="0" r="0" b="0"/>
-            <wp:docPr id="7" name="Imagen7" title="Figura 11: Navegación 3D interactiva en VISORD Engine"/>
+            <wp:docPr id="7" name="Imagen7" title="Figura 7: Navegación 3D interactiva en VISORD Engine"/>
             <wp:cNvGraphicFramePr>
               <a:graphicFrameLocks xmlns:a="http://schemas.openxmlformats.org/drawingml/2006/main" noChangeAspect="1"/>
             </wp:cNvGraphicFramePr>
@@ -15942,7 +15942,7 @@
               <a:graphicData uri="http://schemas.openxmlformats.org/drawingml/2006/picture">
                 <pic:pic xmlns:pic="http://schemas.openxmlformats.org/drawingml/2006/picture">
                   <pic:nvPicPr>
-                    <pic:cNvPr id="7" name="Imagen7" title="Figura 11: Navegación 3D interactiva en VISORD Engine"/>
+                    <pic:cNvPr id="7" name="Imagen7" title="Figura 7: Navegación 3D interactiva en VISORD Engine"/>
                     <pic:cNvPicPr>
                       <a:picLocks noChangeAspect="1" noChangeArrowheads="1"/>
                     </pic:cNvPicPr>
@@ -15973,7 +15973,7 @@
         <w:rPr>
           <w:shd w:fill="FFFFFF" w:val="clear"/>
         </w:rPr>
-        <w:t xml:space="preserve">Figura 11. VISORD_demo 3D: fases en la formación interactiva de grupos y resultados termodinámicos numéricos y gráficos en tiempo real; fuerzas de atracción y repulsión en acción. </w:t>
+        <w:t xml:space="preserve">Figura 7. VISORD_demo 3D: fases en la formación interactiva de grupos y resultados termodinámicos numéricos y gráficos en tiempo real; fuerzas de atracción y repulsión en acción. </w:t>
       </w:r>
     </w:p>
     <w:p>
@@ -17304,7 +17304,7 @@
         <w:rPr>
           <w:shd w:fill="FFFFFF" w:val="clear"/>
         </w:rPr>
-        <w:t>Esta métrica determina rigurosamente (Figura 12) si dos grupos comparten la misma morfología relacional con independencia de las diferencias en sus tamaños muestrales. Aunque el acuerdo entre observadores es un componente apreciable de confiabilidad de los hallazgos de estructuras invariantes, es la persistencia y constancia temporal de estas configuraciones en el espacio geométrico lo que permite contrastar la solidez de las estructuras relacionales frente a variaciones coyunturales o fluctuaciones aleatorias.</w:t>
+        <w:t>Esta métrica determina rigurosamente (Figura 8) si dos grupos comparten la misma morfología relacional con independencia de las diferencias en sus tamaños muestrales. Aunque el acuerdo entre observadores es un componente apreciable de confiabilidad de los hallazgos de estructuras invariantes, es la persistencia y constancia temporal de estas configuraciones en el espacio geométrico lo que permite contrastar la solidez de las estructuras relacionales frente a variaciones coyunturales o fluctuaciones aleatorias.</w:t>
       </w:r>
     </w:p>
     <w:p>
@@ -17323,7 +17323,7 @@
           <wp:inline distT="0" distB="0" distL="0" distR="0">
             <wp:extent cx="720090" cy="24288750"/>
             <wp:effectExtent l="0" t="0" r="0" b="0"/>
-            <wp:docPr id="10" name="Imagen10" title="Figura 12: Plano factorial comparativo intergrupal (G1 vs G2)"/>
+            <wp:docPr id="10" name="Imagen10" title="Figura 8: Plano factorial comparativo intergrupal (G1 vs G2)"/>
             <wp:cNvGraphicFramePr>
               <a:graphicFrameLocks xmlns:a="http://schemas.openxmlformats.org/drawingml/2006/main" noChangeAspect="1"/>
             </wp:cNvGraphicFramePr>
@@ -17331,7 +17331,7 @@
               <a:graphicData uri="http://schemas.openxmlformats.org/drawingml/2006/picture">
                 <pic:pic xmlns:pic="http://schemas.openxmlformats.org/drawingml/2006/picture">
                   <pic:nvPicPr>
-                    <pic:cNvPr id="10" name="Imagen10" title="Figura 12: Plano factorial comparativo intergrupal (G1 vs G2)"/>
+                    <pic:cNvPr id="10" name="Imagen10" title="Figura 8: Plano factorial comparativo intergrupal (G1 vs G2)"/>
                     <pic:cNvPicPr>
                       <a:picLocks noChangeAspect="1" noChangeArrowheads="1"/>
                     </pic:cNvPicPr>
@@ -17362,7 +17362,7 @@
         <w:rPr>
           <w:shd w:fill="FFFFFF" w:val="clear"/>
         </w:rPr>
-        <w:t xml:space="preserve">Figura 12. Plano factorial comparativo intergrupal (G1 vs G2) y structrogramas diacrónicos; la distancia geodésica en Gr(k, N) cuantifica la morfología relacional compartida. </w:t>
+        <w:t xml:space="preserve">Figura 8. Plano factorial comparativo intergrupal (G1 vs G2) y structrogramas diacrónicos; la distancia geodésica en Gr(k, N) cuantifica la morfología relacional compartida. </w:t>
       </w:r>
     </w:p>
     <w:p>
@@ -17680,7 +17680,7 @@
         <w:rPr>
           <w:shd w:fill="FFFFFF" w:val="clear"/>
         </w:rPr>
-        <w:t xml:space="preserve"> &lt; 30) por la saturación de los sociogramas clásicos (Figura 13).</w:t>
+        <w:t xml:space="preserve"> &lt; 30) por la saturación de los sociogramas clásicos (Figura 9).</w:t>
       </w:r>
     </w:p>
     <w:p>
@@ -17699,7 +17699,7 @@
           <wp:inline distT="0" distB="0" distL="0" distR="0">
             <wp:extent cx="720090" cy="13811250"/>
             <wp:effectExtent l="0" t="0" r="0" b="0"/>
-            <wp:docPr id="12" name="Imagen12" title="Figura 13: Campo continuo de interacción y modelo del iceberg (N = 50)"/>
+            <wp:docPr id="12" name="Imagen12" title="Figura 9: Campo continuo de interacción y modelo del iceberg (N = 50)"/>
             <wp:cNvGraphicFramePr>
               <a:graphicFrameLocks xmlns:a="http://schemas.openxmlformats.org/drawingml/2006/main" noChangeAspect="1"/>
             </wp:cNvGraphicFramePr>
@@ -17707,7 +17707,7 @@
               <a:graphicData uri="http://schemas.openxmlformats.org/drawingml/2006/picture">
                 <pic:pic xmlns:pic="http://schemas.openxmlformats.org/drawingml/2006/picture">
                   <pic:nvPicPr>
-                    <pic:cNvPr id="12" name="Imagen12" title="Figura 13: Campo continuo de interacción y modelo del iceberg (N = 50)"/>
+                    <pic:cNvPr id="12" name="Imagen12" title="Figura 9: Campo continuo de interacción y modelo del iceberg (N = 50)"/>
                     <pic:cNvPicPr>
                       <a:picLocks noChangeAspect="1" noChangeArrowheads="1"/>
                     </pic:cNvPicPr>
@@ -17738,7 +17738,7 @@
         <w:rPr>
           <w:shd w:fill="FFFFFF" w:val="clear"/>
         </w:rPr>
-        <w:t xml:space="preserve">Figura 13. Campo continuo de interacción y modelo del iceberg en un colectivo de N = 50 sujetos: la base relacional sumergida hecha visible. </w:t>
+        <w:t xml:space="preserve">Figura 9. Campo continuo de interacción y modelo del iceberg en un colectivo de N = 50 sujetos: la base relacional sumergida hecha visible. </w:t>
       </w:r>
     </w:p>
     <w:p>

--- a/assets/MANIFIESTO_CIENTIFICO_NEXORD_ZENODO_2026.docx
+++ b/assets/MANIFIESTO_CIENTIFICO_NEXORD_ZENODO_2026.docx
@@ -1309,7 +1309,7 @@
         <w:rPr>
           <w:shd w:fill="FFFFFF" w:val="clear"/>
         </w:rPr>
-        <w:t xml:space="preserve"> para Kurt Lewin (1936–1951) (Figuras 1 y 2). Estas cartas declaran, con intención explícita, el estatuto epistémico del proyecto: En ningún momento NEXORD ha pretendido sustituir a sus inspiradores, sino completar algorítmicamente sus geniales intuiciones, adaptándolas a las posibilidades técnicas del cómputo contemporáneo. La continuidad con la tradición fundacional no es únicamente cartográfica: NEXORD opera indistintamente con protocolos de captura MORENO y ORBIT (protocolos muy similares, dual-stack, pues ambos comparten un orden de elección/rechazo manifiesto; aunque ORBIT no se pronuncia directamente sobre las expectativas recíprocas, un algoritmo de conversión MORENO ⇔ ORBIT permite una estimación probabilística que completa ambas formas sociométricas). El tetragrama diádico (pDA \cdot DA \cdot REC \cdot pREC) es una elaboración totalmente moreniana y constituye la base sólida sobre la que se ha construido la Plataforma NEXORD.</w:t>
+        <w:t xml:space="preserve"> para Kurt Lewin (1936–1951) (Figuras 1 y 2). Estas cartas declaran, con intención explícita, el estatuto epistémico del proyecto: En ningún momento NEXORD ha pretendido sustituir a sus inspiradores, sino completar algorítmicamente sus intuiciones fundacionales, adaptándolas a las posibilidades técnicas del cómputo contemporáneo. La continuidad con la tradición fundacional no es únicamente cartográfica: NEXORD opera indistintamente con protocolos de captura MORENO y ORBIT (protocolos muy similares, dual-stack, pues ambos comparten un orden de elección/rechazo manifiesto; aunque ORBIT no se pronuncia directamente sobre las expectativas recíprocas, un algoritmo de conversión MORENO ⇔ ORBIT permite una estimación probabilística que completa ambas formas sociométricas). El tetragrama diádico (pDA \cdot DA \cdot REC \cdot pREC) es una elaboración totalmente moreniana y constituye la base sólida sobre la que se ha construido la Plataforma NEXORD.</w:t>
       </w:r>
     </w:p>
     <w:p>
@@ -1339,7 +1339,7 @@
         <w:rPr>
           <w:shd w:fill="FFFFFF" w:val="clear"/>
         </w:rPr>
-        <w:t>Sin un orden canónico explícito, la sociometría histórica acumuló mediciones aisladas e inconmensurables entre sí: hermosas melodías que nadie podía leer en una misma partitura. NEXORD ofrece ese pentagrama común donde el orden no impone la música, sino que la hace legible y comparable.</w:t>
+        <w:t>Sin un marco ordinal estandarizado, los registros sociométricos clásicos resultaban difíciles de comparar entre sí. NEXORD aporta una estructura de referencia compartida donde la ordenación secuencial permite formalizar, integrar y comparar sistemáticamente las configuraciones grupales.</w:t>
       </w:r>
     </w:p>
     <w:p>
@@ -2475,7 +2475,7 @@
     </w:p>
     <w:tbl>
       <w:tblPr>
-        <w:tblW w:w="9342" w:type="dxa"/>
+        <w:tblW w:w="6035" w:type="dxa"/>
         <w:jc w:val="start"/>
         <w:tblInd w:w="0" w:type="dxa"/>
         <w:shd w:fill="F8FAFC" w:val="clear"/>
@@ -2488,13 +2488,13 @@
         </w:tblCellMar>
       </w:tblPr>
       <w:tblGrid>
-        <w:gridCol w:w="9342"/>
+        <w:gridCol w:w="6035"/>
       </w:tblGrid>
       <w:tr>
         <w:trPr/>
         <w:tc>
           <w:tcPr>
-            <w:tcW w:w="9342" w:type="dxa"/>
+            <w:tcW w:w="6035" w:type="dxa"/>
             <w:tcBorders/>
             <w:shd w:fill="F8FAFC" w:val="clear"/>
             <w:vAlign w:val="center"/>
@@ -3604,7 +3604,7 @@
         <w:rPr>
           <w:shd w:fill="FFFFFF" w:val="clear"/>
         </w:rPr>
-        <w:t xml:space="preserve"> Evalúa la fricción estructural inducida por la pugna por el liderazgo cuando múltiples participantes reclaman el primer rango de preferencia para sí mismos: ITA = \max≤ft(0, \sum_{</w:t>
+        <w:t xml:space="preserve"> Evalúa la fricción estructural inducida por la pugna por el liderazgo cuando múltiples participantes reclaman el primer rango de preferencia para sí mismos: ITA = \max(0, \sum_{</w:t>
       </w:r>
       <w:r>
         <w:rPr>
@@ -3653,7 +3653,7 @@
         <w:rPr>
           <w:shd w:fill="FFFFFF" w:val="clear"/>
         </w:rPr>
-        <w:t xml:space="preserve"> = 1)\right) - 1. </w:t>
+        <w:t xml:space="preserve">=1) - 1). </w:t>
       </w:r>
     </w:p>
     <w:p>
@@ -4747,7 +4747,7 @@
         <w:rPr>
           <w:shd w:fill="FFFFFF" w:val="clear"/>
         </w:rPr>
-        <w:t>En síntesis: la salud y la productividad de un grupo no son una cuestión moral ni de buena voluntad, sino de aerodinámica e hidrostática relacional. Un grupo productivo es aquel cuyo elipsoide vuela horizontal, cuyos saldos de energía están en balance homeostático, y donde nadie tiene que ahogarse en el fondo del abismo para que otros puedan tomar el sol a cielo abierto.</w:t>
+        <w:t>En síntesis: la viabilidad y el bienestar del colectivo no dependen de voluntarismos individuales, sino del equilibrio estructural de sus intercambios. Un grupo funcional mantiene flujos recíprocos sostenibles, minimiza la fricción disipativa y evita asimetrías extremas donde la sobrecarga o el aislamiento se concentren de forma crónica en miembros particulares.</w:t>
       </w:r>
     </w:p>
     <w:p>
@@ -4848,7 +4848,7 @@
     </w:p>
     <w:tbl>
       <w:tblPr>
-        <w:tblW w:w="9483" w:type="dxa"/>
+        <w:tblW w:w="6035" w:type="dxa"/>
         <w:jc w:val="start"/>
         <w:tblInd w:w="0" w:type="dxa"/>
         <w:tblLayout w:type="fixed"/>
@@ -4860,18 +4860,18 @@
         </w:tblCellMar>
       </w:tblPr>
       <w:tblGrid>
-        <w:gridCol w:w="1259"/>
-        <w:gridCol w:w="1620"/>
-        <w:gridCol w:w="1290"/>
-        <w:gridCol w:w="1684"/>
-        <w:gridCol w:w="2009"/>
-        <w:gridCol w:w="1621"/>
+        <w:gridCol w:w="1116"/>
+        <w:gridCol w:w="764"/>
+        <w:gridCol w:w="670"/>
+        <w:gridCol w:w="1063"/>
+        <w:gridCol w:w="1135"/>
+        <w:gridCol w:w="1287"/>
       </w:tblGrid>
       <w:tr>
         <w:trPr/>
         <w:tc>
           <w:tcPr>
-            <w:tcW w:w="1259" w:type="dxa"/>
+            <w:tcW w:w="1116" w:type="dxa"/>
             <w:tcBorders>
               <w:top w:val="single" w:sz="2" w:space="0" w:color="CBD5E0"/>
               <w:start w:val="single" w:sz="2" w:space="0" w:color="CBD5E0"/>
@@ -4906,7 +4906,7 @@
         </w:tc>
         <w:tc>
           <w:tcPr>
-            <w:tcW w:w="1620" w:type="dxa"/>
+            <w:tcW w:w="764" w:type="dxa"/>
             <w:tcBorders>
               <w:top w:val="single" w:sz="2" w:space="0" w:color="CBD5E0"/>
               <w:start w:val="single" w:sz="2" w:space="0" w:color="CBD5E0"/>
@@ -4954,7 +4954,7 @@
         </w:tc>
         <w:tc>
           <w:tcPr>
-            <w:tcW w:w="1290" w:type="dxa"/>
+            <w:tcW w:w="670" w:type="dxa"/>
             <w:tcBorders>
               <w:top w:val="single" w:sz="2" w:space="0" w:color="CBD5E0"/>
               <w:start w:val="single" w:sz="2" w:space="0" w:color="CBD5E0"/>
@@ -4989,7 +4989,7 @@
         </w:tc>
         <w:tc>
           <w:tcPr>
-            <w:tcW w:w="1684" w:type="dxa"/>
+            <w:tcW w:w="1063" w:type="dxa"/>
             <w:tcBorders>
               <w:top w:val="single" w:sz="2" w:space="0" w:color="CBD5E0"/>
               <w:start w:val="single" w:sz="2" w:space="0" w:color="CBD5E0"/>
@@ -5024,7 +5024,7 @@
         </w:tc>
         <w:tc>
           <w:tcPr>
-            <w:tcW w:w="2009" w:type="dxa"/>
+            <w:tcW w:w="1135" w:type="dxa"/>
             <w:tcBorders>
               <w:top w:val="single" w:sz="2" w:space="0" w:color="CBD5E0"/>
               <w:start w:val="single" w:sz="2" w:space="0" w:color="CBD5E0"/>
@@ -5072,7 +5072,7 @@
         </w:tc>
         <w:tc>
           <w:tcPr>
-            <w:tcW w:w="1621" w:type="dxa"/>
+            <w:tcW w:w="1287" w:type="dxa"/>
             <w:tcBorders>
               <w:top w:val="single" w:sz="2" w:space="0" w:color="CBD5E0"/>
               <w:start w:val="single" w:sz="2" w:space="0" w:color="CBD5E0"/>
@@ -5110,7 +5110,7 @@
         <w:trPr/>
         <w:tc>
           <w:tcPr>
-            <w:tcW w:w="1259" w:type="dxa"/>
+            <w:tcW w:w="1116" w:type="dxa"/>
             <w:tcBorders>
               <w:top w:val="single" w:sz="2" w:space="0" w:color="CBD5E0"/>
               <w:start w:val="single" w:sz="2" w:space="0" w:color="CBD5E0"/>
@@ -5139,7 +5139,7 @@
         </w:tc>
         <w:tc>
           <w:tcPr>
-            <w:tcW w:w="1620" w:type="dxa"/>
+            <w:tcW w:w="764" w:type="dxa"/>
             <w:tcBorders>
               <w:top w:val="single" w:sz="2" w:space="0" w:color="CBD5E0"/>
               <w:start w:val="single" w:sz="2" w:space="0" w:color="CBD5E0"/>
@@ -5168,7 +5168,7 @@
         </w:tc>
         <w:tc>
           <w:tcPr>
-            <w:tcW w:w="1290" w:type="dxa"/>
+            <w:tcW w:w="670" w:type="dxa"/>
             <w:tcBorders>
               <w:top w:val="single" w:sz="2" w:space="0" w:color="CBD5E0"/>
               <w:start w:val="single" w:sz="2" w:space="0" w:color="CBD5E0"/>
@@ -5197,7 +5197,7 @@
         </w:tc>
         <w:tc>
           <w:tcPr>
-            <w:tcW w:w="1684" w:type="dxa"/>
+            <w:tcW w:w="1063" w:type="dxa"/>
             <w:tcBorders>
               <w:top w:val="single" w:sz="2" w:space="0" w:color="CBD5E0"/>
               <w:start w:val="single" w:sz="2" w:space="0" w:color="CBD5E0"/>
@@ -5226,7 +5226,7 @@
         </w:tc>
         <w:tc>
           <w:tcPr>
-            <w:tcW w:w="2009" w:type="dxa"/>
+            <w:tcW w:w="1135" w:type="dxa"/>
             <w:tcBorders>
               <w:top w:val="single" w:sz="2" w:space="0" w:color="CBD5E0"/>
               <w:start w:val="single" w:sz="2" w:space="0" w:color="CBD5E0"/>
@@ -5255,7 +5255,7 @@
         </w:tc>
         <w:tc>
           <w:tcPr>
-            <w:tcW w:w="1621" w:type="dxa"/>
+            <w:tcW w:w="1287" w:type="dxa"/>
             <w:tcBorders>
               <w:top w:val="single" w:sz="2" w:space="0" w:color="CBD5E0"/>
               <w:start w:val="single" w:sz="2" w:space="0" w:color="CBD5E0"/>
@@ -5287,7 +5287,7 @@
         <w:trPr/>
         <w:tc>
           <w:tcPr>
-            <w:tcW w:w="1259" w:type="dxa"/>
+            <w:tcW w:w="1116" w:type="dxa"/>
             <w:tcBorders>
               <w:top w:val="single" w:sz="2" w:space="0" w:color="CBD5E0"/>
               <w:start w:val="single" w:sz="2" w:space="0" w:color="CBD5E0"/>
@@ -5316,7 +5316,7 @@
         </w:tc>
         <w:tc>
           <w:tcPr>
-            <w:tcW w:w="1620" w:type="dxa"/>
+            <w:tcW w:w="764" w:type="dxa"/>
             <w:tcBorders>
               <w:top w:val="single" w:sz="2" w:space="0" w:color="CBD5E0"/>
               <w:start w:val="single" w:sz="2" w:space="0" w:color="CBD5E0"/>
@@ -5345,7 +5345,7 @@
         </w:tc>
         <w:tc>
           <w:tcPr>
-            <w:tcW w:w="1290" w:type="dxa"/>
+            <w:tcW w:w="670" w:type="dxa"/>
             <w:tcBorders>
               <w:top w:val="single" w:sz="2" w:space="0" w:color="CBD5E0"/>
               <w:start w:val="single" w:sz="2" w:space="0" w:color="CBD5E0"/>
@@ -5374,7 +5374,7 @@
         </w:tc>
         <w:tc>
           <w:tcPr>
-            <w:tcW w:w="1684" w:type="dxa"/>
+            <w:tcW w:w="1063" w:type="dxa"/>
             <w:tcBorders>
               <w:top w:val="single" w:sz="2" w:space="0" w:color="CBD5E0"/>
               <w:start w:val="single" w:sz="2" w:space="0" w:color="CBD5E0"/>
@@ -5403,7 +5403,7 @@
         </w:tc>
         <w:tc>
           <w:tcPr>
-            <w:tcW w:w="2009" w:type="dxa"/>
+            <w:tcW w:w="1135" w:type="dxa"/>
             <w:tcBorders>
               <w:top w:val="single" w:sz="2" w:space="0" w:color="CBD5E0"/>
               <w:start w:val="single" w:sz="2" w:space="0" w:color="CBD5E0"/>
@@ -5432,7 +5432,7 @@
         </w:tc>
         <w:tc>
           <w:tcPr>
-            <w:tcW w:w="1621" w:type="dxa"/>
+            <w:tcW w:w="1287" w:type="dxa"/>
             <w:tcBorders>
               <w:top w:val="single" w:sz="2" w:space="0" w:color="CBD5E0"/>
               <w:start w:val="single" w:sz="2" w:space="0" w:color="CBD5E0"/>
@@ -5464,7 +5464,7 @@
         <w:trPr/>
         <w:tc>
           <w:tcPr>
-            <w:tcW w:w="1259" w:type="dxa"/>
+            <w:tcW w:w="1116" w:type="dxa"/>
             <w:tcBorders>
               <w:top w:val="single" w:sz="2" w:space="0" w:color="CBD5E0"/>
               <w:start w:val="single" w:sz="2" w:space="0" w:color="CBD5E0"/>
@@ -5493,7 +5493,7 @@
         </w:tc>
         <w:tc>
           <w:tcPr>
-            <w:tcW w:w="1620" w:type="dxa"/>
+            <w:tcW w:w="764" w:type="dxa"/>
             <w:tcBorders>
               <w:top w:val="single" w:sz="2" w:space="0" w:color="CBD5E0"/>
               <w:start w:val="single" w:sz="2" w:space="0" w:color="CBD5E0"/>
@@ -5522,7 +5522,7 @@
         </w:tc>
         <w:tc>
           <w:tcPr>
-            <w:tcW w:w="1290" w:type="dxa"/>
+            <w:tcW w:w="670" w:type="dxa"/>
             <w:tcBorders>
               <w:top w:val="single" w:sz="2" w:space="0" w:color="CBD5E0"/>
               <w:start w:val="single" w:sz="2" w:space="0" w:color="CBD5E0"/>
@@ -5551,7 +5551,7 @@
         </w:tc>
         <w:tc>
           <w:tcPr>
-            <w:tcW w:w="1684" w:type="dxa"/>
+            <w:tcW w:w="1063" w:type="dxa"/>
             <w:tcBorders>
               <w:top w:val="single" w:sz="2" w:space="0" w:color="CBD5E0"/>
               <w:start w:val="single" w:sz="2" w:space="0" w:color="CBD5E0"/>
@@ -5580,7 +5580,7 @@
         </w:tc>
         <w:tc>
           <w:tcPr>
-            <w:tcW w:w="2009" w:type="dxa"/>
+            <w:tcW w:w="1135" w:type="dxa"/>
             <w:tcBorders>
               <w:top w:val="single" w:sz="2" w:space="0" w:color="CBD5E0"/>
               <w:start w:val="single" w:sz="2" w:space="0" w:color="CBD5E0"/>
@@ -5609,7 +5609,7 @@
         </w:tc>
         <w:tc>
           <w:tcPr>
-            <w:tcW w:w="1621" w:type="dxa"/>
+            <w:tcW w:w="1287" w:type="dxa"/>
             <w:tcBorders>
               <w:top w:val="single" w:sz="2" w:space="0" w:color="CBD5E0"/>
               <w:start w:val="single" w:sz="2" w:space="0" w:color="CBD5E0"/>
@@ -5795,7 +5795,7 @@
     </w:p>
     <w:tbl>
       <w:tblPr>
-        <w:tblW w:w="7591" w:type="dxa"/>
+        <w:tblW w:w="6035" w:type="dxa"/>
         <w:jc w:val="start"/>
         <w:tblInd w:w="0" w:type="dxa"/>
         <w:tblLayout w:type="fixed"/>
@@ -5807,15 +5807,15 @@
         </w:tblCellMar>
       </w:tblPr>
       <w:tblGrid>
-        <w:gridCol w:w="2997"/>
-        <w:gridCol w:w="1587"/>
-        <w:gridCol w:w="3007"/>
+        <w:gridCol w:w="2313"/>
+        <w:gridCol w:w="1397"/>
+        <w:gridCol w:w="2325"/>
       </w:tblGrid>
       <w:tr>
         <w:trPr/>
         <w:tc>
           <w:tcPr>
-            <w:tcW w:w="2997" w:type="dxa"/>
+            <w:tcW w:w="2313" w:type="dxa"/>
             <w:tcBorders>
               <w:top w:val="single" w:sz="2" w:space="0" w:color="CBD5E0"/>
               <w:start w:val="single" w:sz="2" w:space="0" w:color="CBD5E0"/>
@@ -5847,7 +5847,7 @@
         </w:tc>
         <w:tc>
           <w:tcPr>
-            <w:tcW w:w="1587" w:type="dxa"/>
+            <w:tcW w:w="1397" w:type="dxa"/>
             <w:tcBorders>
               <w:top w:val="single" w:sz="2" w:space="0" w:color="CBD5E0"/>
               <w:start w:val="single" w:sz="2" w:space="0" w:color="CBD5E0"/>
@@ -5879,7 +5879,7 @@
         </w:tc>
         <w:tc>
           <w:tcPr>
-            <w:tcW w:w="3007" w:type="dxa"/>
+            <w:tcW w:w="2325" w:type="dxa"/>
             <w:tcBorders>
               <w:top w:val="single" w:sz="2" w:space="0" w:color="CBD5E0"/>
               <w:start w:val="single" w:sz="2" w:space="0" w:color="CBD5E0"/>
@@ -5913,7 +5913,7 @@
         <w:trPr/>
         <w:tc>
           <w:tcPr>
-            <w:tcW w:w="2997" w:type="dxa"/>
+            <w:tcW w:w="2313" w:type="dxa"/>
             <w:tcBorders>
               <w:top w:val="single" w:sz="2" w:space="0" w:color="CBD5E0"/>
               <w:start w:val="single" w:sz="2" w:space="0" w:color="CBD5E0"/>
@@ -5943,7 +5943,7 @@
         </w:tc>
         <w:tc>
           <w:tcPr>
-            <w:tcW w:w="1587" w:type="dxa"/>
+            <w:tcW w:w="1397" w:type="dxa"/>
             <w:tcBorders>
               <w:top w:val="single" w:sz="2" w:space="0" w:color="CBD5E0"/>
               <w:start w:val="single" w:sz="2" w:space="0" w:color="CBD5E0"/>
@@ -5973,7 +5973,7 @@
         </w:tc>
         <w:tc>
           <w:tcPr>
-            <w:tcW w:w="3007" w:type="dxa"/>
+            <w:tcW w:w="2325" w:type="dxa"/>
             <w:tcBorders>
               <w:top w:val="single" w:sz="2" w:space="0" w:color="CBD5E0"/>
               <w:start w:val="single" w:sz="2" w:space="0" w:color="CBD5E0"/>
@@ -7713,7 +7713,7 @@
     </w:p>
     <w:tbl>
       <w:tblPr>
-        <w:tblW w:w="9483" w:type="dxa"/>
+        <w:tblW w:w="6035" w:type="dxa"/>
         <w:jc w:val="start"/>
         <w:tblInd w:w="0" w:type="dxa"/>
         <w:tblLayout w:type="fixed"/>
@@ -7725,16 +7725,16 @@
         </w:tblCellMar>
       </w:tblPr>
       <w:tblGrid>
-        <w:gridCol w:w="1588"/>
-        <w:gridCol w:w="2157"/>
-        <w:gridCol w:w="1654"/>
-        <w:gridCol w:w="4084"/>
+        <w:gridCol w:w="1264"/>
+        <w:gridCol w:w="1510"/>
+        <w:gridCol w:w="1193"/>
+        <w:gridCol w:w="2068"/>
       </w:tblGrid>
       <w:tr>
         <w:trPr/>
         <w:tc>
           <w:tcPr>
-            <w:tcW w:w="1588" w:type="dxa"/>
+            <w:tcW w:w="1264" w:type="dxa"/>
             <w:tcBorders>
               <w:top w:val="single" w:sz="2" w:space="0" w:color="CBD5E0"/>
               <w:start w:val="single" w:sz="2" w:space="0" w:color="CBD5E0"/>
@@ -7769,7 +7769,7 @@
         </w:tc>
         <w:tc>
           <w:tcPr>
-            <w:tcW w:w="2157" w:type="dxa"/>
+            <w:tcW w:w="1510" w:type="dxa"/>
             <w:tcBorders>
               <w:top w:val="single" w:sz="2" w:space="0" w:color="CBD5E0"/>
               <w:start w:val="single" w:sz="2" w:space="0" w:color="CBD5E0"/>
@@ -7804,7 +7804,7 @@
         </w:tc>
         <w:tc>
           <w:tcPr>
-            <w:tcW w:w="1654" w:type="dxa"/>
+            <w:tcW w:w="1193" w:type="dxa"/>
             <w:tcBorders>
               <w:top w:val="single" w:sz="2" w:space="0" w:color="CBD5E0"/>
               <w:start w:val="single" w:sz="2" w:space="0" w:color="CBD5E0"/>
@@ -7839,7 +7839,7 @@
         </w:tc>
         <w:tc>
           <w:tcPr>
-            <w:tcW w:w="4084" w:type="dxa"/>
+            <w:tcW w:w="2068" w:type="dxa"/>
             <w:tcBorders>
               <w:top w:val="single" w:sz="2" w:space="0" w:color="CBD5E0"/>
               <w:start w:val="single" w:sz="2" w:space="0" w:color="CBD5E0"/>
@@ -7877,7 +7877,7 @@
         <w:trPr/>
         <w:tc>
           <w:tcPr>
-            <w:tcW w:w="1588" w:type="dxa"/>
+            <w:tcW w:w="1264" w:type="dxa"/>
             <w:tcBorders>
               <w:top w:val="single" w:sz="2" w:space="0" w:color="CBD5E0"/>
               <w:start w:val="single" w:sz="2" w:space="0" w:color="CBD5E0"/>
@@ -7921,7 +7921,7 @@
         </w:tc>
         <w:tc>
           <w:tcPr>
-            <w:tcW w:w="2157" w:type="dxa"/>
+            <w:tcW w:w="1510" w:type="dxa"/>
             <w:tcBorders>
               <w:top w:val="single" w:sz="2" w:space="0" w:color="CBD5E0"/>
               <w:start w:val="single" w:sz="2" w:space="0" w:color="CBD5E0"/>
@@ -7951,7 +7951,7 @@
         </w:tc>
         <w:tc>
           <w:tcPr>
-            <w:tcW w:w="1654" w:type="dxa"/>
+            <w:tcW w:w="1193" w:type="dxa"/>
             <w:tcBorders>
               <w:top w:val="single" w:sz="2" w:space="0" w:color="CBD5E0"/>
               <w:start w:val="single" w:sz="2" w:space="0" w:color="CBD5E0"/>
@@ -7981,7 +7981,7 @@
         </w:tc>
         <w:tc>
           <w:tcPr>
-            <w:tcW w:w="4084" w:type="dxa"/>
+            <w:tcW w:w="2068" w:type="dxa"/>
             <w:tcBorders>
               <w:top w:val="single" w:sz="2" w:space="0" w:color="CBD5E0"/>
               <w:start w:val="single" w:sz="2" w:space="0" w:color="CBD5E0"/>
@@ -8025,7 +8025,7 @@
         <w:trPr/>
         <w:tc>
           <w:tcPr>
-            <w:tcW w:w="1588" w:type="dxa"/>
+            <w:tcW w:w="1264" w:type="dxa"/>
             <w:tcBorders>
               <w:top w:val="single" w:sz="2" w:space="0" w:color="CBD5E0"/>
               <w:start w:val="single" w:sz="2" w:space="0" w:color="CBD5E0"/>
@@ -8054,7 +8054,7 @@
         </w:tc>
         <w:tc>
           <w:tcPr>
-            <w:tcW w:w="2157" w:type="dxa"/>
+            <w:tcW w:w="1510" w:type="dxa"/>
             <w:tcBorders>
               <w:top w:val="single" w:sz="2" w:space="0" w:color="CBD5E0"/>
               <w:start w:val="single" w:sz="2" w:space="0" w:color="CBD5E0"/>
@@ -8121,7 +8121,7 @@
         </w:tc>
         <w:tc>
           <w:tcPr>
-            <w:tcW w:w="1654" w:type="dxa"/>
+            <w:tcW w:w="1193" w:type="dxa"/>
             <w:tcBorders>
               <w:top w:val="single" w:sz="2" w:space="0" w:color="CBD5E0"/>
               <w:start w:val="single" w:sz="2" w:space="0" w:color="CBD5E0"/>
@@ -8150,7 +8150,7 @@
         </w:tc>
         <w:tc>
           <w:tcPr>
-            <w:tcW w:w="4084" w:type="dxa"/>
+            <w:tcW w:w="2068" w:type="dxa"/>
             <w:tcBorders>
               <w:top w:val="single" w:sz="2" w:space="0" w:color="CBD5E0"/>
               <w:start w:val="single" w:sz="2" w:space="0" w:color="CBD5E0"/>
@@ -8183,7 +8183,7 @@
         <w:trPr/>
         <w:tc>
           <w:tcPr>
-            <w:tcW w:w="1588" w:type="dxa"/>
+            <w:tcW w:w="1264" w:type="dxa"/>
             <w:tcBorders>
               <w:top w:val="single" w:sz="2" w:space="0" w:color="CBD5E0"/>
               <w:start w:val="single" w:sz="2" w:space="0" w:color="CBD5E0"/>
@@ -8212,7 +8212,7 @@
         </w:tc>
         <w:tc>
           <w:tcPr>
-            <w:tcW w:w="2157" w:type="dxa"/>
+            <w:tcW w:w="1510" w:type="dxa"/>
             <w:tcBorders>
               <w:top w:val="single" w:sz="2" w:space="0" w:color="CBD5E0"/>
               <w:start w:val="single" w:sz="2" w:space="0" w:color="CBD5E0"/>
@@ -8266,7 +8266,7 @@
         </w:tc>
         <w:tc>
           <w:tcPr>
-            <w:tcW w:w="1654" w:type="dxa"/>
+            <w:tcW w:w="1193" w:type="dxa"/>
             <w:tcBorders>
               <w:top w:val="single" w:sz="2" w:space="0" w:color="CBD5E0"/>
               <w:start w:val="single" w:sz="2" w:space="0" w:color="CBD5E0"/>
@@ -8295,7 +8295,7 @@
         </w:tc>
         <w:tc>
           <w:tcPr>
-            <w:tcW w:w="4084" w:type="dxa"/>
+            <w:tcW w:w="2068" w:type="dxa"/>
             <w:tcBorders>
               <w:top w:val="single" w:sz="2" w:space="0" w:color="CBD5E0"/>
               <w:start w:val="single" w:sz="2" w:space="0" w:color="CBD5E0"/>
@@ -8319,7 +8319,7 @@
               <w:rPr>
                 <w:sz w:val="17"/>
               </w:rPr>
-              <w:t>Premio termodinámico a la lucidez mental, la sintonía empática y la salud estructural de la red.</w:t>
+              <w:t>Bonificación por concordancia entre la percepción subjetiva y la elección efectiva observada.</w:t>
             </w:r>
           </w:p>
         </w:tc>
@@ -8328,7 +8328,7 @@
         <w:trPr/>
         <w:tc>
           <w:tcPr>
-            <w:tcW w:w="1588" w:type="dxa"/>
+            <w:tcW w:w="1264" w:type="dxa"/>
             <w:tcBorders>
               <w:top w:val="single" w:sz="2" w:space="0" w:color="CBD5E0"/>
               <w:start w:val="single" w:sz="2" w:space="0" w:color="CBD5E0"/>
@@ -8357,7 +8357,7 @@
         </w:tc>
         <w:tc>
           <w:tcPr>
-            <w:tcW w:w="2157" w:type="dxa"/>
+            <w:tcW w:w="1510" w:type="dxa"/>
             <w:tcBorders>
               <w:top w:val="single" w:sz="2" w:space="0" w:color="CBD5E0"/>
               <w:start w:val="single" w:sz="2" w:space="0" w:color="CBD5E0"/>
@@ -8424,7 +8424,7 @@
         </w:tc>
         <w:tc>
           <w:tcPr>
-            <w:tcW w:w="1654" w:type="dxa"/>
+            <w:tcW w:w="1193" w:type="dxa"/>
             <w:tcBorders>
               <w:top w:val="single" w:sz="2" w:space="0" w:color="CBD5E0"/>
               <w:start w:val="single" w:sz="2" w:space="0" w:color="CBD5E0"/>
@@ -8475,7 +8475,40 @@
         </w:tc>
         <w:tc>
           <w:tcPr>
-            <w:tcW w:w="4084" w:type="dxa"/>
+            <w:tcW w:w="2068" w:type="dxa"/>
+            <w:tcBorders>
+              <w:top w:val="single" w:sz="2" w:space="0" w:color="CBD5E0"/>
+              <w:start w:val="single" w:sz="2" w:space="0" w:color="CBD5E0"/>
+              <w:bottom w:val="single" w:sz="2" w:space="0" w:color="CBD5E0"/>
+              <w:end w:val="single" w:sz="2" w:space="0" w:color="CBD5E0"/>
+            </w:tcBorders>
+            <w:vAlign w:val="center"/>
+          </w:tcPr>
+          <w:p>
+            <w:pPr>
+              <w:pStyle w:val="Contenidodelatabla"/>
+              <w:bidi w:val="0"/>
+              <w:spacing w:before="0" w:after="210"/>
+              <w:ind w:hanging="0" w:start="0" w:end="0"/>
+              <w:jc w:val="center"/>
+              <w:rPr>
+                <w:sz w:val="17"/>
+              </w:rPr>
+            </w:pPr>
+            <w:r>
+              <w:rPr>
+                <w:sz w:val="17"/>
+              </w:rPr>
+              <w:t>Ponderación negativa proporcional a la centralidad del emisor: las discrepancias de nodos centrales ejercen mayor impacto sobre la red.</w:t>
+            </w:r>
+          </w:p>
+        </w:tc>
+      </w:tr>
+      <w:tr>
+        <w:trPr/>
+        <w:tc>
+          <w:tcPr>
+            <w:tcW w:w="1264" w:type="dxa"/>
             <w:tcBorders>
               <w:top w:val="single" w:sz="2" w:space="0" w:color="CBD5E0"/>
               <w:start w:val="single" w:sz="2" w:space="0" w:color="CBD5E0"/>
@@ -8495,39 +8528,46 @@
             </w:pPr>
             <w:r>
               <w:rPr>
-                <w:sz w:val="17"/>
-              </w:rPr>
-              <w:t>Penalización destructiva proporcional al estatus (</w:t>
-            </w:r>
-            <w:r>
-              <w:rPr>
-                <w:rStyle w:val="Emphasis"/>
-                <w:sz w:val="17"/>
-              </w:rPr>
-              <w:t>P</w:t>
-            </w:r>
-            <w:r>
-              <w:rPr>
-                <w:rStyle w:val="Emphasis"/>
-                <w:position w:val="-1"/>
-                <w:sz w:val="17"/>
-              </w:rPr>
-              <w:t>i</w:t>
-            </w:r>
-            <w:r>
-              <w:rPr>
-                <w:sz w:val="17"/>
-              </w:rPr>
-              <w:t>). La toxicidad de un líder daña la red más que la de un nodo periférico.</w:t>
+                <w:rStyle w:val="Strong"/>
+                <w:sz w:val="17"/>
+              </w:rPr>
+              <w:t>5. Esfuerzo Perceptivo</w:t>
             </w:r>
           </w:p>
         </w:tc>
-      </w:tr>
-      <w:tr>
-        <w:trPr/>
         <w:tc>
           <w:tcPr>
-            <w:tcW w:w="1588" w:type="dxa"/>
+            <w:tcW w:w="1510" w:type="dxa"/>
+            <w:tcBorders>
+              <w:top w:val="single" w:sz="2" w:space="0" w:color="CBD5E0"/>
+              <w:start w:val="single" w:sz="2" w:space="0" w:color="CBD5E0"/>
+              <w:bottom w:val="single" w:sz="2" w:space="0" w:color="CBD5E0"/>
+              <w:end w:val="single" w:sz="2" w:space="0" w:color="CBD5E0"/>
+            </w:tcBorders>
+            <w:vAlign w:val="center"/>
+          </w:tcPr>
+          <w:p>
+            <w:pPr>
+              <w:pStyle w:val="Contenidodelatabla"/>
+              <w:bidi w:val="0"/>
+              <w:spacing w:before="0" w:after="210"/>
+              <w:ind w:hanging="0" w:start="0" w:end="0"/>
+              <w:jc w:val="center"/>
+              <w:rPr>
+                <w:sz w:val="17"/>
+              </w:rPr>
+            </w:pPr>
+            <w:r>
+              <w:rPr>
+                <w:sz w:val="17"/>
+              </w:rPr>
+              <w:t>Presencia activa de meta-percepción (pDA, pRC)</w:t>
+            </w:r>
+          </w:p>
+        </w:tc>
+        <w:tc>
+          <w:tcPr>
+            <w:tcW w:w="1193" w:type="dxa"/>
             <w:tcBorders>
               <w:top w:val="single" w:sz="2" w:space="0" w:color="CBD5E0"/>
               <w:start w:val="single" w:sz="2" w:space="0" w:color="CBD5E0"/>
@@ -8550,13 +8590,13 @@
                 <w:rStyle w:val="Strong"/>
                 <w:sz w:val="17"/>
               </w:rPr>
-              <w:t>5. Esfuerzo Perceptivo</w:t>
+              <w:t>1.2×</w:t>
             </w:r>
           </w:p>
         </w:tc>
         <w:tc>
           <w:tcPr>
-            <w:tcW w:w="2157" w:type="dxa"/>
+            <w:tcW w:w="2068" w:type="dxa"/>
             <w:tcBorders>
               <w:top w:val="single" w:sz="2" w:space="0" w:color="CBD5E0"/>
               <w:start w:val="single" w:sz="2" w:space="0" w:color="CBD5E0"/>
@@ -8580,13 +8620,16 @@
               <w:rPr>
                 <w:sz w:val="17"/>
               </w:rPr>
-              <w:t>Presencia activa de meta-percepción (pDA, pRC)</w:t>
+              <w:t>Ponderación atribuida al registro de expectativas relacionales frente a la ausencia de metapercepción.</w:t>
             </w:r>
           </w:p>
         </w:tc>
+      </w:tr>
+      <w:tr>
+        <w:trPr/>
         <w:tc>
           <w:tcPr>
-            <w:tcW w:w="1654" w:type="dxa"/>
+            <w:tcW w:w="1264" w:type="dxa"/>
             <w:tcBorders>
               <w:top w:val="single" w:sz="2" w:space="0" w:color="CBD5E0"/>
               <w:start w:val="single" w:sz="2" w:space="0" w:color="CBD5E0"/>
@@ -8609,13 +8652,65 @@
                 <w:rStyle w:val="Strong"/>
                 <w:sz w:val="17"/>
               </w:rPr>
-              <w:t>1.2×</w:t>
+              <w:t>6. Prestigio del Emisor (</w:t>
+            </w:r>
+            <w:r>
+              <w:rPr>
+                <w:rStyle w:val="Emphasis"/>
+                <w:sz w:val="17"/>
+              </w:rPr>
+              <w:t>P</w:t>
+            </w:r>
+            <w:r>
+              <w:rPr>
+                <w:rStyle w:val="Emphasis"/>
+                <w:position w:val="-1"/>
+                <w:sz w:val="17"/>
+              </w:rPr>
+              <w:t>i</w:t>
+            </w:r>
+            <w:r>
+              <w:rPr>
+                <w:rStyle w:val="Strong"/>
+                <w:sz w:val="17"/>
+              </w:rPr>
+              <w:t>)</w:t>
             </w:r>
           </w:p>
         </w:tc>
         <w:tc>
           <w:tcPr>
-            <w:tcW w:w="4084" w:type="dxa"/>
+            <w:tcW w:w="1510" w:type="dxa"/>
+            <w:tcBorders>
+              <w:top w:val="single" w:sz="2" w:space="0" w:color="CBD5E0"/>
+              <w:start w:val="single" w:sz="2" w:space="0" w:color="CBD5E0"/>
+              <w:bottom w:val="single" w:sz="2" w:space="0" w:color="CBD5E0"/>
+              <w:end w:val="single" w:sz="2" w:space="0" w:color="CBD5E0"/>
+            </w:tcBorders>
+            <w:vAlign w:val="center"/>
+          </w:tcPr>
+          <w:p>
+            <w:pPr>
+              <w:pStyle w:val="Contenidodelatabla"/>
+              <w:bidi w:val="0"/>
+              <w:spacing w:before="0" w:after="210"/>
+              <w:ind w:hanging="0" w:start="0" w:end="0"/>
+              <w:jc w:val="center"/>
+              <w:rPr>
+                <w:sz w:val="17"/>
+              </w:rPr>
+            </w:pPr>
+            <w:r>
+              <w:rPr>
+                <w:sz w:val="17"/>
+              </w:rPr>
+              <w:t>Centralidad Jerárquica del Sujeto en la Red</w:t>
+            </w:r>
+          </w:p>
+        </w:tc>
+        <w:tc>
+          <w:tcPr>
+            <w:tcW w:w="1193" w:type="dxa"/>
             <w:tcBorders>
               <w:top w:val="single" w:sz="2" w:space="0" w:color="CBD5E0"/>
               <w:start w:val="single" w:sz="2" w:space="0" w:color="CBD5E0"/>
@@ -8635,147 +8730,22 @@
             </w:pPr>
             <w:r>
               <w:rPr>
-                <w:sz w:val="17"/>
-              </w:rPr>
-              <w:t xml:space="preserve">Reconocimiento del coste cognitivo de anticipación. </w:t>
-            </w:r>
-            <w:r>
-              <w:rPr>
                 <w:rStyle w:val="Strong"/>
                 <w:sz w:val="17"/>
               </w:rPr>
-              <w:t>Bono estrictamente anulado a 1.0× si existe ceguera estructural</w:t>
-            </w:r>
-            <w:r>
-              <w:rPr>
-                <w:sz w:val="17"/>
-              </w:rPr>
-              <w:t>.</w:t>
-            </w:r>
-          </w:p>
-        </w:tc>
-      </w:tr>
-      <w:tr>
-        <w:trPr/>
-        <w:tc>
-          <w:tcPr>
-            <w:tcW w:w="1588" w:type="dxa"/>
-            <w:tcBorders>
-              <w:top w:val="single" w:sz="2" w:space="0" w:color="CBD5E0"/>
-              <w:start w:val="single" w:sz="2" w:space="0" w:color="CBD5E0"/>
-              <w:bottom w:val="single" w:sz="2" w:space="0" w:color="CBD5E0"/>
-              <w:end w:val="single" w:sz="2" w:space="0" w:color="CBD5E0"/>
-            </w:tcBorders>
-            <w:vAlign w:val="center"/>
-          </w:tcPr>
-          <w:p>
-            <w:pPr>
-              <w:pStyle w:val="Contenidodelatabla"/>
-              <w:bidi w:val="0"/>
-              <w:spacing w:before="0" w:after="210"/>
-              <w:ind w:hanging="0" w:start="0" w:end="0"/>
-              <w:jc w:val="center"/>
-              <w:rPr/>
-            </w:pPr>
-            <w:r>
-              <w:rPr>
-                <w:rStyle w:val="Strong"/>
-                <w:sz w:val="17"/>
-              </w:rPr>
-              <w:t>6. Prestigio del Emisor (</w:t>
-            </w:r>
-            <w:r>
-              <w:rPr>
-                <w:rStyle w:val="Emphasis"/>
-                <w:sz w:val="17"/>
-              </w:rPr>
-              <w:t>P</w:t>
-            </w:r>
-            <w:r>
-              <w:rPr>
-                <w:rStyle w:val="Emphasis"/>
-                <w:position w:val="-1"/>
-                <w:sz w:val="17"/>
-              </w:rPr>
-              <w:t>i</w:t>
-            </w:r>
-            <w:r>
-              <w:rPr>
-                <w:rStyle w:val="Strong"/>
-                <w:sz w:val="17"/>
-              </w:rPr>
-              <w:t>)</w:t>
+              <w:t>Variable</w:t>
+            </w:r>
+            <w:r>
+              <w:rPr>
+                <w:sz w:val="17"/>
+              </w:rPr>
+              <w:t xml:space="preserve"> (0.5 a 1.5)</w:t>
             </w:r>
           </w:p>
         </w:tc>
         <w:tc>
           <w:tcPr>
-            <w:tcW w:w="2157" w:type="dxa"/>
-            <w:tcBorders>
-              <w:top w:val="single" w:sz="2" w:space="0" w:color="CBD5E0"/>
-              <w:start w:val="single" w:sz="2" w:space="0" w:color="CBD5E0"/>
-              <w:bottom w:val="single" w:sz="2" w:space="0" w:color="CBD5E0"/>
-              <w:end w:val="single" w:sz="2" w:space="0" w:color="CBD5E0"/>
-            </w:tcBorders>
-            <w:vAlign w:val="center"/>
-          </w:tcPr>
-          <w:p>
-            <w:pPr>
-              <w:pStyle w:val="Contenidodelatabla"/>
-              <w:bidi w:val="0"/>
-              <w:spacing w:before="0" w:after="210"/>
-              <w:ind w:hanging="0" w:start="0" w:end="0"/>
-              <w:jc w:val="center"/>
-              <w:rPr>
-                <w:sz w:val="17"/>
-              </w:rPr>
-            </w:pPr>
-            <w:r>
-              <w:rPr>
-                <w:sz w:val="17"/>
-              </w:rPr>
-              <w:t>Centralidad Jerárquica del Sujeto en la Red</w:t>
-            </w:r>
-          </w:p>
-        </w:tc>
-        <w:tc>
-          <w:tcPr>
-            <w:tcW w:w="1654" w:type="dxa"/>
-            <w:tcBorders>
-              <w:top w:val="single" w:sz="2" w:space="0" w:color="CBD5E0"/>
-              <w:start w:val="single" w:sz="2" w:space="0" w:color="CBD5E0"/>
-              <w:bottom w:val="single" w:sz="2" w:space="0" w:color="CBD5E0"/>
-              <w:end w:val="single" w:sz="2" w:space="0" w:color="CBD5E0"/>
-            </w:tcBorders>
-            <w:vAlign w:val="center"/>
-          </w:tcPr>
-          <w:p>
-            <w:pPr>
-              <w:pStyle w:val="Contenidodelatabla"/>
-              <w:bidi w:val="0"/>
-              <w:spacing w:before="0" w:after="210"/>
-              <w:ind w:hanging="0" w:start="0" w:end="0"/>
-              <w:jc w:val="center"/>
-              <w:rPr/>
-            </w:pPr>
-            <w:r>
-              <w:rPr>
-                <w:rStyle w:val="Strong"/>
-                <w:sz w:val="17"/>
-              </w:rPr>
-              <w:t>Variable</w:t>
-            </w:r>
-            <w:r>
-              <w:rPr>
-                <w:sz w:val="17"/>
-              </w:rPr>
-              <w:t xml:space="preserve"> (0.5 a 1.5)</w:t>
-            </w:r>
-          </w:p>
-        </w:tc>
-        <w:tc>
-          <w:tcPr>
-            <w:tcW w:w="4084" w:type="dxa"/>
+            <w:tcW w:w="2068" w:type="dxa"/>
             <w:tcBorders>
               <w:top w:val="single" w:sz="2" w:space="0" w:color="CBD5E0"/>
               <w:start w:val="single" w:sz="2" w:space="0" w:color="CBD5E0"/>
@@ -8896,7 +8866,7 @@
     </w:p>
     <w:tbl>
       <w:tblPr>
-        <w:tblW w:w="9483" w:type="dxa"/>
+        <w:tblW w:w="6035" w:type="dxa"/>
         <w:jc w:val="start"/>
         <w:tblInd w:w="0" w:type="dxa"/>
         <w:tblLayout w:type="fixed"/>
@@ -8913,11 +8883,7 @@
         <w:gridCol w:w="943"/>
         <w:gridCol w:w="815"/>
         <w:gridCol w:w="759"/>
-        <w:gridCol w:w="1759"/>
-        <w:gridCol w:w="585"/>
-        <w:gridCol w:w="951"/>
-        <w:gridCol w:w="585"/>
-        <w:gridCol w:w="1342"/>
+        <w:gridCol w:w="1774"/>
       </w:tblGrid>
       <w:tr>
         <w:trPr/>
@@ -9098,7 +9064,7 @@
         </w:tc>
         <w:tc>
           <w:tcPr>
-            <w:tcW w:w="1759" w:type="dxa"/>
+            <w:tcW w:w="1774" w:type="dxa"/>
             <w:tcBorders>
               <w:top w:val="single" w:sz="2" w:space="0" w:color="CBD5E0"/>
               <w:start w:val="single" w:sz="2" w:space="0" w:color="CBD5E0"/>
@@ -9128,134 +9094,6 @@
                 <w:sz w:val="17"/>
               </w:rPr>
               <w:t>Significado Socio-Termodinámico</w:t>
-            </w:r>
-          </w:p>
-        </w:tc>
-        <w:tc>
-          <w:tcPr>
-            <w:tcW w:w="585" w:type="dxa"/>
-            <w:tcBorders>
-              <w:top w:val="single" w:sz="6" w:space="0" w:color="808080"/>
-              <w:start w:val="single" w:sz="2" w:space="0" w:color="808080"/>
-              <w:bottom w:val="single" w:sz="2" w:space="0" w:color="808080"/>
-              <w:end w:val="single" w:sz="6" w:space="0" w:color="808080"/>
-            </w:tcBorders>
-            <w:tcMar>
-              <w:start w:w="90" w:type="dxa"/>
-              <w:end w:w="90" w:type="dxa"/>
-            </w:tcMar>
-          </w:tcPr>
-          <w:p>
-            <w:pPr>
-              <w:pStyle w:val="Contenidodelatabla"/>
-              <w:bidi w:val="0"/>
-              <w:spacing w:before="0" w:after="210"/>
-              <w:rPr>
-                <w:sz w:val="4"/>
-                <w:szCs w:val="4"/>
-              </w:rPr>
-            </w:pPr>
-            <w:r>
-              <w:rPr>
-                <w:sz w:val="4"/>
-                <w:szCs w:val="4"/>
-              </w:rPr>
-            </w:r>
-          </w:p>
-        </w:tc>
-        <w:tc>
-          <w:tcPr>
-            <w:tcW w:w="951" w:type="dxa"/>
-            <w:tcBorders>
-              <w:top w:val="single" w:sz="6" w:space="0" w:color="808080"/>
-              <w:start w:val="single" w:sz="2" w:space="0" w:color="808080"/>
-              <w:bottom w:val="single" w:sz="2" w:space="0" w:color="808080"/>
-              <w:end w:val="single" w:sz="6" w:space="0" w:color="808080"/>
-            </w:tcBorders>
-            <w:tcMar>
-              <w:start w:w="90" w:type="dxa"/>
-              <w:end w:w="90" w:type="dxa"/>
-            </w:tcMar>
-          </w:tcPr>
-          <w:p>
-            <w:pPr>
-              <w:pStyle w:val="Contenidodelatabla"/>
-              <w:bidi w:val="0"/>
-              <w:spacing w:before="0" w:after="210"/>
-              <w:rPr>
-                <w:sz w:val="4"/>
-                <w:szCs w:val="4"/>
-              </w:rPr>
-            </w:pPr>
-            <w:r>
-              <w:rPr>
-                <w:sz w:val="4"/>
-                <w:szCs w:val="4"/>
-              </w:rPr>
-            </w:r>
-          </w:p>
-        </w:tc>
-        <w:tc>
-          <w:tcPr>
-            <w:tcW w:w="585" w:type="dxa"/>
-            <w:tcBorders>
-              <w:top w:val="single" w:sz="6" w:space="0" w:color="808080"/>
-              <w:start w:val="single" w:sz="2" w:space="0" w:color="808080"/>
-              <w:bottom w:val="single" w:sz="2" w:space="0" w:color="808080"/>
-              <w:end w:val="single" w:sz="6" w:space="0" w:color="808080"/>
-            </w:tcBorders>
-            <w:tcMar>
-              <w:start w:w="90" w:type="dxa"/>
-              <w:end w:w="90" w:type="dxa"/>
-            </w:tcMar>
-          </w:tcPr>
-          <w:p>
-            <w:pPr>
-              <w:pStyle w:val="Contenidodelatabla"/>
-              <w:bidi w:val="0"/>
-              <w:spacing w:before="0" w:after="210"/>
-              <w:rPr>
-                <w:sz w:val="4"/>
-                <w:szCs w:val="4"/>
-              </w:rPr>
-            </w:pPr>
-            <w:r>
-              <w:rPr>
-                <w:sz w:val="4"/>
-                <w:szCs w:val="4"/>
-              </w:rPr>
-            </w:r>
-          </w:p>
-        </w:tc>
-        <w:tc>
-          <w:tcPr>
-            <w:tcW w:w="1342" w:type="dxa"/>
-            <w:tcBorders>
-              <w:top w:val="single" w:sz="6" w:space="0" w:color="808080"/>
-              <w:start w:val="single" w:sz="2" w:space="0" w:color="808080"/>
-              <w:bottom w:val="single" w:sz="2" w:space="0" w:color="808080"/>
-              <w:end w:val="single" w:sz="6" w:space="0" w:color="808080"/>
-            </w:tcBorders>
-            <w:tcMar>
-              <w:start w:w="90" w:type="dxa"/>
-              <w:end w:w="90" w:type="dxa"/>
-            </w:tcMar>
-          </w:tcPr>
-          <w:p>
-            <w:pPr>
-              <w:pStyle w:val="Contenidodelatabla"/>
-              <w:bidi w:val="0"/>
-              <w:spacing w:before="0" w:after="210"/>
-              <w:rPr>
-                <w:sz w:val="4"/>
-                <w:szCs w:val="4"/>
-              </w:rPr>
-            </w:pPr>
-            <w:r>
-              <w:rPr>
-                <w:sz w:val="4"/>
-                <w:szCs w:val="4"/>
-              </w:rPr>
             </w:r>
           </w:p>
         </w:tc>
@@ -9502,7 +9340,7 @@
         </w:tc>
         <w:tc>
           <w:tcPr>
-            <w:tcW w:w="1759" w:type="dxa"/>
+            <w:tcW w:w="1774" w:type="dxa"/>
             <w:tcBorders>
               <w:top w:val="single" w:sz="2" w:space="0" w:color="CBD5E0"/>
               <w:start w:val="single" w:sz="2" w:space="0" w:color="CBD5E0"/>
@@ -9527,130 +9365,6 @@
                 <w:sz w:val="17"/>
               </w:rPr>
               <w:t>Expectativa previa y confianza anticipatoria emitida hacia el grupo.</w:t>
-            </w:r>
-          </w:p>
-        </w:tc>
-        <w:tc>
-          <w:tcPr>
-            <w:tcW w:w="585" w:type="dxa"/>
-            <w:tcBorders>
-              <w:start w:val="single" w:sz="2" w:space="0" w:color="808080"/>
-              <w:bottom w:val="single" w:sz="2" w:space="0" w:color="808080"/>
-              <w:end w:val="single" w:sz="6" w:space="0" w:color="808080"/>
-            </w:tcBorders>
-            <w:tcMar>
-              <w:start w:w="90" w:type="dxa"/>
-              <w:end w:w="90" w:type="dxa"/>
-            </w:tcMar>
-          </w:tcPr>
-          <w:p>
-            <w:pPr>
-              <w:pStyle w:val="Contenidodelatabla"/>
-              <w:bidi w:val="0"/>
-              <w:spacing w:before="0" w:after="210"/>
-              <w:rPr>
-                <w:sz w:val="4"/>
-                <w:szCs w:val="4"/>
-              </w:rPr>
-            </w:pPr>
-            <w:r>
-              <w:rPr>
-                <w:sz w:val="4"/>
-                <w:szCs w:val="4"/>
-              </w:rPr>
-            </w:r>
-          </w:p>
-        </w:tc>
-        <w:tc>
-          <w:tcPr>
-            <w:tcW w:w="951" w:type="dxa"/>
-            <w:tcBorders>
-              <w:start w:val="single" w:sz="2" w:space="0" w:color="808080"/>
-              <w:bottom w:val="single" w:sz="2" w:space="0" w:color="808080"/>
-              <w:end w:val="single" w:sz="6" w:space="0" w:color="808080"/>
-            </w:tcBorders>
-            <w:tcMar>
-              <w:start w:w="90" w:type="dxa"/>
-              <w:end w:w="90" w:type="dxa"/>
-            </w:tcMar>
-          </w:tcPr>
-          <w:p>
-            <w:pPr>
-              <w:pStyle w:val="Contenidodelatabla"/>
-              <w:bidi w:val="0"/>
-              <w:spacing w:before="0" w:after="210"/>
-              <w:rPr>
-                <w:sz w:val="4"/>
-                <w:szCs w:val="4"/>
-              </w:rPr>
-            </w:pPr>
-            <w:r>
-              <w:rPr>
-                <w:sz w:val="4"/>
-                <w:szCs w:val="4"/>
-              </w:rPr>
-            </w:r>
-          </w:p>
-        </w:tc>
-        <w:tc>
-          <w:tcPr>
-            <w:tcW w:w="585" w:type="dxa"/>
-            <w:tcBorders>
-              <w:start w:val="single" w:sz="2" w:space="0" w:color="808080"/>
-              <w:bottom w:val="single" w:sz="2" w:space="0" w:color="808080"/>
-              <w:end w:val="single" w:sz="6" w:space="0" w:color="808080"/>
-            </w:tcBorders>
-            <w:tcMar>
-              <w:start w:w="90" w:type="dxa"/>
-              <w:end w:w="90" w:type="dxa"/>
-            </w:tcMar>
-          </w:tcPr>
-          <w:p>
-            <w:pPr>
-              <w:pStyle w:val="Contenidodelatabla"/>
-              <w:bidi w:val="0"/>
-              <w:spacing w:before="0" w:after="210"/>
-              <w:rPr>
-                <w:sz w:val="4"/>
-                <w:szCs w:val="4"/>
-              </w:rPr>
-            </w:pPr>
-            <w:r>
-              <w:rPr>
-                <w:sz w:val="4"/>
-                <w:szCs w:val="4"/>
-              </w:rPr>
-            </w:r>
-          </w:p>
-        </w:tc>
-        <w:tc>
-          <w:tcPr>
-            <w:tcW w:w="1342" w:type="dxa"/>
-            <w:tcBorders>
-              <w:start w:val="single" w:sz="2" w:space="0" w:color="808080"/>
-              <w:bottom w:val="single" w:sz="2" w:space="0" w:color="808080"/>
-              <w:end w:val="single" w:sz="6" w:space="0" w:color="808080"/>
-            </w:tcBorders>
-            <w:tcMar>
-              <w:start w:w="90" w:type="dxa"/>
-              <w:end w:w="90" w:type="dxa"/>
-            </w:tcMar>
-          </w:tcPr>
-          <w:p>
-            <w:pPr>
-              <w:pStyle w:val="Contenidodelatabla"/>
-              <w:bidi w:val="0"/>
-              <w:spacing w:before="0" w:after="210"/>
-              <w:rPr>
-                <w:sz w:val="4"/>
-                <w:szCs w:val="4"/>
-              </w:rPr>
-            </w:pPr>
-            <w:r>
-              <w:rPr>
-                <w:sz w:val="4"/>
-                <w:szCs w:val="4"/>
-              </w:rPr>
             </w:r>
           </w:p>
         </w:tc>
@@ -9897,7 +9611,7 @@
         </w:tc>
         <w:tc>
           <w:tcPr>
-            <w:tcW w:w="1759" w:type="dxa"/>
+            <w:tcW w:w="1774" w:type="dxa"/>
             <w:tcBorders>
               <w:top w:val="single" w:sz="2" w:space="0" w:color="CBD5E0"/>
               <w:start w:val="single" w:sz="2" w:space="0" w:color="CBD5E0"/>
@@ -9922,130 +9636,6 @@
                 <w:sz w:val="17"/>
               </w:rPr>
               <w:t>Flujo cinético y acción preferencial efectiva emitida por el sujeto.</w:t>
-            </w:r>
-          </w:p>
-        </w:tc>
-        <w:tc>
-          <w:tcPr>
-            <w:tcW w:w="585" w:type="dxa"/>
-            <w:tcBorders>
-              <w:start w:val="single" w:sz="2" w:space="0" w:color="808080"/>
-              <w:bottom w:val="single" w:sz="2" w:space="0" w:color="808080"/>
-              <w:end w:val="single" w:sz="6" w:space="0" w:color="808080"/>
-            </w:tcBorders>
-            <w:tcMar>
-              <w:start w:w="90" w:type="dxa"/>
-              <w:end w:w="90" w:type="dxa"/>
-            </w:tcMar>
-          </w:tcPr>
-          <w:p>
-            <w:pPr>
-              <w:pStyle w:val="Contenidodelatabla"/>
-              <w:bidi w:val="0"/>
-              <w:spacing w:before="0" w:after="210"/>
-              <w:rPr>
-                <w:sz w:val="4"/>
-                <w:szCs w:val="4"/>
-              </w:rPr>
-            </w:pPr>
-            <w:r>
-              <w:rPr>
-                <w:sz w:val="4"/>
-                <w:szCs w:val="4"/>
-              </w:rPr>
-            </w:r>
-          </w:p>
-        </w:tc>
-        <w:tc>
-          <w:tcPr>
-            <w:tcW w:w="951" w:type="dxa"/>
-            <w:tcBorders>
-              <w:start w:val="single" w:sz="2" w:space="0" w:color="808080"/>
-              <w:bottom w:val="single" w:sz="2" w:space="0" w:color="808080"/>
-              <w:end w:val="single" w:sz="6" w:space="0" w:color="808080"/>
-            </w:tcBorders>
-            <w:tcMar>
-              <w:start w:w="90" w:type="dxa"/>
-              <w:end w:w="90" w:type="dxa"/>
-            </w:tcMar>
-          </w:tcPr>
-          <w:p>
-            <w:pPr>
-              <w:pStyle w:val="Contenidodelatabla"/>
-              <w:bidi w:val="0"/>
-              <w:spacing w:before="0" w:after="210"/>
-              <w:rPr>
-                <w:sz w:val="4"/>
-                <w:szCs w:val="4"/>
-              </w:rPr>
-            </w:pPr>
-            <w:r>
-              <w:rPr>
-                <w:sz w:val="4"/>
-                <w:szCs w:val="4"/>
-              </w:rPr>
-            </w:r>
-          </w:p>
-        </w:tc>
-        <w:tc>
-          <w:tcPr>
-            <w:tcW w:w="585" w:type="dxa"/>
-            <w:tcBorders>
-              <w:start w:val="single" w:sz="2" w:space="0" w:color="808080"/>
-              <w:bottom w:val="single" w:sz="2" w:space="0" w:color="808080"/>
-              <w:end w:val="single" w:sz="6" w:space="0" w:color="808080"/>
-            </w:tcBorders>
-            <w:tcMar>
-              <w:start w:w="90" w:type="dxa"/>
-              <w:end w:w="90" w:type="dxa"/>
-            </w:tcMar>
-          </w:tcPr>
-          <w:p>
-            <w:pPr>
-              <w:pStyle w:val="Contenidodelatabla"/>
-              <w:bidi w:val="0"/>
-              <w:spacing w:before="0" w:after="210"/>
-              <w:rPr>
-                <w:sz w:val="4"/>
-                <w:szCs w:val="4"/>
-              </w:rPr>
-            </w:pPr>
-            <w:r>
-              <w:rPr>
-                <w:sz w:val="4"/>
-                <w:szCs w:val="4"/>
-              </w:rPr>
-            </w:r>
-          </w:p>
-        </w:tc>
-        <w:tc>
-          <w:tcPr>
-            <w:tcW w:w="1342" w:type="dxa"/>
-            <w:tcBorders>
-              <w:start w:val="single" w:sz="2" w:space="0" w:color="808080"/>
-              <w:bottom w:val="single" w:sz="2" w:space="0" w:color="808080"/>
-              <w:end w:val="single" w:sz="6" w:space="0" w:color="808080"/>
-            </w:tcBorders>
-            <w:tcMar>
-              <w:start w:w="90" w:type="dxa"/>
-              <w:end w:w="90" w:type="dxa"/>
-            </w:tcMar>
-          </w:tcPr>
-          <w:p>
-            <w:pPr>
-              <w:pStyle w:val="Contenidodelatabla"/>
-              <w:bidi w:val="0"/>
-              <w:spacing w:before="0" w:after="210"/>
-              <w:rPr>
-                <w:sz w:val="4"/>
-                <w:szCs w:val="4"/>
-              </w:rPr>
-            </w:pPr>
-            <w:r>
-              <w:rPr>
-                <w:sz w:val="4"/>
-                <w:szCs w:val="4"/>
-              </w:rPr>
             </w:r>
           </w:p>
         </w:tc>
@@ -10292,7 +9882,7 @@
         </w:tc>
         <w:tc>
           <w:tcPr>
-            <w:tcW w:w="1759" w:type="dxa"/>
+            <w:tcW w:w="1774" w:type="dxa"/>
             <w:tcBorders>
               <w:top w:val="single" w:sz="2" w:space="0" w:color="CBD5E0"/>
               <w:start w:val="single" w:sz="2" w:space="0" w:color="CBD5E0"/>
@@ -10317,130 +9907,6 @@
                 <w:sz w:val="17"/>
               </w:rPr>
               <w:t>Estatus e impacto real de atracción o rechazo recibido del colectivo.</w:t>
-            </w:r>
-          </w:p>
-        </w:tc>
-        <w:tc>
-          <w:tcPr>
-            <w:tcW w:w="585" w:type="dxa"/>
-            <w:tcBorders>
-              <w:start w:val="single" w:sz="2" w:space="0" w:color="808080"/>
-              <w:bottom w:val="single" w:sz="2" w:space="0" w:color="808080"/>
-              <w:end w:val="single" w:sz="6" w:space="0" w:color="808080"/>
-            </w:tcBorders>
-            <w:tcMar>
-              <w:start w:w="90" w:type="dxa"/>
-              <w:end w:w="90" w:type="dxa"/>
-            </w:tcMar>
-          </w:tcPr>
-          <w:p>
-            <w:pPr>
-              <w:pStyle w:val="Contenidodelatabla"/>
-              <w:bidi w:val="0"/>
-              <w:spacing w:before="0" w:after="210"/>
-              <w:rPr>
-                <w:sz w:val="4"/>
-                <w:szCs w:val="4"/>
-              </w:rPr>
-            </w:pPr>
-            <w:r>
-              <w:rPr>
-                <w:sz w:val="4"/>
-                <w:szCs w:val="4"/>
-              </w:rPr>
-            </w:r>
-          </w:p>
-        </w:tc>
-        <w:tc>
-          <w:tcPr>
-            <w:tcW w:w="951" w:type="dxa"/>
-            <w:tcBorders>
-              <w:start w:val="single" w:sz="2" w:space="0" w:color="808080"/>
-              <w:bottom w:val="single" w:sz="2" w:space="0" w:color="808080"/>
-              <w:end w:val="single" w:sz="6" w:space="0" w:color="808080"/>
-            </w:tcBorders>
-            <w:tcMar>
-              <w:start w:w="90" w:type="dxa"/>
-              <w:end w:w="90" w:type="dxa"/>
-            </w:tcMar>
-          </w:tcPr>
-          <w:p>
-            <w:pPr>
-              <w:pStyle w:val="Contenidodelatabla"/>
-              <w:bidi w:val="0"/>
-              <w:spacing w:before="0" w:after="210"/>
-              <w:rPr>
-                <w:sz w:val="4"/>
-                <w:szCs w:val="4"/>
-              </w:rPr>
-            </w:pPr>
-            <w:r>
-              <w:rPr>
-                <w:sz w:val="4"/>
-                <w:szCs w:val="4"/>
-              </w:rPr>
-            </w:r>
-          </w:p>
-        </w:tc>
-        <w:tc>
-          <w:tcPr>
-            <w:tcW w:w="585" w:type="dxa"/>
-            <w:tcBorders>
-              <w:start w:val="single" w:sz="2" w:space="0" w:color="808080"/>
-              <w:bottom w:val="single" w:sz="2" w:space="0" w:color="808080"/>
-              <w:end w:val="single" w:sz="6" w:space="0" w:color="808080"/>
-            </w:tcBorders>
-            <w:tcMar>
-              <w:start w:w="90" w:type="dxa"/>
-              <w:end w:w="90" w:type="dxa"/>
-            </w:tcMar>
-          </w:tcPr>
-          <w:p>
-            <w:pPr>
-              <w:pStyle w:val="Contenidodelatabla"/>
-              <w:bidi w:val="0"/>
-              <w:spacing w:before="0" w:after="210"/>
-              <w:rPr>
-                <w:sz w:val="4"/>
-                <w:szCs w:val="4"/>
-              </w:rPr>
-            </w:pPr>
-            <w:r>
-              <w:rPr>
-                <w:sz w:val="4"/>
-                <w:szCs w:val="4"/>
-              </w:rPr>
-            </w:r>
-          </w:p>
-        </w:tc>
-        <w:tc>
-          <w:tcPr>
-            <w:tcW w:w="1342" w:type="dxa"/>
-            <w:tcBorders>
-              <w:start w:val="single" w:sz="2" w:space="0" w:color="808080"/>
-              <w:bottom w:val="single" w:sz="2" w:space="0" w:color="808080"/>
-              <w:end w:val="single" w:sz="6" w:space="0" w:color="808080"/>
-            </w:tcBorders>
-            <w:tcMar>
-              <w:start w:w="90" w:type="dxa"/>
-              <w:end w:w="90" w:type="dxa"/>
-            </w:tcMar>
-          </w:tcPr>
-          <w:p>
-            <w:pPr>
-              <w:pStyle w:val="Contenidodelatabla"/>
-              <w:bidi w:val="0"/>
-              <w:spacing w:before="0" w:after="210"/>
-              <w:rPr>
-                <w:sz w:val="4"/>
-                <w:szCs w:val="4"/>
-              </w:rPr>
-            </w:pPr>
-            <w:r>
-              <w:rPr>
-                <w:sz w:val="4"/>
-                <w:szCs w:val="4"/>
-              </w:rPr>
             </w:r>
           </w:p>
         </w:tc>
@@ -10687,7 +10153,7 @@
         </w:tc>
         <w:tc>
           <w:tcPr>
-            <w:tcW w:w="1759" w:type="dxa"/>
+            <w:tcW w:w="1774" w:type="dxa"/>
             <w:tcBorders>
               <w:top w:val="single" w:sz="2" w:space="0" w:color="CBD5E0"/>
               <w:start w:val="single" w:sz="2" w:space="0" w:color="CBD5E0"/>
@@ -10712,130 +10178,6 @@
                 <w:sz w:val="17"/>
               </w:rPr>
               <w:t>Campo reflejo de presunción atribuido al sujeto por sus compañeros.</w:t>
-            </w:r>
-          </w:p>
-        </w:tc>
-        <w:tc>
-          <w:tcPr>
-            <w:tcW w:w="585" w:type="dxa"/>
-            <w:tcBorders>
-              <w:start w:val="single" w:sz="2" w:space="0" w:color="808080"/>
-              <w:bottom w:val="single" w:sz="2" w:space="0" w:color="808080"/>
-              <w:end w:val="single" w:sz="6" w:space="0" w:color="808080"/>
-            </w:tcBorders>
-            <w:tcMar>
-              <w:start w:w="90" w:type="dxa"/>
-              <w:end w:w="90" w:type="dxa"/>
-            </w:tcMar>
-          </w:tcPr>
-          <w:p>
-            <w:pPr>
-              <w:pStyle w:val="Contenidodelatabla"/>
-              <w:bidi w:val="0"/>
-              <w:spacing w:before="0" w:after="210"/>
-              <w:rPr>
-                <w:sz w:val="4"/>
-                <w:szCs w:val="4"/>
-              </w:rPr>
-            </w:pPr>
-            <w:r>
-              <w:rPr>
-                <w:sz w:val="4"/>
-                <w:szCs w:val="4"/>
-              </w:rPr>
-            </w:r>
-          </w:p>
-        </w:tc>
-        <w:tc>
-          <w:tcPr>
-            <w:tcW w:w="951" w:type="dxa"/>
-            <w:tcBorders>
-              <w:start w:val="single" w:sz="2" w:space="0" w:color="808080"/>
-              <w:bottom w:val="single" w:sz="2" w:space="0" w:color="808080"/>
-              <w:end w:val="single" w:sz="6" w:space="0" w:color="808080"/>
-            </w:tcBorders>
-            <w:tcMar>
-              <w:start w:w="90" w:type="dxa"/>
-              <w:end w:w="90" w:type="dxa"/>
-            </w:tcMar>
-          </w:tcPr>
-          <w:p>
-            <w:pPr>
-              <w:pStyle w:val="Contenidodelatabla"/>
-              <w:bidi w:val="0"/>
-              <w:spacing w:before="0" w:after="210"/>
-              <w:rPr>
-                <w:sz w:val="4"/>
-                <w:szCs w:val="4"/>
-              </w:rPr>
-            </w:pPr>
-            <w:r>
-              <w:rPr>
-                <w:sz w:val="4"/>
-                <w:szCs w:val="4"/>
-              </w:rPr>
-            </w:r>
-          </w:p>
-        </w:tc>
-        <w:tc>
-          <w:tcPr>
-            <w:tcW w:w="585" w:type="dxa"/>
-            <w:tcBorders>
-              <w:start w:val="single" w:sz="2" w:space="0" w:color="808080"/>
-              <w:bottom w:val="single" w:sz="2" w:space="0" w:color="808080"/>
-              <w:end w:val="single" w:sz="6" w:space="0" w:color="808080"/>
-            </w:tcBorders>
-            <w:tcMar>
-              <w:start w:w="90" w:type="dxa"/>
-              <w:end w:w="90" w:type="dxa"/>
-            </w:tcMar>
-          </w:tcPr>
-          <w:p>
-            <w:pPr>
-              <w:pStyle w:val="Contenidodelatabla"/>
-              <w:bidi w:val="0"/>
-              <w:spacing w:before="0" w:after="210"/>
-              <w:rPr>
-                <w:sz w:val="4"/>
-                <w:szCs w:val="4"/>
-              </w:rPr>
-            </w:pPr>
-            <w:r>
-              <w:rPr>
-                <w:sz w:val="4"/>
-                <w:szCs w:val="4"/>
-              </w:rPr>
-            </w:r>
-          </w:p>
-        </w:tc>
-        <w:tc>
-          <w:tcPr>
-            <w:tcW w:w="1342" w:type="dxa"/>
-            <w:tcBorders>
-              <w:start w:val="single" w:sz="2" w:space="0" w:color="808080"/>
-              <w:bottom w:val="single" w:sz="2" w:space="0" w:color="808080"/>
-              <w:end w:val="single" w:sz="6" w:space="0" w:color="808080"/>
-            </w:tcBorders>
-            <w:tcMar>
-              <w:start w:w="90" w:type="dxa"/>
-              <w:end w:w="90" w:type="dxa"/>
-            </w:tcMar>
-          </w:tcPr>
-          <w:p>
-            <w:pPr>
-              <w:pStyle w:val="Contenidodelatabla"/>
-              <w:bidi w:val="0"/>
-              <w:spacing w:before="0" w:after="210"/>
-              <w:rPr>
-                <w:sz w:val="4"/>
-                <w:szCs w:val="4"/>
-              </w:rPr>
-            </w:pPr>
-            <w:r>
-              <w:rPr>
-                <w:sz w:val="4"/>
-                <w:szCs w:val="4"/>
-              </w:rPr>
             </w:r>
           </w:p>
         </w:tc>
@@ -11031,7 +10373,7 @@
         </w:tc>
         <w:tc>
           <w:tcPr>
-            <w:tcW w:w="1759" w:type="dxa"/>
+            <w:tcW w:w="1774" w:type="dxa"/>
             <w:tcBorders>
               <w:top w:val="single" w:sz="2" w:space="0" w:color="CBD5E0"/>
               <w:start w:val="single" w:sz="2" w:space="0" w:color="CBD5E0"/>
@@ -11055,131 +10397,7 @@
               <w:rPr>
                 <w:sz w:val="17"/>
               </w:rPr>
-              <w:t>Potencial neto emisor: expansividad y manantial/sumidero de iniciativa.</w:t>
-            </w:r>
-          </w:p>
-        </w:tc>
-        <w:tc>
-          <w:tcPr>
-            <w:tcW w:w="585" w:type="dxa"/>
-            <w:tcBorders>
-              <w:start w:val="single" w:sz="2" w:space="0" w:color="808080"/>
-              <w:bottom w:val="single" w:sz="2" w:space="0" w:color="808080"/>
-              <w:end w:val="single" w:sz="6" w:space="0" w:color="808080"/>
-            </w:tcBorders>
-            <w:tcMar>
-              <w:start w:w="90" w:type="dxa"/>
-              <w:end w:w="90" w:type="dxa"/>
-            </w:tcMar>
-          </w:tcPr>
-          <w:p>
-            <w:pPr>
-              <w:pStyle w:val="Contenidodelatabla"/>
-              <w:bidi w:val="0"/>
-              <w:spacing w:before="0" w:after="210"/>
-              <w:rPr>
-                <w:sz w:val="4"/>
-                <w:szCs w:val="4"/>
-              </w:rPr>
-            </w:pPr>
-            <w:r>
-              <w:rPr>
-                <w:sz w:val="4"/>
-                <w:szCs w:val="4"/>
-              </w:rPr>
-            </w:r>
-          </w:p>
-        </w:tc>
-        <w:tc>
-          <w:tcPr>
-            <w:tcW w:w="951" w:type="dxa"/>
-            <w:tcBorders>
-              <w:start w:val="single" w:sz="2" w:space="0" w:color="808080"/>
-              <w:bottom w:val="single" w:sz="2" w:space="0" w:color="808080"/>
-              <w:end w:val="single" w:sz="6" w:space="0" w:color="808080"/>
-            </w:tcBorders>
-            <w:tcMar>
-              <w:start w:w="90" w:type="dxa"/>
-              <w:end w:w="90" w:type="dxa"/>
-            </w:tcMar>
-          </w:tcPr>
-          <w:p>
-            <w:pPr>
-              <w:pStyle w:val="Contenidodelatabla"/>
-              <w:bidi w:val="0"/>
-              <w:spacing w:before="0" w:after="210"/>
-              <w:rPr>
-                <w:sz w:val="4"/>
-                <w:szCs w:val="4"/>
-              </w:rPr>
-            </w:pPr>
-            <w:r>
-              <w:rPr>
-                <w:sz w:val="4"/>
-                <w:szCs w:val="4"/>
-              </w:rPr>
-            </w:r>
-          </w:p>
-        </w:tc>
-        <w:tc>
-          <w:tcPr>
-            <w:tcW w:w="585" w:type="dxa"/>
-            <w:tcBorders>
-              <w:start w:val="single" w:sz="2" w:space="0" w:color="808080"/>
-              <w:bottom w:val="single" w:sz="2" w:space="0" w:color="808080"/>
-              <w:end w:val="single" w:sz="6" w:space="0" w:color="808080"/>
-            </w:tcBorders>
-            <w:tcMar>
-              <w:start w:w="90" w:type="dxa"/>
-              <w:end w:w="90" w:type="dxa"/>
-            </w:tcMar>
-          </w:tcPr>
-          <w:p>
-            <w:pPr>
-              <w:pStyle w:val="Contenidodelatabla"/>
-              <w:bidi w:val="0"/>
-              <w:spacing w:before="0" w:after="210"/>
-              <w:rPr>
-                <w:sz w:val="4"/>
-                <w:szCs w:val="4"/>
-              </w:rPr>
-            </w:pPr>
-            <w:r>
-              <w:rPr>
-                <w:sz w:val="4"/>
-                <w:szCs w:val="4"/>
-              </w:rPr>
-            </w:r>
-          </w:p>
-        </w:tc>
-        <w:tc>
-          <w:tcPr>
-            <w:tcW w:w="1342" w:type="dxa"/>
-            <w:tcBorders>
-              <w:start w:val="single" w:sz="2" w:space="0" w:color="808080"/>
-              <w:bottom w:val="single" w:sz="2" w:space="0" w:color="808080"/>
-              <w:end w:val="single" w:sz="6" w:space="0" w:color="808080"/>
-            </w:tcBorders>
-            <w:tcMar>
-              <w:start w:w="90" w:type="dxa"/>
-              <w:end w:w="90" w:type="dxa"/>
-            </w:tcMar>
-          </w:tcPr>
-          <w:p>
-            <w:pPr>
-              <w:pStyle w:val="Contenidodelatabla"/>
-              <w:bidi w:val="0"/>
-              <w:spacing w:before="0" w:after="210"/>
-              <w:rPr>
-                <w:sz w:val="4"/>
-                <w:szCs w:val="4"/>
-              </w:rPr>
-            </w:pPr>
-            <w:r>
-              <w:rPr>
-                <w:sz w:val="4"/>
-                <w:szCs w:val="4"/>
-              </w:rPr>
+              <w:t>Potencial neto emisor: expansividad y flujo de iniciativa generada.</w:t>
             </w:r>
           </w:p>
         </w:tc>
@@ -11305,15 +10523,53 @@
               <w:spacing w:before="0" w:after="210"/>
               <w:ind w:hanging="0" w:start="0" w:end="0"/>
               <w:jc w:val="center"/>
-              <w:rPr>
-                <w:sz w:val="17"/>
-              </w:rPr>
+              <w:rPr/>
             </w:pPr>
             <w:r>
               <w:rPr>
                 <w:sz w:val="17"/>
               </w:rPr>
-              <w:t>\</w:t>
+              <w:t xml:space="preserve">| </w:t>
+            </w:r>
+            <w:r>
+              <w:rPr>
+                <w:rStyle w:val="Emphasis"/>
+                <w:sz w:val="17"/>
+              </w:rPr>
+              <w:t>D</w:t>
+            </w:r>
+            <w:r>
+              <w:rPr>
+                <w:position w:val="-1"/>
+                <w:sz w:val="17"/>
+              </w:rPr>
+              <w:t>1</w:t>
+            </w:r>
+            <w:r>
+              <w:rPr>
+                <w:sz w:val="17"/>
+              </w:rPr>
+              <w:t xml:space="preserve"> | + | </w:t>
+            </w:r>
+            <w:r>
+              <w:rPr>
+                <w:rStyle w:val="Emphasis"/>
+                <w:sz w:val="17"/>
+              </w:rPr>
+              <w:t>D</w:t>
+            </w:r>
+            <w:r>
+              <w:rPr>
+                <w:position w:val="-1"/>
+                <w:sz w:val="17"/>
+              </w:rPr>
+              <w:t>2</w:t>
+            </w:r>
+            <w:r>
+              <w:rPr>
+                <w:sz w:val="17"/>
+              </w:rPr>
+              <w:t xml:space="preserve"> |</w:t>
             </w:r>
           </w:p>
         </w:tc>
@@ -11343,133 +10599,13 @@
               <w:rPr>
                 <w:sz w:val="17"/>
               </w:rPr>
-              <w:t>D_1\</w:t>
+              <w:t>[0.00, +2.00]</w:t>
             </w:r>
           </w:p>
         </w:tc>
         <w:tc>
           <w:tcPr>
-            <w:tcW w:w="1759" w:type="dxa"/>
-            <w:tcBorders>
-              <w:top w:val="single" w:sz="2" w:space="0" w:color="CBD5E0"/>
-              <w:start w:val="single" w:sz="2" w:space="0" w:color="CBD5E0"/>
-              <w:bottom w:val="single" w:sz="2" w:space="0" w:color="CBD5E0"/>
-              <w:end w:val="single" w:sz="2" w:space="0" w:color="CBD5E0"/>
-            </w:tcBorders>
-            <w:vAlign w:val="center"/>
-          </w:tcPr>
-          <w:p>
-            <w:pPr>
-              <w:pStyle w:val="Contenidodelatabla"/>
-              <w:bidi w:val="0"/>
-              <w:spacing w:before="0" w:after="210"/>
-              <w:ind w:hanging="0" w:start="0" w:end="0"/>
-              <w:jc w:val="center"/>
-              <w:rPr>
-                <w:sz w:val="17"/>
-              </w:rPr>
-            </w:pPr>
-            <w:r>
-              <w:rPr>
-                <w:sz w:val="17"/>
-              </w:rPr>
-              <w:t>+ \</w:t>
-            </w:r>
-          </w:p>
-        </w:tc>
-        <w:tc>
-          <w:tcPr>
-            <w:tcW w:w="585" w:type="dxa"/>
-            <w:tcBorders>
-              <w:top w:val="single" w:sz="2" w:space="0" w:color="CBD5E0"/>
-              <w:start w:val="single" w:sz="2" w:space="0" w:color="CBD5E0"/>
-              <w:bottom w:val="single" w:sz="2" w:space="0" w:color="CBD5E0"/>
-              <w:end w:val="single" w:sz="2" w:space="0" w:color="CBD5E0"/>
-            </w:tcBorders>
-            <w:vAlign w:val="center"/>
-          </w:tcPr>
-          <w:p>
-            <w:pPr>
-              <w:pStyle w:val="Contenidodelatabla"/>
-              <w:bidi w:val="0"/>
-              <w:spacing w:before="0" w:after="210"/>
-              <w:ind w:hanging="0" w:start="0" w:end="0"/>
-              <w:jc w:val="center"/>
-              <w:rPr>
-                <w:sz w:val="17"/>
-              </w:rPr>
-            </w:pPr>
-            <w:r>
-              <w:rPr>
-                <w:sz w:val="17"/>
-              </w:rPr>
-              <w:t>D_2\</w:t>
-            </w:r>
-          </w:p>
-        </w:tc>
-        <w:tc>
-          <w:tcPr>
-            <w:tcW w:w="951" w:type="dxa"/>
-            <w:tcBorders>
-              <w:top w:val="single" w:sz="2" w:space="0" w:color="CBD5E0"/>
-              <w:start w:val="single" w:sz="2" w:space="0" w:color="CBD5E0"/>
-              <w:bottom w:val="single" w:sz="2" w:space="0" w:color="CBD5E0"/>
-              <w:end w:val="single" w:sz="2" w:space="0" w:color="CBD5E0"/>
-            </w:tcBorders>
-            <w:vAlign w:val="center"/>
-          </w:tcPr>
-          <w:p>
-            <w:pPr>
-              <w:pStyle w:val="Contenidodelatabla"/>
-              <w:bidi w:val="0"/>
-              <w:spacing w:before="0" w:after="210"/>
-              <w:ind w:hanging="0" w:start="0" w:end="0"/>
-              <w:rPr>
-                <w:sz w:val="4"/>
-                <w:szCs w:val="4"/>
-              </w:rPr>
-            </w:pPr>
-            <w:r>
-              <w:rPr>
-                <w:sz w:val="4"/>
-                <w:szCs w:val="4"/>
-              </w:rPr>
-            </w:r>
-          </w:p>
-        </w:tc>
-        <w:tc>
-          <w:tcPr>
-            <w:tcW w:w="585" w:type="dxa"/>
-            <w:tcBorders>
-              <w:top w:val="single" w:sz="2" w:space="0" w:color="CBD5E0"/>
-              <w:start w:val="single" w:sz="2" w:space="0" w:color="CBD5E0"/>
-              <w:bottom w:val="single" w:sz="2" w:space="0" w:color="CBD5E0"/>
-              <w:end w:val="single" w:sz="2" w:space="0" w:color="CBD5E0"/>
-            </w:tcBorders>
-            <w:vAlign w:val="center"/>
-          </w:tcPr>
-          <w:p>
-            <w:pPr>
-              <w:pStyle w:val="Contenidodelatabla"/>
-              <w:bidi w:val="0"/>
-              <w:spacing w:before="0" w:after="210"/>
-              <w:ind w:hanging="0" w:start="0" w:end="0"/>
-              <w:jc w:val="center"/>
-              <w:rPr>
-                <w:sz w:val="17"/>
-              </w:rPr>
-            </w:pPr>
-            <w:r>
-              <w:rPr>
-                <w:sz w:val="17"/>
-              </w:rPr>
-              <w:t>[0.00, +2.00]</w:t>
-            </w:r>
-          </w:p>
-        </w:tc>
-        <w:tc>
-          <w:tcPr>
-            <w:tcW w:w="1342" w:type="dxa"/>
+            <w:tcW w:w="1774" w:type="dxa"/>
             <w:tcBorders>
               <w:top w:val="single" w:sz="2" w:space="0" w:color="CBD5E0"/>
               <w:start w:val="single" w:sz="2" w:space="0" w:color="CBD5E0"/>
@@ -11689,7 +10825,7 @@
         </w:tc>
         <w:tc>
           <w:tcPr>
-            <w:tcW w:w="1759" w:type="dxa"/>
+            <w:tcW w:w="1774" w:type="dxa"/>
             <w:tcBorders>
               <w:top w:val="single" w:sz="2" w:space="0" w:color="CBD5E0"/>
               <w:start w:val="single" w:sz="2" w:space="0" w:color="CBD5E0"/>
@@ -11714,38 +10850,6 @@
                 <w:sz w:val="17"/>
               </w:rPr>
               <w:t>Potencial neto receptor: estatus global inducido por el entorno social.</w:t>
-            </w:r>
-          </w:p>
-        </w:tc>
-        <w:tc>
-          <w:tcPr>
-            <w:tcW w:w="3463" w:type="dxa"/>
-            <w:gridSpan w:val="4"/>
-            <w:tcBorders>
-              <w:start w:val="single" w:sz="2" w:space="0" w:color="808080"/>
-              <w:bottom w:val="single" w:sz="2" w:space="0" w:color="808080"/>
-              <w:end w:val="single" w:sz="6" w:space="0" w:color="808080"/>
-            </w:tcBorders>
-            <w:tcMar>
-              <w:start w:w="90" w:type="dxa"/>
-              <w:end w:w="90" w:type="dxa"/>
-            </w:tcMar>
-          </w:tcPr>
-          <w:p>
-            <w:pPr>
-              <w:pStyle w:val="Contenidodelatabla"/>
-              <w:bidi w:val="0"/>
-              <w:spacing w:before="0" w:after="210"/>
-              <w:rPr>
-                <w:sz w:val="4"/>
-                <w:szCs w:val="4"/>
-              </w:rPr>
-            </w:pPr>
-            <w:r>
-              <w:rPr>
-                <w:sz w:val="4"/>
-                <w:szCs w:val="4"/>
-              </w:rPr>
             </w:r>
           </w:p>
         </w:tc>
@@ -11871,15 +10975,53 @@
               <w:spacing w:before="0" w:after="210"/>
               <w:ind w:hanging="0" w:start="0" w:end="0"/>
               <w:jc w:val="center"/>
-              <w:rPr>
-                <w:sz w:val="17"/>
-              </w:rPr>
+              <w:rPr/>
             </w:pPr>
             <w:r>
               <w:rPr>
                 <w:sz w:val="17"/>
               </w:rPr>
-              <w:t>\</w:t>
+              <w:t xml:space="preserve">| </w:t>
+            </w:r>
+            <w:r>
+              <w:rPr>
+                <w:rStyle w:val="Emphasis"/>
+                <w:sz w:val="17"/>
+              </w:rPr>
+              <w:t>D</w:t>
+            </w:r>
+            <w:r>
+              <w:rPr>
+                <w:position w:val="-1"/>
+                <w:sz w:val="17"/>
+              </w:rPr>
+              <w:t>3</w:t>
+            </w:r>
+            <w:r>
+              <w:rPr>
+                <w:sz w:val="17"/>
+              </w:rPr>
+              <w:t xml:space="preserve"> | + | </w:t>
+            </w:r>
+            <w:r>
+              <w:rPr>
+                <w:rStyle w:val="Emphasis"/>
+                <w:sz w:val="17"/>
+              </w:rPr>
+              <w:t>D</w:t>
+            </w:r>
+            <w:r>
+              <w:rPr>
+                <w:position w:val="-1"/>
+                <w:sz w:val="17"/>
+              </w:rPr>
+              <w:t>4</w:t>
+            </w:r>
+            <w:r>
+              <w:rPr>
+                <w:sz w:val="17"/>
+              </w:rPr>
+              <w:t xml:space="preserve"> |</w:t>
             </w:r>
           </w:p>
         </w:tc>
@@ -11909,133 +11051,13 @@
               <w:rPr>
                 <w:sz w:val="17"/>
               </w:rPr>
-              <w:t>D_3\</w:t>
+              <w:t>[0.00, +2.00]</w:t>
             </w:r>
           </w:p>
         </w:tc>
         <w:tc>
           <w:tcPr>
-            <w:tcW w:w="1759" w:type="dxa"/>
-            <w:tcBorders>
-              <w:top w:val="single" w:sz="2" w:space="0" w:color="CBD5E0"/>
-              <w:start w:val="single" w:sz="2" w:space="0" w:color="CBD5E0"/>
-              <w:bottom w:val="single" w:sz="2" w:space="0" w:color="CBD5E0"/>
-              <w:end w:val="single" w:sz="2" w:space="0" w:color="CBD5E0"/>
-            </w:tcBorders>
-            <w:vAlign w:val="center"/>
-          </w:tcPr>
-          <w:p>
-            <w:pPr>
-              <w:pStyle w:val="Contenidodelatabla"/>
-              <w:bidi w:val="0"/>
-              <w:spacing w:before="0" w:after="210"/>
-              <w:ind w:hanging="0" w:start="0" w:end="0"/>
-              <w:jc w:val="center"/>
-              <w:rPr>
-                <w:sz w:val="17"/>
-              </w:rPr>
-            </w:pPr>
-            <w:r>
-              <w:rPr>
-                <w:sz w:val="17"/>
-              </w:rPr>
-              <w:t>+ \</w:t>
-            </w:r>
-          </w:p>
-        </w:tc>
-        <w:tc>
-          <w:tcPr>
-            <w:tcW w:w="585" w:type="dxa"/>
-            <w:tcBorders>
-              <w:top w:val="single" w:sz="2" w:space="0" w:color="CBD5E0"/>
-              <w:start w:val="single" w:sz="2" w:space="0" w:color="CBD5E0"/>
-              <w:bottom w:val="single" w:sz="2" w:space="0" w:color="CBD5E0"/>
-              <w:end w:val="single" w:sz="2" w:space="0" w:color="CBD5E0"/>
-            </w:tcBorders>
-            <w:vAlign w:val="center"/>
-          </w:tcPr>
-          <w:p>
-            <w:pPr>
-              <w:pStyle w:val="Contenidodelatabla"/>
-              <w:bidi w:val="0"/>
-              <w:spacing w:before="0" w:after="210"/>
-              <w:ind w:hanging="0" w:start="0" w:end="0"/>
-              <w:jc w:val="center"/>
-              <w:rPr>
-                <w:sz w:val="17"/>
-              </w:rPr>
-            </w:pPr>
-            <w:r>
-              <w:rPr>
-                <w:sz w:val="17"/>
-              </w:rPr>
-              <w:t>D_4\</w:t>
-            </w:r>
-          </w:p>
-        </w:tc>
-        <w:tc>
-          <w:tcPr>
-            <w:tcW w:w="951" w:type="dxa"/>
-            <w:tcBorders>
-              <w:top w:val="single" w:sz="2" w:space="0" w:color="CBD5E0"/>
-              <w:start w:val="single" w:sz="2" w:space="0" w:color="CBD5E0"/>
-              <w:bottom w:val="single" w:sz="2" w:space="0" w:color="CBD5E0"/>
-              <w:end w:val="single" w:sz="2" w:space="0" w:color="CBD5E0"/>
-            </w:tcBorders>
-            <w:vAlign w:val="center"/>
-          </w:tcPr>
-          <w:p>
-            <w:pPr>
-              <w:pStyle w:val="Contenidodelatabla"/>
-              <w:bidi w:val="0"/>
-              <w:spacing w:before="0" w:after="210"/>
-              <w:ind w:hanging="0" w:start="0" w:end="0"/>
-              <w:rPr>
-                <w:sz w:val="4"/>
-                <w:szCs w:val="4"/>
-              </w:rPr>
-            </w:pPr>
-            <w:r>
-              <w:rPr>
-                <w:sz w:val="4"/>
-                <w:szCs w:val="4"/>
-              </w:rPr>
-            </w:r>
-          </w:p>
-        </w:tc>
-        <w:tc>
-          <w:tcPr>
-            <w:tcW w:w="585" w:type="dxa"/>
-            <w:tcBorders>
-              <w:top w:val="single" w:sz="2" w:space="0" w:color="CBD5E0"/>
-              <w:start w:val="single" w:sz="2" w:space="0" w:color="CBD5E0"/>
-              <w:bottom w:val="single" w:sz="2" w:space="0" w:color="CBD5E0"/>
-              <w:end w:val="single" w:sz="2" w:space="0" w:color="CBD5E0"/>
-            </w:tcBorders>
-            <w:vAlign w:val="center"/>
-          </w:tcPr>
-          <w:p>
-            <w:pPr>
-              <w:pStyle w:val="Contenidodelatabla"/>
-              <w:bidi w:val="0"/>
-              <w:spacing w:before="0" w:after="210"/>
-              <w:ind w:hanging="0" w:start="0" w:end="0"/>
-              <w:jc w:val="center"/>
-              <w:rPr>
-                <w:sz w:val="17"/>
-              </w:rPr>
-            </w:pPr>
-            <w:r>
-              <w:rPr>
-                <w:sz w:val="17"/>
-              </w:rPr>
-              <w:t>[0.00, +2.00]</w:t>
-            </w:r>
-          </w:p>
-        </w:tc>
-        <w:tc>
-          <w:tcPr>
-            <w:tcW w:w="1342" w:type="dxa"/>
+            <w:tcW w:w="1774" w:type="dxa"/>
             <w:tcBorders>
               <w:top w:val="single" w:sz="2" w:space="0" w:color="CBD5E0"/>
               <w:start w:val="single" w:sz="2" w:space="0" w:color="CBD5E0"/>
@@ -12255,7 +11277,7 @@
         </w:tc>
         <w:tc>
           <w:tcPr>
-            <w:tcW w:w="1759" w:type="dxa"/>
+            <w:tcW w:w="1774" w:type="dxa"/>
             <w:tcBorders>
               <w:top w:val="single" w:sz="2" w:space="0" w:color="CBD5E0"/>
               <w:start w:val="single" w:sz="2" w:space="0" w:color="CBD5E0"/>
@@ -12280,38 +11302,6 @@
                 <w:sz w:val="17"/>
               </w:rPr>
               <w:t>Saldo cognitivo: clima de confianza y presunción compartida.</w:t>
-            </w:r>
-          </w:p>
-        </w:tc>
-        <w:tc>
-          <w:tcPr>
-            <w:tcW w:w="3463" w:type="dxa"/>
-            <w:gridSpan w:val="4"/>
-            <w:tcBorders>
-              <w:start w:val="single" w:sz="2" w:space="0" w:color="808080"/>
-              <w:bottom w:val="single" w:sz="2" w:space="0" w:color="808080"/>
-              <w:end w:val="single" w:sz="6" w:space="0" w:color="808080"/>
-            </w:tcBorders>
-            <w:tcMar>
-              <w:start w:w="90" w:type="dxa"/>
-              <w:end w:w="90" w:type="dxa"/>
-            </w:tcMar>
-          </w:tcPr>
-          <w:p>
-            <w:pPr>
-              <w:pStyle w:val="Contenidodelatabla"/>
-              <w:bidi w:val="0"/>
-              <w:spacing w:before="0" w:after="210"/>
-              <w:rPr>
-                <w:sz w:val="4"/>
-                <w:szCs w:val="4"/>
-              </w:rPr>
-            </w:pPr>
-            <w:r>
-              <w:rPr>
-                <w:sz w:val="4"/>
-                <w:szCs w:val="4"/>
-              </w:rPr>
             </w:r>
           </w:p>
         </w:tc>
@@ -12437,15 +11427,53 @@
               <w:spacing w:before="0" w:after="210"/>
               <w:ind w:hanging="0" w:start="0" w:end="0"/>
               <w:jc w:val="center"/>
-              <w:rPr>
-                <w:sz w:val="17"/>
-              </w:rPr>
+              <w:rPr/>
             </w:pPr>
             <w:r>
               <w:rPr>
                 <w:sz w:val="17"/>
               </w:rPr>
-              <w:t>\</w:t>
+              <w:t xml:space="preserve">| </w:t>
+            </w:r>
+            <w:r>
+              <w:rPr>
+                <w:rStyle w:val="Emphasis"/>
+                <w:sz w:val="17"/>
+              </w:rPr>
+              <w:t>D</w:t>
+            </w:r>
+            <w:r>
+              <w:rPr>
+                <w:position w:val="-1"/>
+                <w:sz w:val="17"/>
+              </w:rPr>
+              <w:t>1</w:t>
+            </w:r>
+            <w:r>
+              <w:rPr>
+                <w:sz w:val="17"/>
+              </w:rPr>
+              <w:t xml:space="preserve"> | + | </w:t>
+            </w:r>
+            <w:r>
+              <w:rPr>
+                <w:rStyle w:val="Emphasis"/>
+                <w:sz w:val="17"/>
+              </w:rPr>
+              <w:t>D</w:t>
+            </w:r>
+            <w:r>
+              <w:rPr>
+                <w:position w:val="-1"/>
+                <w:sz w:val="17"/>
+              </w:rPr>
+              <w:t>4</w:t>
+            </w:r>
+            <w:r>
+              <w:rPr>
+                <w:sz w:val="17"/>
+              </w:rPr>
+              <w:t xml:space="preserve"> |</w:t>
             </w:r>
           </w:p>
         </w:tc>
@@ -12475,13 +11503,13 @@
               <w:rPr>
                 <w:sz w:val="17"/>
               </w:rPr>
-              <w:t>D_1\</w:t>
+              <w:t>[0.00, +2.00]</w:t>
             </w:r>
           </w:p>
         </w:tc>
         <w:tc>
           <w:tcPr>
-            <w:tcW w:w="1759" w:type="dxa"/>
+            <w:tcW w:w="1774" w:type="dxa"/>
             <w:tcBorders>
               <w:top w:val="single" w:sz="2" w:space="0" w:color="CBD5E0"/>
               <w:start w:val="single" w:sz="2" w:space="0" w:color="CBD5E0"/>
@@ -12505,127 +11533,7 @@
               <w:rPr>
                 <w:sz w:val="17"/>
               </w:rPr>
-              <w:t>+ \</w:t>
-            </w:r>
-          </w:p>
-        </w:tc>
-        <w:tc>
-          <w:tcPr>
-            <w:tcW w:w="585" w:type="dxa"/>
-            <w:tcBorders>
-              <w:top w:val="single" w:sz="2" w:space="0" w:color="CBD5E0"/>
-              <w:start w:val="single" w:sz="2" w:space="0" w:color="CBD5E0"/>
-              <w:bottom w:val="single" w:sz="2" w:space="0" w:color="CBD5E0"/>
-              <w:end w:val="single" w:sz="2" w:space="0" w:color="CBD5E0"/>
-            </w:tcBorders>
-            <w:vAlign w:val="center"/>
-          </w:tcPr>
-          <w:p>
-            <w:pPr>
-              <w:pStyle w:val="Contenidodelatabla"/>
-              <w:bidi w:val="0"/>
-              <w:spacing w:before="0" w:after="210"/>
-              <w:ind w:hanging="0" w:start="0" w:end="0"/>
-              <w:jc w:val="center"/>
-              <w:rPr>
-                <w:sz w:val="17"/>
-              </w:rPr>
-            </w:pPr>
-            <w:r>
-              <w:rPr>
-                <w:sz w:val="17"/>
-              </w:rPr>
-              <w:t>D_4\</w:t>
-            </w:r>
-          </w:p>
-        </w:tc>
-        <w:tc>
-          <w:tcPr>
-            <w:tcW w:w="951" w:type="dxa"/>
-            <w:tcBorders>
-              <w:top w:val="single" w:sz="2" w:space="0" w:color="CBD5E0"/>
-              <w:start w:val="single" w:sz="2" w:space="0" w:color="CBD5E0"/>
-              <w:bottom w:val="single" w:sz="2" w:space="0" w:color="CBD5E0"/>
-              <w:end w:val="single" w:sz="2" w:space="0" w:color="CBD5E0"/>
-            </w:tcBorders>
-            <w:vAlign w:val="center"/>
-          </w:tcPr>
-          <w:p>
-            <w:pPr>
-              <w:pStyle w:val="Contenidodelatabla"/>
-              <w:bidi w:val="0"/>
-              <w:spacing w:before="0" w:after="210"/>
-              <w:ind w:hanging="0" w:start="0" w:end="0"/>
-              <w:rPr>
-                <w:sz w:val="4"/>
-                <w:szCs w:val="4"/>
-              </w:rPr>
-            </w:pPr>
-            <w:r>
-              <w:rPr>
-                <w:sz w:val="4"/>
-                <w:szCs w:val="4"/>
-              </w:rPr>
-            </w:r>
-          </w:p>
-        </w:tc>
-        <w:tc>
-          <w:tcPr>
-            <w:tcW w:w="585" w:type="dxa"/>
-            <w:tcBorders>
-              <w:top w:val="single" w:sz="2" w:space="0" w:color="CBD5E0"/>
-              <w:start w:val="single" w:sz="2" w:space="0" w:color="CBD5E0"/>
-              <w:bottom w:val="single" w:sz="2" w:space="0" w:color="CBD5E0"/>
-              <w:end w:val="single" w:sz="2" w:space="0" w:color="CBD5E0"/>
-            </w:tcBorders>
-            <w:vAlign w:val="center"/>
-          </w:tcPr>
-          <w:p>
-            <w:pPr>
-              <w:pStyle w:val="Contenidodelatabla"/>
-              <w:bidi w:val="0"/>
-              <w:spacing w:before="0" w:after="210"/>
-              <w:ind w:hanging="0" w:start="0" w:end="0"/>
-              <w:jc w:val="center"/>
-              <w:rPr>
-                <w:sz w:val="17"/>
-              </w:rPr>
-            </w:pPr>
-            <w:r>
-              <w:rPr>
-                <w:sz w:val="17"/>
-              </w:rPr>
-              <w:t>[0.00, +2.00]</w:t>
-            </w:r>
-          </w:p>
-        </w:tc>
-        <w:tc>
-          <w:tcPr>
-            <w:tcW w:w="1342" w:type="dxa"/>
-            <w:tcBorders>
-              <w:top w:val="single" w:sz="2" w:space="0" w:color="CBD5E0"/>
-              <w:start w:val="single" w:sz="2" w:space="0" w:color="CBD5E0"/>
-              <w:bottom w:val="single" w:sz="2" w:space="0" w:color="CBD5E0"/>
-              <w:end w:val="single" w:sz="2" w:space="0" w:color="CBD5E0"/>
-            </w:tcBorders>
-            <w:vAlign w:val="center"/>
-          </w:tcPr>
-          <w:p>
-            <w:pPr>
-              <w:pStyle w:val="Contenidodelatabla"/>
-              <w:bidi w:val="0"/>
-              <w:spacing w:before="0" w:after="210"/>
-              <w:ind w:hanging="0" w:start="0" w:end="0"/>
-              <w:jc w:val="center"/>
-              <w:rPr>
-                <w:sz w:val="17"/>
-              </w:rPr>
-            </w:pPr>
-            <w:r>
-              <w:rPr>
-                <w:sz w:val="17"/>
-              </w:rPr>
-              <w:t>Masa bruta cognitiva: volumen de rumiación mental y carga prospectiva.</w:t>
+              <w:t>Masa bruta cognitiva: volumen de actividad cognitiva y carga prospectiva.</w:t>
             </w:r>
           </w:p>
         </w:tc>
@@ -12821,7 +11729,7 @@
         </w:tc>
         <w:tc>
           <w:tcPr>
-            <w:tcW w:w="1759" w:type="dxa"/>
+            <w:tcW w:w="1774" w:type="dxa"/>
             <w:tcBorders>
               <w:top w:val="single" w:sz="2" w:space="0" w:color="CBD5E0"/>
               <w:start w:val="single" w:sz="2" w:space="0" w:color="CBD5E0"/>
@@ -12846,38 +11754,6 @@
                 <w:sz w:val="17"/>
               </w:rPr>
               <w:t>Saldo fáctico: verdad objetiva de elecciones y rechazos reales.</w:t>
-            </w:r>
-          </w:p>
-        </w:tc>
-        <w:tc>
-          <w:tcPr>
-            <w:tcW w:w="3463" w:type="dxa"/>
-            <w:gridSpan w:val="4"/>
-            <w:tcBorders>
-              <w:start w:val="single" w:sz="2" w:space="0" w:color="808080"/>
-              <w:bottom w:val="single" w:sz="2" w:space="0" w:color="808080"/>
-              <w:end w:val="single" w:sz="6" w:space="0" w:color="808080"/>
-            </w:tcBorders>
-            <w:tcMar>
-              <w:start w:w="90" w:type="dxa"/>
-              <w:end w:w="90" w:type="dxa"/>
-            </w:tcMar>
-          </w:tcPr>
-          <w:p>
-            <w:pPr>
-              <w:pStyle w:val="Contenidodelatabla"/>
-              <w:bidi w:val="0"/>
-              <w:spacing w:before="0" w:after="210"/>
-              <w:rPr>
-                <w:sz w:val="4"/>
-                <w:szCs w:val="4"/>
-              </w:rPr>
-            </w:pPr>
-            <w:r>
-              <w:rPr>
-                <w:sz w:val="4"/>
-                <w:szCs w:val="4"/>
-              </w:rPr>
             </w:r>
           </w:p>
         </w:tc>
@@ -13003,15 +11879,53 @@
               <w:spacing w:before="0" w:after="210"/>
               <w:ind w:hanging="0" w:start="0" w:end="0"/>
               <w:jc w:val="center"/>
-              <w:rPr>
-                <w:sz w:val="17"/>
-              </w:rPr>
+              <w:rPr/>
             </w:pPr>
             <w:r>
               <w:rPr>
                 <w:sz w:val="17"/>
               </w:rPr>
-              <w:t>\</w:t>
+              <w:t xml:space="preserve">| </w:t>
+            </w:r>
+            <w:r>
+              <w:rPr>
+                <w:rStyle w:val="Emphasis"/>
+                <w:sz w:val="17"/>
+              </w:rPr>
+              <w:t>D</w:t>
+            </w:r>
+            <w:r>
+              <w:rPr>
+                <w:position w:val="-1"/>
+                <w:sz w:val="17"/>
+              </w:rPr>
+              <w:t>2</w:t>
+            </w:r>
+            <w:r>
+              <w:rPr>
+                <w:sz w:val="17"/>
+              </w:rPr>
+              <w:t xml:space="preserve"> | + | </w:t>
+            </w:r>
+            <w:r>
+              <w:rPr>
+                <w:rStyle w:val="Emphasis"/>
+                <w:sz w:val="17"/>
+              </w:rPr>
+              <w:t>D</w:t>
+            </w:r>
+            <w:r>
+              <w:rPr>
+                <w:position w:val="-1"/>
+                <w:sz w:val="17"/>
+              </w:rPr>
+              <w:t>3</w:t>
+            </w:r>
+            <w:r>
+              <w:rPr>
+                <w:sz w:val="17"/>
+              </w:rPr>
+              <w:t xml:space="preserve"> |</w:t>
             </w:r>
           </w:p>
         </w:tc>
@@ -13041,133 +11955,13 @@
               <w:rPr>
                 <w:sz w:val="17"/>
               </w:rPr>
-              <w:t>D_2\</w:t>
+              <w:t>[0.00, +2.00]</w:t>
             </w:r>
           </w:p>
         </w:tc>
         <w:tc>
           <w:tcPr>
-            <w:tcW w:w="1759" w:type="dxa"/>
-            <w:tcBorders>
-              <w:top w:val="single" w:sz="2" w:space="0" w:color="CBD5E0"/>
-              <w:start w:val="single" w:sz="2" w:space="0" w:color="CBD5E0"/>
-              <w:bottom w:val="single" w:sz="2" w:space="0" w:color="CBD5E0"/>
-              <w:end w:val="single" w:sz="2" w:space="0" w:color="CBD5E0"/>
-            </w:tcBorders>
-            <w:vAlign w:val="center"/>
-          </w:tcPr>
-          <w:p>
-            <w:pPr>
-              <w:pStyle w:val="Contenidodelatabla"/>
-              <w:bidi w:val="0"/>
-              <w:spacing w:before="0" w:after="210"/>
-              <w:ind w:hanging="0" w:start="0" w:end="0"/>
-              <w:jc w:val="center"/>
-              <w:rPr>
-                <w:sz w:val="17"/>
-              </w:rPr>
-            </w:pPr>
-            <w:r>
-              <w:rPr>
-                <w:sz w:val="17"/>
-              </w:rPr>
-              <w:t>+ \</w:t>
-            </w:r>
-          </w:p>
-        </w:tc>
-        <w:tc>
-          <w:tcPr>
-            <w:tcW w:w="585" w:type="dxa"/>
-            <w:tcBorders>
-              <w:top w:val="single" w:sz="2" w:space="0" w:color="CBD5E0"/>
-              <w:start w:val="single" w:sz="2" w:space="0" w:color="CBD5E0"/>
-              <w:bottom w:val="single" w:sz="2" w:space="0" w:color="CBD5E0"/>
-              <w:end w:val="single" w:sz="2" w:space="0" w:color="CBD5E0"/>
-            </w:tcBorders>
-            <w:vAlign w:val="center"/>
-          </w:tcPr>
-          <w:p>
-            <w:pPr>
-              <w:pStyle w:val="Contenidodelatabla"/>
-              <w:bidi w:val="0"/>
-              <w:spacing w:before="0" w:after="210"/>
-              <w:ind w:hanging="0" w:start="0" w:end="0"/>
-              <w:jc w:val="center"/>
-              <w:rPr>
-                <w:sz w:val="17"/>
-              </w:rPr>
-            </w:pPr>
-            <w:r>
-              <w:rPr>
-                <w:sz w:val="17"/>
-              </w:rPr>
-              <w:t>D_3\</w:t>
-            </w:r>
-          </w:p>
-        </w:tc>
-        <w:tc>
-          <w:tcPr>
-            <w:tcW w:w="951" w:type="dxa"/>
-            <w:tcBorders>
-              <w:top w:val="single" w:sz="2" w:space="0" w:color="CBD5E0"/>
-              <w:start w:val="single" w:sz="2" w:space="0" w:color="CBD5E0"/>
-              <w:bottom w:val="single" w:sz="2" w:space="0" w:color="CBD5E0"/>
-              <w:end w:val="single" w:sz="2" w:space="0" w:color="CBD5E0"/>
-            </w:tcBorders>
-            <w:vAlign w:val="center"/>
-          </w:tcPr>
-          <w:p>
-            <w:pPr>
-              <w:pStyle w:val="Contenidodelatabla"/>
-              <w:bidi w:val="0"/>
-              <w:spacing w:before="0" w:after="210"/>
-              <w:ind w:hanging="0" w:start="0" w:end="0"/>
-              <w:rPr>
-                <w:sz w:val="4"/>
-                <w:szCs w:val="4"/>
-              </w:rPr>
-            </w:pPr>
-            <w:r>
-              <w:rPr>
-                <w:sz w:val="4"/>
-                <w:szCs w:val="4"/>
-              </w:rPr>
-            </w:r>
-          </w:p>
-        </w:tc>
-        <w:tc>
-          <w:tcPr>
-            <w:tcW w:w="585" w:type="dxa"/>
-            <w:tcBorders>
-              <w:top w:val="single" w:sz="2" w:space="0" w:color="CBD5E0"/>
-              <w:start w:val="single" w:sz="2" w:space="0" w:color="CBD5E0"/>
-              <w:bottom w:val="single" w:sz="2" w:space="0" w:color="CBD5E0"/>
-              <w:end w:val="single" w:sz="2" w:space="0" w:color="CBD5E0"/>
-            </w:tcBorders>
-            <w:vAlign w:val="center"/>
-          </w:tcPr>
-          <w:p>
-            <w:pPr>
-              <w:pStyle w:val="Contenidodelatabla"/>
-              <w:bidi w:val="0"/>
-              <w:spacing w:before="0" w:after="210"/>
-              <w:ind w:hanging="0" w:start="0" w:end="0"/>
-              <w:jc w:val="center"/>
-              <w:rPr>
-                <w:sz w:val="17"/>
-              </w:rPr>
-            </w:pPr>
-            <w:r>
-              <w:rPr>
-                <w:sz w:val="17"/>
-              </w:rPr>
-              <w:t>[0.00, +2.00]</w:t>
-            </w:r>
-          </w:p>
-        </w:tc>
-        <w:tc>
-          <w:tcPr>
-            <w:tcW w:w="1342" w:type="dxa"/>
+            <w:tcW w:w="1774" w:type="dxa"/>
             <w:tcBorders>
               <w:top w:val="single" w:sz="2" w:space="0" w:color="CBD5E0"/>
               <w:start w:val="single" w:sz="2" w:space="0" w:color="CBD5E0"/>
@@ -13381,7 +12175,7 @@
         </w:tc>
         <w:tc>
           <w:tcPr>
-            <w:tcW w:w="1759" w:type="dxa"/>
+            <w:tcW w:w="1774" w:type="dxa"/>
             <w:tcBorders>
               <w:top w:val="single" w:sz="2" w:space="0" w:color="CBD5E0"/>
               <w:start w:val="single" w:sz="2" w:space="0" w:color="CBD5E0"/>
@@ -13406,38 +12200,6 @@
                 <w:sz w:val="17"/>
               </w:rPr>
               <w:t>Saldo de realismo: confirmación vs. desilusión (lo esperado vs. lo recibido).</w:t>
-            </w:r>
-          </w:p>
-        </w:tc>
-        <w:tc>
-          <w:tcPr>
-            <w:tcW w:w="3463" w:type="dxa"/>
-            <w:gridSpan w:val="4"/>
-            <w:tcBorders>
-              <w:start w:val="single" w:sz="2" w:space="0" w:color="808080"/>
-              <w:bottom w:val="single" w:sz="2" w:space="0" w:color="808080"/>
-              <w:end w:val="single" w:sz="6" w:space="0" w:color="808080"/>
-            </w:tcBorders>
-            <w:tcMar>
-              <w:start w:w="90" w:type="dxa"/>
-              <w:end w:w="90" w:type="dxa"/>
-            </w:tcMar>
-          </w:tcPr>
-          <w:p>
-            <w:pPr>
-              <w:pStyle w:val="Contenidodelatabla"/>
-              <w:bidi w:val="0"/>
-              <w:spacing w:before="0" w:after="210"/>
-              <w:rPr>
-                <w:sz w:val="4"/>
-                <w:szCs w:val="4"/>
-              </w:rPr>
-            </w:pPr>
-            <w:r>
-              <w:rPr>
-                <w:sz w:val="4"/>
-                <w:szCs w:val="4"/>
-              </w:rPr>
             </w:r>
           </w:p>
         </w:tc>
@@ -13557,15 +12319,53 @@
               <w:spacing w:before="0" w:after="210"/>
               <w:ind w:hanging="0" w:start="0" w:end="0"/>
               <w:jc w:val="center"/>
-              <w:rPr>
-                <w:sz w:val="17"/>
-              </w:rPr>
+              <w:rPr/>
             </w:pPr>
             <w:r>
               <w:rPr>
                 <w:sz w:val="17"/>
               </w:rPr>
-              <w:t>\</w:t>
+              <w:t xml:space="preserve">| </w:t>
+            </w:r>
+            <w:r>
+              <w:rPr>
+                <w:rStyle w:val="Emphasis"/>
+                <w:sz w:val="17"/>
+              </w:rPr>
+              <w:t>D</w:t>
+            </w:r>
+            <w:r>
+              <w:rPr>
+                <w:position w:val="-1"/>
+                <w:sz w:val="17"/>
+              </w:rPr>
+              <w:t>1</w:t>
+            </w:r>
+            <w:r>
+              <w:rPr>
+                <w:sz w:val="17"/>
+              </w:rPr>
+              <w:t xml:space="preserve"> | + | </w:t>
+            </w:r>
+            <w:r>
+              <w:rPr>
+                <w:rStyle w:val="Emphasis"/>
+                <w:sz w:val="17"/>
+              </w:rPr>
+              <w:t>D</w:t>
+            </w:r>
+            <w:r>
+              <w:rPr>
+                <w:position w:val="-1"/>
+                <w:sz w:val="17"/>
+              </w:rPr>
+              <w:t>3</w:t>
+            </w:r>
+            <w:r>
+              <w:rPr>
+                <w:sz w:val="17"/>
+              </w:rPr>
+              <w:t xml:space="preserve"> |</w:t>
             </w:r>
           </w:p>
         </w:tc>
@@ -13595,133 +12395,13 @@
               <w:rPr>
                 <w:sz w:val="17"/>
               </w:rPr>
-              <w:t>D_1\</w:t>
+              <w:t>[0.00, +2.00]</w:t>
             </w:r>
           </w:p>
         </w:tc>
         <w:tc>
           <w:tcPr>
-            <w:tcW w:w="1759" w:type="dxa"/>
-            <w:tcBorders>
-              <w:top w:val="single" w:sz="2" w:space="0" w:color="CBD5E0"/>
-              <w:start w:val="single" w:sz="2" w:space="0" w:color="CBD5E0"/>
-              <w:bottom w:val="single" w:sz="2" w:space="0" w:color="CBD5E0"/>
-              <w:end w:val="single" w:sz="2" w:space="0" w:color="CBD5E0"/>
-            </w:tcBorders>
-            <w:vAlign w:val="center"/>
-          </w:tcPr>
-          <w:p>
-            <w:pPr>
-              <w:pStyle w:val="Contenidodelatabla"/>
-              <w:bidi w:val="0"/>
-              <w:spacing w:before="0" w:after="210"/>
-              <w:ind w:hanging="0" w:start="0" w:end="0"/>
-              <w:jc w:val="center"/>
-              <w:rPr>
-                <w:sz w:val="17"/>
-              </w:rPr>
-            </w:pPr>
-            <w:r>
-              <w:rPr>
-                <w:sz w:val="17"/>
-              </w:rPr>
-              <w:t>+ \</w:t>
-            </w:r>
-          </w:p>
-        </w:tc>
-        <w:tc>
-          <w:tcPr>
-            <w:tcW w:w="585" w:type="dxa"/>
-            <w:tcBorders>
-              <w:top w:val="single" w:sz="2" w:space="0" w:color="CBD5E0"/>
-              <w:start w:val="single" w:sz="2" w:space="0" w:color="CBD5E0"/>
-              <w:bottom w:val="single" w:sz="2" w:space="0" w:color="CBD5E0"/>
-              <w:end w:val="single" w:sz="2" w:space="0" w:color="CBD5E0"/>
-            </w:tcBorders>
-            <w:vAlign w:val="center"/>
-          </w:tcPr>
-          <w:p>
-            <w:pPr>
-              <w:pStyle w:val="Contenidodelatabla"/>
-              <w:bidi w:val="0"/>
-              <w:spacing w:before="0" w:after="210"/>
-              <w:ind w:hanging="0" w:start="0" w:end="0"/>
-              <w:jc w:val="center"/>
-              <w:rPr>
-                <w:sz w:val="17"/>
-              </w:rPr>
-            </w:pPr>
-            <w:r>
-              <w:rPr>
-                <w:sz w:val="17"/>
-              </w:rPr>
-              <w:t>D_3\</w:t>
-            </w:r>
-          </w:p>
-        </w:tc>
-        <w:tc>
-          <w:tcPr>
-            <w:tcW w:w="951" w:type="dxa"/>
-            <w:tcBorders>
-              <w:top w:val="single" w:sz="2" w:space="0" w:color="CBD5E0"/>
-              <w:start w:val="single" w:sz="2" w:space="0" w:color="CBD5E0"/>
-              <w:bottom w:val="single" w:sz="2" w:space="0" w:color="CBD5E0"/>
-              <w:end w:val="single" w:sz="2" w:space="0" w:color="CBD5E0"/>
-            </w:tcBorders>
-            <w:vAlign w:val="center"/>
-          </w:tcPr>
-          <w:p>
-            <w:pPr>
-              <w:pStyle w:val="Contenidodelatabla"/>
-              <w:bidi w:val="0"/>
-              <w:spacing w:before="0" w:after="210"/>
-              <w:ind w:hanging="0" w:start="0" w:end="0"/>
-              <w:rPr>
-                <w:sz w:val="4"/>
-                <w:szCs w:val="4"/>
-              </w:rPr>
-            </w:pPr>
-            <w:r>
-              <w:rPr>
-                <w:sz w:val="4"/>
-                <w:szCs w:val="4"/>
-              </w:rPr>
-            </w:r>
-          </w:p>
-        </w:tc>
-        <w:tc>
-          <w:tcPr>
-            <w:tcW w:w="585" w:type="dxa"/>
-            <w:tcBorders>
-              <w:top w:val="single" w:sz="2" w:space="0" w:color="CBD5E0"/>
-              <w:start w:val="single" w:sz="2" w:space="0" w:color="CBD5E0"/>
-              <w:bottom w:val="single" w:sz="2" w:space="0" w:color="CBD5E0"/>
-              <w:end w:val="single" w:sz="2" w:space="0" w:color="CBD5E0"/>
-            </w:tcBorders>
-            <w:vAlign w:val="center"/>
-          </w:tcPr>
-          <w:p>
-            <w:pPr>
-              <w:pStyle w:val="Contenidodelatabla"/>
-              <w:bidi w:val="0"/>
-              <w:spacing w:before="0" w:after="210"/>
-              <w:ind w:hanging="0" w:start="0" w:end="0"/>
-              <w:jc w:val="center"/>
-              <w:rPr>
-                <w:sz w:val="17"/>
-              </w:rPr>
-            </w:pPr>
-            <w:r>
-              <w:rPr>
-                <w:sz w:val="17"/>
-              </w:rPr>
-              <w:t>[0.00, +2.00]</w:t>
-            </w:r>
-          </w:p>
-        </w:tc>
-        <w:tc>
-          <w:tcPr>
-            <w:tcW w:w="1342" w:type="dxa"/>
+            <w:tcW w:w="1774" w:type="dxa"/>
             <w:tcBorders>
               <w:top w:val="single" w:sz="2" w:space="0" w:color="CBD5E0"/>
               <w:start w:val="single" w:sz="2" w:space="0" w:color="CBD5E0"/>
@@ -13935,7 +12615,7 @@
         </w:tc>
         <w:tc>
           <w:tcPr>
-            <w:tcW w:w="1759" w:type="dxa"/>
+            <w:tcW w:w="1774" w:type="dxa"/>
             <w:tcBorders>
               <w:top w:val="single" w:sz="2" w:space="0" w:color="CBD5E0"/>
               <w:start w:val="single" w:sz="2" w:space="0" w:color="CBD5E0"/>
@@ -13960,38 +12640,6 @@
                 <w:sz w:val="17"/>
               </w:rPr>
               <w:t>Saldo de respuesta: satisfacción vs. frustración del deseo ajeno.</w:t>
-            </w:r>
-          </w:p>
-        </w:tc>
-        <w:tc>
-          <w:tcPr>
-            <w:tcW w:w="3463" w:type="dxa"/>
-            <w:gridSpan w:val="4"/>
-            <w:tcBorders>
-              <w:start w:val="single" w:sz="2" w:space="0" w:color="808080"/>
-              <w:bottom w:val="single" w:sz="2" w:space="0" w:color="808080"/>
-              <w:end w:val="single" w:sz="6" w:space="0" w:color="808080"/>
-            </w:tcBorders>
-            <w:tcMar>
-              <w:start w:w="90" w:type="dxa"/>
-              <w:end w:w="90" w:type="dxa"/>
-            </w:tcMar>
-          </w:tcPr>
-          <w:p>
-            <w:pPr>
-              <w:pStyle w:val="Contenidodelatabla"/>
-              <w:bidi w:val="0"/>
-              <w:spacing w:before="0" w:after="210"/>
-              <w:rPr>
-                <w:sz w:val="4"/>
-                <w:szCs w:val="4"/>
-              </w:rPr>
-            </w:pPr>
-            <w:r>
-              <w:rPr>
-                <w:sz w:val="4"/>
-                <w:szCs w:val="4"/>
-              </w:rPr>
             </w:r>
           </w:p>
         </w:tc>
@@ -14111,15 +12759,53 @@
               <w:spacing w:before="0" w:after="210"/>
               <w:ind w:hanging="0" w:start="0" w:end="0"/>
               <w:jc w:val="center"/>
-              <w:rPr>
-                <w:sz w:val="17"/>
-              </w:rPr>
+              <w:rPr/>
             </w:pPr>
             <w:r>
               <w:rPr>
                 <w:sz w:val="17"/>
               </w:rPr>
-              <w:t>\</w:t>
+              <w:t xml:space="preserve">| </w:t>
+            </w:r>
+            <w:r>
+              <w:rPr>
+                <w:rStyle w:val="Emphasis"/>
+                <w:sz w:val="17"/>
+              </w:rPr>
+              <w:t>D</w:t>
+            </w:r>
+            <w:r>
+              <w:rPr>
+                <w:position w:val="-1"/>
+                <w:sz w:val="17"/>
+              </w:rPr>
+              <w:t>2</w:t>
+            </w:r>
+            <w:r>
+              <w:rPr>
+                <w:sz w:val="17"/>
+              </w:rPr>
+              <w:t xml:space="preserve"> | + | </w:t>
+            </w:r>
+            <w:r>
+              <w:rPr>
+                <w:rStyle w:val="Emphasis"/>
+                <w:sz w:val="17"/>
+              </w:rPr>
+              <w:t>D</w:t>
+            </w:r>
+            <w:r>
+              <w:rPr>
+                <w:position w:val="-1"/>
+                <w:sz w:val="17"/>
+              </w:rPr>
+              <w:t>4</w:t>
+            </w:r>
+            <w:r>
+              <w:rPr>
+                <w:sz w:val="17"/>
+              </w:rPr>
+              <w:t xml:space="preserve"> |</w:t>
             </w:r>
           </w:p>
         </w:tc>
@@ -14149,133 +12835,13 @@
               <w:rPr>
                 <w:sz w:val="17"/>
               </w:rPr>
-              <w:t>D_2\</w:t>
+              <w:t>[0.00, +2.00]</w:t>
             </w:r>
           </w:p>
         </w:tc>
         <w:tc>
           <w:tcPr>
-            <w:tcW w:w="1759" w:type="dxa"/>
-            <w:tcBorders>
-              <w:top w:val="single" w:sz="2" w:space="0" w:color="CBD5E0"/>
-              <w:start w:val="single" w:sz="2" w:space="0" w:color="CBD5E0"/>
-              <w:bottom w:val="single" w:sz="2" w:space="0" w:color="CBD5E0"/>
-              <w:end w:val="single" w:sz="2" w:space="0" w:color="CBD5E0"/>
-            </w:tcBorders>
-            <w:vAlign w:val="center"/>
-          </w:tcPr>
-          <w:p>
-            <w:pPr>
-              <w:pStyle w:val="Contenidodelatabla"/>
-              <w:bidi w:val="0"/>
-              <w:spacing w:before="0" w:after="210"/>
-              <w:ind w:hanging="0" w:start="0" w:end="0"/>
-              <w:jc w:val="center"/>
-              <w:rPr>
-                <w:sz w:val="17"/>
-              </w:rPr>
-            </w:pPr>
-            <w:r>
-              <w:rPr>
-                <w:sz w:val="17"/>
-              </w:rPr>
-              <w:t>+ \</w:t>
-            </w:r>
-          </w:p>
-        </w:tc>
-        <w:tc>
-          <w:tcPr>
-            <w:tcW w:w="585" w:type="dxa"/>
-            <w:tcBorders>
-              <w:top w:val="single" w:sz="2" w:space="0" w:color="CBD5E0"/>
-              <w:start w:val="single" w:sz="2" w:space="0" w:color="CBD5E0"/>
-              <w:bottom w:val="single" w:sz="2" w:space="0" w:color="CBD5E0"/>
-              <w:end w:val="single" w:sz="2" w:space="0" w:color="CBD5E0"/>
-            </w:tcBorders>
-            <w:vAlign w:val="center"/>
-          </w:tcPr>
-          <w:p>
-            <w:pPr>
-              <w:pStyle w:val="Contenidodelatabla"/>
-              <w:bidi w:val="0"/>
-              <w:spacing w:before="0" w:after="210"/>
-              <w:ind w:hanging="0" w:start="0" w:end="0"/>
-              <w:jc w:val="center"/>
-              <w:rPr>
-                <w:sz w:val="17"/>
-              </w:rPr>
-            </w:pPr>
-            <w:r>
-              <w:rPr>
-                <w:sz w:val="17"/>
-              </w:rPr>
-              <w:t>D_4\</w:t>
-            </w:r>
-          </w:p>
-        </w:tc>
-        <w:tc>
-          <w:tcPr>
-            <w:tcW w:w="951" w:type="dxa"/>
-            <w:tcBorders>
-              <w:top w:val="single" w:sz="2" w:space="0" w:color="CBD5E0"/>
-              <w:start w:val="single" w:sz="2" w:space="0" w:color="CBD5E0"/>
-              <w:bottom w:val="single" w:sz="2" w:space="0" w:color="CBD5E0"/>
-              <w:end w:val="single" w:sz="2" w:space="0" w:color="CBD5E0"/>
-            </w:tcBorders>
-            <w:vAlign w:val="center"/>
-          </w:tcPr>
-          <w:p>
-            <w:pPr>
-              <w:pStyle w:val="Contenidodelatabla"/>
-              <w:bidi w:val="0"/>
-              <w:spacing w:before="0" w:after="210"/>
-              <w:ind w:hanging="0" w:start="0" w:end="0"/>
-              <w:rPr>
-                <w:sz w:val="4"/>
-                <w:szCs w:val="4"/>
-              </w:rPr>
-            </w:pPr>
-            <w:r>
-              <w:rPr>
-                <w:sz w:val="4"/>
-                <w:szCs w:val="4"/>
-              </w:rPr>
-            </w:r>
-          </w:p>
-        </w:tc>
-        <w:tc>
-          <w:tcPr>
-            <w:tcW w:w="585" w:type="dxa"/>
-            <w:tcBorders>
-              <w:top w:val="single" w:sz="2" w:space="0" w:color="CBD5E0"/>
-              <w:start w:val="single" w:sz="2" w:space="0" w:color="CBD5E0"/>
-              <w:bottom w:val="single" w:sz="2" w:space="0" w:color="CBD5E0"/>
-              <w:end w:val="single" w:sz="2" w:space="0" w:color="CBD5E0"/>
-            </w:tcBorders>
-            <w:vAlign w:val="center"/>
-          </w:tcPr>
-          <w:p>
-            <w:pPr>
-              <w:pStyle w:val="Contenidodelatabla"/>
-              <w:bidi w:val="0"/>
-              <w:spacing w:before="0" w:after="210"/>
-              <w:ind w:hanging="0" w:start="0" w:end="0"/>
-              <w:jc w:val="center"/>
-              <w:rPr>
-                <w:sz w:val="17"/>
-              </w:rPr>
-            </w:pPr>
-            <w:r>
-              <w:rPr>
-                <w:sz w:val="17"/>
-              </w:rPr>
-              <w:t>[0.00, +2.00]</w:t>
-            </w:r>
-          </w:p>
-        </w:tc>
-        <w:tc>
-          <w:tcPr>
-            <w:tcW w:w="1342" w:type="dxa"/>
+            <w:tcW w:w="1774" w:type="dxa"/>
             <w:tcBorders>
               <w:top w:val="single" w:sz="2" w:space="0" w:color="CBD5E0"/>
               <w:start w:val="single" w:sz="2" w:space="0" w:color="CBD5E0"/>
@@ -14490,7 +13056,7 @@
         </w:tc>
         <w:tc>
           <w:tcPr>
-            <w:tcW w:w="1759" w:type="dxa"/>
+            <w:tcW w:w="1774" w:type="dxa"/>
             <w:tcBorders>
               <w:top w:val="single" w:sz="2" w:space="0" w:color="CBD5E0"/>
               <w:start w:val="single" w:sz="2" w:space="0" w:color="CBD5E0"/>
@@ -14515,38 +13081,6 @@
                 <w:sz w:val="17"/>
               </w:rPr>
               <w:t>Saldo de Densidad Relativa total: barómetro homeostático del clima vincular.</w:t>
-            </w:r>
-          </w:p>
-        </w:tc>
-        <w:tc>
-          <w:tcPr>
-            <w:tcW w:w="3463" w:type="dxa"/>
-            <w:gridSpan w:val="4"/>
-            <w:tcBorders>
-              <w:start w:val="single" w:sz="2" w:space="0" w:color="808080"/>
-              <w:bottom w:val="single" w:sz="2" w:space="0" w:color="808080"/>
-              <w:end w:val="single" w:sz="6" w:space="0" w:color="808080"/>
-            </w:tcBorders>
-            <w:tcMar>
-              <w:start w:w="90" w:type="dxa"/>
-              <w:end w:w="90" w:type="dxa"/>
-            </w:tcMar>
-          </w:tcPr>
-          <w:p>
-            <w:pPr>
-              <w:pStyle w:val="Contenidodelatabla"/>
-              <w:bidi w:val="0"/>
-              <w:spacing w:before="0" w:after="210"/>
-              <w:rPr>
-                <w:sz w:val="4"/>
-                <w:szCs w:val="4"/>
-              </w:rPr>
-            </w:pPr>
-            <w:r>
-              <w:rPr>
-                <w:sz w:val="4"/>
-                <w:szCs w:val="4"/>
-              </w:rPr>
             </w:r>
           </w:p>
         </w:tc>
@@ -14686,7 +13220,28 @@
               <w:rPr>
                 <w:sz w:val="17"/>
               </w:rPr>
-              <w:t xml:space="preserve"> = \sum \</w:t>
+              <w:t xml:space="preserve"> = \sum | </w:t>
+            </w:r>
+            <w:r>
+              <w:rPr>
+                <w:rStyle w:val="Emphasis"/>
+                <w:sz w:val="17"/>
+              </w:rPr>
+              <w:t>D</w:t>
+            </w:r>
+            <w:r>
+              <w:rPr>
+                <w:rStyle w:val="Emphasis"/>
+                <w:position w:val="-1"/>
+                <w:sz w:val="17"/>
+              </w:rPr>
+              <w:t>k</w:t>
+            </w:r>
+            <w:r>
+              <w:rPr>
+                <w:sz w:val="17"/>
+              </w:rPr>
+              <w:t xml:space="preserve"> |</w:t>
             </w:r>
           </w:p>
         </w:tc>
@@ -14716,73 +13271,13 @@
               <w:rPr>
                 <w:sz w:val="17"/>
               </w:rPr>
-              <w:t>D_k\</w:t>
+              <w:t>[0.00, +4.00]</w:t>
             </w:r>
           </w:p>
         </w:tc>
         <w:tc>
           <w:tcPr>
-            <w:tcW w:w="1759" w:type="dxa"/>
-            <w:tcBorders>
-              <w:top w:val="single" w:sz="2" w:space="0" w:color="CBD5E0"/>
-              <w:start w:val="single" w:sz="2" w:space="0" w:color="CBD5E0"/>
-              <w:bottom w:val="single" w:sz="2" w:space="0" w:color="CBD5E0"/>
-              <w:end w:val="single" w:sz="2" w:space="0" w:color="CBD5E0"/>
-            </w:tcBorders>
-            <w:vAlign w:val="center"/>
-          </w:tcPr>
-          <w:p>
-            <w:pPr>
-              <w:pStyle w:val="Contenidodelatabla"/>
-              <w:bidi w:val="0"/>
-              <w:spacing w:before="0" w:after="210"/>
-              <w:ind w:hanging="0" w:start="0" w:end="0"/>
-              <w:rPr>
-                <w:sz w:val="4"/>
-                <w:szCs w:val="4"/>
-              </w:rPr>
-            </w:pPr>
-            <w:r>
-              <w:rPr>
-                <w:sz w:val="4"/>
-                <w:szCs w:val="4"/>
-              </w:rPr>
-            </w:r>
-          </w:p>
-        </w:tc>
-        <w:tc>
-          <w:tcPr>
-            <w:tcW w:w="585" w:type="dxa"/>
-            <w:tcBorders>
-              <w:top w:val="single" w:sz="2" w:space="0" w:color="CBD5E0"/>
-              <w:start w:val="single" w:sz="2" w:space="0" w:color="CBD5E0"/>
-              <w:bottom w:val="single" w:sz="2" w:space="0" w:color="CBD5E0"/>
-              <w:end w:val="single" w:sz="2" w:space="0" w:color="CBD5E0"/>
-            </w:tcBorders>
-            <w:vAlign w:val="center"/>
-          </w:tcPr>
-          <w:p>
-            <w:pPr>
-              <w:pStyle w:val="Contenidodelatabla"/>
-              <w:bidi w:val="0"/>
-              <w:spacing w:before="0" w:after="210"/>
-              <w:ind w:hanging="0" w:start="0" w:end="0"/>
-              <w:jc w:val="center"/>
-              <w:rPr>
-                <w:sz w:val="17"/>
-              </w:rPr>
-            </w:pPr>
-            <w:r>
-              <w:rPr>
-                <w:sz w:val="17"/>
-              </w:rPr>
-              <w:t>[0.00, +4.00]</w:t>
-            </w:r>
-          </w:p>
-        </w:tc>
-        <w:tc>
-          <w:tcPr>
-            <w:tcW w:w="951" w:type="dxa"/>
+            <w:tcW w:w="1774" w:type="dxa"/>
             <w:tcBorders>
               <w:top w:val="single" w:sz="2" w:space="0" w:color="CBD5E0"/>
               <w:start w:val="single" w:sz="2" w:space="0" w:color="CBD5E0"/>
@@ -14806,38 +13301,6 @@
                 <w:sz w:val="17"/>
               </w:rPr>
               <w:t>Densidad Bruta Relacional: capacidad calorífica y masa total del sistema.</w:t>
-            </w:r>
-          </w:p>
-        </w:tc>
-        <w:tc>
-          <w:tcPr>
-            <w:tcW w:w="1927" w:type="dxa"/>
-            <w:gridSpan w:val="2"/>
-            <w:tcBorders>
-              <w:start w:val="single" w:sz="2" w:space="0" w:color="808080"/>
-              <w:bottom w:val="single" w:sz="6" w:space="0" w:color="808080"/>
-              <w:end w:val="single" w:sz="6" w:space="0" w:color="808080"/>
-            </w:tcBorders>
-            <w:tcMar>
-              <w:start w:w="90" w:type="dxa"/>
-              <w:end w:w="90" w:type="dxa"/>
-            </w:tcMar>
-          </w:tcPr>
-          <w:p>
-            <w:pPr>
-              <w:pStyle w:val="Contenidodelatabla"/>
-              <w:bidi w:val="0"/>
-              <w:spacing w:before="0" w:after="210"/>
-              <w:rPr>
-                <w:sz w:val="4"/>
-                <w:szCs w:val="4"/>
-              </w:rPr>
-            </w:pPr>
-            <w:r>
-              <w:rPr>
-                <w:sz w:val="4"/>
-                <w:szCs w:val="4"/>
-              </w:rPr>
             </w:r>
           </w:p>
         </w:tc>
@@ -15111,7 +13574,7 @@
         <w:rPr>
           <w:shd w:fill="FFFFFF" w:val="clear"/>
         </w:rPr>
-        <w:t xml:space="preserve"> (I_{\text{desgaste}} = BDR - SDR), cuantificando la energía disipada en rumiación y fricción estéril antes de que afloren fracturas abiertas en el grupo.</w:t>
+        <w:t xml:space="preserve"> (I_{\text{desgaste}} = BDR - SDR), cuantificando la energía disipada en fricción y discrepancia estructural antes de que afloren fracturas abiertas en el grupo.</w:t>
       </w:r>
     </w:p>
     <w:p>
@@ -15226,7 +13689,7 @@
         <w:rPr>
           <w:shd w:fill="FFFFFF" w:val="clear"/>
         </w:rPr>
-        <w:t>El escenario se modela como un acuario tridimensional continuo definido sobre el volumen cartesiano \mathbf{DA} × \mathbf{RECIBE} × \mathbf{DENSIDAD}, estructurado analíticamente en tres zonas y estratos característicos:</w:t>
+        <w:t>El escenario se modela como un espacio tridimensional continuo definido sobre el volumen cartesiano \mathbf{DA} × \mathbf{RECIBE} × \mathbf{DENSIDAD}, estructurado analíticamente en tres zonas y estratos característicos:</w:t>
       </w:r>
     </w:p>
     <w:p>
@@ -15250,13 +13713,13 @@
           <w:rStyle w:val="Strong"/>
           <w:shd w:fill="FFFFFF" w:val="clear"/>
         </w:rPr>
-        <w:t>Fondo sumergido:</w:t>
-      </w:r>
-      <w:r>
-        <w:rPr>
-          <w:shd w:fill="FFFFFF" w:val="clear"/>
-        </w:rPr>
-        <w:t xml:space="preserve"> Zona de alta presión negativa, donde se concentran los estados de rechazo mutuo (</w:t>
+        <w:t>Estrato inferior:</w:t>
+      </w:r>
+      <w:r>
+        <w:rPr>
+          <w:shd w:fill="FFFFFF" w:val="clear"/>
+        </w:rPr>
+        <w:t xml:space="preserve"> Concentración de tensiones latentes, rechazo mutuo (</w:t>
       </w:r>
       <w:r>
         <w:rPr>
@@ -15269,7 +13732,7 @@
         <w:rPr>
           <w:shd w:fill="FFFFFF" w:val="clear"/>
         </w:rPr>
-        <w:t xml:space="preserve">), conflicto latente y aislamiento estructural. </w:t>
+        <w:t xml:space="preserve">) y desconexión vincular. </w:t>
       </w:r>
     </w:p>
     <w:p>
@@ -15293,13 +13756,13 @@
           <w:rStyle w:val="Strong"/>
           <w:shd w:fill="FFFFFF" w:val="clear"/>
         </w:rPr>
-        <w:t>Superficie del agua:</w:t>
-      </w:r>
-      <w:r>
-        <w:rPr>
-          <w:shd w:fill="FFFFFF" w:val="clear"/>
-        </w:rPr>
-        <w:t xml:space="preserve"> Lámina homeostática de flotabilidad basal correspondiente al centroide de indiferencia (</w:t>
+        <w:t>Plano medio / neutro:</w:t>
+      </w:r>
+      <w:r>
+        <w:rPr>
+          <w:shd w:fill="FFFFFF" w:val="clear"/>
+        </w:rPr>
+        <w:t xml:space="preserve"> Nivel basal de flotabilidad social correspondiente al umbral de indiferencia (</w:t>
       </w:r>
       <w:r>
         <w:rPr>
@@ -15312,7 +13775,7 @@
         <w:rPr>
           <w:shd w:fill="FFFFFF" w:val="clear"/>
         </w:rPr>
-        <w:t xml:space="preserve">) y equilibrio disyuntivo. </w:t>
+        <w:t xml:space="preserve">). </w:t>
       </w:r>
     </w:p>
     <w:p>
@@ -15335,13 +13798,13 @@
           <w:rStyle w:val="Strong"/>
           <w:shd w:fill="FFFFFF" w:val="clear"/>
         </w:rPr>
-        <w:t>Cielo abierto:</w:t>
-      </w:r>
-      <w:r>
-        <w:rPr>
-          <w:shd w:fill="FFFFFF" w:val="clear"/>
-        </w:rPr>
-        <w:t xml:space="preserve"> Estrato superior de alta densidad positiva y cohesión óptima, donde gravitan las figuras de resonancia armónica (</w:t>
+        <w:t>Estrato superior:</w:t>
+      </w:r>
+      <w:r>
+        <w:rPr>
+          <w:shd w:fill="FFFFFF" w:val="clear"/>
+        </w:rPr>
+        <w:t xml:space="preserve"> Región de alta densidad positiva, cohesión armónica (</w:t>
       </w:r>
       <w:r>
         <w:rPr>
@@ -15354,7 +13817,7 @@
         <w:rPr>
           <w:shd w:fill="FFFFFF" w:val="clear"/>
         </w:rPr>
-        <w:t xml:space="preserve">) y liderazgo integrador libre de fricción. </w:t>
+        <w:t xml:space="preserve">) y liderazgo integrador con baja fricción. </w:t>
       </w:r>
     </w:p>
     <w:p>
@@ -15541,7 +14004,7 @@
         <w:rPr>
           <w:shd w:fill="FFFFFF" w:val="clear"/>
         </w:rPr>
-        <w:t>La «lupa matemática» de la Sociometría Ordinal de NEXORD ha avanzado, mediante sus animaciones VISORD, en la creación de visualizaciones interactivas que facilitan una mejor comprensión de los fenómenos de interacción grupal. Como ha demostrado fehacientemente la investigación cosmológica, la progresiva matematización ha conseguido hacer ver y oír lo que resulta imperceptible a nuestros sentidos biológicos. Y esa lupa ha sido posible gracias al avance realizado en la cuantificación más precisa de los órdenes de preferencia.</w:t>
+        <w:t>La formalización matemática de la Sociometría Ordinal de NEXORD ha avanzado, mediante las herramientas del entorno VISORD, en el desarrollo de representaciones visuales e interactivas que facilitan una comprensión rigurosa de los fenómenos de interacción grupal. Como demuestra el desarrollo científico contemporáneo, la parametrización matemática permite hacer perceptibles dinámicas que escapan a la observación intuitiva directa. Este avance ha sido posible gracias a la cuantificación del orden de preferencia mediante la función inversa al rango.</w:t>
       </w:r>
     </w:p>
     <w:p>
@@ -17767,7 +16230,7 @@
         <w:rPr>
           <w:shd w:fill="FFFFFF" w:val="clear"/>
         </w:rPr>
-        <w:t>Las obras maestras de la literatura universal y del cine están repletas, directa o indirectamente, de situaciones grupales con descripciones vívidas, realizadas por observadores perspicaces, de los entresijos de las relaciones humanas. El análisis de estas interacciones desde la perspectiva sociométrica constituye una alternativa «no reactiva» valiosa de acceso al estudio de estructuras grupales complejas. NEXORD ha procesado obras maestras de la dramaturgia y la literatura (</w:t>
+        <w:t xml:space="preserve">El análisis de textos dramáticos y literarios consolidados constituye una fuente no reactiva de primer orden para la modelización psicosocial. Al transponer los guiones y obras a sociomatrices objetivas (p. ej., </w:t>
       </w:r>
       <w:r>
         <w:rPr>
@@ -17806,7 +16269,7 @@
         <w:rPr>
           <w:shd w:fill="FFFFFF" w:val="clear"/>
         </w:rPr>
-        <w:t xml:space="preserve"> de William Golding), demostrando que las leyes socio-termodinámicas identifican con precisión matemática los nudos dramáticos, las transiciones de fase y los colapsos de liderazgo sin recurrir a datos inferidos por observación.</w:t>
+        <w:t xml:space="preserve"> de William Golding), NEXORD analiza dinámicas grupales complejas, puntos de inflexión y crisis de liderazgo en sistemas cerrados sin introducir sesgos de reactividad del observador ni recurrir a datos inferidos por observación.</w:t>
       </w:r>
     </w:p>
     <w:p>
@@ -17937,7 +16400,7 @@
         <w:rPr>
           <w:shd w:fill="FFFFFF" w:val="clear"/>
         </w:rPr>
-        <w:t xml:space="preserve">Estas métricas cuantifican la precisión de lectura de campo o lucidez sistémica (Tsankova &amp; Tair, 2021) mediante la distancia euclídea entre la expectativa emitida y la realidad colectiva observada: Δ_α = \|α </w:t>
+        <w:t xml:space="preserve">Estas métricas cuantifican la precisión de lectura de campo o lucidez sistémica (Tsankova &amp; Tair, 2021) mediante la distancia euclídea entre la expectativa emitida y la realidad colectiva observada: Δ_α = ||α </w:t>
       </w:r>
       <w:r>
         <w:rPr>
@@ -17950,7 +16413,7 @@
         <w:rPr>
           <w:shd w:fill="FFFFFF" w:val="clear"/>
         </w:rPr>
-        <w:t xml:space="preserve"> - \text{Elección Real}(α)\| y Δ_ω = \|ω </w:t>
+        <w:t xml:space="preserve"> - \text{Elección Real}(α)|| y Δ_ω = ||ω </w:t>
       </w:r>
       <w:r>
         <w:rPr>
@@ -17963,7 +16426,7 @@
         <w:rPr>
           <w:shd w:fill="FFFFFF" w:val="clear"/>
         </w:rPr>
-        <w:t xml:space="preserve"> - \text{Elección Real}(ω)\|.</w:t>
+        <w:t xml:space="preserve"> - \text{Elección Real}(ω)||.</w:t>
       </w:r>
     </w:p>
     <w:p>
@@ -18356,7 +16819,7 @@
         <w:rPr>
           <w:shd w:fill="FFFFFF" w:val="clear"/>
         </w:rPr>
-        <w:t xml:space="preserve"> Redes relacionales extraídas de textos dramáticos, guiones cinematográficos u obras literarias maestras (</w:t>
+        <w:t xml:space="preserve"> Redes relacionales extraídas de textos dramáticos, guiones cinematográficos u obras literarias de referencia (</w:t>
       </w:r>
       <w:r>
         <w:rPr>
@@ -18705,7 +17168,7 @@
           <w:sz w:val="20"/>
           <w:shd w:fill="FFFFFF" w:val="clear"/>
         </w:rPr>
-        <w:t>1. El sustrato cognitivo-emocional: de Sherif y Festinger al mapa ordinal</w:t>
+        <w:t>Sustrato cognitivo-emocional e intergrupal</w:t>
       </w:r>
     </w:p>
     <w:p>
@@ -18920,7 +17383,7 @@
         <w:rPr>
           <w:shd w:fill="FFFFFF" w:val="clear"/>
         </w:rPr>
-        <w:t>: sabemos con claridad meridiana a quién colocamos en primer lugar como aliado natural, a quién situamos en la periferia de nuestra confianza y hacia quién dirigimos el rechazo.</w:t>
+        <w:t>: sabemos con precisión a quién colocamos en primer lugar como aliado natural, a quién situamos en la periferia de nuestra confianza y hacia quién dirigimos el rechazo.</w:t>
       </w:r>
     </w:p>
     <w:p>
@@ -18945,7 +17408,7 @@
           <w:sz w:val="20"/>
           <w:shd w:fill="FFFFFF" w:val="clear"/>
         </w:rPr>
-        <w:t>2. La termodinámica social como herramienta analítica</w:t>
+        <w:t>Modelado termodinámico del colectivo</w:t>
       </w:r>
     </w:p>
     <w:p>
@@ -19192,7 +17655,7 @@
           <w:sz w:val="20"/>
           <w:shd w:fill="FFFFFF" w:val="clear"/>
         </w:rPr>
-        <w:t>3. Un horizonte abierto para las nuevas generaciones</w:t>
+        <w:t>Perspectivas en sistemas complejos</w:t>
       </w:r>
     </w:p>
     <w:p>
@@ -19573,22 +18036,7 @@
         <w:rPr>
           <w:shd w:fill="FFFFFF" w:val="clear"/>
         </w:rPr>
-        <w:t>7.4. Riesgo de doble uso y declaración del creador</w:t>
-      </w:r>
-    </w:p>
-    <w:p>
-      <w:pPr>
-        <w:pStyle w:val="BodyText"/>
-        <w:bidi w:val="0"/>
-        <w:rPr>
-          <w:shd w:fill="FFFFFF" w:val="clear"/>
-        </w:rPr>
-      </w:pPr>
-      <w:r>
-        <w:rPr>
-          <w:shd w:fill="FFFFFF" w:val="clear"/>
-        </w:rPr>
-        <w:t>La potencia diagnóstica que NEXORD ha podido desarrollar a través de sus múltiples algoritmos la convierte en un potencial «arma social» si su utilización cayera en manos desaprensivas e irresponsables. La información sociométrica es de alta sensibilidad social y susceptible de provocar daños personales y colectivos de gran magnitud sin una clara y expresa exigencia de supervisión académica institucional.</w:t>
+        <w:t>7.4. Gestión del riesgo de doble uso y acreditación ética</w:t>
       </w:r>
     </w:p>
     <w:p>
@@ -19601,20 +18049,7 @@
         <w:rPr>
           <w:shd w:fill="FFFFFF" w:val="clear"/>
         </w:rPr>
-        <w:t xml:space="preserve">Como creador de NEXORD y partidario convencido de la </w:t>
-      </w:r>
-      <w:r>
-        <w:rPr>
-          <w:rStyle w:val="Emphasis"/>
-          <w:shd w:fill="FFFFFF" w:val="clear"/>
-        </w:rPr>
-        <w:t>Open Science</w:t>
-      </w:r>
-      <w:r>
-        <w:rPr>
-          <w:shd w:fill="FFFFFF" w:val="clear"/>
-        </w:rPr>
-        <w:t>, considero esencial el objetivo de total transparencia y difusión del conocimiento. Sin embargo, los graves riesgos que conllevaría una mala praxis sociométrica me impiden destinar la libre distribución de este software de investigación al público general, reservándolo para su utilización en instituciones científicas universitarias solventes. Por esa misma razón, NEXORD ha implementado rigurosos controles de seguridad por diseño (</w:t>
+        <w:t>La información sociométrica refleja dinámicas interpersonales de alta sensibilidad y no debe instrumentalizarse para prácticas de exclusión o clasificación discriminatoria. NEXORD adopta salvaguardas de seguridad por diseño (</w:t>
       </w:r>
       <w:r>
         <w:rPr>
@@ -19627,22 +18062,22 @@
         <w:rPr>
           <w:shd w:fill="FFFFFF" w:val="clear"/>
         </w:rPr>
-        <w:t>) que impedirán su funcionamiento si no se cumplen las condiciones de acreditación profesional e institucional de los Investigadores Principales (IP), así como su aceptación expresa del compromiso de hacer un uso ético y positivo, favorecedor del bienestar y la salud personal y grupal, cuando se trate de estudios reales de campo con seres humanos.</w:t>
-      </w:r>
-    </w:p>
-    <w:p>
-      <w:pPr>
-        <w:pStyle w:val="BodyText"/>
-        <w:bidi w:val="0"/>
-        <w:rPr>
-          <w:shd w:fill="FFFFFF" w:val="clear"/>
-        </w:rPr>
-      </w:pPr>
-      <w:r>
-        <w:rPr>
-          <w:shd w:fill="FFFFFF" w:val="clear"/>
-        </w:rPr>
-        <w:t>Conviene precisar el alcance de esta declaración. El presente Manifiesto es un documento puramente programático —la exposición de las características teóricas, metodológicas y pragmáticas del proyecto—: ni él, ni la Plataforma informática, ni sus algoritmos son objeto de la protección de la propiedad intelectual; el Manifiesto se difunde abiertamente bajo licencia CC BY 4.0, y el control que aquí se defiende no es un control del conocimiento, sino del acceso operativo al instrumento.</w:t>
+        <w:t>): aunque la formulación metodológica y teórica es de acceso abierto bajo licencia CC BY 4.0, el acceso operativo a la suite de investigación sobre participantes humanos requiere acreditación institucional y el compromiso formal de los investigadores de aplicar los datos con fines formativos, preventivos y no punitivos.</w:t>
+      </w:r>
+    </w:p>
+    <w:p>
+      <w:pPr>
+        <w:pStyle w:val="BodyText"/>
+        <w:bidi w:val="0"/>
+        <w:rPr>
+          <w:shd w:fill="FFFFFF" w:val="clear"/>
+        </w:rPr>
+      </w:pPr>
+      <w:r>
+        <w:rPr>
+          <w:shd w:fill="FFFFFF" w:val="clear"/>
+        </w:rPr>
+        <w:t>Conviene precisar el alcance de esta declaración. El presente Manifiesto es un documento puramente programático —la exposición de las características teóricas, metodológicas y pragmáticas del proyecto—: ni él, ni la suite computacional, ni sus algoritmos son objeto de patentes restrictivas; el Manifiesto se difunde abiertamente bajo licencia CC BY 4.0, y las salvaguardas éticas buscan regular el acceso operativo al instrumento sobre colectivos reales, no restringir la difusión del conocimiento científico.</w:t>
       </w:r>
     </w:p>
     <w:p>
@@ -19942,7 +18377,7 @@
     </w:p>
     <w:tbl>
       <w:tblPr>
-        <w:tblW w:w="8911" w:type="dxa"/>
+        <w:tblW w:w="5326" w:type="dxa"/>
         <w:jc w:val="start"/>
         <w:tblInd w:w="709" w:type="dxa"/>
         <w:shd w:fill="F8FAFC" w:val="clear"/>
@@ -19955,13 +18390,13 @@
         </w:tblCellMar>
       </w:tblPr>
       <w:tblGrid>
-        <w:gridCol w:w="8911"/>
+        <w:gridCol w:w="5326"/>
       </w:tblGrid>
       <w:tr>
         <w:trPr/>
         <w:tc>
           <w:tcPr>
-            <w:tcW w:w="8911" w:type="dxa"/>
+            <w:tcW w:w="5326" w:type="dxa"/>
             <w:tcBorders/>
             <w:shd w:fill="F8FAFC" w:val="clear"/>
             <w:vAlign w:val="center"/>
@@ -20295,7 +18730,7 @@
     </w:p>
     <w:tbl>
       <w:tblPr>
-        <w:tblW w:w="8774" w:type="dxa"/>
+        <w:tblW w:w="5326" w:type="dxa"/>
         <w:jc w:val="start"/>
         <w:tblInd w:w="709" w:type="dxa"/>
         <w:shd w:fill="F8FAFC" w:val="clear"/>
@@ -20308,13 +18743,13 @@
         </w:tblCellMar>
       </w:tblPr>
       <w:tblGrid>
-        <w:gridCol w:w="8774"/>
+        <w:gridCol w:w="5326"/>
       </w:tblGrid>
       <w:tr>
         <w:trPr/>
         <w:tc>
           <w:tcPr>
-            <w:tcW w:w="8774" w:type="dxa"/>
+            <w:tcW w:w="5326" w:type="dxa"/>
             <w:tcBorders/>
             <w:shd w:fill="F8FAFC" w:val="clear"/>
             <w:vAlign w:val="center"/>
@@ -23947,8 +22382,8 @@
   <w:abstractNum w:abstractNumId="13">
     <w:lvl w:ilvl="0">
       <w:start w:val="1"/>
-      <w:numFmt w:val="decimal"/>
-      <w:lvlText w:val="%1."/>
+      <w:numFmt w:val="bullet"/>
+      <w:lvlText w:val=""/>
       <w:lvlJc w:val="start"/>
       <w:pPr>
         <w:tabs>
@@ -23956,12 +22391,14 @@
         </w:tabs>
         <w:ind w:start="709" w:hanging="283"/>
       </w:pPr>
-      <w:rPr/>
+      <w:rPr>
+        <w:rFonts w:ascii="Symbol" w:hAnsi="Symbol" w:cs="Symbol" w:hint="default"/>
+      </w:rPr>
     </w:lvl>
     <w:lvl w:ilvl="1">
       <w:start w:val="1"/>
-      <w:numFmt w:val="decimal"/>
-      <w:lvlText w:val="%2."/>
+      <w:numFmt w:val="bullet"/>
+      <w:lvlText w:val=""/>
       <w:lvlJc w:val="start"/>
       <w:pPr>
         <w:tabs>
@@ -23969,12 +22406,14 @@
         </w:tabs>
         <w:ind w:start="1418" w:hanging="283"/>
       </w:pPr>
-      <w:rPr/>
+      <w:rPr>
+        <w:rFonts w:ascii="Symbol" w:hAnsi="Symbol" w:cs="Symbol" w:hint="default"/>
+      </w:rPr>
     </w:lvl>
     <w:lvl w:ilvl="2">
       <w:start w:val="1"/>
-      <w:numFmt w:val="decimal"/>
-      <w:lvlText w:val="%3."/>
+      <w:numFmt w:val="bullet"/>
+      <w:lvlText w:val=""/>
       <w:lvlJc w:val="start"/>
       <w:pPr>
         <w:tabs>
@@ -23982,12 +22421,14 @@
         </w:tabs>
         <w:ind w:start="2127" w:hanging="283"/>
       </w:pPr>
-      <w:rPr/>
+      <w:rPr>
+        <w:rFonts w:ascii="Symbol" w:hAnsi="Symbol" w:cs="Symbol" w:hint="default"/>
+      </w:rPr>
     </w:lvl>
     <w:lvl w:ilvl="3">
       <w:start w:val="1"/>
-      <w:numFmt w:val="decimal"/>
-      <w:lvlText w:val="%4."/>
+      <w:numFmt w:val="bullet"/>
+      <w:lvlText w:val=""/>
       <w:lvlJc w:val="start"/>
       <w:pPr>
         <w:tabs>
@@ -23995,12 +22436,14 @@
         </w:tabs>
         <w:ind w:start="2836" w:hanging="283"/>
       </w:pPr>
-      <w:rPr/>
+      <w:rPr>
+        <w:rFonts w:ascii="Symbol" w:hAnsi="Symbol" w:cs="Symbol" w:hint="default"/>
+      </w:rPr>
     </w:lvl>
     <w:lvl w:ilvl="4">
       <w:start w:val="1"/>
-      <w:numFmt w:val="decimal"/>
-      <w:lvlText w:val="%5."/>
+      <w:numFmt w:val="bullet"/>
+      <w:lvlText w:val=""/>
       <w:lvlJc w:val="start"/>
       <w:pPr>
         <w:tabs>
@@ -24008,12 +22451,14 @@
         </w:tabs>
         <w:ind w:start="3545" w:hanging="283"/>
       </w:pPr>
-      <w:rPr/>
+      <w:rPr>
+        <w:rFonts w:ascii="Symbol" w:hAnsi="Symbol" w:cs="Symbol" w:hint="default"/>
+      </w:rPr>
     </w:lvl>
     <w:lvl w:ilvl="5">
       <w:start w:val="1"/>
-      <w:numFmt w:val="decimal"/>
-      <w:lvlText w:val="%6."/>
+      <w:numFmt w:val="bullet"/>
+      <w:lvlText w:val=""/>
       <w:lvlJc w:val="start"/>
       <w:pPr>
         <w:tabs>
@@ -24021,12 +22466,14 @@
         </w:tabs>
         <w:ind w:start="4254" w:hanging="283"/>
       </w:pPr>
-      <w:rPr/>
+      <w:rPr>
+        <w:rFonts w:ascii="Symbol" w:hAnsi="Symbol" w:cs="Symbol" w:hint="default"/>
+      </w:rPr>
     </w:lvl>
     <w:lvl w:ilvl="6">
       <w:start w:val="1"/>
-      <w:numFmt w:val="decimal"/>
-      <w:lvlText w:val="%7."/>
+      <w:numFmt w:val="bullet"/>
+      <w:lvlText w:val=""/>
       <w:lvlJc w:val="start"/>
       <w:pPr>
         <w:tabs>
@@ -24034,12 +22481,14 @@
         </w:tabs>
         <w:ind w:start="4963" w:hanging="283"/>
       </w:pPr>
-      <w:rPr/>
+      <w:rPr>
+        <w:rFonts w:ascii="Symbol" w:hAnsi="Symbol" w:cs="Symbol" w:hint="default"/>
+      </w:rPr>
     </w:lvl>
     <w:lvl w:ilvl="7">
       <w:start w:val="1"/>
-      <w:numFmt w:val="decimal"/>
-      <w:lvlText w:val="%8."/>
+      <w:numFmt w:val="bullet"/>
+      <w:lvlText w:val=""/>
       <w:lvlJc w:val="start"/>
       <w:pPr>
         <w:tabs>
@@ -24047,12 +22496,14 @@
         </w:tabs>
         <w:ind w:start="5672" w:hanging="283"/>
       </w:pPr>
-      <w:rPr/>
+      <w:rPr>
+        <w:rFonts w:ascii="Symbol" w:hAnsi="Symbol" w:cs="Symbol" w:hint="default"/>
+      </w:rPr>
     </w:lvl>
     <w:lvl w:ilvl="8">
       <w:start w:val="1"/>
-      <w:numFmt w:val="decimal"/>
-      <w:lvlText w:val="%9."/>
+      <w:numFmt w:val="bullet"/>
+      <w:lvlText w:val=""/>
       <w:lvlJc w:val="start"/>
       <w:pPr>
         <w:tabs>
@@ -24060,7 +22511,9 @@
         </w:tabs>
         <w:ind w:start="6381" w:hanging="283"/>
       </w:pPr>
-      <w:rPr/>
+      <w:rPr>
+        <w:rFonts w:ascii="Symbol" w:hAnsi="Symbol" w:cs="Symbol" w:hint="default"/>
+      </w:rPr>
     </w:lvl>
   </w:abstractNum>
   <w:abstractNum w:abstractNumId="14">

--- a/assets/MANIFIESTO_CIENTIFICO_NEXORD_ZENODO_2026.docx
+++ b/assets/MANIFIESTO_CIENTIFICO_NEXORD_ZENODO_2026.docx
@@ -9285,7 +9285,7 @@
         </w:rPr>
         <w:drawing>
           <wp:inline distT="0" distB="0" distL="0" distR="0">
-            <wp:extent cx="720090" cy="29718000"/>
+            <wp:extent cx="720090" cy="34004250"/>
             <wp:effectExtent l="0" t="0" r="0" b="0"/>
             <wp:docPr id="3" name="Imagen3" title="Figura 3: Arquitectura del Espacio Relacional 18D y los 3 Prismas Duales"/>
             <wp:cNvGraphicFramePr>
@@ -9309,7 +9309,7 @@
                   <pic:spPr bwMode="auto">
                     <a:xfrm>
                       <a:off x="0" y="0"/>
-                      <a:ext cx="720090" cy="29718000"/>
+                      <a:ext cx="720090" cy="34004250"/>
                     </a:xfrm>
                     <a:prstGeom prst="rect">
                       <a:avLst/>
